--- a/to do list.docx
+++ b/to do list.docx
@@ -1,6 +1,6 @@
 
 <file path=word/document.xml><?xml version="1.0" encoding="utf-8"?>
-<w:document xmlns:wpc="http://schemas.microsoft.com/office/word/2010/wordprocessingCanvas" xmlns:cx="http://schemas.microsoft.com/office/drawing/2014/chartex" xmlns:cx1="http://schemas.microsoft.com/office/drawing/2015/9/8/chartex" xmlns:cx2="http://schemas.microsoft.com/office/drawing/2015/10/21/chartex" xmlns:cx3="http://schemas.microsoft.com/office/drawing/2016/5/9/chartex" xmlns:cx4="http://schemas.microsoft.com/office/drawing/2016/5/10/chartex" xmlns:cx5="http://schemas.microsoft.com/office/drawing/2016/5/11/chartex" xmlns:cx6="http://schemas.microsoft.com/office/drawing/2016/5/12/chartex" xmlns:cx7="http://schemas.microsoft.com/office/drawing/2016/5/13/chartex" xmlns:cx8="http://schemas.microsoft.com/office/drawing/2016/5/14/chartex" xmlns:mc="http://schemas.openxmlformats.org/markup-compatibility/2006" xmlns:aink="http://schemas.microsoft.com/office/drawing/2016/ink" xmlns:am3d="http://schemas.microsoft.com/office/drawing/2017/model3d" xmlns:o="urn:schemas-microsoft-com:office:office" xmlns:oel="http://schemas.microsoft.com/office/2019/extlst" xmlns:r="http://schemas.openxmlformats.org/officeDocument/2006/relationships" xmlns:m="http://schemas.openxmlformats.org/officeDocument/2006/math" xmlns:v="urn:schemas-microsoft-com:vml" xmlns:wp14="http://schemas.microsoft.com/office/word/2010/wordprocessingDrawing" xmlns:wp="http://schemas.openxmlformats.org/drawingml/2006/wordprocessingDrawing" xmlns:w10="urn:schemas-microsoft-com:office:word" xmlns:w="http://schemas.openxmlformats.org/wordprocessingml/2006/main" xmlns:w14="http://schemas.microsoft.com/office/word/2010/wordml" xmlns:w15="http://schemas.microsoft.com/office/word/2012/wordml" xmlns:w16cex="http://schemas.microsoft.com/office/word/2018/wordml/cex" xmlns:w16cid="http://schemas.microsoft.com/office/word/2016/wordml/cid" xmlns:w16="http://schemas.microsoft.com/office/word/2018/wordml" xmlns:w16du="http://schemas.microsoft.com/office/word/2023/wordml/word16du" xmlns:w16sdtdh="http://schemas.microsoft.com/office/word/2020/wordml/sdtdatahash" xmlns:w16sdtfl="http://schemas.microsoft.com/office/word/2024/wordml/sdtformatlock" xmlns:w16se="http://schemas.microsoft.com/office/word/2015/wordml/symex" xmlns:wpg="http://schemas.microsoft.com/office/word/2010/wordprocessingGroup" xmlns:wpi="http://schemas.microsoft.com/office/word/2010/wordprocessingInk" xmlns:wne="http://schemas.microsoft.com/office/word/2006/wordml" xmlns:wps="http://schemas.microsoft.com/office/word/2010/wordprocessingShape" mc:Ignorable="w14 w15 w16se w16cid w16 w16cex w16sdtdh w16sdtfl w16du wp14">
+<w:document xmlns:wpc="http://schemas.microsoft.com/office/word/2010/wordprocessingCanvas" xmlns:cx="http://schemas.microsoft.com/office/drawing/2014/chartex" xmlns:cx1="http://schemas.microsoft.com/office/drawing/2015/9/8/chartex" xmlns:cx2="http://schemas.microsoft.com/office/drawing/2015/10/21/chartex" xmlns:cx3="http://schemas.microsoft.com/office/drawing/2016/5/9/chartex" xmlns:cx4="http://schemas.microsoft.com/office/drawing/2016/5/10/chartex" xmlns:cx5="http://schemas.microsoft.com/office/drawing/2016/5/11/chartex" xmlns:cx6="http://schemas.microsoft.com/office/drawing/2016/5/12/chartex" xmlns:cx7="http://schemas.microsoft.com/office/drawing/2016/5/13/chartex" xmlns:cx8="http://schemas.microsoft.com/office/drawing/2016/5/14/chartex" xmlns:mc="http://schemas.openxmlformats.org/markup-compatibility/2006" xmlns:aink="http://schemas.microsoft.com/office/drawing/2016/ink" xmlns:am3d="http://schemas.microsoft.com/office/drawing/2017/model3d" xmlns:o="urn:schemas-microsoft-com:office:office" xmlns:r="http://schemas.openxmlformats.org/officeDocument/2006/relationships" xmlns:m="http://schemas.openxmlformats.org/officeDocument/2006/math" xmlns:v="urn:schemas-microsoft-com:vml" xmlns:wp14="http://schemas.microsoft.com/office/word/2010/wordprocessingDrawing" xmlns:wp="http://schemas.openxmlformats.org/drawingml/2006/wordprocessingDrawing" xmlns:w10="urn:schemas-microsoft-com:office:word" xmlns:w="http://schemas.openxmlformats.org/wordprocessingml/2006/main" xmlns:w14="http://schemas.microsoft.com/office/word/2010/wordml" xmlns:w15="http://schemas.microsoft.com/office/word/2012/wordml" xmlns:w16cex="http://schemas.microsoft.com/office/word/2018/wordml/cex" xmlns:w16cid="http://schemas.microsoft.com/office/word/2016/wordml/cid" xmlns:w16="http://schemas.microsoft.com/office/word/2018/wordml" xmlns:w16sdtdh="http://schemas.microsoft.com/office/word/2020/wordml/sdtdatahash" xmlns:w16se="http://schemas.microsoft.com/office/word/2015/wordml/symex" xmlns:wpg="http://schemas.microsoft.com/office/word/2010/wordprocessingGroup" xmlns:wpi="http://schemas.microsoft.com/office/word/2010/wordprocessingInk" xmlns:wne="http://schemas.microsoft.com/office/word/2006/wordml" xmlns:wps="http://schemas.microsoft.com/office/word/2010/wordprocessingShape" mc:Ignorable="w14 w15 w16se w16cid w16 w16cex w16sdtdh wp14">
   <w:body>
     <w:p>
       <w:pPr>
@@ -51,15 +51,121 @@
         </w:rPr>
         <w:t xml:space="preserve"> </w:t>
       </w:r>
+      <w:r>
+        <w:rPr>
+          <w:rFonts w:asciiTheme="majorHAnsi" w:eastAsia="Times New Roman" w:hAnsiTheme="majorHAnsi" w:cstheme="majorHAnsi"/>
+          <w:b/>
+          <w:bCs/>
+          <w:strike/>
+          <w:color w:val="FF0000"/>
+          <w:sz w:val="24"/>
+          <w:szCs w:val="24"/>
+          <w:highlight w:val="yellow"/>
+          <w:lang w:val="en-GB" w:eastAsia="de-DE"/>
+        </w:rPr>
+        <w:t>PROBLEM!!</w:t>
+      </w:r>
     </w:p>
     <w:p>
       <w:pPr>
         <w:rPr>
           <w:rFonts w:asciiTheme="majorHAnsi" w:hAnsiTheme="majorHAnsi" w:cstheme="majorHAnsi"/>
-          <w:sz w:val="24"/>
-          <w:szCs w:val="24"/>
-        </w:rPr>
-      </w:pPr>
+          <w:sz w:val="16"/>
+          <w:szCs w:val="16"/>
+          <w:lang w:val="en-GB"/>
+        </w:rPr>
+      </w:pPr>
+      <w:r>
+        <w:rPr>
+          <w:rFonts w:asciiTheme="majorHAnsi" w:hAnsiTheme="majorHAnsi" w:cstheme="majorHAnsi"/>
+          <w:sz w:val="16"/>
+          <w:szCs w:val="16"/>
+          <w:lang w:val="en-GB"/>
+        </w:rPr>
+        <w:t xml:space="preserve">*PIECHART DOCUMENTATION MASTR DATA GÜNCELLE: </w:t>
+      </w:r>
+      <w:proofErr w:type="spellStart"/>
+      <w:r>
+        <w:rPr>
+          <w:rFonts w:asciiTheme="majorHAnsi" w:hAnsiTheme="majorHAnsi" w:cstheme="majorHAnsi"/>
+          <w:sz w:val="16"/>
+          <w:szCs w:val="16"/>
+          <w:lang w:val="en-GB"/>
+        </w:rPr>
+        <w:t>Ramy</w:t>
+      </w:r>
+      <w:proofErr w:type="spellEnd"/>
+      <w:r>
+        <w:rPr>
+          <w:rFonts w:asciiTheme="majorHAnsi" w:hAnsiTheme="majorHAnsi" w:cstheme="majorHAnsi"/>
+          <w:sz w:val="16"/>
+          <w:szCs w:val="16"/>
+          <w:lang w:val="en-GB"/>
+        </w:rPr>
+        <w:t xml:space="preserve"> </w:t>
+      </w:r>
+      <w:proofErr w:type="spellStart"/>
+      <w:r>
+        <w:rPr>
+          <w:rFonts w:asciiTheme="majorHAnsi" w:hAnsiTheme="majorHAnsi" w:cstheme="majorHAnsi"/>
+          <w:sz w:val="16"/>
+          <w:szCs w:val="16"/>
+          <w:lang w:val="en-GB"/>
+        </w:rPr>
+        <w:t>icin</w:t>
+      </w:r>
+      <w:proofErr w:type="spellEnd"/>
+      <w:r>
+        <w:rPr>
+          <w:rFonts w:asciiTheme="majorHAnsi" w:hAnsiTheme="majorHAnsi" w:cstheme="majorHAnsi"/>
+          <w:sz w:val="16"/>
+          <w:szCs w:val="16"/>
+          <w:lang w:val="en-GB"/>
+        </w:rPr>
+        <w:t xml:space="preserve"> </w:t>
+      </w:r>
+      <w:proofErr w:type="spellStart"/>
+      <w:r>
+        <w:rPr>
+          <w:rFonts w:asciiTheme="majorHAnsi" w:hAnsiTheme="majorHAnsi" w:cstheme="majorHAnsi"/>
+          <w:sz w:val="16"/>
+          <w:szCs w:val="16"/>
+          <w:lang w:val="en-GB"/>
+        </w:rPr>
+        <w:t>lazim</w:t>
+      </w:r>
+      <w:proofErr w:type="spellEnd"/>
+      <w:r>
+        <w:rPr>
+          <w:rFonts w:asciiTheme="majorHAnsi" w:hAnsiTheme="majorHAnsi" w:cstheme="majorHAnsi"/>
+          <w:sz w:val="16"/>
+          <w:szCs w:val="16"/>
+          <w:lang w:val="en-GB"/>
+        </w:rPr>
+        <w:t>.</w:t>
+      </w:r>
+      <w:r>
+        <w:rPr>
+          <w:rFonts w:asciiTheme="majorHAnsi" w:hAnsiTheme="majorHAnsi" w:cstheme="majorHAnsi"/>
+          <w:sz w:val="16"/>
+          <w:szCs w:val="16"/>
+          <w:lang w:val="en-GB"/>
+        </w:rPr>
+        <w:t xml:space="preserve"> </w:t>
+      </w:r>
+      <w:r>
+        <w:rPr>
+          <w:rFonts w:asciiTheme="majorHAnsi" w:hAnsiTheme="majorHAnsi" w:cstheme="majorHAnsi"/>
+          <w:b/>
+          <w:bCs/>
+          <w:color w:val="FF0000"/>
+          <w:sz w:val="14"/>
+          <w:szCs w:val="14"/>
+          <w:u w:val="single"/>
+          <w:lang w:val="en-GB"/>
+        </w:rPr>
+        <w:t>DONE</w:t>
+      </w:r>
     </w:p>
     <w:p>
       <w:pPr>
@@ -70,16 +176,16 @@
         </w:numPr>
         <w:rPr>
           <w:rFonts w:asciiTheme="majorHAnsi" w:eastAsia="Times New Roman" w:hAnsiTheme="majorHAnsi" w:cstheme="majorHAnsi"/>
-          <w:sz w:val="24"/>
-          <w:szCs w:val="24"/>
+          <w:sz w:val="16"/>
+          <w:szCs w:val="16"/>
           <w:lang w:val="en-GB" w:eastAsia="de-DE"/>
         </w:rPr>
       </w:pPr>
       <w:r>
         <w:rPr>
           <w:rFonts w:asciiTheme="majorHAnsi" w:hAnsiTheme="majorHAnsi" w:cstheme="majorHAnsi"/>
-          <w:sz w:val="24"/>
-          <w:szCs w:val="24"/>
+          <w:sz w:val="16"/>
+          <w:szCs w:val="16"/>
           <w:lang w:val="en-GB"/>
         </w:rPr>
         <w:t xml:space="preserve">Germany </w:t>
@@ -88,8 +194,8 @@
       <w:r>
         <w:rPr>
           <w:rFonts w:asciiTheme="majorHAnsi" w:hAnsiTheme="majorHAnsi" w:cstheme="majorHAnsi"/>
-          <w:sz w:val="24"/>
-          <w:szCs w:val="24"/>
+          <w:sz w:val="16"/>
+          <w:szCs w:val="16"/>
           <w:lang w:val="en-GB"/>
         </w:rPr>
         <w:t>map :</w:t>
@@ -98,8 +204,8 @@
       <w:r>
         <w:rPr>
           <w:rFonts w:asciiTheme="majorHAnsi" w:hAnsiTheme="majorHAnsi" w:cstheme="majorHAnsi"/>
-          <w:sz w:val="24"/>
-          <w:szCs w:val="24"/>
+          <w:sz w:val="16"/>
+          <w:szCs w:val="16"/>
           <w:lang w:val="en-GB"/>
         </w:rPr>
         <w:t xml:space="preserve"> </w:t>
@@ -107,8 +213,8 @@
       <w:r>
         <w:rPr>
           <w:rFonts w:asciiTheme="majorHAnsi" w:hAnsiTheme="majorHAnsi" w:cstheme="majorHAnsi"/>
-          <w:sz w:val="24"/>
-          <w:szCs w:val="24"/>
+          <w:sz w:val="16"/>
+          <w:szCs w:val="16"/>
           <w:lang w:val="en-GB"/>
         </w:rPr>
         <w:t xml:space="preserve">(power </w:t>
@@ -117,8 +223,8 @@
       <w:r>
         <w:rPr>
           <w:rFonts w:asciiTheme="majorHAnsi" w:hAnsiTheme="majorHAnsi" w:cstheme="majorHAnsi"/>
-          <w:sz w:val="24"/>
-          <w:szCs w:val="24"/>
+          <w:sz w:val="16"/>
+          <w:szCs w:val="16"/>
           <w:lang w:val="en-GB"/>
         </w:rPr>
         <w:t>icin</w:t>
@@ -127,8 +233,8 @@
       <w:r>
         <w:rPr>
           <w:rFonts w:asciiTheme="majorHAnsi" w:hAnsiTheme="majorHAnsi" w:cstheme="majorHAnsi"/>
-          <w:sz w:val="24"/>
-          <w:szCs w:val="24"/>
+          <w:sz w:val="16"/>
+          <w:szCs w:val="16"/>
           <w:lang w:val="en-GB"/>
         </w:rPr>
         <w:t xml:space="preserve"> GW kulan)</w:t>
@@ -143,16 +249,16 @@
         </w:numPr>
         <w:rPr>
           <w:rFonts w:asciiTheme="majorHAnsi" w:eastAsia="Times New Roman" w:hAnsiTheme="majorHAnsi" w:cstheme="majorHAnsi"/>
-          <w:sz w:val="24"/>
-          <w:szCs w:val="24"/>
+          <w:sz w:val="16"/>
+          <w:szCs w:val="16"/>
           <w:lang w:val="en-GB" w:eastAsia="de-DE"/>
         </w:rPr>
       </w:pPr>
       <w:r>
         <w:rPr>
           <w:rFonts w:asciiTheme="majorHAnsi" w:hAnsiTheme="majorHAnsi" w:cstheme="majorHAnsi"/>
-          <w:sz w:val="24"/>
-          <w:szCs w:val="24"/>
+          <w:sz w:val="16"/>
+          <w:szCs w:val="16"/>
           <w:lang w:val="en-GB"/>
         </w:rPr>
         <w:t>S</w:t>
@@ -160,8 +266,8 @@
       <w:r>
         <w:rPr>
           <w:rFonts w:asciiTheme="majorHAnsi" w:hAnsiTheme="majorHAnsi" w:cstheme="majorHAnsi"/>
-          <w:sz w:val="24"/>
-          <w:szCs w:val="24"/>
+          <w:sz w:val="16"/>
+          <w:szCs w:val="16"/>
           <w:lang w:val="en-GB"/>
         </w:rPr>
         <w:t>tate</w:t>
@@ -169,8 +275,8 @@
       <w:r>
         <w:rPr>
           <w:rFonts w:asciiTheme="majorHAnsi" w:hAnsiTheme="majorHAnsi" w:cstheme="majorHAnsi"/>
-          <w:sz w:val="24"/>
-          <w:szCs w:val="24"/>
+          <w:sz w:val="16"/>
+          <w:szCs w:val="16"/>
           <w:lang w:val="en-GB"/>
         </w:rPr>
         <w:t xml:space="preserve"> </w:t>
@@ -181,8 +287,8 @@
           <w:b/>
           <w:bCs/>
           <w:color w:val="FF0000"/>
-          <w:sz w:val="24"/>
-          <w:szCs w:val="24"/>
+          <w:sz w:val="16"/>
+          <w:szCs w:val="16"/>
           <w:u w:val="single"/>
           <w:lang w:val="en-GB"/>
         </w:rPr>
@@ -198,33 +304,35 @@
         </w:numPr>
         <w:rPr>
           <w:rFonts w:asciiTheme="majorHAnsi" w:eastAsia="Times New Roman" w:hAnsiTheme="majorHAnsi" w:cstheme="majorHAnsi"/>
-          <w:sz w:val="24"/>
-          <w:szCs w:val="24"/>
+          <w:sz w:val="16"/>
+          <w:szCs w:val="16"/>
           <w:lang w:val="en-GB" w:eastAsia="de-DE"/>
         </w:rPr>
       </w:pPr>
       <w:r>
         <w:rPr>
           <w:rFonts w:asciiTheme="majorHAnsi" w:hAnsiTheme="majorHAnsi" w:cstheme="majorHAnsi"/>
-          <w:sz w:val="24"/>
-          <w:szCs w:val="24"/>
+          <w:sz w:val="16"/>
+          <w:szCs w:val="16"/>
           <w:lang w:val="en-GB"/>
         </w:rPr>
         <w:t xml:space="preserve">gif </w:t>
       </w:r>
+      <w:bookmarkStart w:id="0" w:name="_Hlk223011174"/>
       <w:r>
         <w:rPr>
           <w:rFonts w:asciiTheme="majorHAnsi" w:hAnsiTheme="majorHAnsi" w:cstheme="majorHAnsi"/>
           <w:b/>
           <w:bCs/>
           <w:color w:val="FF0000"/>
-          <w:sz w:val="24"/>
-          <w:szCs w:val="24"/>
+          <w:sz w:val="16"/>
+          <w:szCs w:val="16"/>
           <w:u w:val="single"/>
           <w:lang w:val="en-GB"/>
         </w:rPr>
         <w:t>DONE</w:t>
       </w:r>
+      <w:bookmarkEnd w:id="0"/>
     </w:p>
     <w:p>
       <w:pPr>
@@ -235,8 +343,8 @@
         </w:numPr>
         <w:rPr>
           <w:rFonts w:asciiTheme="majorHAnsi" w:eastAsia="Times New Roman" w:hAnsiTheme="majorHAnsi" w:cstheme="majorHAnsi"/>
-          <w:sz w:val="24"/>
-          <w:szCs w:val="24"/>
+          <w:sz w:val="16"/>
+          <w:szCs w:val="16"/>
           <w:lang w:eastAsia="de-DE"/>
         </w:rPr>
       </w:pPr>
@@ -244,8 +352,8 @@
       <w:r>
         <w:rPr>
           <w:rFonts w:asciiTheme="majorHAnsi" w:hAnsiTheme="majorHAnsi" w:cstheme="majorHAnsi"/>
-          <w:sz w:val="24"/>
-          <w:szCs w:val="24"/>
+          <w:sz w:val="16"/>
+          <w:szCs w:val="16"/>
         </w:rPr>
         <w:t>statewise</w:t>
       </w:r>
@@ -253,8 +361,8 @@
       <w:r>
         <w:rPr>
           <w:rFonts w:asciiTheme="majorHAnsi" w:hAnsiTheme="majorHAnsi" w:cstheme="majorHAnsi"/>
-          <w:sz w:val="24"/>
-          <w:szCs w:val="24"/>
+          <w:sz w:val="16"/>
+          <w:szCs w:val="16"/>
         </w:rPr>
         <w:t xml:space="preserve"> </w:t>
       </w:r>
@@ -262,8 +370,8 @@
       <w:r>
         <w:rPr>
           <w:rFonts w:asciiTheme="majorHAnsi" w:hAnsiTheme="majorHAnsi" w:cstheme="majorHAnsi"/>
-          <w:sz w:val="24"/>
-          <w:szCs w:val="24"/>
+          <w:sz w:val="16"/>
+          <w:szCs w:val="16"/>
         </w:rPr>
         <w:t>landkreis</w:t>
       </w:r>
@@ -271,8 +379,8 @@
       <w:r>
         <w:rPr>
           <w:rFonts w:asciiTheme="majorHAnsi" w:hAnsiTheme="majorHAnsi" w:cstheme="majorHAnsi"/>
-          <w:sz w:val="24"/>
-          <w:szCs w:val="24"/>
+          <w:sz w:val="16"/>
+          <w:szCs w:val="16"/>
         </w:rPr>
         <w:t xml:space="preserve"> </w:t>
       </w:r>
@@ -282,8 +390,8 @@
           <w:b/>
           <w:bCs/>
           <w:color w:val="FF0000"/>
-          <w:sz w:val="24"/>
-          <w:szCs w:val="24"/>
+          <w:sz w:val="16"/>
+          <w:szCs w:val="16"/>
           <w:u w:val="single"/>
           <w:lang w:val="en-GB"/>
         </w:rPr>
@@ -299,8 +407,8 @@
         </w:numPr>
         <w:rPr>
           <w:rFonts w:asciiTheme="majorHAnsi" w:eastAsia="Times New Roman" w:hAnsiTheme="majorHAnsi" w:cstheme="majorHAnsi"/>
-          <w:sz w:val="24"/>
-          <w:szCs w:val="24"/>
+          <w:sz w:val="16"/>
+          <w:szCs w:val="16"/>
           <w:lang w:eastAsia="de-DE"/>
         </w:rPr>
       </w:pPr>
@@ -308,8 +416,8 @@
       <w:r>
         <w:rPr>
           <w:rFonts w:asciiTheme="majorHAnsi" w:hAnsiTheme="majorHAnsi" w:cstheme="majorHAnsi"/>
-          <w:sz w:val="24"/>
-          <w:szCs w:val="24"/>
+          <w:sz w:val="16"/>
+          <w:szCs w:val="16"/>
         </w:rPr>
         <w:t>gif</w:t>
       </w:r>
@@ -317,8 +425,8 @@
       <w:r>
         <w:rPr>
           <w:rFonts w:asciiTheme="majorHAnsi" w:hAnsiTheme="majorHAnsi" w:cstheme="majorHAnsi"/>
-          <w:sz w:val="24"/>
-          <w:szCs w:val="24"/>
+          <w:sz w:val="16"/>
+          <w:szCs w:val="16"/>
         </w:rPr>
         <w:t xml:space="preserve"> </w:t>
       </w:r>
@@ -328,8 +436,8 @@
           <w:b/>
           <w:bCs/>
           <w:color w:val="FF0000"/>
-          <w:sz w:val="24"/>
-          <w:szCs w:val="24"/>
+          <w:sz w:val="16"/>
+          <w:szCs w:val="16"/>
           <w:u w:val="single"/>
           <w:lang w:val="en-GB"/>
         </w:rPr>
@@ -345,8 +453,8 @@
         </w:numPr>
         <w:rPr>
           <w:rFonts w:asciiTheme="majorHAnsi" w:eastAsia="Times New Roman" w:hAnsiTheme="majorHAnsi" w:cstheme="majorHAnsi"/>
-          <w:sz w:val="24"/>
-          <w:szCs w:val="24"/>
+          <w:sz w:val="16"/>
+          <w:szCs w:val="16"/>
           <w:lang w:eastAsia="de-DE"/>
         </w:rPr>
       </w:pPr>
@@ -354,8 +462,8 @@
       <w:r>
         <w:rPr>
           <w:rFonts w:asciiTheme="majorHAnsi" w:hAnsiTheme="majorHAnsi" w:cstheme="majorHAnsi"/>
-          <w:sz w:val="24"/>
-          <w:szCs w:val="24"/>
+          <w:sz w:val="16"/>
+          <w:szCs w:val="16"/>
         </w:rPr>
         <w:t>nationwide</w:t>
       </w:r>
@@ -363,8 +471,8 @@
       <w:r>
         <w:rPr>
           <w:rFonts w:asciiTheme="majorHAnsi" w:hAnsiTheme="majorHAnsi" w:cstheme="majorHAnsi"/>
-          <w:sz w:val="24"/>
-          <w:szCs w:val="24"/>
+          <w:sz w:val="16"/>
+          <w:szCs w:val="16"/>
         </w:rPr>
         <w:t xml:space="preserve"> </w:t>
       </w:r>
@@ -372,8 +480,8 @@
       <w:r>
         <w:rPr>
           <w:rFonts w:asciiTheme="majorHAnsi" w:hAnsiTheme="majorHAnsi" w:cstheme="majorHAnsi"/>
-          <w:sz w:val="24"/>
-          <w:szCs w:val="24"/>
+          <w:sz w:val="16"/>
+          <w:szCs w:val="16"/>
         </w:rPr>
         <w:t>landkreis</w:t>
       </w:r>
@@ -381,8 +489,8 @@
       <w:r>
         <w:rPr>
           <w:rFonts w:asciiTheme="majorHAnsi" w:hAnsiTheme="majorHAnsi" w:cstheme="majorHAnsi"/>
-          <w:sz w:val="24"/>
-          <w:szCs w:val="24"/>
+          <w:sz w:val="16"/>
+          <w:szCs w:val="16"/>
         </w:rPr>
         <w:t xml:space="preserve"> </w:t>
       </w:r>
@@ -392,8 +500,8 @@
           <w:b/>
           <w:bCs/>
           <w:color w:val="FF0000"/>
-          <w:sz w:val="24"/>
-          <w:szCs w:val="24"/>
+          <w:sz w:val="16"/>
+          <w:szCs w:val="16"/>
           <w:u w:val="single"/>
           <w:lang w:val="en-GB"/>
         </w:rPr>
@@ -409,8 +517,8 @@
         </w:numPr>
         <w:rPr>
           <w:rFonts w:asciiTheme="majorHAnsi" w:eastAsia="Times New Roman" w:hAnsiTheme="majorHAnsi" w:cstheme="majorHAnsi"/>
-          <w:sz w:val="24"/>
-          <w:szCs w:val="24"/>
+          <w:sz w:val="16"/>
+          <w:szCs w:val="16"/>
           <w:lang w:eastAsia="de-DE"/>
         </w:rPr>
       </w:pPr>
@@ -418,8 +526,8 @@
       <w:r>
         <w:rPr>
           <w:rFonts w:asciiTheme="majorHAnsi" w:hAnsiTheme="majorHAnsi" w:cstheme="majorHAnsi"/>
-          <w:sz w:val="24"/>
-          <w:szCs w:val="24"/>
+          <w:sz w:val="16"/>
+          <w:szCs w:val="16"/>
         </w:rPr>
         <w:t>gif</w:t>
       </w:r>
@@ -427,8 +535,8 @@
       <w:r>
         <w:rPr>
           <w:rFonts w:asciiTheme="majorHAnsi" w:hAnsiTheme="majorHAnsi" w:cstheme="majorHAnsi"/>
-          <w:sz w:val="24"/>
-          <w:szCs w:val="24"/>
+          <w:sz w:val="16"/>
+          <w:szCs w:val="16"/>
         </w:rPr>
         <w:t xml:space="preserve"> </w:t>
       </w:r>
@@ -438,257 +546,13 @@
           <w:b/>
           <w:bCs/>
           <w:color w:val="FF0000"/>
-          <w:sz w:val="24"/>
-          <w:szCs w:val="24"/>
+          <w:sz w:val="16"/>
+          <w:szCs w:val="16"/>
           <w:u w:val="single"/>
           <w:lang w:val="en-GB"/>
         </w:rPr>
         <w:t>DONE</w:t>
       </w:r>
-    </w:p>
-    <w:p>
-      <w:pPr>
-        <w:rPr>
-          <w:rFonts w:asciiTheme="majorHAnsi" w:eastAsia="Times New Roman" w:hAnsiTheme="majorHAnsi" w:cstheme="majorHAnsi"/>
-          <w:sz w:val="24"/>
-          <w:szCs w:val="24"/>
-          <w:lang w:eastAsia="de-DE"/>
-        </w:rPr>
-      </w:pPr>
-      <w:r>
-        <w:rPr>
-          <w:rFonts w:asciiTheme="majorHAnsi" w:hAnsiTheme="majorHAnsi" w:cstheme="majorHAnsi"/>
-          <w:sz w:val="24"/>
-          <w:szCs w:val="24"/>
-        </w:rPr>
-        <w:t xml:space="preserve">Thüringen </w:t>
-      </w:r>
-      <w:proofErr w:type="spellStart"/>
-      <w:r>
-        <w:rPr>
-          <w:rFonts w:asciiTheme="majorHAnsi" w:hAnsiTheme="majorHAnsi" w:cstheme="majorHAnsi"/>
-          <w:sz w:val="24"/>
-          <w:szCs w:val="24"/>
-        </w:rPr>
-        <w:t>column</w:t>
-      </w:r>
-      <w:proofErr w:type="spellEnd"/>
-      <w:r>
-        <w:rPr>
-          <w:rFonts w:asciiTheme="majorHAnsi" w:hAnsiTheme="majorHAnsi" w:cstheme="majorHAnsi"/>
-          <w:sz w:val="24"/>
-          <w:szCs w:val="24"/>
-        </w:rPr>
-        <w:t xml:space="preserve"> </w:t>
-      </w:r>
-      <w:proofErr w:type="spellStart"/>
-      <w:r>
-        <w:rPr>
-          <w:rFonts w:asciiTheme="majorHAnsi" w:hAnsiTheme="majorHAnsi" w:cstheme="majorHAnsi"/>
-          <w:sz w:val="24"/>
-          <w:szCs w:val="24"/>
-        </w:rPr>
-        <w:t>chart</w:t>
-      </w:r>
-      <w:proofErr w:type="spellEnd"/>
-      <w:r>
-        <w:rPr>
-          <w:rFonts w:asciiTheme="majorHAnsi" w:hAnsiTheme="majorHAnsi" w:cstheme="majorHAnsi"/>
-          <w:sz w:val="24"/>
-          <w:szCs w:val="24"/>
-        </w:rPr>
-        <w:t xml:space="preserve"> </w:t>
-      </w:r>
-      <w:proofErr w:type="spellStart"/>
-      <w:r>
-        <w:rPr>
-          <w:rFonts w:asciiTheme="majorHAnsi" w:hAnsiTheme="majorHAnsi" w:cstheme="majorHAnsi"/>
-          <w:sz w:val="24"/>
-          <w:szCs w:val="24"/>
-        </w:rPr>
-        <w:t>icin</w:t>
-      </w:r>
-      <w:proofErr w:type="spellEnd"/>
-      <w:r>
-        <w:rPr>
-          <w:rFonts w:asciiTheme="majorHAnsi" w:hAnsiTheme="majorHAnsi" w:cstheme="majorHAnsi"/>
-          <w:sz w:val="24"/>
-          <w:szCs w:val="24"/>
-        </w:rPr>
-        <w:t xml:space="preserve"> 23 </w:t>
-      </w:r>
-      <w:proofErr w:type="spellStart"/>
-      <w:r>
-        <w:rPr>
-          <w:rFonts w:asciiTheme="majorHAnsi" w:hAnsiTheme="majorHAnsi" w:cstheme="majorHAnsi"/>
-          <w:sz w:val="24"/>
-          <w:szCs w:val="24"/>
-        </w:rPr>
-        <w:t>tane</w:t>
-      </w:r>
-      <w:proofErr w:type="spellEnd"/>
-      <w:r>
-        <w:rPr>
-          <w:rFonts w:asciiTheme="majorHAnsi" w:hAnsiTheme="majorHAnsi" w:cstheme="majorHAnsi"/>
-          <w:sz w:val="24"/>
-          <w:szCs w:val="24"/>
-        </w:rPr>
-        <w:t xml:space="preserve"> </w:t>
-      </w:r>
-      <w:proofErr w:type="spellStart"/>
-      <w:r>
-        <w:rPr>
-          <w:rFonts w:asciiTheme="majorHAnsi" w:hAnsiTheme="majorHAnsi" w:cstheme="majorHAnsi"/>
-          <w:sz w:val="24"/>
-          <w:szCs w:val="24"/>
-        </w:rPr>
-        <w:t>column</w:t>
-      </w:r>
-      <w:proofErr w:type="spellEnd"/>
-      <w:r>
-        <w:rPr>
-          <w:rFonts w:asciiTheme="majorHAnsi" w:hAnsiTheme="majorHAnsi" w:cstheme="majorHAnsi"/>
-          <w:sz w:val="24"/>
-          <w:szCs w:val="24"/>
-        </w:rPr>
-        <w:t xml:space="preserve"> in </w:t>
-      </w:r>
-      <w:proofErr w:type="spellStart"/>
-      <w:r>
-        <w:rPr>
-          <w:rFonts w:asciiTheme="majorHAnsi" w:hAnsiTheme="majorHAnsi" w:cstheme="majorHAnsi"/>
-          <w:sz w:val="24"/>
-          <w:szCs w:val="24"/>
-        </w:rPr>
-        <w:t>hangi</w:t>
-      </w:r>
-      <w:proofErr w:type="spellEnd"/>
-      <w:r>
-        <w:rPr>
-          <w:rFonts w:asciiTheme="majorHAnsi" w:hAnsiTheme="majorHAnsi" w:cstheme="majorHAnsi"/>
-          <w:sz w:val="24"/>
-          <w:szCs w:val="24"/>
-        </w:rPr>
-        <w:t xml:space="preserve"> </w:t>
-      </w:r>
-      <w:proofErr w:type="spellStart"/>
-      <w:r>
-        <w:rPr>
-          <w:rFonts w:asciiTheme="majorHAnsi" w:hAnsiTheme="majorHAnsi" w:cstheme="majorHAnsi"/>
-          <w:sz w:val="24"/>
-          <w:szCs w:val="24"/>
-        </w:rPr>
-        <w:t>landkreis</w:t>
-      </w:r>
-      <w:proofErr w:type="spellEnd"/>
-      <w:r>
-        <w:rPr>
-          <w:rFonts w:asciiTheme="majorHAnsi" w:hAnsiTheme="majorHAnsi" w:cstheme="majorHAnsi"/>
-          <w:sz w:val="24"/>
-          <w:szCs w:val="24"/>
-        </w:rPr>
-        <w:t xml:space="preserve"> a </w:t>
-      </w:r>
-      <w:proofErr w:type="spellStart"/>
-      <w:r>
-        <w:rPr>
-          <w:rFonts w:asciiTheme="majorHAnsi" w:hAnsiTheme="majorHAnsi" w:cstheme="majorHAnsi"/>
-          <w:sz w:val="24"/>
-          <w:szCs w:val="24"/>
-        </w:rPr>
-        <w:t>ait</w:t>
-      </w:r>
-      <w:proofErr w:type="spellEnd"/>
-      <w:r>
-        <w:rPr>
-          <w:rFonts w:asciiTheme="majorHAnsi" w:hAnsiTheme="majorHAnsi" w:cstheme="majorHAnsi"/>
-          <w:sz w:val="24"/>
-          <w:szCs w:val="24"/>
-        </w:rPr>
-        <w:t xml:space="preserve"> </w:t>
-      </w:r>
-      <w:proofErr w:type="spellStart"/>
-      <w:r>
-        <w:rPr>
-          <w:rFonts w:asciiTheme="majorHAnsi" w:hAnsiTheme="majorHAnsi" w:cstheme="majorHAnsi"/>
-          <w:sz w:val="24"/>
-          <w:szCs w:val="24"/>
-        </w:rPr>
-        <w:t>oldugunu</w:t>
-      </w:r>
-      <w:proofErr w:type="spellEnd"/>
-      <w:r>
-        <w:rPr>
-          <w:rFonts w:asciiTheme="majorHAnsi" w:hAnsiTheme="majorHAnsi" w:cstheme="majorHAnsi"/>
-          <w:sz w:val="24"/>
-          <w:szCs w:val="24"/>
-        </w:rPr>
-        <w:t xml:space="preserve"> da </w:t>
-      </w:r>
-      <w:proofErr w:type="spellStart"/>
-      <w:r>
-        <w:rPr>
-          <w:rFonts w:asciiTheme="majorHAnsi" w:hAnsiTheme="majorHAnsi" w:cstheme="majorHAnsi"/>
-          <w:sz w:val="24"/>
-          <w:szCs w:val="24"/>
-        </w:rPr>
-        <w:t>yazmaliyiz</w:t>
-      </w:r>
-      <w:proofErr w:type="spellEnd"/>
-      <w:r>
-        <w:rPr>
-          <w:rFonts w:asciiTheme="majorHAnsi" w:hAnsiTheme="majorHAnsi" w:cstheme="majorHAnsi"/>
-          <w:sz w:val="24"/>
-          <w:szCs w:val="24"/>
-        </w:rPr>
-        <w:t xml:space="preserve">. Landkreis </w:t>
-      </w:r>
-      <w:proofErr w:type="spellStart"/>
-      <w:r>
-        <w:rPr>
-          <w:rFonts w:asciiTheme="majorHAnsi" w:hAnsiTheme="majorHAnsi" w:cstheme="majorHAnsi"/>
-          <w:sz w:val="24"/>
-          <w:szCs w:val="24"/>
-        </w:rPr>
-        <w:t>hud</w:t>
-      </w:r>
-      <w:proofErr w:type="spellEnd"/>
-      <w:r>
-        <w:rPr>
-          <w:rFonts w:asciiTheme="majorHAnsi" w:hAnsiTheme="majorHAnsi" w:cstheme="majorHAnsi"/>
-          <w:sz w:val="24"/>
-          <w:szCs w:val="24"/>
-        </w:rPr>
-        <w:t xml:space="preserve"> </w:t>
-      </w:r>
-      <w:proofErr w:type="spellStart"/>
-      <w:proofErr w:type="gramStart"/>
-      <w:r>
-        <w:rPr>
-          <w:rFonts w:asciiTheme="majorHAnsi" w:hAnsiTheme="majorHAnsi" w:cstheme="majorHAnsi"/>
-          <w:sz w:val="24"/>
-          <w:szCs w:val="24"/>
-        </w:rPr>
-        <w:t>kalabilir</w:t>
-      </w:r>
-      <w:proofErr w:type="spellEnd"/>
-      <w:r>
-        <w:rPr>
-          <w:rFonts w:asciiTheme="majorHAnsi" w:hAnsiTheme="majorHAnsi" w:cstheme="majorHAnsi"/>
-          <w:sz w:val="24"/>
-          <w:szCs w:val="24"/>
-        </w:rPr>
-        <w:t>?</w:t>
-      </w:r>
-      <w:r>
-        <w:rPr>
-          <w:rFonts w:asciiTheme="majorHAnsi" w:hAnsiTheme="majorHAnsi" w:cstheme="majorHAnsi"/>
-          <w:sz w:val="24"/>
-          <w:szCs w:val="24"/>
-        </w:rPr>
-        <w:t>:</w:t>
-      </w:r>
-      <w:proofErr w:type="gramEnd"/>
     </w:p>
     <w:p>
       <w:pPr>
@@ -699,8 +563,8 @@
         </w:numPr>
         <w:rPr>
           <w:rFonts w:asciiTheme="majorHAnsi" w:eastAsia="Times New Roman" w:hAnsiTheme="majorHAnsi" w:cstheme="majorHAnsi"/>
-          <w:sz w:val="24"/>
-          <w:szCs w:val="24"/>
+          <w:sz w:val="20"/>
+          <w:szCs w:val="20"/>
           <w:lang w:eastAsia="de-DE"/>
         </w:rPr>
       </w:pPr>
@@ -708,8 +572,8 @@
       <w:r>
         <w:rPr>
           <w:rFonts w:asciiTheme="majorHAnsi" w:hAnsiTheme="majorHAnsi" w:cstheme="majorHAnsi"/>
-          <w:sz w:val="24"/>
-          <w:szCs w:val="24"/>
+          <w:sz w:val="20"/>
+          <w:szCs w:val="20"/>
           <w:u w:val="single"/>
         </w:rPr>
         <w:t>t</w:t>
@@ -717,8 +581,8 @@
       <w:r>
         <w:rPr>
           <w:rFonts w:asciiTheme="majorHAnsi" w:hAnsiTheme="majorHAnsi" w:cstheme="majorHAnsi"/>
-          <w:sz w:val="24"/>
-          <w:szCs w:val="24"/>
+          <w:sz w:val="20"/>
+          <w:szCs w:val="20"/>
           <w:u w:val="single"/>
         </w:rPr>
         <w:t>hüringen</w:t>
@@ -727,8 +591,8 @@
       <w:r>
         <w:rPr>
           <w:rFonts w:asciiTheme="majorHAnsi" w:hAnsiTheme="majorHAnsi" w:cstheme="majorHAnsi"/>
-          <w:sz w:val="24"/>
-          <w:szCs w:val="24"/>
+          <w:sz w:val="20"/>
+          <w:szCs w:val="20"/>
         </w:rPr>
         <w:t xml:space="preserve"> </w:t>
       </w:r>
@@ -737,8 +601,8 @@
       <w:r>
         <w:rPr>
           <w:rFonts w:asciiTheme="majorHAnsi" w:hAnsiTheme="majorHAnsi" w:cstheme="majorHAnsi"/>
-          <w:sz w:val="24"/>
-          <w:szCs w:val="24"/>
+          <w:sz w:val="20"/>
+          <w:szCs w:val="20"/>
         </w:rPr>
         <w:t>map</w:t>
       </w:r>
@@ -746,16 +610,16 @@
       <w:r>
         <w:rPr>
           <w:rFonts w:asciiTheme="majorHAnsi" w:hAnsiTheme="majorHAnsi" w:cstheme="majorHAnsi"/>
-          <w:sz w:val="24"/>
-          <w:szCs w:val="24"/>
+          <w:sz w:val="20"/>
+          <w:szCs w:val="20"/>
         </w:rPr>
         <w:t xml:space="preserve"> </w:t>
       </w:r>
       <w:r>
         <w:rPr>
           <w:rFonts w:asciiTheme="majorHAnsi" w:hAnsiTheme="majorHAnsi" w:cstheme="majorHAnsi"/>
-          <w:sz w:val="24"/>
-          <w:szCs w:val="24"/>
+          <w:sz w:val="20"/>
+          <w:szCs w:val="20"/>
         </w:rPr>
         <w:t>:</w:t>
       </w:r>
@@ -763,16 +627,16 @@
       <w:r>
         <w:rPr>
           <w:rFonts w:asciiTheme="majorHAnsi" w:hAnsiTheme="majorHAnsi" w:cstheme="majorHAnsi"/>
-          <w:sz w:val="24"/>
-          <w:szCs w:val="24"/>
+          <w:sz w:val="20"/>
+          <w:szCs w:val="20"/>
         </w:rPr>
         <w:t xml:space="preserve"> </w:t>
       </w:r>
       <w:r>
         <w:rPr>
           <w:rFonts w:asciiTheme="majorHAnsi" w:hAnsiTheme="majorHAnsi" w:cstheme="majorHAnsi"/>
-          <w:sz w:val="24"/>
-          <w:szCs w:val="24"/>
+          <w:sz w:val="20"/>
+          <w:szCs w:val="20"/>
         </w:rPr>
         <w:t xml:space="preserve">(power </w:t>
       </w:r>
@@ -780,8 +644,8 @@
       <w:r>
         <w:rPr>
           <w:rFonts w:asciiTheme="majorHAnsi" w:hAnsiTheme="majorHAnsi" w:cstheme="majorHAnsi"/>
-          <w:sz w:val="24"/>
-          <w:szCs w:val="24"/>
+          <w:sz w:val="20"/>
+          <w:szCs w:val="20"/>
         </w:rPr>
         <w:t>icin</w:t>
       </w:r>
@@ -789,33 +653,17 @@
       <w:r>
         <w:rPr>
           <w:rFonts w:asciiTheme="majorHAnsi" w:hAnsiTheme="majorHAnsi" w:cstheme="majorHAnsi"/>
-          <w:sz w:val="24"/>
-          <w:szCs w:val="24"/>
-        </w:rPr>
-        <w:t xml:space="preserve"> </w:t>
-      </w:r>
-      <w:r>
-        <w:rPr>
-          <w:rFonts w:asciiTheme="majorHAnsi" w:hAnsiTheme="majorHAnsi" w:cstheme="majorHAnsi"/>
-          <w:sz w:val="24"/>
-          <w:szCs w:val="24"/>
-        </w:rPr>
-        <w:t>M</w:t>
-      </w:r>
-      <w:r>
-        <w:rPr>
-          <w:rFonts w:asciiTheme="majorHAnsi" w:hAnsiTheme="majorHAnsi" w:cstheme="majorHAnsi"/>
-          <w:sz w:val="24"/>
-          <w:szCs w:val="24"/>
-        </w:rPr>
-        <w:t xml:space="preserve">W </w:t>
-      </w:r>
-      <w:proofErr w:type="spellStart"/>
-      <w:r>
-        <w:rPr>
-          <w:rFonts w:asciiTheme="majorHAnsi" w:hAnsiTheme="majorHAnsi" w:cstheme="majorHAnsi"/>
-          <w:sz w:val="24"/>
-          <w:szCs w:val="24"/>
+          <w:sz w:val="20"/>
+          <w:szCs w:val="20"/>
+        </w:rPr>
+        <w:t xml:space="preserve"> MW </w:t>
+      </w:r>
+      <w:proofErr w:type="spellStart"/>
+      <w:r>
+        <w:rPr>
+          <w:rFonts w:asciiTheme="majorHAnsi" w:hAnsiTheme="majorHAnsi" w:cstheme="majorHAnsi"/>
+          <w:sz w:val="20"/>
+          <w:szCs w:val="20"/>
         </w:rPr>
         <w:t>kulan</w:t>
       </w:r>
@@ -823,8 +671,8 @@
       <w:r>
         <w:rPr>
           <w:rFonts w:asciiTheme="majorHAnsi" w:hAnsiTheme="majorHAnsi" w:cstheme="majorHAnsi"/>
-          <w:sz w:val="24"/>
-          <w:szCs w:val="24"/>
+          <w:sz w:val="20"/>
+          <w:szCs w:val="20"/>
         </w:rPr>
         <w:t>)</w:t>
       </w:r>
@@ -838,8 +686,8 @@
         </w:numPr>
         <w:rPr>
           <w:rFonts w:asciiTheme="majorHAnsi" w:eastAsia="Times New Roman" w:hAnsiTheme="majorHAnsi" w:cstheme="majorHAnsi"/>
-          <w:sz w:val="24"/>
-          <w:szCs w:val="24"/>
+          <w:sz w:val="16"/>
+          <w:szCs w:val="16"/>
           <w:lang w:eastAsia="de-DE"/>
         </w:rPr>
       </w:pPr>
@@ -847,12 +695,33 @@
       <w:r>
         <w:rPr>
           <w:rFonts w:asciiTheme="majorHAnsi" w:hAnsiTheme="majorHAnsi" w:cstheme="majorHAnsi"/>
-          <w:sz w:val="24"/>
-          <w:szCs w:val="24"/>
+          <w:sz w:val="16"/>
+          <w:szCs w:val="16"/>
         </w:rPr>
         <w:t>state</w:t>
       </w:r>
       <w:proofErr w:type="spellEnd"/>
+      <w:r>
+        <w:rPr>
+          <w:rFonts w:asciiTheme="majorHAnsi" w:hAnsiTheme="majorHAnsi" w:cstheme="majorHAnsi"/>
+          <w:sz w:val="16"/>
+          <w:szCs w:val="16"/>
+        </w:rPr>
+        <w:t xml:space="preserve"> </w:t>
+      </w:r>
+      <w:r>
+        <w:rPr>
+          <w:rFonts w:asciiTheme="majorHAnsi" w:hAnsiTheme="majorHAnsi" w:cstheme="majorHAnsi"/>
+          <w:b/>
+          <w:bCs/>
+          <w:color w:val="FF0000"/>
+          <w:sz w:val="16"/>
+          <w:szCs w:val="16"/>
+          <w:u w:val="single"/>
+          <w:lang w:val="en-GB"/>
+        </w:rPr>
+        <w:t>DONE</w:t>
+      </w:r>
     </w:p>
     <w:p>
       <w:pPr>
@@ -863,8 +732,8 @@
         </w:numPr>
         <w:rPr>
           <w:rFonts w:asciiTheme="majorHAnsi" w:eastAsia="Times New Roman" w:hAnsiTheme="majorHAnsi" w:cstheme="majorHAnsi"/>
-          <w:sz w:val="24"/>
-          <w:szCs w:val="24"/>
+          <w:sz w:val="16"/>
+          <w:szCs w:val="16"/>
           <w:lang w:eastAsia="de-DE"/>
         </w:rPr>
       </w:pPr>
@@ -872,8 +741,8 @@
       <w:r>
         <w:rPr>
           <w:rFonts w:asciiTheme="majorHAnsi" w:hAnsiTheme="majorHAnsi" w:cstheme="majorHAnsi"/>
-          <w:sz w:val="24"/>
-          <w:szCs w:val="24"/>
+          <w:sz w:val="16"/>
+          <w:szCs w:val="16"/>
         </w:rPr>
         <w:t>gif</w:t>
       </w:r>
@@ -881,10 +750,23 @@
       <w:r>
         <w:rPr>
           <w:rFonts w:asciiTheme="majorHAnsi" w:hAnsiTheme="majorHAnsi" w:cstheme="majorHAnsi"/>
-          <w:sz w:val="24"/>
-          <w:szCs w:val="24"/>
+          <w:sz w:val="16"/>
+          <w:szCs w:val="16"/>
         </w:rPr>
         <w:t xml:space="preserve"> </w:t>
+      </w:r>
+      <w:r>
+        <w:rPr>
+          <w:rFonts w:asciiTheme="majorHAnsi" w:hAnsiTheme="majorHAnsi" w:cstheme="majorHAnsi"/>
+          <w:b/>
+          <w:bCs/>
+          <w:color w:val="FF0000"/>
+          <w:sz w:val="16"/>
+          <w:szCs w:val="16"/>
+          <w:u w:val="single"/>
+          <w:lang w:val="en-GB"/>
+        </w:rPr>
+        <w:t>DONE</w:t>
       </w:r>
     </w:p>
     <w:p>
@@ -896,8 +778,8 @@
         </w:numPr>
         <w:rPr>
           <w:rFonts w:asciiTheme="majorHAnsi" w:eastAsia="Times New Roman" w:hAnsiTheme="majorHAnsi" w:cstheme="majorHAnsi"/>
-          <w:sz w:val="24"/>
-          <w:szCs w:val="24"/>
+          <w:sz w:val="20"/>
+          <w:szCs w:val="20"/>
           <w:lang w:eastAsia="de-DE"/>
         </w:rPr>
       </w:pPr>
@@ -905,8 +787,8 @@
       <w:r>
         <w:rPr>
           <w:rFonts w:asciiTheme="majorHAnsi" w:hAnsiTheme="majorHAnsi" w:cstheme="majorHAnsi"/>
-          <w:sz w:val="24"/>
-          <w:szCs w:val="24"/>
+          <w:sz w:val="20"/>
+          <w:szCs w:val="20"/>
         </w:rPr>
         <w:t>statewise</w:t>
       </w:r>
@@ -914,8 +796,8 @@
       <w:r>
         <w:rPr>
           <w:rFonts w:asciiTheme="majorHAnsi" w:hAnsiTheme="majorHAnsi" w:cstheme="majorHAnsi"/>
-          <w:sz w:val="24"/>
-          <w:szCs w:val="24"/>
+          <w:sz w:val="20"/>
+          <w:szCs w:val="20"/>
         </w:rPr>
         <w:t xml:space="preserve"> </w:t>
       </w:r>
@@ -923,12 +805,33 @@
       <w:r>
         <w:rPr>
           <w:rFonts w:asciiTheme="majorHAnsi" w:hAnsiTheme="majorHAnsi" w:cstheme="majorHAnsi"/>
-          <w:sz w:val="24"/>
-          <w:szCs w:val="24"/>
+          <w:sz w:val="20"/>
+          <w:szCs w:val="20"/>
         </w:rPr>
         <w:t>landkreis</w:t>
       </w:r>
       <w:proofErr w:type="spellEnd"/>
+      <w:r>
+        <w:rPr>
+          <w:rFonts w:asciiTheme="majorHAnsi" w:hAnsiTheme="majorHAnsi" w:cstheme="majorHAnsi"/>
+          <w:sz w:val="20"/>
+          <w:szCs w:val="20"/>
+        </w:rPr>
+        <w:t xml:space="preserve"> </w:t>
+      </w:r>
+      <w:r>
+        <w:rPr>
+          <w:rFonts w:asciiTheme="majorHAnsi" w:hAnsiTheme="majorHAnsi" w:cstheme="majorHAnsi"/>
+          <w:b/>
+          <w:bCs/>
+          <w:color w:val="FF0000"/>
+          <w:sz w:val="16"/>
+          <w:szCs w:val="16"/>
+          <w:u w:val="single"/>
+          <w:lang w:val="en-GB"/>
+        </w:rPr>
+        <w:t>DONE</w:t>
+      </w:r>
     </w:p>
     <w:p>
       <w:pPr>
@@ -939,8 +842,8 @@
         </w:numPr>
         <w:rPr>
           <w:rFonts w:asciiTheme="majorHAnsi" w:eastAsia="Times New Roman" w:hAnsiTheme="majorHAnsi" w:cstheme="majorHAnsi"/>
-          <w:sz w:val="24"/>
-          <w:szCs w:val="24"/>
+          <w:sz w:val="20"/>
+          <w:szCs w:val="20"/>
           <w:lang w:eastAsia="de-DE"/>
         </w:rPr>
       </w:pPr>
@@ -948,8 +851,8 @@
       <w:r>
         <w:rPr>
           <w:rFonts w:asciiTheme="majorHAnsi" w:hAnsiTheme="majorHAnsi" w:cstheme="majorHAnsi"/>
-          <w:sz w:val="24"/>
-          <w:szCs w:val="24"/>
+          <w:sz w:val="20"/>
+          <w:szCs w:val="20"/>
         </w:rPr>
         <w:t>gif</w:t>
       </w:r>
@@ -957,126 +860,83 @@
       <w:r>
         <w:rPr>
           <w:rFonts w:asciiTheme="majorHAnsi" w:hAnsiTheme="majorHAnsi" w:cstheme="majorHAnsi"/>
-          <w:sz w:val="24"/>
-          <w:szCs w:val="24"/>
+          <w:sz w:val="20"/>
+          <w:szCs w:val="20"/>
         </w:rPr>
         <w:t xml:space="preserve"> </w:t>
+      </w:r>
+      <w:r>
+        <w:rPr>
+          <w:rFonts w:asciiTheme="majorHAnsi" w:hAnsiTheme="majorHAnsi" w:cstheme="majorHAnsi"/>
+          <w:b/>
+          <w:bCs/>
+          <w:color w:val="FF0000"/>
+          <w:sz w:val="16"/>
+          <w:szCs w:val="16"/>
+          <w:u w:val="single"/>
+          <w:lang w:val="en-GB"/>
+        </w:rPr>
+        <w:t>DONE</w:t>
       </w:r>
     </w:p>
     <w:p>
       <w:pPr>
-        <w:pStyle w:val="ListParagraph"/>
-        <w:numPr>
-          <w:ilvl w:val="0"/>
-          <w:numId w:val="6"/>
-        </w:numPr>
-        <w:rPr>
-          <w:rFonts w:asciiTheme="majorHAnsi" w:eastAsia="Times New Roman" w:hAnsiTheme="majorHAnsi" w:cstheme="majorHAnsi"/>
-          <w:sz w:val="24"/>
-          <w:szCs w:val="24"/>
-          <w:lang w:eastAsia="de-DE"/>
-        </w:rPr>
-      </w:pPr>
-      <w:proofErr w:type="spellStart"/>
-      <w:r>
-        <w:rPr>
-          <w:rFonts w:asciiTheme="majorHAnsi" w:eastAsia="Times New Roman" w:hAnsiTheme="majorHAnsi" w:cstheme="majorHAnsi"/>
-          <w:sz w:val="24"/>
-          <w:szCs w:val="24"/>
-          <w:lang w:eastAsia="de-DE"/>
-        </w:rPr>
-        <w:t>gifleri</w:t>
-      </w:r>
-      <w:proofErr w:type="spellEnd"/>
-      <w:r>
-        <w:rPr>
-          <w:rFonts w:asciiTheme="majorHAnsi" w:eastAsia="Times New Roman" w:hAnsiTheme="majorHAnsi" w:cstheme="majorHAnsi"/>
-          <w:sz w:val="24"/>
-          <w:szCs w:val="24"/>
-          <w:lang w:eastAsia="de-DE"/>
+        <w:rPr>
+          <w:rFonts w:asciiTheme="majorHAnsi" w:hAnsiTheme="majorHAnsi" w:cstheme="majorHAnsi"/>
+          <w:sz w:val="24"/>
+          <w:szCs w:val="24"/>
+          <w:lang w:val="en-GB"/>
+        </w:rPr>
+      </w:pPr>
+      <w:r>
+        <w:rPr>
+          <w:rFonts w:asciiTheme="majorHAnsi" w:hAnsiTheme="majorHAnsi" w:cstheme="majorHAnsi"/>
+          <w:sz w:val="24"/>
+          <w:szCs w:val="24"/>
+          <w:lang w:val="en-GB"/>
+        </w:rPr>
+        <w:t>*</w:t>
+      </w:r>
+      <w:proofErr w:type="gramStart"/>
+      <w:r>
+        <w:rPr>
+          <w:rFonts w:asciiTheme="majorHAnsi" w:hAnsiTheme="majorHAnsi" w:cstheme="majorHAnsi"/>
+          <w:sz w:val="24"/>
+          <w:szCs w:val="24"/>
+          <w:lang w:val="en-GB"/>
+        </w:rPr>
+        <w:t>runbook</w:t>
+      </w:r>
+      <w:proofErr w:type="gramEnd"/>
+      <w:r>
+        <w:rPr>
+          <w:rFonts w:asciiTheme="majorHAnsi" w:hAnsiTheme="majorHAnsi" w:cstheme="majorHAnsi"/>
+          <w:sz w:val="24"/>
+          <w:szCs w:val="24"/>
+          <w:lang w:val="en-GB"/>
+        </w:rPr>
+        <w:t xml:space="preserve"> doc control et</w:t>
+      </w:r>
+      <w:r>
+        <w:rPr>
+          <w:rFonts w:asciiTheme="majorHAnsi" w:hAnsiTheme="majorHAnsi" w:cstheme="majorHAnsi"/>
+          <w:sz w:val="24"/>
+          <w:szCs w:val="24"/>
+          <w:lang w:val="en-GB"/>
         </w:rPr>
         <w:t xml:space="preserve"> </w:t>
       </w:r>
       <w:proofErr w:type="spellStart"/>
       <w:r>
         <w:rPr>
-          <w:rFonts w:asciiTheme="majorHAnsi" w:eastAsia="Times New Roman" w:hAnsiTheme="majorHAnsi" w:cstheme="majorHAnsi"/>
-          <w:sz w:val="24"/>
-          <w:szCs w:val="24"/>
-          <w:lang w:eastAsia="de-DE"/>
-        </w:rPr>
-        <w:t>ve</w:t>
-      </w:r>
-      <w:proofErr w:type="spellEnd"/>
-      <w:r>
-        <w:rPr>
-          <w:rFonts w:asciiTheme="majorHAnsi" w:eastAsia="Times New Roman" w:hAnsiTheme="majorHAnsi" w:cstheme="majorHAnsi"/>
-          <w:sz w:val="24"/>
-          <w:szCs w:val="24"/>
-          <w:lang w:eastAsia="de-DE"/>
-        </w:rPr>
-        <w:t xml:space="preserve"> </w:t>
-      </w:r>
-      <w:proofErr w:type="spellStart"/>
-      <w:r>
-        <w:rPr>
-          <w:rFonts w:asciiTheme="majorHAnsi" w:eastAsia="Times New Roman" w:hAnsiTheme="majorHAnsi" w:cstheme="majorHAnsi"/>
-          <w:sz w:val="24"/>
-          <w:szCs w:val="24"/>
-          <w:lang w:eastAsia="de-DE"/>
-        </w:rPr>
-        <w:t>görüntüleri</w:t>
-      </w:r>
-      <w:proofErr w:type="spellEnd"/>
-      <w:r>
-        <w:rPr>
-          <w:rFonts w:asciiTheme="majorHAnsi" w:eastAsia="Times New Roman" w:hAnsiTheme="majorHAnsi" w:cstheme="majorHAnsi"/>
-          <w:sz w:val="24"/>
-          <w:szCs w:val="24"/>
-          <w:lang w:eastAsia="de-DE"/>
-        </w:rPr>
-        <w:t xml:space="preserve"> </w:t>
-      </w:r>
-      <w:proofErr w:type="spellStart"/>
-      <w:r>
-        <w:rPr>
-          <w:rFonts w:asciiTheme="majorHAnsi" w:eastAsia="Times New Roman" w:hAnsiTheme="majorHAnsi" w:cstheme="majorHAnsi"/>
-          <w:sz w:val="24"/>
-          <w:szCs w:val="24"/>
-          <w:lang w:eastAsia="de-DE"/>
-        </w:rPr>
-        <w:t>faubox</w:t>
-      </w:r>
-      <w:proofErr w:type="spellEnd"/>
-      <w:r>
-        <w:rPr>
-          <w:rFonts w:asciiTheme="majorHAnsi" w:eastAsia="Times New Roman" w:hAnsiTheme="majorHAnsi" w:cstheme="majorHAnsi"/>
-          <w:sz w:val="24"/>
-          <w:szCs w:val="24"/>
-          <w:lang w:eastAsia="de-DE"/>
-        </w:rPr>
-        <w:t xml:space="preserve"> a </w:t>
-      </w:r>
-      <w:proofErr w:type="spellStart"/>
-      <w:r>
-        <w:rPr>
-          <w:rFonts w:asciiTheme="majorHAnsi" w:eastAsia="Times New Roman" w:hAnsiTheme="majorHAnsi" w:cstheme="majorHAnsi"/>
-          <w:sz w:val="24"/>
-          <w:szCs w:val="24"/>
-          <w:lang w:eastAsia="de-DE"/>
-        </w:rPr>
-        <w:t>yükle</w:t>
-      </w:r>
-      <w:proofErr w:type="spellEnd"/>
-      <w:r>
-        <w:rPr>
-          <w:rFonts w:asciiTheme="majorHAnsi" w:eastAsia="Times New Roman" w:hAnsiTheme="majorHAnsi" w:cstheme="majorHAnsi"/>
-          <w:sz w:val="24"/>
-          <w:szCs w:val="24"/>
-          <w:lang w:eastAsia="de-DE"/>
-        </w:rPr>
-        <w:t>.</w:t>
-      </w:r>
+          <w:rFonts w:asciiTheme="majorHAnsi" w:hAnsiTheme="majorHAnsi" w:cstheme="majorHAnsi"/>
+          <w:sz w:val="24"/>
+          <w:szCs w:val="24"/>
+          <w:lang w:val="en-GB"/>
+        </w:rPr>
+        <w:t>oku</w:t>
+      </w:r>
+      <w:proofErr w:type="spellEnd"/>
     </w:p>
     <w:p>
       <w:pPr>
@@ -1092,47 +952,42 @@
           <w:rFonts w:asciiTheme="majorHAnsi" w:hAnsiTheme="majorHAnsi" w:cstheme="majorHAnsi"/>
           <w:sz w:val="24"/>
           <w:szCs w:val="24"/>
-          <w:lang w:val="en-GB"/>
-        </w:rPr>
-        <w:t xml:space="preserve">*Ayrica </w:t>
-      </w:r>
-      <w:proofErr w:type="spellStart"/>
-      <w:r>
-        <w:rPr>
-          <w:rFonts w:asciiTheme="majorHAnsi" w:hAnsiTheme="majorHAnsi" w:cstheme="majorHAnsi"/>
-          <w:sz w:val="24"/>
-          <w:szCs w:val="24"/>
-          <w:lang w:val="en-GB"/>
-        </w:rPr>
-        <w:t>statelerdeki</w:t>
-      </w:r>
-      <w:proofErr w:type="spellEnd"/>
-      <w:r>
-        <w:rPr>
-          <w:rFonts w:asciiTheme="majorHAnsi" w:hAnsiTheme="majorHAnsi" w:cstheme="majorHAnsi"/>
-          <w:sz w:val="24"/>
-          <w:szCs w:val="24"/>
-          <w:lang w:val="en-GB"/>
-        </w:rPr>
-        <w:t xml:space="preserve"> max power min power installed </w:t>
-      </w:r>
-      <w:proofErr w:type="spellStart"/>
-      <w:r>
-        <w:rPr>
-          <w:rFonts w:asciiTheme="majorHAnsi" w:hAnsiTheme="majorHAnsi" w:cstheme="majorHAnsi"/>
-          <w:sz w:val="24"/>
-          <w:szCs w:val="24"/>
-          <w:lang w:val="en-GB"/>
-        </w:rPr>
-        <w:t>yillari</w:t>
-      </w:r>
-      <w:proofErr w:type="spellEnd"/>
-      <w:r>
-        <w:rPr>
-          <w:rFonts w:asciiTheme="majorHAnsi" w:hAnsiTheme="majorHAnsi" w:cstheme="majorHAnsi"/>
-          <w:sz w:val="24"/>
-          <w:szCs w:val="24"/>
-          <w:lang w:val="en-GB"/>
+        </w:rPr>
+        <w:t xml:space="preserve">* 2_5 </w:t>
+      </w:r>
+      <w:proofErr w:type="spellStart"/>
+      <w:r>
+        <w:rPr>
+          <w:rFonts w:asciiTheme="majorHAnsi" w:hAnsiTheme="majorHAnsi" w:cstheme="majorHAnsi"/>
+          <w:sz w:val="24"/>
+          <w:szCs w:val="24"/>
+        </w:rPr>
+        <w:t>ve</w:t>
+      </w:r>
+      <w:proofErr w:type="spellEnd"/>
+      <w:r>
+        <w:rPr>
+          <w:rFonts w:asciiTheme="majorHAnsi" w:hAnsiTheme="majorHAnsi" w:cstheme="majorHAnsi"/>
+          <w:sz w:val="24"/>
+          <w:szCs w:val="24"/>
+        </w:rPr>
+        <w:t xml:space="preserve"> 2_ Thüringen </w:t>
+      </w:r>
+      <w:proofErr w:type="spellStart"/>
+      <w:r>
+        <w:rPr>
+          <w:rFonts w:asciiTheme="majorHAnsi" w:hAnsiTheme="majorHAnsi" w:cstheme="majorHAnsi"/>
+          <w:sz w:val="24"/>
+          <w:szCs w:val="24"/>
+        </w:rPr>
+        <w:t>falan</w:t>
+      </w:r>
+      <w:proofErr w:type="spellEnd"/>
+      <w:r>
+        <w:rPr>
+          <w:rFonts w:asciiTheme="majorHAnsi" w:hAnsiTheme="majorHAnsi" w:cstheme="majorHAnsi"/>
+          <w:sz w:val="24"/>
+          <w:szCs w:val="24"/>
         </w:rPr>
         <w:t xml:space="preserve"> </w:t>
       </w:r>
@@ -1142,17 +997,15 @@
           <w:rFonts w:asciiTheme="majorHAnsi" w:hAnsiTheme="majorHAnsi" w:cstheme="majorHAnsi"/>
           <w:sz w:val="24"/>
           <w:szCs w:val="24"/>
-          <w:lang w:val="en-GB"/>
-        </w:rPr>
-        <w:t>ve</w:t>
-      </w:r>
-      <w:proofErr w:type="spellEnd"/>
-      <w:r>
-        <w:rPr>
-          <w:rFonts w:asciiTheme="majorHAnsi" w:hAnsiTheme="majorHAnsi" w:cstheme="majorHAnsi"/>
-          <w:sz w:val="24"/>
-          <w:szCs w:val="24"/>
-          <w:lang w:val="en-GB"/>
+        </w:rPr>
+        <w:t>degistirdim</w:t>
+      </w:r>
+      <w:proofErr w:type="spellEnd"/>
+      <w:r>
+        <w:rPr>
+          <w:rFonts w:asciiTheme="majorHAnsi" w:hAnsiTheme="majorHAnsi" w:cstheme="majorHAnsi"/>
+          <w:sz w:val="24"/>
+          <w:szCs w:val="24"/>
         </w:rPr>
         <w:t xml:space="preserve"> </w:t>
       </w:r>
@@ -1162,99 +1015,69 @@
           <w:rFonts w:asciiTheme="majorHAnsi" w:hAnsiTheme="majorHAnsi" w:cstheme="majorHAnsi"/>
           <w:sz w:val="24"/>
           <w:szCs w:val="24"/>
-          <w:lang w:val="en-GB"/>
-        </w:rPr>
-        <w:t>güc</w:t>
-      </w:r>
-      <w:proofErr w:type="spellEnd"/>
-      <w:r>
-        <w:rPr>
-          <w:rFonts w:asciiTheme="majorHAnsi" w:hAnsiTheme="majorHAnsi" w:cstheme="majorHAnsi"/>
-          <w:sz w:val="24"/>
-          <w:szCs w:val="24"/>
-          <w:lang w:val="en-GB"/>
+        </w:rPr>
+        <w:t>o</w:t>
+      </w:r>
+      <w:r>
+        <w:rPr>
+          <w:rFonts w:asciiTheme="majorHAnsi" w:hAnsiTheme="majorHAnsi" w:cstheme="majorHAnsi"/>
+          <w:sz w:val="24"/>
+          <w:szCs w:val="24"/>
+        </w:rPr>
+        <w:t>nlari</w:t>
+      </w:r>
+      <w:proofErr w:type="spellEnd"/>
+      <w:r>
+        <w:rPr>
+          <w:rFonts w:asciiTheme="majorHAnsi" w:hAnsiTheme="majorHAnsi" w:cstheme="majorHAnsi"/>
+          <w:sz w:val="24"/>
+          <w:szCs w:val="24"/>
+        </w:rPr>
+        <w:t xml:space="preserve"> da update </w:t>
+      </w:r>
+      <w:proofErr w:type="spellStart"/>
+      <w:r>
+        <w:rPr>
+          <w:rFonts w:asciiTheme="majorHAnsi" w:hAnsiTheme="majorHAnsi" w:cstheme="majorHAnsi"/>
+          <w:sz w:val="24"/>
+          <w:szCs w:val="24"/>
+        </w:rPr>
+        <w:t>edelim</w:t>
+      </w:r>
+      <w:proofErr w:type="spellEnd"/>
+      <w:r>
+        <w:rPr>
+          <w:rFonts w:asciiTheme="majorHAnsi" w:hAnsiTheme="majorHAnsi" w:cstheme="majorHAnsi"/>
+          <w:sz w:val="24"/>
+          <w:szCs w:val="24"/>
+        </w:rPr>
+        <w:t>.</w:t>
+      </w:r>
+      <w:r>
+        <w:rPr>
+          <w:rFonts w:asciiTheme="majorHAnsi" w:hAnsiTheme="majorHAnsi" w:cstheme="majorHAnsi"/>
+          <w:sz w:val="24"/>
+          <w:szCs w:val="24"/>
         </w:rPr>
         <w:t xml:space="preserve"> </w:t>
       </w:r>
-      <w:proofErr w:type="spellStart"/>
-      <w:r>
-        <w:rPr>
-          <w:rFonts w:asciiTheme="majorHAnsi" w:hAnsiTheme="majorHAnsi" w:cstheme="majorHAnsi"/>
-          <w:sz w:val="24"/>
-          <w:szCs w:val="24"/>
-          <w:lang w:val="en-GB"/>
-        </w:rPr>
-        <w:t>degerini</w:t>
-      </w:r>
-      <w:proofErr w:type="spellEnd"/>
-      <w:r>
-        <w:rPr>
-          <w:rFonts w:asciiTheme="majorHAnsi" w:hAnsiTheme="majorHAnsi" w:cstheme="majorHAnsi"/>
-          <w:sz w:val="24"/>
-          <w:szCs w:val="24"/>
-          <w:lang w:val="en-GB"/>
-        </w:rPr>
-        <w:t xml:space="preserve"> </w:t>
-      </w:r>
-      <w:proofErr w:type="spellStart"/>
-      <w:r>
-        <w:rPr>
-          <w:rFonts w:asciiTheme="majorHAnsi" w:hAnsiTheme="majorHAnsi" w:cstheme="majorHAnsi"/>
-          <w:sz w:val="24"/>
-          <w:szCs w:val="24"/>
-          <w:lang w:val="en-GB"/>
-        </w:rPr>
-        <w:t>sagda</w:t>
-      </w:r>
-      <w:proofErr w:type="spellEnd"/>
-      <w:r>
-        <w:rPr>
-          <w:rFonts w:asciiTheme="majorHAnsi" w:hAnsiTheme="majorHAnsi" w:cstheme="majorHAnsi"/>
-          <w:sz w:val="24"/>
-          <w:szCs w:val="24"/>
-          <w:lang w:val="en-GB"/>
-        </w:rPr>
-        <w:t xml:space="preserve"> </w:t>
-      </w:r>
-      <w:proofErr w:type="spellStart"/>
-      <w:r>
-        <w:rPr>
-          <w:rFonts w:asciiTheme="majorHAnsi" w:hAnsiTheme="majorHAnsi" w:cstheme="majorHAnsi"/>
-          <w:sz w:val="24"/>
-          <w:szCs w:val="24"/>
-          <w:lang w:val="en-GB"/>
-        </w:rPr>
-        <w:t>layerda</w:t>
-      </w:r>
-      <w:proofErr w:type="spellEnd"/>
-      <w:r>
-        <w:rPr>
-          <w:rFonts w:asciiTheme="majorHAnsi" w:hAnsiTheme="majorHAnsi" w:cstheme="majorHAnsi"/>
-          <w:sz w:val="24"/>
-          <w:szCs w:val="24"/>
-          <w:lang w:val="en-GB"/>
-        </w:rPr>
-        <w:t xml:space="preserve"> </w:t>
-      </w:r>
-      <w:proofErr w:type="spellStart"/>
-      <w:r>
-        <w:rPr>
-          <w:rFonts w:asciiTheme="majorHAnsi" w:hAnsiTheme="majorHAnsi" w:cstheme="majorHAnsi"/>
-          <w:sz w:val="24"/>
-          <w:szCs w:val="24"/>
-          <w:lang w:val="en-GB"/>
-        </w:rPr>
-        <w:t>yazabilirz</w:t>
-      </w:r>
-      <w:proofErr w:type="spellEnd"/>
-      <w:r>
-        <w:rPr>
-          <w:rFonts w:asciiTheme="majorHAnsi" w:hAnsiTheme="majorHAnsi" w:cstheme="majorHAnsi"/>
-          <w:sz w:val="24"/>
-          <w:szCs w:val="24"/>
-          <w:lang w:val="en-GB"/>
-        </w:rPr>
-        <w:t>?</w:t>
+      <w:r>
+        <w:rPr>
+          <w:rFonts w:asciiTheme="majorHAnsi" w:hAnsiTheme="majorHAnsi" w:cstheme="majorHAnsi"/>
+          <w:sz w:val="24"/>
+          <w:szCs w:val="24"/>
+          <w:lang w:val="en-GB"/>
+        </w:rPr>
+        <w:t>R</w:t>
+      </w:r>
+      <w:r>
+        <w:rPr>
+          <w:rFonts w:asciiTheme="majorHAnsi" w:hAnsiTheme="majorHAnsi" w:cstheme="majorHAnsi"/>
+          <w:sz w:val="24"/>
+          <w:szCs w:val="24"/>
+          <w:lang w:val="en-GB"/>
+        </w:rPr>
+        <w:t>unbookta</w:t>
       </w:r>
     </w:p>
     <w:p>
@@ -1266,6 +1089,15 @@
           <w:lang w:val="en-GB"/>
         </w:rPr>
       </w:pPr>
+      <w:r>
+        <w:rPr>
+          <w:rFonts w:asciiTheme="majorHAnsi" w:hAnsiTheme="majorHAnsi" w:cstheme="majorHAnsi"/>
+          <w:sz w:val="24"/>
+          <w:szCs w:val="24"/>
+          <w:lang w:val="en-GB"/>
+        </w:rPr>
+        <w:t>Step 6a 6b step 7 acttive json kismi update et</w:t>
+      </w:r>
     </w:p>
     <w:p>
       <w:pPr>
@@ -1283,131 +1115,342 @@
           <w:szCs w:val="24"/>
           <w:lang w:val="en-GB"/>
         </w:rPr>
-        <w:t xml:space="preserve">NB: We do not include the powerplants especially for photovoltaics solar panels and onshore wind </w:t>
-      </w:r>
-      <w:r>
-        <w:rPr>
-          <w:rFonts w:asciiTheme="majorHAnsi" w:hAnsiTheme="majorHAnsi" w:cstheme="majorHAnsi"/>
-          <w:sz w:val="24"/>
-          <w:szCs w:val="24"/>
-          <w:lang w:val="en-GB"/>
-        </w:rPr>
-        <w:t xml:space="preserve">below the threshold of 30 </w:t>
-      </w:r>
-      <w:r>
-        <w:rPr>
-          <w:rFonts w:asciiTheme="majorHAnsi" w:hAnsiTheme="majorHAnsi" w:cstheme="majorHAnsi"/>
-          <w:sz w:val="24"/>
-          <w:szCs w:val="24"/>
-          <w:lang w:val="en-GB"/>
-        </w:rPr>
-        <w:t>kW.</w:t>
-      </w:r>
-      <w:r>
-        <w:rPr>
-          <w:rFonts w:asciiTheme="majorHAnsi" w:hAnsiTheme="majorHAnsi" w:cstheme="majorHAnsi"/>
-          <w:sz w:val="24"/>
-          <w:szCs w:val="24"/>
-          <w:lang w:val="en-GB"/>
-        </w:rPr>
-        <w:t xml:space="preserve"> The reason behind this is that users should register for powerplants which has higher than 30 kW power value.</w:t>
-      </w:r>
+        <w:t>*</w:t>
+      </w:r>
+      <w:r>
+        <w:rPr>
+          <w:rFonts w:asciiTheme="majorHAnsi" w:hAnsiTheme="majorHAnsi" w:cstheme="majorHAnsi"/>
+          <w:sz w:val="24"/>
+          <w:szCs w:val="24"/>
+          <w:lang w:val="en-GB"/>
+        </w:rPr>
+        <w:t xml:space="preserve">Unit tests update </w:t>
+      </w:r>
+      <w:proofErr w:type="spellStart"/>
+      <w:r>
+        <w:rPr>
+          <w:rFonts w:asciiTheme="majorHAnsi" w:hAnsiTheme="majorHAnsi" w:cstheme="majorHAnsi"/>
+          <w:sz w:val="24"/>
+          <w:szCs w:val="24"/>
+          <w:lang w:val="en-GB"/>
+        </w:rPr>
+        <w:t>edip</w:t>
+      </w:r>
+      <w:proofErr w:type="spellEnd"/>
+      <w:r>
+        <w:rPr>
+          <w:rFonts w:asciiTheme="majorHAnsi" w:hAnsiTheme="majorHAnsi" w:cstheme="majorHAnsi"/>
+          <w:sz w:val="24"/>
+          <w:szCs w:val="24"/>
+          <w:lang w:val="en-GB"/>
+        </w:rPr>
+        <w:t xml:space="preserve"> runbook doc </w:t>
+      </w:r>
+      <w:proofErr w:type="gramStart"/>
+      <w:r>
+        <w:rPr>
+          <w:rFonts w:asciiTheme="majorHAnsi" w:hAnsiTheme="majorHAnsi" w:cstheme="majorHAnsi"/>
+          <w:sz w:val="24"/>
+          <w:szCs w:val="24"/>
+          <w:lang w:val="en-GB"/>
+        </w:rPr>
+        <w:t>a</w:t>
+      </w:r>
+      <w:proofErr w:type="gramEnd"/>
+      <w:r>
+        <w:rPr>
+          <w:rFonts w:asciiTheme="majorHAnsi" w:hAnsiTheme="majorHAnsi" w:cstheme="majorHAnsi"/>
+          <w:sz w:val="24"/>
+          <w:szCs w:val="24"/>
+          <w:lang w:val="en-GB"/>
+        </w:rPr>
+        <w:t xml:space="preserve"> </w:t>
+      </w:r>
+      <w:proofErr w:type="spellStart"/>
+      <w:r>
+        <w:rPr>
+          <w:rFonts w:asciiTheme="majorHAnsi" w:hAnsiTheme="majorHAnsi" w:cstheme="majorHAnsi"/>
+          <w:sz w:val="24"/>
+          <w:szCs w:val="24"/>
+          <w:lang w:val="en-GB"/>
+        </w:rPr>
+        <w:t>ekle</w:t>
+      </w:r>
+      <w:proofErr w:type="spellEnd"/>
     </w:p>
     <w:p>
       <w:pPr>
-        <w:pStyle w:val="ListParagraph"/>
-        <w:numPr>
-          <w:ilvl w:val="0"/>
-          <w:numId w:val="1"/>
-        </w:numPr>
-        <w:rPr>
-          <w:rFonts w:asciiTheme="majorHAnsi" w:hAnsiTheme="majorHAnsi" w:cstheme="majorHAnsi"/>
-          <w:sz w:val="24"/>
-          <w:szCs w:val="24"/>
-          <w:lang w:val="en-GB"/>
-        </w:rPr>
-      </w:pPr>
-      <w:r>
-        <w:rPr>
-          <w:rFonts w:asciiTheme="majorHAnsi" w:hAnsiTheme="majorHAnsi" w:cstheme="majorHAnsi"/>
-          <w:sz w:val="24"/>
-          <w:szCs w:val="24"/>
-          <w:lang w:val="en-GB"/>
-        </w:rPr>
-        <w:t>PIECHART DOCUMENTATION MASTR DATA G</w:t>
-      </w:r>
-      <w:r>
-        <w:rPr>
-          <w:rFonts w:asciiTheme="majorHAnsi" w:hAnsiTheme="majorHAnsi" w:cstheme="majorHAnsi"/>
-          <w:sz w:val="24"/>
-          <w:szCs w:val="24"/>
-          <w:lang w:val="en-GB"/>
-        </w:rPr>
-        <w:t xml:space="preserve">ÜNCELLE: Ramy </w:t>
-      </w:r>
-      <w:proofErr w:type="spellStart"/>
-      <w:r>
-        <w:rPr>
-          <w:rFonts w:asciiTheme="majorHAnsi" w:hAnsiTheme="majorHAnsi" w:cstheme="majorHAnsi"/>
-          <w:sz w:val="24"/>
-          <w:szCs w:val="24"/>
-          <w:lang w:val="en-GB"/>
-        </w:rPr>
-        <w:t>icin</w:t>
-      </w:r>
-      <w:proofErr w:type="spellEnd"/>
-      <w:r>
-        <w:rPr>
-          <w:rFonts w:asciiTheme="majorHAnsi" w:hAnsiTheme="majorHAnsi" w:cstheme="majorHAnsi"/>
-          <w:sz w:val="24"/>
-          <w:szCs w:val="24"/>
-          <w:lang w:val="en-GB"/>
-        </w:rPr>
-        <w:t xml:space="preserve"> </w:t>
-      </w:r>
-      <w:proofErr w:type="spellStart"/>
-      <w:r>
-        <w:rPr>
-          <w:rFonts w:asciiTheme="majorHAnsi" w:hAnsiTheme="majorHAnsi" w:cstheme="majorHAnsi"/>
-          <w:sz w:val="24"/>
-          <w:szCs w:val="24"/>
-          <w:lang w:val="en-GB"/>
-        </w:rPr>
-        <w:t>lazim</w:t>
-      </w:r>
-      <w:proofErr w:type="spellEnd"/>
-      <w:r>
-        <w:rPr>
-          <w:rFonts w:asciiTheme="majorHAnsi" w:hAnsiTheme="majorHAnsi" w:cstheme="majorHAnsi"/>
-          <w:sz w:val="24"/>
-          <w:szCs w:val="24"/>
-          <w:lang w:val="en-GB"/>
-        </w:rPr>
-        <w:t>.</w:t>
-      </w:r>
+        <w:rPr>
+          <w:rFonts w:asciiTheme="majorHAnsi" w:hAnsiTheme="majorHAnsi" w:cstheme="majorHAnsi"/>
+          <w:sz w:val="24"/>
+          <w:szCs w:val="24"/>
+          <w:lang w:val="en-GB"/>
+        </w:rPr>
+      </w:pPr>
     </w:p>
     <w:p>
       <w:pPr>
-        <w:pStyle w:val="ListParagraph"/>
-        <w:numPr>
-          <w:ilvl w:val="0"/>
-          <w:numId w:val="1"/>
-        </w:numPr>
-        <w:rPr>
-          <w:rFonts w:asciiTheme="majorHAnsi" w:hAnsiTheme="majorHAnsi" w:cstheme="majorHAnsi"/>
-          <w:sz w:val="24"/>
-          <w:szCs w:val="24"/>
-          <w:lang w:val="en-GB"/>
-        </w:rPr>
-      </w:pPr>
-      <w:r>
-        <w:rPr>
-          <w:rFonts w:asciiTheme="majorHAnsi" w:hAnsiTheme="majorHAnsi" w:cstheme="majorHAnsi"/>
-          <w:sz w:val="24"/>
-          <w:szCs w:val="24"/>
-          <w:lang w:val="en-GB"/>
-        </w:rPr>
-        <w:t>KODLARDAKI YORUMLARA BI EL AT YA YORDULAR BENI**************</w:t>
+        <w:rPr>
+          <w:rFonts w:asciiTheme="majorHAnsi" w:hAnsiTheme="majorHAnsi" w:cstheme="majorHAnsi"/>
+          <w:sz w:val="24"/>
+          <w:szCs w:val="24"/>
+          <w:lang w:val="en-GB"/>
+        </w:rPr>
+      </w:pPr>
+    </w:p>
+    <w:p>
+      <w:pPr>
+        <w:rPr>
+          <w:rFonts w:asciiTheme="majorHAnsi" w:hAnsiTheme="majorHAnsi" w:cstheme="majorHAnsi"/>
+          <w:sz w:val="24"/>
+          <w:szCs w:val="24"/>
+          <w:lang w:val="en-GB"/>
+        </w:rPr>
+      </w:pPr>
+      <w:r>
+        <w:rPr>
+          <w:rFonts w:asciiTheme="majorHAnsi" w:hAnsiTheme="majorHAnsi" w:cstheme="majorHAnsi"/>
+          <w:sz w:val="24"/>
+          <w:szCs w:val="24"/>
+          <w:lang w:val="en-GB"/>
+        </w:rPr>
+        <w:t>*</w:t>
+      </w:r>
+      <w:proofErr w:type="spellStart"/>
+      <w:r>
+        <w:rPr>
+          <w:rFonts w:asciiTheme="majorHAnsi" w:hAnsiTheme="majorHAnsi" w:cstheme="majorHAnsi"/>
+          <w:sz w:val="24"/>
+          <w:szCs w:val="24"/>
+          <w:lang w:val="en-GB"/>
+        </w:rPr>
+        <w:t>Ayrica</w:t>
+      </w:r>
+      <w:proofErr w:type="spellEnd"/>
+      <w:r>
+        <w:rPr>
+          <w:rFonts w:asciiTheme="majorHAnsi" w:hAnsiTheme="majorHAnsi" w:cstheme="majorHAnsi"/>
+          <w:sz w:val="24"/>
+          <w:szCs w:val="24"/>
+          <w:lang w:val="en-GB"/>
+        </w:rPr>
+        <w:t xml:space="preserve"> </w:t>
+      </w:r>
+      <w:proofErr w:type="spellStart"/>
+      <w:r>
+        <w:rPr>
+          <w:rFonts w:asciiTheme="majorHAnsi" w:hAnsiTheme="majorHAnsi" w:cstheme="majorHAnsi"/>
+          <w:sz w:val="24"/>
+          <w:szCs w:val="24"/>
+          <w:lang w:val="en-GB"/>
+        </w:rPr>
+        <w:t>statelerdeki</w:t>
+      </w:r>
+      <w:proofErr w:type="spellEnd"/>
+      <w:r>
+        <w:rPr>
+          <w:rFonts w:asciiTheme="majorHAnsi" w:hAnsiTheme="majorHAnsi" w:cstheme="majorHAnsi"/>
+          <w:sz w:val="24"/>
+          <w:szCs w:val="24"/>
+          <w:lang w:val="en-GB"/>
+        </w:rPr>
+        <w:t xml:space="preserve"> max power min power installed </w:t>
+      </w:r>
+      <w:proofErr w:type="spellStart"/>
+      <w:r>
+        <w:rPr>
+          <w:rFonts w:asciiTheme="majorHAnsi" w:hAnsiTheme="majorHAnsi" w:cstheme="majorHAnsi"/>
+          <w:sz w:val="24"/>
+          <w:szCs w:val="24"/>
+          <w:lang w:val="en-GB"/>
+        </w:rPr>
+        <w:t>yillari</w:t>
+      </w:r>
+      <w:proofErr w:type="spellEnd"/>
+      <w:r>
+        <w:rPr>
+          <w:rFonts w:asciiTheme="majorHAnsi" w:hAnsiTheme="majorHAnsi" w:cstheme="majorHAnsi"/>
+          <w:sz w:val="24"/>
+          <w:szCs w:val="24"/>
+          <w:lang w:val="en-GB"/>
+        </w:rPr>
+        <w:t xml:space="preserve"> </w:t>
+      </w:r>
+      <w:proofErr w:type="spellStart"/>
+      <w:r>
+        <w:rPr>
+          <w:rFonts w:asciiTheme="majorHAnsi" w:hAnsiTheme="majorHAnsi" w:cstheme="majorHAnsi"/>
+          <w:sz w:val="24"/>
+          <w:szCs w:val="24"/>
+          <w:lang w:val="en-GB"/>
+        </w:rPr>
+        <w:t>ve</w:t>
+      </w:r>
+      <w:proofErr w:type="spellEnd"/>
+      <w:r>
+        <w:rPr>
+          <w:rFonts w:asciiTheme="majorHAnsi" w:hAnsiTheme="majorHAnsi" w:cstheme="majorHAnsi"/>
+          <w:sz w:val="24"/>
+          <w:szCs w:val="24"/>
+          <w:lang w:val="en-GB"/>
+        </w:rPr>
+        <w:t xml:space="preserve"> </w:t>
+      </w:r>
+      <w:proofErr w:type="spellStart"/>
+      <w:r>
+        <w:rPr>
+          <w:rFonts w:asciiTheme="majorHAnsi" w:hAnsiTheme="majorHAnsi" w:cstheme="majorHAnsi"/>
+          <w:sz w:val="24"/>
+          <w:szCs w:val="24"/>
+          <w:lang w:val="en-GB"/>
+        </w:rPr>
+        <w:t>güc</w:t>
+      </w:r>
+      <w:proofErr w:type="spellEnd"/>
+      <w:r>
+        <w:rPr>
+          <w:rFonts w:asciiTheme="majorHAnsi" w:hAnsiTheme="majorHAnsi" w:cstheme="majorHAnsi"/>
+          <w:sz w:val="24"/>
+          <w:szCs w:val="24"/>
+          <w:lang w:val="en-GB"/>
+        </w:rPr>
+        <w:t xml:space="preserve"> </w:t>
+      </w:r>
+      <w:proofErr w:type="spellStart"/>
+      <w:r>
+        <w:rPr>
+          <w:rFonts w:asciiTheme="majorHAnsi" w:hAnsiTheme="majorHAnsi" w:cstheme="majorHAnsi"/>
+          <w:sz w:val="24"/>
+          <w:szCs w:val="24"/>
+          <w:lang w:val="en-GB"/>
+        </w:rPr>
+        <w:t>degerini</w:t>
+      </w:r>
+      <w:proofErr w:type="spellEnd"/>
+      <w:r>
+        <w:rPr>
+          <w:rFonts w:asciiTheme="majorHAnsi" w:hAnsiTheme="majorHAnsi" w:cstheme="majorHAnsi"/>
+          <w:sz w:val="24"/>
+          <w:szCs w:val="24"/>
+          <w:lang w:val="en-GB"/>
+        </w:rPr>
+        <w:t xml:space="preserve"> </w:t>
+      </w:r>
+      <w:proofErr w:type="spellStart"/>
+      <w:r>
+        <w:rPr>
+          <w:rFonts w:asciiTheme="majorHAnsi" w:hAnsiTheme="majorHAnsi" w:cstheme="majorHAnsi"/>
+          <w:sz w:val="24"/>
+          <w:szCs w:val="24"/>
+          <w:lang w:val="en-GB"/>
+        </w:rPr>
+        <w:t>sagda</w:t>
+      </w:r>
+      <w:proofErr w:type="spellEnd"/>
+      <w:r>
+        <w:rPr>
+          <w:rFonts w:asciiTheme="majorHAnsi" w:hAnsiTheme="majorHAnsi" w:cstheme="majorHAnsi"/>
+          <w:sz w:val="24"/>
+          <w:szCs w:val="24"/>
+          <w:lang w:val="en-GB"/>
+        </w:rPr>
+        <w:t xml:space="preserve"> </w:t>
+      </w:r>
+      <w:proofErr w:type="spellStart"/>
+      <w:r>
+        <w:rPr>
+          <w:rFonts w:asciiTheme="majorHAnsi" w:hAnsiTheme="majorHAnsi" w:cstheme="majorHAnsi"/>
+          <w:sz w:val="24"/>
+          <w:szCs w:val="24"/>
+          <w:lang w:val="en-GB"/>
+        </w:rPr>
+        <w:t>layerda</w:t>
+      </w:r>
+      <w:proofErr w:type="spellEnd"/>
+      <w:r>
+        <w:rPr>
+          <w:rFonts w:asciiTheme="majorHAnsi" w:hAnsiTheme="majorHAnsi" w:cstheme="majorHAnsi"/>
+          <w:sz w:val="24"/>
+          <w:szCs w:val="24"/>
+          <w:lang w:val="en-GB"/>
+        </w:rPr>
+        <w:t xml:space="preserve"> </w:t>
+      </w:r>
+      <w:proofErr w:type="spellStart"/>
+      <w:r>
+        <w:rPr>
+          <w:rFonts w:asciiTheme="majorHAnsi" w:hAnsiTheme="majorHAnsi" w:cstheme="majorHAnsi"/>
+          <w:sz w:val="24"/>
+          <w:szCs w:val="24"/>
+          <w:lang w:val="en-GB"/>
+        </w:rPr>
+        <w:t>yazabilirz</w:t>
+      </w:r>
+      <w:proofErr w:type="spellEnd"/>
+      <w:r>
+        <w:rPr>
+          <w:rFonts w:asciiTheme="majorHAnsi" w:hAnsiTheme="majorHAnsi" w:cstheme="majorHAnsi"/>
+          <w:sz w:val="24"/>
+          <w:szCs w:val="24"/>
+          <w:lang w:val="en-GB"/>
+        </w:rPr>
+        <w:t>?</w:t>
+      </w:r>
+    </w:p>
+    <w:p>
+      <w:pPr>
+        <w:rPr>
+          <w:rFonts w:asciiTheme="majorHAnsi" w:hAnsiTheme="majorHAnsi" w:cstheme="majorHAnsi"/>
+          <w:sz w:val="24"/>
+          <w:szCs w:val="24"/>
+          <w:lang w:val="en-GB"/>
+        </w:rPr>
+      </w:pPr>
+    </w:p>
+    <w:p>
+      <w:pPr>
+        <w:rPr>
+          <w:rFonts w:asciiTheme="majorHAnsi" w:hAnsiTheme="majorHAnsi" w:cstheme="majorHAnsi"/>
+          <w:sz w:val="24"/>
+          <w:szCs w:val="24"/>
+          <w:lang w:val="en-GB"/>
+        </w:rPr>
+      </w:pPr>
+      <w:r>
+        <w:rPr>
+          <w:rFonts w:asciiTheme="majorHAnsi" w:hAnsiTheme="majorHAnsi" w:cstheme="majorHAnsi"/>
+          <w:sz w:val="24"/>
+          <w:szCs w:val="24"/>
+          <w:lang w:val="en-GB"/>
+        </w:rPr>
+        <w:t xml:space="preserve">NB: We do not include the powerplants especially for photovoltaics solar panels and onshore wind </w:t>
+      </w:r>
+      <w:r>
+        <w:rPr>
+          <w:rFonts w:asciiTheme="majorHAnsi" w:hAnsiTheme="majorHAnsi" w:cstheme="majorHAnsi"/>
+          <w:sz w:val="24"/>
+          <w:szCs w:val="24"/>
+          <w:lang w:val="en-GB"/>
+        </w:rPr>
+        <w:t xml:space="preserve">below the threshold of 30 </w:t>
+      </w:r>
+      <w:r>
+        <w:rPr>
+          <w:rFonts w:asciiTheme="majorHAnsi" w:hAnsiTheme="majorHAnsi" w:cstheme="majorHAnsi"/>
+          <w:sz w:val="24"/>
+          <w:szCs w:val="24"/>
+          <w:lang w:val="en-GB"/>
+        </w:rPr>
+        <w:t>kW.</w:t>
+      </w:r>
+      <w:r>
+        <w:rPr>
+          <w:rFonts w:asciiTheme="majorHAnsi" w:hAnsiTheme="majorHAnsi" w:cstheme="majorHAnsi"/>
+          <w:sz w:val="24"/>
+          <w:szCs w:val="24"/>
+          <w:lang w:val="en-GB"/>
+        </w:rPr>
+        <w:t xml:space="preserve"> The reason behind this is that users should register for powerplants which has higher than 30 kW power value.</w:t>
       </w:r>
     </w:p>
     <w:p>
@@ -1434,7 +1477,7 @@
 </file>
 
 <file path=word/numbering.xml><?xml version="1.0" encoding="utf-8"?>
-<w:numbering xmlns:wpc="http://schemas.microsoft.com/office/word/2010/wordprocessingCanvas" xmlns:cx="http://schemas.microsoft.com/office/drawing/2014/chartex" xmlns:cx1="http://schemas.microsoft.com/office/drawing/2015/9/8/chartex" xmlns:cx2="http://schemas.microsoft.com/office/drawing/2015/10/21/chartex" xmlns:cx3="http://schemas.microsoft.com/office/drawing/2016/5/9/chartex" xmlns:cx4="http://schemas.microsoft.com/office/drawing/2016/5/10/chartex" xmlns:cx5="http://schemas.microsoft.com/office/drawing/2016/5/11/chartex" xmlns:cx6="http://schemas.microsoft.com/office/drawing/2016/5/12/chartex" xmlns:cx7="http://schemas.microsoft.com/office/drawing/2016/5/13/chartex" xmlns:cx8="http://schemas.microsoft.com/office/drawing/2016/5/14/chartex" xmlns:mc="http://schemas.openxmlformats.org/markup-compatibility/2006" xmlns:aink="http://schemas.microsoft.com/office/drawing/2016/ink" xmlns:am3d="http://schemas.microsoft.com/office/drawing/2017/model3d" xmlns:o="urn:schemas-microsoft-com:office:office" xmlns:oel="http://schemas.microsoft.com/office/2019/extlst" xmlns:r="http://schemas.openxmlformats.org/officeDocument/2006/relationships" xmlns:m="http://schemas.openxmlformats.org/officeDocument/2006/math" xmlns:v="urn:schemas-microsoft-com:vml" xmlns:wp14="http://schemas.microsoft.com/office/word/2010/wordprocessingDrawing" xmlns:wp="http://schemas.openxmlformats.org/drawingml/2006/wordprocessingDrawing" xmlns:w10="urn:schemas-microsoft-com:office:word" xmlns:w="http://schemas.openxmlformats.org/wordprocessingml/2006/main" xmlns:w14="http://schemas.microsoft.com/office/word/2010/wordml" xmlns:w15="http://schemas.microsoft.com/office/word/2012/wordml" xmlns:w16cex="http://schemas.microsoft.com/office/word/2018/wordml/cex" xmlns:w16cid="http://schemas.microsoft.com/office/word/2016/wordml/cid" xmlns:w16="http://schemas.microsoft.com/office/word/2018/wordml" xmlns:w16du="http://schemas.microsoft.com/office/word/2023/wordml/word16du" xmlns:w16sdtdh="http://schemas.microsoft.com/office/word/2020/wordml/sdtdatahash" xmlns:w16sdtfl="http://schemas.microsoft.com/office/word/2024/wordml/sdtformatlock" xmlns:w16se="http://schemas.microsoft.com/office/word/2015/wordml/symex" xmlns:wpg="http://schemas.microsoft.com/office/word/2010/wordprocessingGroup" xmlns:wpi="http://schemas.microsoft.com/office/word/2010/wordprocessingInk" xmlns:wne="http://schemas.microsoft.com/office/word/2006/wordml" xmlns:wps="http://schemas.microsoft.com/office/word/2010/wordprocessingShape" mc:Ignorable="w14 w15 w16se w16cid w16 w16cex w16sdtdh w16sdtfl w16du wp14">
+<w:numbering xmlns:wpc="http://schemas.microsoft.com/office/word/2010/wordprocessingCanvas" xmlns:cx="http://schemas.microsoft.com/office/drawing/2014/chartex" xmlns:cx1="http://schemas.microsoft.com/office/drawing/2015/9/8/chartex" xmlns:cx2="http://schemas.microsoft.com/office/drawing/2015/10/21/chartex" xmlns:cx3="http://schemas.microsoft.com/office/drawing/2016/5/9/chartex" xmlns:cx4="http://schemas.microsoft.com/office/drawing/2016/5/10/chartex" xmlns:cx5="http://schemas.microsoft.com/office/drawing/2016/5/11/chartex" xmlns:cx6="http://schemas.microsoft.com/office/drawing/2016/5/12/chartex" xmlns:cx7="http://schemas.microsoft.com/office/drawing/2016/5/13/chartex" xmlns:cx8="http://schemas.microsoft.com/office/drawing/2016/5/14/chartex" xmlns:mc="http://schemas.openxmlformats.org/markup-compatibility/2006" xmlns:aink="http://schemas.microsoft.com/office/drawing/2016/ink" xmlns:am3d="http://schemas.microsoft.com/office/drawing/2017/model3d" xmlns:o="urn:schemas-microsoft-com:office:office" xmlns:r="http://schemas.openxmlformats.org/officeDocument/2006/relationships" xmlns:m="http://schemas.openxmlformats.org/officeDocument/2006/math" xmlns:v="urn:schemas-microsoft-com:vml" xmlns:wp14="http://schemas.microsoft.com/office/word/2010/wordprocessingDrawing" xmlns:wp="http://schemas.openxmlformats.org/drawingml/2006/wordprocessingDrawing" xmlns:w10="urn:schemas-microsoft-com:office:word" xmlns:w="http://schemas.openxmlformats.org/wordprocessingml/2006/main" xmlns:w14="http://schemas.microsoft.com/office/word/2010/wordml" xmlns:w15="http://schemas.microsoft.com/office/word/2012/wordml" xmlns:w16cex="http://schemas.microsoft.com/office/word/2018/wordml/cex" xmlns:w16cid="http://schemas.microsoft.com/office/word/2016/wordml/cid" xmlns:w16="http://schemas.microsoft.com/office/word/2018/wordml" xmlns:w16sdtdh="http://schemas.microsoft.com/office/word/2020/wordml/sdtdatahash" xmlns:w16se="http://schemas.microsoft.com/office/word/2015/wordml/symex" xmlns:wpg="http://schemas.microsoft.com/office/word/2010/wordprocessingGroup" xmlns:wpi="http://schemas.microsoft.com/office/word/2010/wordprocessingInk" xmlns:wne="http://schemas.microsoft.com/office/word/2006/wordml" xmlns:wps="http://schemas.microsoft.com/office/word/2010/wordprocessingShape" mc:Ignorable="w14 w15 w16se w16cid w16 w16cex w16sdtdh wp14">
   <w:abstractNum w:abstractNumId="0" w15:restartNumberingAfterBreak="0">
     <w:nsid w:val="0BF44DD0"/>
     <w:multiLevelType w:val="hybridMultilevel"/>
@@ -2386,35 +2429,35 @@
       </w:rPr>
     </w:lvl>
   </w:abstractNum>
-  <w:num w:numId="1" w16cid:durableId="345404135">
+  <w:num w:numId="1">
     <w:abstractNumId w:val="1"/>
   </w:num>
-  <w:num w:numId="2" w16cid:durableId="811556191">
+  <w:num w:numId="2">
     <w:abstractNumId w:val="0"/>
   </w:num>
-  <w:num w:numId="3" w16cid:durableId="1384059654">
+  <w:num w:numId="3">
     <w:abstractNumId w:val="7"/>
   </w:num>
-  <w:num w:numId="4" w16cid:durableId="453254507">
+  <w:num w:numId="4">
     <w:abstractNumId w:val="6"/>
   </w:num>
-  <w:num w:numId="5" w16cid:durableId="1409376025">
+  <w:num w:numId="5">
     <w:abstractNumId w:val="3"/>
   </w:num>
-  <w:num w:numId="6" w16cid:durableId="142503226">
+  <w:num w:numId="6">
     <w:abstractNumId w:val="5"/>
   </w:num>
-  <w:num w:numId="7" w16cid:durableId="1880506462">
+  <w:num w:numId="7">
     <w:abstractNumId w:val="2"/>
   </w:num>
-  <w:num w:numId="8" w16cid:durableId="1030255704">
+  <w:num w:numId="8">
     <w:abstractNumId w:val="4"/>
   </w:num>
 </w:numbering>
 </file>
 
 <file path=word/styles.xml><?xml version="1.0" encoding="utf-8"?>
-<w:styles xmlns:mc="http://schemas.openxmlformats.org/markup-compatibility/2006" xmlns:r="http://schemas.openxmlformats.org/officeDocument/2006/relationships" xmlns:w="http://schemas.openxmlformats.org/wordprocessingml/2006/main" xmlns:w14="http://schemas.microsoft.com/office/word/2010/wordml" xmlns:w15="http://schemas.microsoft.com/office/word/2012/wordml" xmlns:w16cex="http://schemas.microsoft.com/office/word/2018/wordml/cex" xmlns:w16cid="http://schemas.microsoft.com/office/word/2016/wordml/cid" xmlns:w16="http://schemas.microsoft.com/office/word/2018/wordml" xmlns:w16du="http://schemas.microsoft.com/office/word/2023/wordml/word16du" xmlns:w16sdtdh="http://schemas.microsoft.com/office/word/2020/wordml/sdtdatahash" xmlns:w16sdtfl="http://schemas.microsoft.com/office/word/2024/wordml/sdtformatlock" xmlns:w16se="http://schemas.microsoft.com/office/word/2015/wordml/symex" mc:Ignorable="w14 w15 w16se w16cid w16 w16cex w16sdtdh w16sdtfl w16du">
+<w:styles xmlns:mc="http://schemas.openxmlformats.org/markup-compatibility/2006" xmlns:r="http://schemas.openxmlformats.org/officeDocument/2006/relationships" xmlns:w="http://schemas.openxmlformats.org/wordprocessingml/2006/main" xmlns:w14="http://schemas.microsoft.com/office/word/2010/wordml" xmlns:w15="http://schemas.microsoft.com/office/word/2012/wordml" xmlns:w16cex="http://schemas.microsoft.com/office/word/2018/wordml/cex" xmlns:w16cid="http://schemas.microsoft.com/office/word/2016/wordml/cid" xmlns:w16="http://schemas.microsoft.com/office/word/2018/wordml" xmlns:w16sdtdh="http://schemas.microsoft.com/office/word/2020/wordml/sdtdatahash" xmlns:w16se="http://schemas.microsoft.com/office/word/2015/wordml/symex" mc:Ignorable="w14 w15 w16se w16cid w16 w16cex w16sdtdh">
   <w:docDefaults>
     <w:rPrDefault>
       <w:rPr>
@@ -2836,7 +2879,6 @@
   <w:style w:type="character" w:default="1" w:styleId="DefaultParagraphFont">
     <w:name w:val="Default Paragraph Font"/>
     <w:uiPriority w:val="1"/>
-    <w:semiHidden/>
     <w:unhideWhenUsed/>
   </w:style>
   <w:style w:type="table" w:default="1" w:styleId="TableNormal">
@@ -2939,6 +2981,29 @@
       <w:sz w:val="24"/>
       <w:szCs w:val="24"/>
       <w:lang w:eastAsia="de-DE"/>
+    </w:rPr>
+  </w:style>
+  <w:style w:type="character" w:styleId="Hyperlink">
+    <w:name w:val="Hyperlink"/>
+    <w:basedOn w:val="DefaultParagraphFont"/>
+    <w:uiPriority w:val="99"/>
+    <w:unhideWhenUsed/>
+    <w:rsid w:val="00ED58A2"/>
+    <w:rPr>
+      <w:color w:val="0563C1" w:themeColor="hyperlink"/>
+      <w:u w:val="single"/>
+    </w:rPr>
+  </w:style>
+  <w:style w:type="character" w:styleId="UnresolvedMention">
+    <w:name w:val="Unresolved Mention"/>
+    <w:basedOn w:val="DefaultParagraphFont"/>
+    <w:uiPriority w:val="99"/>
+    <w:semiHidden/>
+    <w:unhideWhenUsed/>
+    <w:rsid w:val="00ED58A2"/>
+    <w:rPr>
+      <w:color w:val="605E5C"/>
+      <w:shd w:val="clear" w:color="auto" w:fill="E1DFDD"/>
     </w:rPr>
   </w:style>
 </w:styles>

--- a/to do list.docx
+++ b/to do list.docx
@@ -1,27 +1,790 @@
 
 <file path=word/document.xml><?xml version="1.0" encoding="utf-8"?>
-<w:document xmlns:wpc="http://schemas.microsoft.com/office/word/2010/wordprocessingCanvas" xmlns:cx="http://schemas.microsoft.com/office/drawing/2014/chartex" xmlns:cx1="http://schemas.microsoft.com/office/drawing/2015/9/8/chartex" xmlns:cx2="http://schemas.microsoft.com/office/drawing/2015/10/21/chartex" xmlns:cx3="http://schemas.microsoft.com/office/drawing/2016/5/9/chartex" xmlns:cx4="http://schemas.microsoft.com/office/drawing/2016/5/10/chartex" xmlns:cx5="http://schemas.microsoft.com/office/drawing/2016/5/11/chartex" xmlns:cx6="http://schemas.microsoft.com/office/drawing/2016/5/12/chartex" xmlns:cx7="http://schemas.microsoft.com/office/drawing/2016/5/13/chartex" xmlns:cx8="http://schemas.microsoft.com/office/drawing/2016/5/14/chartex" xmlns:mc="http://schemas.openxmlformats.org/markup-compatibility/2006" xmlns:aink="http://schemas.microsoft.com/office/drawing/2016/ink" xmlns:am3d="http://schemas.microsoft.com/office/drawing/2017/model3d" xmlns:o="urn:schemas-microsoft-com:office:office" xmlns:r="http://schemas.openxmlformats.org/officeDocument/2006/relationships" xmlns:m="http://schemas.openxmlformats.org/officeDocument/2006/math" xmlns:v="urn:schemas-microsoft-com:vml" xmlns:wp14="http://schemas.microsoft.com/office/word/2010/wordprocessingDrawing" xmlns:wp="http://schemas.openxmlformats.org/drawingml/2006/wordprocessingDrawing" xmlns:w10="urn:schemas-microsoft-com:office:word" xmlns:w="http://schemas.openxmlformats.org/wordprocessingml/2006/main" xmlns:w14="http://schemas.microsoft.com/office/word/2010/wordml" xmlns:w15="http://schemas.microsoft.com/office/word/2012/wordml" xmlns:w16cex="http://schemas.microsoft.com/office/word/2018/wordml/cex" xmlns:w16cid="http://schemas.microsoft.com/office/word/2016/wordml/cid" xmlns:w16="http://schemas.microsoft.com/office/word/2018/wordml" xmlns:w16sdtdh="http://schemas.microsoft.com/office/word/2020/wordml/sdtdatahash" xmlns:w16se="http://schemas.microsoft.com/office/word/2015/wordml/symex" xmlns:wpg="http://schemas.microsoft.com/office/word/2010/wordprocessingGroup" xmlns:wpi="http://schemas.microsoft.com/office/word/2010/wordprocessingInk" xmlns:wne="http://schemas.microsoft.com/office/word/2006/wordml" xmlns:wps="http://schemas.microsoft.com/office/word/2010/wordprocessingShape" mc:Ignorable="w14 w15 w16se w16cid w16 w16cex w16sdtdh wp14">
+<w:document xmlns:wpc="http://schemas.microsoft.com/office/word/2010/wordprocessingCanvas" xmlns:cx="http://schemas.microsoft.com/office/drawing/2014/chartex" xmlns:cx1="http://schemas.microsoft.com/office/drawing/2015/9/8/chartex" xmlns:cx2="http://schemas.microsoft.com/office/drawing/2015/10/21/chartex" xmlns:cx3="http://schemas.microsoft.com/office/drawing/2016/5/9/chartex" xmlns:cx4="http://schemas.microsoft.com/office/drawing/2016/5/10/chartex" xmlns:cx5="http://schemas.microsoft.com/office/drawing/2016/5/11/chartex" xmlns:cx6="http://schemas.microsoft.com/office/drawing/2016/5/12/chartex" xmlns:cx7="http://schemas.microsoft.com/office/drawing/2016/5/13/chartex" xmlns:cx8="http://schemas.microsoft.com/office/drawing/2016/5/14/chartex" xmlns:mc="http://schemas.openxmlformats.org/markup-compatibility/2006" xmlns:aink="http://schemas.microsoft.com/office/drawing/2016/ink" xmlns:am3d="http://schemas.microsoft.com/office/drawing/2017/model3d" xmlns:o="urn:schemas-microsoft-com:office:office" xmlns:oel="http://schemas.microsoft.com/office/2019/extlst" xmlns:r="http://schemas.openxmlformats.org/officeDocument/2006/relationships" xmlns:m="http://schemas.openxmlformats.org/officeDocument/2006/math" xmlns:v="urn:schemas-microsoft-com:vml" xmlns:wp14="http://schemas.microsoft.com/office/word/2010/wordprocessingDrawing" xmlns:wp="http://schemas.openxmlformats.org/drawingml/2006/wordprocessingDrawing" xmlns:w10="urn:schemas-microsoft-com:office:word" xmlns:w="http://schemas.openxmlformats.org/wordprocessingml/2006/main" xmlns:w14="http://schemas.microsoft.com/office/word/2010/wordml" xmlns:w15="http://schemas.microsoft.com/office/word/2012/wordml" xmlns:w16cex="http://schemas.microsoft.com/office/word/2018/wordml/cex" xmlns:w16cid="http://schemas.microsoft.com/office/word/2016/wordml/cid" xmlns:w16="http://schemas.microsoft.com/office/word/2018/wordml" xmlns:w16du="http://schemas.microsoft.com/office/word/2023/wordml/word16du" xmlns:w16sdtdh="http://schemas.microsoft.com/office/word/2020/wordml/sdtdatahash" xmlns:w16sdtfl="http://schemas.microsoft.com/office/word/2024/wordml/sdtformatlock" xmlns:w16se="http://schemas.microsoft.com/office/word/2015/wordml/symex" xmlns:wpg="http://schemas.microsoft.com/office/word/2010/wordprocessingGroup" xmlns:wpi="http://schemas.microsoft.com/office/word/2010/wordprocessingInk" xmlns:wne="http://schemas.microsoft.com/office/word/2006/wordml" xmlns:wps="http://schemas.microsoft.com/office/word/2010/wordprocessingShape" mc:Ignorable="w14 w15 w16se w16cid w16 w16cex w16sdtdh w16sdtfl w16du wp14">
   <w:body>
     <w:p>
       <w:pPr>
-        <w:rPr>
-          <w:rFonts w:asciiTheme="majorHAnsi" w:hAnsiTheme="majorHAnsi" w:cstheme="majorHAnsi"/>
-          <w:sz w:val="24"/>
-          <w:szCs w:val="24"/>
-          <w:lang w:val="en-GB"/>
-        </w:rPr>
-      </w:pPr>
+        <w:pStyle w:val="Heading2"/>
+        <w:rPr>
+          <w:lang w:val="en-GB"/>
+        </w:rPr>
+      </w:pPr>
+      <w:r>
+        <w:rPr>
+          <w:lang w:val="en-GB"/>
+        </w:rPr>
+        <w:t>TO DO LIST</w:t>
+      </w:r>
+    </w:p>
+    <w:p>
+      <w:pPr>
+        <w:rPr>
+          <w:rFonts w:asciiTheme="majorHAnsi" w:hAnsiTheme="majorHAnsi" w:cstheme="majorHAnsi"/>
+          <w:sz w:val="16"/>
+          <w:szCs w:val="16"/>
+          <w:lang w:val="en-GB"/>
+        </w:rPr>
+      </w:pPr>
+      <w:r>
+        <w:rPr>
+          <w:rFonts w:asciiTheme="majorHAnsi" w:hAnsiTheme="majorHAnsi" w:cstheme="majorHAnsi"/>
+          <w:sz w:val="16"/>
+          <w:szCs w:val="16"/>
+          <w:lang w:val="en-GB"/>
+        </w:rPr>
+        <w:t>*PIECHART DOCUMENTATION MASTR DATA GÜNCELLE: Ramy icin lazim.</w:t>
+      </w:r>
+      <w:r>
+        <w:rPr>
+          <w:rFonts w:asciiTheme="majorHAnsi" w:hAnsiTheme="majorHAnsi" w:cstheme="majorHAnsi"/>
+          <w:sz w:val="16"/>
+          <w:szCs w:val="16"/>
+          <w:lang w:val="en-GB"/>
+        </w:rPr>
+        <w:t xml:space="preserve"> </w:t>
+      </w:r>
       <w:r>
         <w:rPr>
           <w:rFonts w:asciiTheme="majorHAnsi" w:hAnsiTheme="majorHAnsi" w:cstheme="majorHAnsi"/>
           <w:b/>
           <w:bCs/>
-          <w:sz w:val="24"/>
-          <w:szCs w:val="24"/>
+          <w:color w:val="FF0000"/>
+          <w:sz w:val="16"/>
+          <w:szCs w:val="16"/>
           <w:u w:val="single"/>
           <w:lang w:val="en-GB"/>
         </w:rPr>
-        <w:t>TO DO LIST:</w:t>
+        <w:t>DONE</w:t>
+      </w:r>
+    </w:p>
+    <w:p>
+      <w:pPr>
+        <w:pStyle w:val="ListParagraph"/>
+        <w:numPr>
+          <w:ilvl w:val="0"/>
+          <w:numId w:val="1"/>
+        </w:numPr>
+        <w:rPr>
+          <w:rFonts w:asciiTheme="majorHAnsi" w:eastAsia="Times New Roman" w:hAnsiTheme="majorHAnsi" w:cstheme="majorHAnsi"/>
+          <w:sz w:val="16"/>
+          <w:szCs w:val="16"/>
+          <w:lang w:val="en-GB" w:eastAsia="de-DE"/>
+        </w:rPr>
+      </w:pPr>
+      <w:r>
+        <w:rPr>
+          <w:rFonts w:asciiTheme="majorHAnsi" w:hAnsiTheme="majorHAnsi" w:cstheme="majorHAnsi"/>
+          <w:sz w:val="16"/>
+          <w:szCs w:val="16"/>
+          <w:lang w:val="en-GB"/>
+        </w:rPr>
+        <w:t xml:space="preserve">Germany map : </w:t>
+      </w:r>
+      <w:r>
+        <w:rPr>
+          <w:rFonts w:asciiTheme="majorHAnsi" w:hAnsiTheme="majorHAnsi" w:cstheme="majorHAnsi"/>
+          <w:sz w:val="16"/>
+          <w:szCs w:val="16"/>
+          <w:lang w:val="en-GB"/>
+        </w:rPr>
+        <w:t>(power icin GW kulan)</w:t>
+      </w:r>
+    </w:p>
+    <w:p>
+      <w:pPr>
+        <w:pStyle w:val="ListParagraph"/>
+        <w:numPr>
+          <w:ilvl w:val="2"/>
+          <w:numId w:val="1"/>
+        </w:numPr>
+        <w:rPr>
+          <w:rFonts w:asciiTheme="majorHAnsi" w:eastAsia="Times New Roman" w:hAnsiTheme="majorHAnsi" w:cstheme="majorHAnsi"/>
+          <w:sz w:val="16"/>
+          <w:szCs w:val="16"/>
+          <w:lang w:val="en-GB" w:eastAsia="de-DE"/>
+        </w:rPr>
+      </w:pPr>
+      <w:r>
+        <w:rPr>
+          <w:rFonts w:asciiTheme="majorHAnsi" w:hAnsiTheme="majorHAnsi" w:cstheme="majorHAnsi"/>
+          <w:sz w:val="16"/>
+          <w:szCs w:val="16"/>
+          <w:lang w:val="en-GB"/>
+        </w:rPr>
+        <w:t>S</w:t>
+      </w:r>
+      <w:r>
+        <w:rPr>
+          <w:rFonts w:asciiTheme="majorHAnsi" w:hAnsiTheme="majorHAnsi" w:cstheme="majorHAnsi"/>
+          <w:sz w:val="16"/>
+          <w:szCs w:val="16"/>
+          <w:lang w:val="en-GB"/>
+        </w:rPr>
+        <w:t>tate</w:t>
+      </w:r>
+      <w:r>
+        <w:rPr>
+          <w:rFonts w:asciiTheme="majorHAnsi" w:hAnsiTheme="majorHAnsi" w:cstheme="majorHAnsi"/>
+          <w:sz w:val="16"/>
+          <w:szCs w:val="16"/>
+          <w:lang w:val="en-GB"/>
+        </w:rPr>
+        <w:t xml:space="preserve"> </w:t>
+      </w:r>
+      <w:r>
+        <w:rPr>
+          <w:rFonts w:asciiTheme="majorHAnsi" w:hAnsiTheme="majorHAnsi" w:cstheme="majorHAnsi"/>
+          <w:b/>
+          <w:bCs/>
+          <w:color w:val="FF0000"/>
+          <w:sz w:val="16"/>
+          <w:szCs w:val="16"/>
+          <w:u w:val="single"/>
+          <w:lang w:val="en-GB"/>
+        </w:rPr>
+        <w:t>DONE</w:t>
+      </w:r>
+    </w:p>
+    <w:p>
+      <w:pPr>
+        <w:pStyle w:val="ListParagraph"/>
+        <w:numPr>
+          <w:ilvl w:val="3"/>
+          <w:numId w:val="1"/>
+        </w:numPr>
+        <w:rPr>
+          <w:rFonts w:asciiTheme="majorHAnsi" w:eastAsia="Times New Roman" w:hAnsiTheme="majorHAnsi" w:cstheme="majorHAnsi"/>
+          <w:sz w:val="16"/>
+          <w:szCs w:val="16"/>
+          <w:lang w:val="en-GB" w:eastAsia="de-DE"/>
+        </w:rPr>
+      </w:pPr>
+      <w:r>
+        <w:rPr>
+          <w:rFonts w:asciiTheme="majorHAnsi" w:hAnsiTheme="majorHAnsi" w:cstheme="majorHAnsi"/>
+          <w:sz w:val="16"/>
+          <w:szCs w:val="16"/>
+          <w:lang w:val="en-GB"/>
+        </w:rPr>
+        <w:t xml:space="preserve">gif </w:t>
+      </w:r>
+      <w:bookmarkStart w:id="0" w:name="_Hlk223011174"/>
+      <w:r>
+        <w:rPr>
+          <w:rFonts w:asciiTheme="majorHAnsi" w:hAnsiTheme="majorHAnsi" w:cstheme="majorHAnsi"/>
+          <w:b/>
+          <w:bCs/>
+          <w:color w:val="FF0000"/>
+          <w:sz w:val="16"/>
+          <w:szCs w:val="16"/>
+          <w:u w:val="single"/>
+          <w:lang w:val="en-GB"/>
+        </w:rPr>
+        <w:t>DONE</w:t>
+      </w:r>
+      <w:bookmarkEnd w:id="0"/>
+    </w:p>
+    <w:p>
+      <w:pPr>
+        <w:pStyle w:val="ListParagraph"/>
+        <w:numPr>
+          <w:ilvl w:val="2"/>
+          <w:numId w:val="1"/>
+        </w:numPr>
+        <w:rPr>
+          <w:rFonts w:asciiTheme="majorHAnsi" w:eastAsia="Times New Roman" w:hAnsiTheme="majorHAnsi" w:cstheme="majorHAnsi"/>
+          <w:sz w:val="16"/>
+          <w:szCs w:val="16"/>
+          <w:lang w:eastAsia="de-DE"/>
+        </w:rPr>
+      </w:pPr>
+      <w:r>
+        <w:rPr>
+          <w:rFonts w:asciiTheme="majorHAnsi" w:hAnsiTheme="majorHAnsi" w:cstheme="majorHAnsi"/>
+          <w:sz w:val="16"/>
+          <w:szCs w:val="16"/>
+        </w:rPr>
+        <w:t>statewise landkreis</w:t>
+      </w:r>
+      <w:r>
+        <w:rPr>
+          <w:rFonts w:asciiTheme="majorHAnsi" w:hAnsiTheme="majorHAnsi" w:cstheme="majorHAnsi"/>
+          <w:sz w:val="16"/>
+          <w:szCs w:val="16"/>
+        </w:rPr>
+        <w:t xml:space="preserve"> </w:t>
+      </w:r>
+      <w:r>
+        <w:rPr>
+          <w:rFonts w:asciiTheme="majorHAnsi" w:hAnsiTheme="majorHAnsi" w:cstheme="majorHAnsi"/>
+          <w:b/>
+          <w:bCs/>
+          <w:color w:val="FF0000"/>
+          <w:sz w:val="16"/>
+          <w:szCs w:val="16"/>
+          <w:u w:val="single"/>
+          <w:lang w:val="en-GB"/>
+        </w:rPr>
+        <w:t>DONE</w:t>
+      </w:r>
+    </w:p>
+    <w:p>
+      <w:pPr>
+        <w:pStyle w:val="ListParagraph"/>
+        <w:numPr>
+          <w:ilvl w:val="3"/>
+          <w:numId w:val="1"/>
+        </w:numPr>
+        <w:rPr>
+          <w:rFonts w:asciiTheme="majorHAnsi" w:eastAsia="Times New Roman" w:hAnsiTheme="majorHAnsi" w:cstheme="majorHAnsi"/>
+          <w:sz w:val="16"/>
+          <w:szCs w:val="16"/>
+          <w:lang w:eastAsia="de-DE"/>
+        </w:rPr>
+      </w:pPr>
+      <w:r>
+        <w:rPr>
+          <w:rFonts w:asciiTheme="majorHAnsi" w:hAnsiTheme="majorHAnsi" w:cstheme="majorHAnsi"/>
+          <w:sz w:val="16"/>
+          <w:szCs w:val="16"/>
+        </w:rPr>
+        <w:t xml:space="preserve">gif </w:t>
+      </w:r>
+      <w:r>
+        <w:rPr>
+          <w:rFonts w:asciiTheme="majorHAnsi" w:hAnsiTheme="majorHAnsi" w:cstheme="majorHAnsi"/>
+          <w:b/>
+          <w:bCs/>
+          <w:color w:val="FF0000"/>
+          <w:sz w:val="16"/>
+          <w:szCs w:val="16"/>
+          <w:u w:val="single"/>
+          <w:lang w:val="en-GB"/>
+        </w:rPr>
+        <w:t>DONE</w:t>
+      </w:r>
+    </w:p>
+    <w:p>
+      <w:pPr>
+        <w:pStyle w:val="ListParagraph"/>
+        <w:numPr>
+          <w:ilvl w:val="2"/>
+          <w:numId w:val="1"/>
+        </w:numPr>
+        <w:rPr>
+          <w:rFonts w:asciiTheme="majorHAnsi" w:eastAsia="Times New Roman" w:hAnsiTheme="majorHAnsi" w:cstheme="majorHAnsi"/>
+          <w:sz w:val="16"/>
+          <w:szCs w:val="16"/>
+          <w:lang w:eastAsia="de-DE"/>
+        </w:rPr>
+      </w:pPr>
+      <w:r>
+        <w:rPr>
+          <w:rFonts w:asciiTheme="majorHAnsi" w:hAnsiTheme="majorHAnsi" w:cstheme="majorHAnsi"/>
+          <w:sz w:val="16"/>
+          <w:szCs w:val="16"/>
+        </w:rPr>
+        <w:t>nationwide landkreis</w:t>
+      </w:r>
+      <w:r>
+        <w:rPr>
+          <w:rFonts w:asciiTheme="majorHAnsi" w:hAnsiTheme="majorHAnsi" w:cstheme="majorHAnsi"/>
+          <w:sz w:val="16"/>
+          <w:szCs w:val="16"/>
+        </w:rPr>
+        <w:t xml:space="preserve"> </w:t>
+      </w:r>
+      <w:r>
+        <w:rPr>
+          <w:rFonts w:asciiTheme="majorHAnsi" w:hAnsiTheme="majorHAnsi" w:cstheme="majorHAnsi"/>
+          <w:b/>
+          <w:bCs/>
+          <w:color w:val="FF0000"/>
+          <w:sz w:val="16"/>
+          <w:szCs w:val="16"/>
+          <w:u w:val="single"/>
+          <w:lang w:val="en-GB"/>
+        </w:rPr>
+        <w:t>DONE</w:t>
+      </w:r>
+    </w:p>
+    <w:p>
+      <w:pPr>
+        <w:pStyle w:val="ListParagraph"/>
+        <w:numPr>
+          <w:ilvl w:val="3"/>
+          <w:numId w:val="1"/>
+        </w:numPr>
+        <w:rPr>
+          <w:rFonts w:asciiTheme="majorHAnsi" w:eastAsia="Times New Roman" w:hAnsiTheme="majorHAnsi" w:cstheme="majorHAnsi"/>
+          <w:sz w:val="16"/>
+          <w:szCs w:val="16"/>
+          <w:lang w:eastAsia="de-DE"/>
+        </w:rPr>
+      </w:pPr>
+      <w:r>
+        <w:rPr>
+          <w:rFonts w:asciiTheme="majorHAnsi" w:hAnsiTheme="majorHAnsi" w:cstheme="majorHAnsi"/>
+          <w:sz w:val="16"/>
+          <w:szCs w:val="16"/>
+        </w:rPr>
+        <w:t xml:space="preserve">gif </w:t>
+      </w:r>
+      <w:r>
+        <w:rPr>
+          <w:rFonts w:asciiTheme="majorHAnsi" w:hAnsiTheme="majorHAnsi" w:cstheme="majorHAnsi"/>
+          <w:b/>
+          <w:bCs/>
+          <w:color w:val="FF0000"/>
+          <w:sz w:val="16"/>
+          <w:szCs w:val="16"/>
+          <w:u w:val="single"/>
+          <w:lang w:val="en-GB"/>
+        </w:rPr>
+        <w:t>DONE</w:t>
+      </w:r>
+    </w:p>
+    <w:p>
+      <w:pPr>
+        <w:pStyle w:val="ListParagraph"/>
+        <w:numPr>
+          <w:ilvl w:val="0"/>
+          <w:numId w:val="1"/>
+        </w:numPr>
+        <w:rPr>
+          <w:rFonts w:asciiTheme="majorHAnsi" w:eastAsia="Times New Roman" w:hAnsiTheme="majorHAnsi" w:cstheme="majorHAnsi"/>
+          <w:sz w:val="16"/>
+          <w:szCs w:val="16"/>
+          <w:lang w:eastAsia="de-DE"/>
+        </w:rPr>
+      </w:pPr>
+      <w:r>
+        <w:rPr>
+          <w:rFonts w:asciiTheme="majorHAnsi" w:hAnsiTheme="majorHAnsi" w:cstheme="majorHAnsi"/>
+          <w:sz w:val="16"/>
+          <w:szCs w:val="16"/>
+          <w:u w:val="single"/>
+        </w:rPr>
+        <w:t>t</w:t>
+      </w:r>
+      <w:r>
+        <w:rPr>
+          <w:rFonts w:asciiTheme="majorHAnsi" w:hAnsiTheme="majorHAnsi" w:cstheme="majorHAnsi"/>
+          <w:sz w:val="16"/>
+          <w:szCs w:val="16"/>
+          <w:u w:val="single"/>
+        </w:rPr>
+        <w:t>hüringen</w:t>
+      </w:r>
+      <w:r>
+        <w:rPr>
+          <w:rFonts w:asciiTheme="majorHAnsi" w:hAnsiTheme="majorHAnsi" w:cstheme="majorHAnsi"/>
+          <w:sz w:val="16"/>
+          <w:szCs w:val="16"/>
+        </w:rPr>
+        <w:t xml:space="preserve"> map </w:t>
+      </w:r>
+      <w:r>
+        <w:rPr>
+          <w:rFonts w:asciiTheme="majorHAnsi" w:hAnsiTheme="majorHAnsi" w:cstheme="majorHAnsi"/>
+          <w:sz w:val="16"/>
+          <w:szCs w:val="16"/>
+        </w:rPr>
+        <w:t xml:space="preserve">: </w:t>
+      </w:r>
+      <w:r>
+        <w:rPr>
+          <w:rFonts w:asciiTheme="majorHAnsi" w:hAnsiTheme="majorHAnsi" w:cstheme="majorHAnsi"/>
+          <w:sz w:val="16"/>
+          <w:szCs w:val="16"/>
+        </w:rPr>
+        <w:t>(power icin MW kulan)</w:t>
+      </w:r>
+    </w:p>
+    <w:p>
+      <w:pPr>
+        <w:pStyle w:val="ListParagraph"/>
+        <w:numPr>
+          <w:ilvl w:val="2"/>
+          <w:numId w:val="1"/>
+        </w:numPr>
+        <w:rPr>
+          <w:rFonts w:asciiTheme="majorHAnsi" w:eastAsia="Times New Roman" w:hAnsiTheme="majorHAnsi" w:cstheme="majorHAnsi"/>
+          <w:sz w:val="16"/>
+          <w:szCs w:val="16"/>
+          <w:lang w:eastAsia="de-DE"/>
+        </w:rPr>
+      </w:pPr>
+      <w:r>
+        <w:rPr>
+          <w:rFonts w:asciiTheme="majorHAnsi" w:hAnsiTheme="majorHAnsi" w:cstheme="majorHAnsi"/>
+          <w:sz w:val="16"/>
+          <w:szCs w:val="16"/>
+        </w:rPr>
+        <w:t>state</w:t>
+      </w:r>
+      <w:r>
+        <w:rPr>
+          <w:rFonts w:asciiTheme="majorHAnsi" w:hAnsiTheme="majorHAnsi" w:cstheme="majorHAnsi"/>
+          <w:sz w:val="16"/>
+          <w:szCs w:val="16"/>
+        </w:rPr>
+        <w:t xml:space="preserve"> </w:t>
+      </w:r>
+      <w:r>
+        <w:rPr>
+          <w:rFonts w:asciiTheme="majorHAnsi" w:hAnsiTheme="majorHAnsi" w:cstheme="majorHAnsi"/>
+          <w:b/>
+          <w:bCs/>
+          <w:color w:val="FF0000"/>
+          <w:sz w:val="16"/>
+          <w:szCs w:val="16"/>
+          <w:u w:val="single"/>
+          <w:lang w:val="en-GB"/>
+        </w:rPr>
+        <w:t>DONE</w:t>
+      </w:r>
+    </w:p>
+    <w:p>
+      <w:pPr>
+        <w:pStyle w:val="ListParagraph"/>
+        <w:numPr>
+          <w:ilvl w:val="3"/>
+          <w:numId w:val="1"/>
+        </w:numPr>
+        <w:rPr>
+          <w:rFonts w:asciiTheme="majorHAnsi" w:eastAsia="Times New Roman" w:hAnsiTheme="majorHAnsi" w:cstheme="majorHAnsi"/>
+          <w:sz w:val="16"/>
+          <w:szCs w:val="16"/>
+          <w:lang w:eastAsia="de-DE"/>
+        </w:rPr>
+      </w:pPr>
+      <w:r>
+        <w:rPr>
+          <w:rFonts w:asciiTheme="majorHAnsi" w:hAnsiTheme="majorHAnsi" w:cstheme="majorHAnsi"/>
+          <w:sz w:val="16"/>
+          <w:szCs w:val="16"/>
+        </w:rPr>
+        <w:t xml:space="preserve">gif </w:t>
+      </w:r>
+      <w:r>
+        <w:rPr>
+          <w:rFonts w:asciiTheme="majorHAnsi" w:hAnsiTheme="majorHAnsi" w:cstheme="majorHAnsi"/>
+          <w:b/>
+          <w:bCs/>
+          <w:color w:val="FF0000"/>
+          <w:sz w:val="16"/>
+          <w:szCs w:val="16"/>
+          <w:u w:val="single"/>
+          <w:lang w:val="en-GB"/>
+        </w:rPr>
+        <w:t>DONE</w:t>
+      </w:r>
+    </w:p>
+    <w:p>
+      <w:pPr>
+        <w:pStyle w:val="ListParagraph"/>
+        <w:numPr>
+          <w:ilvl w:val="2"/>
+          <w:numId w:val="1"/>
+        </w:numPr>
+        <w:rPr>
+          <w:rFonts w:asciiTheme="majorHAnsi" w:eastAsia="Times New Roman" w:hAnsiTheme="majorHAnsi" w:cstheme="majorHAnsi"/>
+          <w:sz w:val="16"/>
+          <w:szCs w:val="16"/>
+          <w:lang w:eastAsia="de-DE"/>
+        </w:rPr>
+      </w:pPr>
+      <w:r>
+        <w:rPr>
+          <w:rFonts w:asciiTheme="majorHAnsi" w:hAnsiTheme="majorHAnsi" w:cstheme="majorHAnsi"/>
+          <w:sz w:val="16"/>
+          <w:szCs w:val="16"/>
+        </w:rPr>
+        <w:t>statewise landkreis</w:t>
+      </w:r>
+      <w:r>
+        <w:rPr>
+          <w:rFonts w:asciiTheme="majorHAnsi" w:hAnsiTheme="majorHAnsi" w:cstheme="majorHAnsi"/>
+          <w:sz w:val="16"/>
+          <w:szCs w:val="16"/>
+        </w:rPr>
+        <w:t xml:space="preserve"> </w:t>
+      </w:r>
+      <w:r>
+        <w:rPr>
+          <w:rFonts w:asciiTheme="majorHAnsi" w:hAnsiTheme="majorHAnsi" w:cstheme="majorHAnsi"/>
+          <w:b/>
+          <w:bCs/>
+          <w:color w:val="FF0000"/>
+          <w:sz w:val="16"/>
+          <w:szCs w:val="16"/>
+          <w:u w:val="single"/>
+          <w:lang w:val="en-GB"/>
+        </w:rPr>
+        <w:t>DONE</w:t>
+      </w:r>
+    </w:p>
+    <w:p>
+      <w:pPr>
+        <w:pStyle w:val="ListParagraph"/>
+        <w:numPr>
+          <w:ilvl w:val="3"/>
+          <w:numId w:val="1"/>
+        </w:numPr>
+        <w:rPr>
+          <w:rFonts w:asciiTheme="majorHAnsi" w:eastAsia="Times New Roman" w:hAnsiTheme="majorHAnsi" w:cstheme="majorHAnsi"/>
+          <w:sz w:val="16"/>
+          <w:szCs w:val="16"/>
+          <w:lang w:eastAsia="de-DE"/>
+        </w:rPr>
+      </w:pPr>
+      <w:r>
+        <w:rPr>
+          <w:rFonts w:asciiTheme="majorHAnsi" w:hAnsiTheme="majorHAnsi" w:cstheme="majorHAnsi"/>
+          <w:sz w:val="16"/>
+          <w:szCs w:val="16"/>
+        </w:rPr>
+        <w:t xml:space="preserve">gif </w:t>
+      </w:r>
+      <w:r>
+        <w:rPr>
+          <w:rFonts w:asciiTheme="majorHAnsi" w:hAnsiTheme="majorHAnsi" w:cstheme="majorHAnsi"/>
+          <w:b/>
+          <w:bCs/>
+          <w:color w:val="FF0000"/>
+          <w:sz w:val="16"/>
+          <w:szCs w:val="16"/>
+          <w:u w:val="single"/>
+          <w:lang w:val="en-GB"/>
+        </w:rPr>
+        <w:t>DONE</w:t>
+      </w:r>
+    </w:p>
+    <w:p>
+      <w:pPr>
+        <w:rPr>
+          <w:rFonts w:asciiTheme="majorHAnsi" w:hAnsiTheme="majorHAnsi" w:cstheme="majorHAnsi"/>
+          <w:sz w:val="16"/>
+          <w:szCs w:val="16"/>
+        </w:rPr>
+      </w:pPr>
+      <w:r>
+        <w:rPr>
+          <w:rFonts w:asciiTheme="majorHAnsi" w:hAnsiTheme="majorHAnsi" w:cstheme="majorHAnsi"/>
+          <w:sz w:val="16"/>
+          <w:szCs w:val="16"/>
+        </w:rPr>
+        <w:t xml:space="preserve">* 2_5 ve 2_ Thüringen falan degistirdim onlari da </w:t>
+      </w:r>
+      <w:r>
+        <w:rPr>
+          <w:rFonts w:asciiTheme="majorHAnsi" w:hAnsiTheme="majorHAnsi" w:cstheme="majorHAnsi"/>
+          <w:sz w:val="16"/>
+          <w:szCs w:val="16"/>
+        </w:rPr>
+        <w:t xml:space="preserve">Runbookta </w:t>
+      </w:r>
+      <w:r>
+        <w:rPr>
+          <w:rFonts w:asciiTheme="majorHAnsi" w:hAnsiTheme="majorHAnsi" w:cstheme="majorHAnsi"/>
+          <w:sz w:val="16"/>
+          <w:szCs w:val="16"/>
+        </w:rPr>
+        <w:t>update edelim.</w:t>
+      </w:r>
+      <w:r>
+        <w:rPr>
+          <w:rFonts w:asciiTheme="majorHAnsi" w:hAnsiTheme="majorHAnsi" w:cstheme="majorHAnsi"/>
+          <w:sz w:val="16"/>
+          <w:szCs w:val="16"/>
+        </w:rPr>
+        <w:t xml:space="preserve"> </w:t>
+      </w:r>
+      <w:r>
+        <w:rPr>
+          <w:rFonts w:asciiTheme="majorHAnsi" w:hAnsiTheme="majorHAnsi" w:cstheme="majorHAnsi"/>
+          <w:b/>
+          <w:bCs/>
+          <w:color w:val="FF0000"/>
+          <w:sz w:val="16"/>
+          <w:szCs w:val="16"/>
+          <w:u w:val="single"/>
+          <w:lang w:val="en-GB"/>
+        </w:rPr>
+        <w:t>DONE</w:t>
+      </w:r>
+    </w:p>
+    <w:p>
+      <w:pPr>
+        <w:rPr>
+          <w:rFonts w:asciiTheme="majorHAnsi" w:hAnsiTheme="majorHAnsi" w:cstheme="majorHAnsi"/>
+          <w:sz w:val="24"/>
+          <w:szCs w:val="24"/>
+          <w:lang w:val="en-GB"/>
+        </w:rPr>
+      </w:pPr>
+      <w:r>
+        <w:rPr>
+          <w:rFonts w:asciiTheme="majorHAnsi" w:hAnsiTheme="majorHAnsi" w:cstheme="majorHAnsi"/>
+          <w:sz w:val="16"/>
+          <w:szCs w:val="16"/>
+          <w:lang w:val="en-GB"/>
+        </w:rPr>
+        <w:t>Step 6a 6b step 7 acttive json kismi update et</w:t>
+      </w:r>
+      <w:r>
+        <w:rPr>
+          <w:rFonts w:asciiTheme="majorHAnsi" w:hAnsiTheme="majorHAnsi" w:cstheme="majorHAnsi"/>
+          <w:sz w:val="16"/>
+          <w:szCs w:val="16"/>
+          <w:lang w:val="en-GB"/>
+        </w:rPr>
+        <w:t xml:space="preserve"> </w:t>
+      </w:r>
+      <w:r>
+        <w:rPr>
+          <w:rFonts w:asciiTheme="majorHAnsi" w:hAnsiTheme="majorHAnsi" w:cstheme="majorHAnsi"/>
+          <w:b/>
+          <w:bCs/>
+          <w:color w:val="FF0000"/>
+          <w:sz w:val="16"/>
+          <w:szCs w:val="16"/>
+          <w:u w:val="single"/>
+          <w:lang w:val="en-GB"/>
+        </w:rPr>
+        <w:t>DONE</w:t>
+      </w:r>
+    </w:p>
+    <w:p>
+      <w:pPr>
+        <w:rPr>
+          <w:rFonts w:asciiTheme="majorHAnsi" w:hAnsiTheme="majorHAnsi" w:cstheme="majorHAnsi"/>
+          <w:sz w:val="24"/>
+          <w:szCs w:val="24"/>
+          <w:lang w:val="en-GB"/>
+        </w:rPr>
+      </w:pPr>
+      <w:r>
+        <w:rPr>
+          <w:rFonts w:asciiTheme="majorHAnsi" w:hAnsiTheme="majorHAnsi" w:cstheme="majorHAnsi"/>
+          <w:sz w:val="24"/>
+          <w:szCs w:val="24"/>
+          <w:lang w:val="en-GB"/>
+        </w:rPr>
+        <w:t>*</w:t>
+      </w:r>
+      <w:r>
+        <w:rPr>
+          <w:rFonts w:asciiTheme="majorHAnsi" w:hAnsiTheme="majorHAnsi" w:cstheme="majorHAnsi"/>
+          <w:sz w:val="24"/>
+          <w:szCs w:val="24"/>
+          <w:lang w:val="en-GB"/>
+        </w:rPr>
+        <w:t xml:space="preserve">Unit tests </w:t>
+      </w:r>
+      <w:r>
+        <w:rPr>
+          <w:rFonts w:asciiTheme="majorHAnsi" w:hAnsiTheme="majorHAnsi" w:cstheme="majorHAnsi"/>
+          <w:sz w:val="24"/>
+          <w:szCs w:val="24"/>
+          <w:lang w:val="en-GB"/>
+        </w:rPr>
+        <w:t>tamamla.</w:t>
+      </w:r>
+    </w:p>
+    <w:p>
+      <w:pPr>
+        <w:rPr>
+          <w:rFonts w:asciiTheme="majorHAnsi" w:hAnsiTheme="majorHAnsi" w:cstheme="majorHAnsi"/>
+          <w:sz w:val="24"/>
+          <w:szCs w:val="24"/>
+          <w:lang w:val="en-GB"/>
+        </w:rPr>
+      </w:pPr>
+      <w:r>
+        <w:rPr>
+          <w:rFonts w:asciiTheme="majorHAnsi" w:hAnsiTheme="majorHAnsi" w:cstheme="majorHAnsi"/>
+          <w:sz w:val="24"/>
+          <w:szCs w:val="24"/>
+          <w:lang w:val="en-GB"/>
+        </w:rPr>
+        <w:t>*</w:t>
+      </w:r>
+      <w:r>
+        <w:rPr>
+          <w:rFonts w:asciiTheme="majorHAnsi" w:hAnsiTheme="majorHAnsi" w:cstheme="majorHAnsi"/>
+          <w:sz w:val="24"/>
+          <w:szCs w:val="24"/>
+          <w:lang w:val="en-GB"/>
+        </w:rPr>
+        <w:t>Unit tests update edip runbook doc a ekle</w:t>
+      </w:r>
+    </w:p>
+    <w:p>
+      <w:pPr>
+        <w:rPr>
+          <w:rFonts w:asciiTheme="majorHAnsi" w:hAnsiTheme="majorHAnsi" w:cstheme="majorHAnsi"/>
+          <w:sz w:val="16"/>
+          <w:szCs w:val="16"/>
+          <w:lang w:val="en-GB"/>
+        </w:rPr>
+      </w:pPr>
+      <w:r>
+        <w:rPr>
+          <w:rFonts w:asciiTheme="majorHAnsi" w:hAnsiTheme="majorHAnsi" w:cstheme="majorHAnsi"/>
+          <w:sz w:val="24"/>
+          <w:szCs w:val="24"/>
+          <w:lang w:val="en-GB"/>
+        </w:rPr>
+        <w:t xml:space="preserve">*runbook </w:t>
+      </w:r>
+      <w:r>
+        <w:rPr>
+          <w:rFonts w:asciiTheme="majorHAnsi" w:hAnsiTheme="majorHAnsi" w:cstheme="majorHAnsi"/>
+          <w:sz w:val="24"/>
+          <w:szCs w:val="24"/>
+          <w:lang w:val="en-GB"/>
+        </w:rPr>
+        <w:t>1.</w:t>
+      </w:r>
+      <w:r>
+        <w:rPr>
+          <w:rFonts w:asciiTheme="majorHAnsi" w:hAnsiTheme="majorHAnsi" w:cstheme="majorHAnsi"/>
+          <w:sz w:val="24"/>
+          <w:szCs w:val="24"/>
+          <w:lang w:val="en-GB"/>
+        </w:rPr>
+        <w:tab/>
+        <w:t>REQUIREMENTS / SETUP</w:t>
+      </w:r>
+      <w:r>
+        <w:rPr>
+          <w:rFonts w:asciiTheme="majorHAnsi" w:hAnsiTheme="majorHAnsi" w:cstheme="majorHAnsi"/>
+          <w:sz w:val="24"/>
+          <w:szCs w:val="24"/>
+          <w:lang w:val="en-GB"/>
+        </w:rPr>
+        <w:t xml:space="preserve"> kismini yaz</w:t>
+      </w:r>
+    </w:p>
+    <w:p>
+      <w:pPr>
+        <w:rPr>
+          <w:rFonts w:asciiTheme="majorHAnsi" w:hAnsiTheme="majorHAnsi" w:cstheme="majorHAnsi"/>
+          <w:sz w:val="24"/>
+          <w:szCs w:val="24"/>
+          <w:lang w:val="en-GB"/>
+        </w:rPr>
+      </w:pPr>
+      <w:r>
+        <w:rPr>
+          <w:rFonts w:asciiTheme="majorHAnsi" w:hAnsiTheme="majorHAnsi" w:cstheme="majorHAnsi"/>
+          <w:sz w:val="24"/>
+          <w:szCs w:val="24"/>
+          <w:lang w:val="en-GB"/>
+        </w:rPr>
+        <w:t>*runbook doc control et oku</w:t>
       </w:r>
     </w:p>
     <w:p>
@@ -70,817 +833,14 @@
       <w:pPr>
         <w:rPr>
           <w:rFonts w:asciiTheme="majorHAnsi" w:hAnsiTheme="majorHAnsi" w:cstheme="majorHAnsi"/>
-          <w:sz w:val="16"/>
-          <w:szCs w:val="16"/>
-          <w:lang w:val="en-GB"/>
-        </w:rPr>
-      </w:pPr>
-      <w:r>
-        <w:rPr>
-          <w:rFonts w:asciiTheme="majorHAnsi" w:hAnsiTheme="majorHAnsi" w:cstheme="majorHAnsi"/>
-          <w:sz w:val="16"/>
-          <w:szCs w:val="16"/>
-          <w:lang w:val="en-GB"/>
-        </w:rPr>
-        <w:t xml:space="preserve">*PIECHART DOCUMENTATION MASTR DATA GÜNCELLE: </w:t>
-      </w:r>
-      <w:proofErr w:type="spellStart"/>
-      <w:r>
-        <w:rPr>
-          <w:rFonts w:asciiTheme="majorHAnsi" w:hAnsiTheme="majorHAnsi" w:cstheme="majorHAnsi"/>
-          <w:sz w:val="16"/>
-          <w:szCs w:val="16"/>
-          <w:lang w:val="en-GB"/>
-        </w:rPr>
-        <w:t>Ramy</w:t>
-      </w:r>
-      <w:proofErr w:type="spellEnd"/>
-      <w:r>
-        <w:rPr>
-          <w:rFonts w:asciiTheme="majorHAnsi" w:hAnsiTheme="majorHAnsi" w:cstheme="majorHAnsi"/>
-          <w:sz w:val="16"/>
-          <w:szCs w:val="16"/>
-          <w:lang w:val="en-GB"/>
-        </w:rPr>
-        <w:t xml:space="preserve"> </w:t>
-      </w:r>
-      <w:proofErr w:type="spellStart"/>
-      <w:r>
-        <w:rPr>
-          <w:rFonts w:asciiTheme="majorHAnsi" w:hAnsiTheme="majorHAnsi" w:cstheme="majorHAnsi"/>
-          <w:sz w:val="16"/>
-          <w:szCs w:val="16"/>
-          <w:lang w:val="en-GB"/>
-        </w:rPr>
-        <w:t>icin</w:t>
-      </w:r>
-      <w:proofErr w:type="spellEnd"/>
-      <w:r>
-        <w:rPr>
-          <w:rFonts w:asciiTheme="majorHAnsi" w:hAnsiTheme="majorHAnsi" w:cstheme="majorHAnsi"/>
-          <w:sz w:val="16"/>
-          <w:szCs w:val="16"/>
-          <w:lang w:val="en-GB"/>
-        </w:rPr>
-        <w:t xml:space="preserve"> </w:t>
-      </w:r>
-      <w:proofErr w:type="spellStart"/>
-      <w:r>
-        <w:rPr>
-          <w:rFonts w:asciiTheme="majorHAnsi" w:hAnsiTheme="majorHAnsi" w:cstheme="majorHAnsi"/>
-          <w:sz w:val="16"/>
-          <w:szCs w:val="16"/>
-          <w:lang w:val="en-GB"/>
-        </w:rPr>
-        <w:t>lazim</w:t>
-      </w:r>
-      <w:proofErr w:type="spellEnd"/>
-      <w:r>
-        <w:rPr>
-          <w:rFonts w:asciiTheme="majorHAnsi" w:hAnsiTheme="majorHAnsi" w:cstheme="majorHAnsi"/>
-          <w:sz w:val="16"/>
-          <w:szCs w:val="16"/>
-          <w:lang w:val="en-GB"/>
-        </w:rPr>
-        <w:t>.</w:t>
-      </w:r>
-      <w:r>
-        <w:rPr>
-          <w:rFonts w:asciiTheme="majorHAnsi" w:hAnsiTheme="majorHAnsi" w:cstheme="majorHAnsi"/>
-          <w:sz w:val="16"/>
-          <w:szCs w:val="16"/>
-          <w:lang w:val="en-GB"/>
-        </w:rPr>
-        <w:t xml:space="preserve"> </w:t>
-      </w:r>
-      <w:r>
-        <w:rPr>
-          <w:rFonts w:asciiTheme="majorHAnsi" w:hAnsiTheme="majorHAnsi" w:cstheme="majorHAnsi"/>
-          <w:b/>
-          <w:bCs/>
-          <w:color w:val="FF0000"/>
-          <w:sz w:val="14"/>
-          <w:szCs w:val="14"/>
-          <w:u w:val="single"/>
-          <w:lang w:val="en-GB"/>
-        </w:rPr>
-        <w:t>DONE</w:t>
-      </w:r>
+          <w:sz w:val="24"/>
+          <w:szCs w:val="24"/>
+          <w:lang w:val="en-GB"/>
+        </w:rPr>
+      </w:pPr>
     </w:p>
     <w:p>
       <w:pPr>
-        <w:pStyle w:val="ListParagraph"/>
-        <w:numPr>
-          <w:ilvl w:val="0"/>
-          <w:numId w:val="1"/>
-        </w:numPr>
-        <w:rPr>
-          <w:rFonts w:asciiTheme="majorHAnsi" w:eastAsia="Times New Roman" w:hAnsiTheme="majorHAnsi" w:cstheme="majorHAnsi"/>
-          <w:sz w:val="16"/>
-          <w:szCs w:val="16"/>
-          <w:lang w:val="en-GB" w:eastAsia="de-DE"/>
-        </w:rPr>
-      </w:pPr>
-      <w:r>
-        <w:rPr>
-          <w:rFonts w:asciiTheme="majorHAnsi" w:hAnsiTheme="majorHAnsi" w:cstheme="majorHAnsi"/>
-          <w:sz w:val="16"/>
-          <w:szCs w:val="16"/>
-          <w:lang w:val="en-GB"/>
-        </w:rPr>
-        <w:t xml:space="preserve">Germany </w:t>
-      </w:r>
-      <w:proofErr w:type="gramStart"/>
-      <w:r>
-        <w:rPr>
-          <w:rFonts w:asciiTheme="majorHAnsi" w:hAnsiTheme="majorHAnsi" w:cstheme="majorHAnsi"/>
-          <w:sz w:val="16"/>
-          <w:szCs w:val="16"/>
-          <w:lang w:val="en-GB"/>
-        </w:rPr>
-        <w:t>map :</w:t>
-      </w:r>
-      <w:proofErr w:type="gramEnd"/>
-      <w:r>
-        <w:rPr>
-          <w:rFonts w:asciiTheme="majorHAnsi" w:hAnsiTheme="majorHAnsi" w:cstheme="majorHAnsi"/>
-          <w:sz w:val="16"/>
-          <w:szCs w:val="16"/>
-          <w:lang w:val="en-GB"/>
-        </w:rPr>
-        <w:t xml:space="preserve"> </w:t>
-      </w:r>
-      <w:r>
-        <w:rPr>
-          <w:rFonts w:asciiTheme="majorHAnsi" w:hAnsiTheme="majorHAnsi" w:cstheme="majorHAnsi"/>
-          <w:sz w:val="16"/>
-          <w:szCs w:val="16"/>
-          <w:lang w:val="en-GB"/>
-        </w:rPr>
-        <w:t xml:space="preserve">(power </w:t>
-      </w:r>
-      <w:proofErr w:type="spellStart"/>
-      <w:r>
-        <w:rPr>
-          <w:rFonts w:asciiTheme="majorHAnsi" w:hAnsiTheme="majorHAnsi" w:cstheme="majorHAnsi"/>
-          <w:sz w:val="16"/>
-          <w:szCs w:val="16"/>
-          <w:lang w:val="en-GB"/>
-        </w:rPr>
-        <w:t>icin</w:t>
-      </w:r>
-      <w:proofErr w:type="spellEnd"/>
-      <w:r>
-        <w:rPr>
-          <w:rFonts w:asciiTheme="majorHAnsi" w:hAnsiTheme="majorHAnsi" w:cstheme="majorHAnsi"/>
-          <w:sz w:val="16"/>
-          <w:szCs w:val="16"/>
-          <w:lang w:val="en-GB"/>
-        </w:rPr>
-        <w:t xml:space="preserve"> GW kulan)</w:t>
-      </w:r>
-    </w:p>
-    <w:p>
-      <w:pPr>
-        <w:pStyle w:val="ListParagraph"/>
-        <w:numPr>
-          <w:ilvl w:val="2"/>
-          <w:numId w:val="1"/>
-        </w:numPr>
-        <w:rPr>
-          <w:rFonts w:asciiTheme="majorHAnsi" w:eastAsia="Times New Roman" w:hAnsiTheme="majorHAnsi" w:cstheme="majorHAnsi"/>
-          <w:sz w:val="16"/>
-          <w:szCs w:val="16"/>
-          <w:lang w:val="en-GB" w:eastAsia="de-DE"/>
-        </w:rPr>
-      </w:pPr>
-      <w:r>
-        <w:rPr>
-          <w:rFonts w:asciiTheme="majorHAnsi" w:hAnsiTheme="majorHAnsi" w:cstheme="majorHAnsi"/>
-          <w:sz w:val="16"/>
-          <w:szCs w:val="16"/>
-          <w:lang w:val="en-GB"/>
-        </w:rPr>
-        <w:t>S</w:t>
-      </w:r>
-      <w:r>
-        <w:rPr>
-          <w:rFonts w:asciiTheme="majorHAnsi" w:hAnsiTheme="majorHAnsi" w:cstheme="majorHAnsi"/>
-          <w:sz w:val="16"/>
-          <w:szCs w:val="16"/>
-          <w:lang w:val="en-GB"/>
-        </w:rPr>
-        <w:t>tate</w:t>
-      </w:r>
-      <w:r>
-        <w:rPr>
-          <w:rFonts w:asciiTheme="majorHAnsi" w:hAnsiTheme="majorHAnsi" w:cstheme="majorHAnsi"/>
-          <w:sz w:val="16"/>
-          <w:szCs w:val="16"/>
-          <w:lang w:val="en-GB"/>
-        </w:rPr>
-        <w:t xml:space="preserve"> </w:t>
-      </w:r>
-      <w:r>
-        <w:rPr>
-          <w:rFonts w:asciiTheme="majorHAnsi" w:hAnsiTheme="majorHAnsi" w:cstheme="majorHAnsi"/>
-          <w:b/>
-          <w:bCs/>
-          <w:color w:val="FF0000"/>
-          <w:sz w:val="16"/>
-          <w:szCs w:val="16"/>
-          <w:u w:val="single"/>
-          <w:lang w:val="en-GB"/>
-        </w:rPr>
-        <w:t>DONE</w:t>
-      </w:r>
-    </w:p>
-    <w:p>
-      <w:pPr>
-        <w:pStyle w:val="ListParagraph"/>
-        <w:numPr>
-          <w:ilvl w:val="3"/>
-          <w:numId w:val="1"/>
-        </w:numPr>
-        <w:rPr>
-          <w:rFonts w:asciiTheme="majorHAnsi" w:eastAsia="Times New Roman" w:hAnsiTheme="majorHAnsi" w:cstheme="majorHAnsi"/>
-          <w:sz w:val="16"/>
-          <w:szCs w:val="16"/>
-          <w:lang w:val="en-GB" w:eastAsia="de-DE"/>
-        </w:rPr>
-      </w:pPr>
-      <w:r>
-        <w:rPr>
-          <w:rFonts w:asciiTheme="majorHAnsi" w:hAnsiTheme="majorHAnsi" w:cstheme="majorHAnsi"/>
-          <w:sz w:val="16"/>
-          <w:szCs w:val="16"/>
-          <w:lang w:val="en-GB"/>
-        </w:rPr>
-        <w:t xml:space="preserve">gif </w:t>
-      </w:r>
-      <w:bookmarkStart w:id="0" w:name="_Hlk223011174"/>
-      <w:r>
-        <w:rPr>
-          <w:rFonts w:asciiTheme="majorHAnsi" w:hAnsiTheme="majorHAnsi" w:cstheme="majorHAnsi"/>
-          <w:b/>
-          <w:bCs/>
-          <w:color w:val="FF0000"/>
-          <w:sz w:val="16"/>
-          <w:szCs w:val="16"/>
-          <w:u w:val="single"/>
-          <w:lang w:val="en-GB"/>
-        </w:rPr>
-        <w:t>DONE</w:t>
-      </w:r>
-      <w:bookmarkEnd w:id="0"/>
-    </w:p>
-    <w:p>
-      <w:pPr>
-        <w:pStyle w:val="ListParagraph"/>
-        <w:numPr>
-          <w:ilvl w:val="2"/>
-          <w:numId w:val="1"/>
-        </w:numPr>
-        <w:rPr>
-          <w:rFonts w:asciiTheme="majorHAnsi" w:eastAsia="Times New Roman" w:hAnsiTheme="majorHAnsi" w:cstheme="majorHAnsi"/>
-          <w:sz w:val="16"/>
-          <w:szCs w:val="16"/>
-          <w:lang w:eastAsia="de-DE"/>
-        </w:rPr>
-      </w:pPr>
-      <w:proofErr w:type="spellStart"/>
-      <w:r>
-        <w:rPr>
-          <w:rFonts w:asciiTheme="majorHAnsi" w:hAnsiTheme="majorHAnsi" w:cstheme="majorHAnsi"/>
-          <w:sz w:val="16"/>
-          <w:szCs w:val="16"/>
-        </w:rPr>
-        <w:t>statewise</w:t>
-      </w:r>
-      <w:proofErr w:type="spellEnd"/>
-      <w:r>
-        <w:rPr>
-          <w:rFonts w:asciiTheme="majorHAnsi" w:hAnsiTheme="majorHAnsi" w:cstheme="majorHAnsi"/>
-          <w:sz w:val="16"/>
-          <w:szCs w:val="16"/>
-        </w:rPr>
-        <w:t xml:space="preserve"> </w:t>
-      </w:r>
-      <w:proofErr w:type="spellStart"/>
-      <w:r>
-        <w:rPr>
-          <w:rFonts w:asciiTheme="majorHAnsi" w:hAnsiTheme="majorHAnsi" w:cstheme="majorHAnsi"/>
-          <w:sz w:val="16"/>
-          <w:szCs w:val="16"/>
-        </w:rPr>
-        <w:t>landkreis</w:t>
-      </w:r>
-      <w:proofErr w:type="spellEnd"/>
-      <w:r>
-        <w:rPr>
-          <w:rFonts w:asciiTheme="majorHAnsi" w:hAnsiTheme="majorHAnsi" w:cstheme="majorHAnsi"/>
-          <w:sz w:val="16"/>
-          <w:szCs w:val="16"/>
-        </w:rPr>
-        <w:t xml:space="preserve"> </w:t>
-      </w:r>
-      <w:r>
-        <w:rPr>
-          <w:rFonts w:asciiTheme="majorHAnsi" w:hAnsiTheme="majorHAnsi" w:cstheme="majorHAnsi"/>
-          <w:b/>
-          <w:bCs/>
-          <w:color w:val="FF0000"/>
-          <w:sz w:val="16"/>
-          <w:szCs w:val="16"/>
-          <w:u w:val="single"/>
-          <w:lang w:val="en-GB"/>
-        </w:rPr>
-        <w:t>DONE</w:t>
-      </w:r>
-    </w:p>
-    <w:p>
-      <w:pPr>
-        <w:pStyle w:val="ListParagraph"/>
-        <w:numPr>
-          <w:ilvl w:val="3"/>
-          <w:numId w:val="1"/>
-        </w:numPr>
-        <w:rPr>
-          <w:rFonts w:asciiTheme="majorHAnsi" w:eastAsia="Times New Roman" w:hAnsiTheme="majorHAnsi" w:cstheme="majorHAnsi"/>
-          <w:sz w:val="16"/>
-          <w:szCs w:val="16"/>
-          <w:lang w:eastAsia="de-DE"/>
-        </w:rPr>
-      </w:pPr>
-      <w:proofErr w:type="spellStart"/>
-      <w:r>
-        <w:rPr>
-          <w:rFonts w:asciiTheme="majorHAnsi" w:hAnsiTheme="majorHAnsi" w:cstheme="majorHAnsi"/>
-          <w:sz w:val="16"/>
-          <w:szCs w:val="16"/>
-        </w:rPr>
-        <w:t>gif</w:t>
-      </w:r>
-      <w:proofErr w:type="spellEnd"/>
-      <w:r>
-        <w:rPr>
-          <w:rFonts w:asciiTheme="majorHAnsi" w:hAnsiTheme="majorHAnsi" w:cstheme="majorHAnsi"/>
-          <w:sz w:val="16"/>
-          <w:szCs w:val="16"/>
-        </w:rPr>
-        <w:t xml:space="preserve"> </w:t>
-      </w:r>
-      <w:r>
-        <w:rPr>
-          <w:rFonts w:asciiTheme="majorHAnsi" w:hAnsiTheme="majorHAnsi" w:cstheme="majorHAnsi"/>
-          <w:b/>
-          <w:bCs/>
-          <w:color w:val="FF0000"/>
-          <w:sz w:val="16"/>
-          <w:szCs w:val="16"/>
-          <w:u w:val="single"/>
-          <w:lang w:val="en-GB"/>
-        </w:rPr>
-        <w:t>DONE</w:t>
-      </w:r>
-    </w:p>
-    <w:p>
-      <w:pPr>
-        <w:pStyle w:val="ListParagraph"/>
-        <w:numPr>
-          <w:ilvl w:val="2"/>
-          <w:numId w:val="1"/>
-        </w:numPr>
-        <w:rPr>
-          <w:rFonts w:asciiTheme="majorHAnsi" w:eastAsia="Times New Roman" w:hAnsiTheme="majorHAnsi" w:cstheme="majorHAnsi"/>
-          <w:sz w:val="16"/>
-          <w:szCs w:val="16"/>
-          <w:lang w:eastAsia="de-DE"/>
-        </w:rPr>
-      </w:pPr>
-      <w:proofErr w:type="spellStart"/>
-      <w:r>
-        <w:rPr>
-          <w:rFonts w:asciiTheme="majorHAnsi" w:hAnsiTheme="majorHAnsi" w:cstheme="majorHAnsi"/>
-          <w:sz w:val="16"/>
-          <w:szCs w:val="16"/>
-        </w:rPr>
-        <w:t>nationwide</w:t>
-      </w:r>
-      <w:proofErr w:type="spellEnd"/>
-      <w:r>
-        <w:rPr>
-          <w:rFonts w:asciiTheme="majorHAnsi" w:hAnsiTheme="majorHAnsi" w:cstheme="majorHAnsi"/>
-          <w:sz w:val="16"/>
-          <w:szCs w:val="16"/>
-        </w:rPr>
-        <w:t xml:space="preserve"> </w:t>
-      </w:r>
-      <w:proofErr w:type="spellStart"/>
-      <w:r>
-        <w:rPr>
-          <w:rFonts w:asciiTheme="majorHAnsi" w:hAnsiTheme="majorHAnsi" w:cstheme="majorHAnsi"/>
-          <w:sz w:val="16"/>
-          <w:szCs w:val="16"/>
-        </w:rPr>
-        <w:t>landkreis</w:t>
-      </w:r>
-      <w:proofErr w:type="spellEnd"/>
-      <w:r>
-        <w:rPr>
-          <w:rFonts w:asciiTheme="majorHAnsi" w:hAnsiTheme="majorHAnsi" w:cstheme="majorHAnsi"/>
-          <w:sz w:val="16"/>
-          <w:szCs w:val="16"/>
-        </w:rPr>
-        <w:t xml:space="preserve"> </w:t>
-      </w:r>
-      <w:r>
-        <w:rPr>
-          <w:rFonts w:asciiTheme="majorHAnsi" w:hAnsiTheme="majorHAnsi" w:cstheme="majorHAnsi"/>
-          <w:b/>
-          <w:bCs/>
-          <w:color w:val="FF0000"/>
-          <w:sz w:val="16"/>
-          <w:szCs w:val="16"/>
-          <w:u w:val="single"/>
-          <w:lang w:val="en-GB"/>
-        </w:rPr>
-        <w:t>DONE</w:t>
-      </w:r>
-    </w:p>
-    <w:p>
-      <w:pPr>
-        <w:pStyle w:val="ListParagraph"/>
-        <w:numPr>
-          <w:ilvl w:val="3"/>
-          <w:numId w:val="1"/>
-        </w:numPr>
-        <w:rPr>
-          <w:rFonts w:asciiTheme="majorHAnsi" w:eastAsia="Times New Roman" w:hAnsiTheme="majorHAnsi" w:cstheme="majorHAnsi"/>
-          <w:sz w:val="16"/>
-          <w:szCs w:val="16"/>
-          <w:lang w:eastAsia="de-DE"/>
-        </w:rPr>
-      </w:pPr>
-      <w:proofErr w:type="spellStart"/>
-      <w:r>
-        <w:rPr>
-          <w:rFonts w:asciiTheme="majorHAnsi" w:hAnsiTheme="majorHAnsi" w:cstheme="majorHAnsi"/>
-          <w:sz w:val="16"/>
-          <w:szCs w:val="16"/>
-        </w:rPr>
-        <w:t>gif</w:t>
-      </w:r>
-      <w:proofErr w:type="spellEnd"/>
-      <w:r>
-        <w:rPr>
-          <w:rFonts w:asciiTheme="majorHAnsi" w:hAnsiTheme="majorHAnsi" w:cstheme="majorHAnsi"/>
-          <w:sz w:val="16"/>
-          <w:szCs w:val="16"/>
-        </w:rPr>
-        <w:t xml:space="preserve"> </w:t>
-      </w:r>
-      <w:r>
-        <w:rPr>
-          <w:rFonts w:asciiTheme="majorHAnsi" w:hAnsiTheme="majorHAnsi" w:cstheme="majorHAnsi"/>
-          <w:b/>
-          <w:bCs/>
-          <w:color w:val="FF0000"/>
-          <w:sz w:val="16"/>
-          <w:szCs w:val="16"/>
-          <w:u w:val="single"/>
-          <w:lang w:val="en-GB"/>
-        </w:rPr>
-        <w:t>DONE</w:t>
-      </w:r>
-    </w:p>
-    <w:p>
-      <w:pPr>
-        <w:pStyle w:val="ListParagraph"/>
-        <w:numPr>
-          <w:ilvl w:val="0"/>
-          <w:numId w:val="1"/>
-        </w:numPr>
-        <w:rPr>
-          <w:rFonts w:asciiTheme="majorHAnsi" w:eastAsia="Times New Roman" w:hAnsiTheme="majorHAnsi" w:cstheme="majorHAnsi"/>
-          <w:sz w:val="20"/>
-          <w:szCs w:val="20"/>
-          <w:lang w:eastAsia="de-DE"/>
-        </w:rPr>
-      </w:pPr>
-      <w:proofErr w:type="spellStart"/>
-      <w:r>
-        <w:rPr>
-          <w:rFonts w:asciiTheme="majorHAnsi" w:hAnsiTheme="majorHAnsi" w:cstheme="majorHAnsi"/>
-          <w:sz w:val="20"/>
-          <w:szCs w:val="20"/>
-          <w:u w:val="single"/>
-        </w:rPr>
-        <w:t>t</w:t>
-      </w:r>
-      <w:r>
-        <w:rPr>
-          <w:rFonts w:asciiTheme="majorHAnsi" w:hAnsiTheme="majorHAnsi" w:cstheme="majorHAnsi"/>
-          <w:sz w:val="20"/>
-          <w:szCs w:val="20"/>
-          <w:u w:val="single"/>
-        </w:rPr>
-        <w:t>hüringen</w:t>
-      </w:r>
-      <w:proofErr w:type="spellEnd"/>
-      <w:r>
-        <w:rPr>
-          <w:rFonts w:asciiTheme="majorHAnsi" w:hAnsiTheme="majorHAnsi" w:cstheme="majorHAnsi"/>
-          <w:sz w:val="20"/>
-          <w:szCs w:val="20"/>
-        </w:rPr>
-        <w:t xml:space="preserve"> </w:t>
-      </w:r>
-      <w:proofErr w:type="spellStart"/>
-      <w:proofErr w:type="gramStart"/>
-      <w:r>
-        <w:rPr>
-          <w:rFonts w:asciiTheme="majorHAnsi" w:hAnsiTheme="majorHAnsi" w:cstheme="majorHAnsi"/>
-          <w:sz w:val="20"/>
-          <w:szCs w:val="20"/>
-        </w:rPr>
-        <w:t>map</w:t>
-      </w:r>
-      <w:proofErr w:type="spellEnd"/>
-      <w:r>
-        <w:rPr>
-          <w:rFonts w:asciiTheme="majorHAnsi" w:hAnsiTheme="majorHAnsi" w:cstheme="majorHAnsi"/>
-          <w:sz w:val="20"/>
-          <w:szCs w:val="20"/>
-        </w:rPr>
-        <w:t xml:space="preserve"> </w:t>
-      </w:r>
-      <w:r>
-        <w:rPr>
-          <w:rFonts w:asciiTheme="majorHAnsi" w:hAnsiTheme="majorHAnsi" w:cstheme="majorHAnsi"/>
-          <w:sz w:val="20"/>
-          <w:szCs w:val="20"/>
-        </w:rPr>
-        <w:t>:</w:t>
-      </w:r>
-      <w:proofErr w:type="gramEnd"/>
-      <w:r>
-        <w:rPr>
-          <w:rFonts w:asciiTheme="majorHAnsi" w:hAnsiTheme="majorHAnsi" w:cstheme="majorHAnsi"/>
-          <w:sz w:val="20"/>
-          <w:szCs w:val="20"/>
-        </w:rPr>
-        <w:t xml:space="preserve"> </w:t>
-      </w:r>
-      <w:r>
-        <w:rPr>
-          <w:rFonts w:asciiTheme="majorHAnsi" w:hAnsiTheme="majorHAnsi" w:cstheme="majorHAnsi"/>
-          <w:sz w:val="20"/>
-          <w:szCs w:val="20"/>
-        </w:rPr>
-        <w:t xml:space="preserve">(power </w:t>
-      </w:r>
-      <w:proofErr w:type="spellStart"/>
-      <w:r>
-        <w:rPr>
-          <w:rFonts w:asciiTheme="majorHAnsi" w:hAnsiTheme="majorHAnsi" w:cstheme="majorHAnsi"/>
-          <w:sz w:val="20"/>
-          <w:szCs w:val="20"/>
-        </w:rPr>
-        <w:t>icin</w:t>
-      </w:r>
-      <w:proofErr w:type="spellEnd"/>
-      <w:r>
-        <w:rPr>
-          <w:rFonts w:asciiTheme="majorHAnsi" w:hAnsiTheme="majorHAnsi" w:cstheme="majorHAnsi"/>
-          <w:sz w:val="20"/>
-          <w:szCs w:val="20"/>
-        </w:rPr>
-        <w:t xml:space="preserve"> MW </w:t>
-      </w:r>
-      <w:proofErr w:type="spellStart"/>
-      <w:r>
-        <w:rPr>
-          <w:rFonts w:asciiTheme="majorHAnsi" w:hAnsiTheme="majorHAnsi" w:cstheme="majorHAnsi"/>
-          <w:sz w:val="20"/>
-          <w:szCs w:val="20"/>
-        </w:rPr>
-        <w:t>kulan</w:t>
-      </w:r>
-      <w:proofErr w:type="spellEnd"/>
-      <w:r>
-        <w:rPr>
-          <w:rFonts w:asciiTheme="majorHAnsi" w:hAnsiTheme="majorHAnsi" w:cstheme="majorHAnsi"/>
-          <w:sz w:val="20"/>
-          <w:szCs w:val="20"/>
-        </w:rPr>
-        <w:t>)</w:t>
-      </w:r>
-    </w:p>
-    <w:p>
-      <w:pPr>
-        <w:pStyle w:val="ListParagraph"/>
-        <w:numPr>
-          <w:ilvl w:val="2"/>
-          <w:numId w:val="1"/>
-        </w:numPr>
-        <w:rPr>
-          <w:rFonts w:asciiTheme="majorHAnsi" w:eastAsia="Times New Roman" w:hAnsiTheme="majorHAnsi" w:cstheme="majorHAnsi"/>
-          <w:sz w:val="16"/>
-          <w:szCs w:val="16"/>
-          <w:lang w:eastAsia="de-DE"/>
-        </w:rPr>
-      </w:pPr>
-      <w:proofErr w:type="spellStart"/>
-      <w:r>
-        <w:rPr>
-          <w:rFonts w:asciiTheme="majorHAnsi" w:hAnsiTheme="majorHAnsi" w:cstheme="majorHAnsi"/>
-          <w:sz w:val="16"/>
-          <w:szCs w:val="16"/>
-        </w:rPr>
-        <w:t>state</w:t>
-      </w:r>
-      <w:proofErr w:type="spellEnd"/>
-      <w:r>
-        <w:rPr>
-          <w:rFonts w:asciiTheme="majorHAnsi" w:hAnsiTheme="majorHAnsi" w:cstheme="majorHAnsi"/>
-          <w:sz w:val="16"/>
-          <w:szCs w:val="16"/>
-        </w:rPr>
-        <w:t xml:space="preserve"> </w:t>
-      </w:r>
-      <w:r>
-        <w:rPr>
-          <w:rFonts w:asciiTheme="majorHAnsi" w:hAnsiTheme="majorHAnsi" w:cstheme="majorHAnsi"/>
-          <w:b/>
-          <w:bCs/>
-          <w:color w:val="FF0000"/>
-          <w:sz w:val="16"/>
-          <w:szCs w:val="16"/>
-          <w:u w:val="single"/>
-          <w:lang w:val="en-GB"/>
-        </w:rPr>
-        <w:t>DONE</w:t>
-      </w:r>
-    </w:p>
-    <w:p>
-      <w:pPr>
-        <w:pStyle w:val="ListParagraph"/>
-        <w:numPr>
-          <w:ilvl w:val="3"/>
-          <w:numId w:val="1"/>
-        </w:numPr>
-        <w:rPr>
-          <w:rFonts w:asciiTheme="majorHAnsi" w:eastAsia="Times New Roman" w:hAnsiTheme="majorHAnsi" w:cstheme="majorHAnsi"/>
-          <w:sz w:val="16"/>
-          <w:szCs w:val="16"/>
-          <w:lang w:eastAsia="de-DE"/>
-        </w:rPr>
-      </w:pPr>
-      <w:proofErr w:type="spellStart"/>
-      <w:r>
-        <w:rPr>
-          <w:rFonts w:asciiTheme="majorHAnsi" w:hAnsiTheme="majorHAnsi" w:cstheme="majorHAnsi"/>
-          <w:sz w:val="16"/>
-          <w:szCs w:val="16"/>
-        </w:rPr>
-        <w:t>gif</w:t>
-      </w:r>
-      <w:proofErr w:type="spellEnd"/>
-      <w:r>
-        <w:rPr>
-          <w:rFonts w:asciiTheme="majorHAnsi" w:hAnsiTheme="majorHAnsi" w:cstheme="majorHAnsi"/>
-          <w:sz w:val="16"/>
-          <w:szCs w:val="16"/>
-        </w:rPr>
-        <w:t xml:space="preserve"> </w:t>
-      </w:r>
-      <w:r>
-        <w:rPr>
-          <w:rFonts w:asciiTheme="majorHAnsi" w:hAnsiTheme="majorHAnsi" w:cstheme="majorHAnsi"/>
-          <w:b/>
-          <w:bCs/>
-          <w:color w:val="FF0000"/>
-          <w:sz w:val="16"/>
-          <w:szCs w:val="16"/>
-          <w:u w:val="single"/>
-          <w:lang w:val="en-GB"/>
-        </w:rPr>
-        <w:t>DONE</w:t>
-      </w:r>
-    </w:p>
-    <w:p>
-      <w:pPr>
-        <w:pStyle w:val="ListParagraph"/>
-        <w:numPr>
-          <w:ilvl w:val="2"/>
-          <w:numId w:val="1"/>
-        </w:numPr>
-        <w:rPr>
-          <w:rFonts w:asciiTheme="majorHAnsi" w:eastAsia="Times New Roman" w:hAnsiTheme="majorHAnsi" w:cstheme="majorHAnsi"/>
-          <w:sz w:val="20"/>
-          <w:szCs w:val="20"/>
-          <w:lang w:eastAsia="de-DE"/>
-        </w:rPr>
-      </w:pPr>
-      <w:proofErr w:type="spellStart"/>
-      <w:r>
-        <w:rPr>
-          <w:rFonts w:asciiTheme="majorHAnsi" w:hAnsiTheme="majorHAnsi" w:cstheme="majorHAnsi"/>
-          <w:sz w:val="20"/>
-          <w:szCs w:val="20"/>
-        </w:rPr>
-        <w:t>statewise</w:t>
-      </w:r>
-      <w:proofErr w:type="spellEnd"/>
-      <w:r>
-        <w:rPr>
-          <w:rFonts w:asciiTheme="majorHAnsi" w:hAnsiTheme="majorHAnsi" w:cstheme="majorHAnsi"/>
-          <w:sz w:val="20"/>
-          <w:szCs w:val="20"/>
-        </w:rPr>
-        <w:t xml:space="preserve"> </w:t>
-      </w:r>
-      <w:proofErr w:type="spellStart"/>
-      <w:r>
-        <w:rPr>
-          <w:rFonts w:asciiTheme="majorHAnsi" w:hAnsiTheme="majorHAnsi" w:cstheme="majorHAnsi"/>
-          <w:sz w:val="20"/>
-          <w:szCs w:val="20"/>
-        </w:rPr>
-        <w:t>landkreis</w:t>
-      </w:r>
-      <w:proofErr w:type="spellEnd"/>
-      <w:r>
-        <w:rPr>
-          <w:rFonts w:asciiTheme="majorHAnsi" w:hAnsiTheme="majorHAnsi" w:cstheme="majorHAnsi"/>
-          <w:sz w:val="20"/>
-          <w:szCs w:val="20"/>
-        </w:rPr>
-        <w:t xml:space="preserve"> </w:t>
-      </w:r>
-      <w:r>
-        <w:rPr>
-          <w:rFonts w:asciiTheme="majorHAnsi" w:hAnsiTheme="majorHAnsi" w:cstheme="majorHAnsi"/>
-          <w:b/>
-          <w:bCs/>
-          <w:color w:val="FF0000"/>
-          <w:sz w:val="16"/>
-          <w:szCs w:val="16"/>
-          <w:u w:val="single"/>
-          <w:lang w:val="en-GB"/>
-        </w:rPr>
-        <w:t>DONE</w:t>
-      </w:r>
-    </w:p>
-    <w:p>
-      <w:pPr>
-        <w:pStyle w:val="ListParagraph"/>
-        <w:numPr>
-          <w:ilvl w:val="3"/>
-          <w:numId w:val="1"/>
-        </w:numPr>
-        <w:rPr>
-          <w:rFonts w:asciiTheme="majorHAnsi" w:eastAsia="Times New Roman" w:hAnsiTheme="majorHAnsi" w:cstheme="majorHAnsi"/>
-          <w:sz w:val="20"/>
-          <w:szCs w:val="20"/>
-          <w:lang w:eastAsia="de-DE"/>
-        </w:rPr>
-      </w:pPr>
-      <w:proofErr w:type="spellStart"/>
-      <w:r>
-        <w:rPr>
-          <w:rFonts w:asciiTheme="majorHAnsi" w:hAnsiTheme="majorHAnsi" w:cstheme="majorHAnsi"/>
-          <w:sz w:val="20"/>
-          <w:szCs w:val="20"/>
-        </w:rPr>
-        <w:t>gif</w:t>
-      </w:r>
-      <w:proofErr w:type="spellEnd"/>
-      <w:r>
-        <w:rPr>
-          <w:rFonts w:asciiTheme="majorHAnsi" w:hAnsiTheme="majorHAnsi" w:cstheme="majorHAnsi"/>
-          <w:sz w:val="20"/>
-          <w:szCs w:val="20"/>
-        </w:rPr>
-        <w:t xml:space="preserve"> </w:t>
-      </w:r>
-      <w:r>
-        <w:rPr>
-          <w:rFonts w:asciiTheme="majorHAnsi" w:hAnsiTheme="majorHAnsi" w:cstheme="majorHAnsi"/>
-          <w:b/>
-          <w:bCs/>
-          <w:color w:val="FF0000"/>
-          <w:sz w:val="16"/>
-          <w:szCs w:val="16"/>
-          <w:u w:val="single"/>
-          <w:lang w:val="en-GB"/>
-        </w:rPr>
-        <w:t>DONE</w:t>
-      </w:r>
-    </w:p>
-    <w:p>
-      <w:pPr>
         <w:rPr>
           <w:rFonts w:asciiTheme="majorHAnsi" w:hAnsiTheme="majorHAnsi" w:cstheme="majorHAnsi"/>
           <w:sz w:val="24"/>
@@ -897,496 +857,15 @@
         </w:rPr>
         <w:t>*</w:t>
       </w:r>
-      <w:proofErr w:type="gramStart"/>
-      <w:r>
-        <w:rPr>
-          <w:rFonts w:asciiTheme="majorHAnsi" w:hAnsiTheme="majorHAnsi" w:cstheme="majorHAnsi"/>
-          <w:sz w:val="24"/>
-          <w:szCs w:val="24"/>
-          <w:lang w:val="en-GB"/>
-        </w:rPr>
-        <w:t>runbook</w:t>
-      </w:r>
-      <w:proofErr w:type="gramEnd"/>
-      <w:r>
-        <w:rPr>
-          <w:rFonts w:asciiTheme="majorHAnsi" w:hAnsiTheme="majorHAnsi" w:cstheme="majorHAnsi"/>
-          <w:sz w:val="24"/>
-          <w:szCs w:val="24"/>
-          <w:lang w:val="en-GB"/>
-        </w:rPr>
-        <w:t xml:space="preserve"> doc control et</w:t>
-      </w:r>
-      <w:r>
-        <w:rPr>
-          <w:rFonts w:asciiTheme="majorHAnsi" w:hAnsiTheme="majorHAnsi" w:cstheme="majorHAnsi"/>
-          <w:sz w:val="24"/>
-          <w:szCs w:val="24"/>
-          <w:lang w:val="en-GB"/>
-        </w:rPr>
-        <w:t xml:space="preserve"> </w:t>
-      </w:r>
-      <w:proofErr w:type="spellStart"/>
-      <w:r>
-        <w:rPr>
-          <w:rFonts w:asciiTheme="majorHAnsi" w:hAnsiTheme="majorHAnsi" w:cstheme="majorHAnsi"/>
-          <w:sz w:val="24"/>
-          <w:szCs w:val="24"/>
-          <w:lang w:val="en-GB"/>
-        </w:rPr>
-        <w:t>oku</w:t>
-      </w:r>
-      <w:proofErr w:type="spellEnd"/>
-    </w:p>
-    <w:p>
-      <w:pPr>
-        <w:rPr>
-          <w:rFonts w:asciiTheme="majorHAnsi" w:hAnsiTheme="majorHAnsi" w:cstheme="majorHAnsi"/>
-          <w:sz w:val="24"/>
-          <w:szCs w:val="24"/>
-          <w:lang w:val="en-GB"/>
-        </w:rPr>
-      </w:pPr>
-      <w:r>
-        <w:rPr>
-          <w:rFonts w:asciiTheme="majorHAnsi" w:hAnsiTheme="majorHAnsi" w:cstheme="majorHAnsi"/>
-          <w:sz w:val="24"/>
-          <w:szCs w:val="24"/>
-        </w:rPr>
-        <w:t xml:space="preserve">* 2_5 </w:t>
-      </w:r>
-      <w:proofErr w:type="spellStart"/>
-      <w:r>
-        <w:rPr>
-          <w:rFonts w:asciiTheme="majorHAnsi" w:hAnsiTheme="majorHAnsi" w:cstheme="majorHAnsi"/>
-          <w:sz w:val="24"/>
-          <w:szCs w:val="24"/>
-        </w:rPr>
-        <w:t>ve</w:t>
-      </w:r>
-      <w:proofErr w:type="spellEnd"/>
-      <w:r>
-        <w:rPr>
-          <w:rFonts w:asciiTheme="majorHAnsi" w:hAnsiTheme="majorHAnsi" w:cstheme="majorHAnsi"/>
-          <w:sz w:val="24"/>
-          <w:szCs w:val="24"/>
-        </w:rPr>
-        <w:t xml:space="preserve"> 2_ Thüringen </w:t>
-      </w:r>
-      <w:proofErr w:type="spellStart"/>
-      <w:r>
-        <w:rPr>
-          <w:rFonts w:asciiTheme="majorHAnsi" w:hAnsiTheme="majorHAnsi" w:cstheme="majorHAnsi"/>
-          <w:sz w:val="24"/>
-          <w:szCs w:val="24"/>
-        </w:rPr>
-        <w:t>falan</w:t>
-      </w:r>
-      <w:proofErr w:type="spellEnd"/>
-      <w:r>
-        <w:rPr>
-          <w:rFonts w:asciiTheme="majorHAnsi" w:hAnsiTheme="majorHAnsi" w:cstheme="majorHAnsi"/>
-          <w:sz w:val="24"/>
-          <w:szCs w:val="24"/>
-        </w:rPr>
-        <w:t xml:space="preserve"> </w:t>
-      </w:r>
-      <w:proofErr w:type="spellStart"/>
-      <w:r>
-        <w:rPr>
-          <w:rFonts w:asciiTheme="majorHAnsi" w:hAnsiTheme="majorHAnsi" w:cstheme="majorHAnsi"/>
-          <w:sz w:val="24"/>
-          <w:szCs w:val="24"/>
-        </w:rPr>
-        <w:t>degistirdim</w:t>
-      </w:r>
-      <w:proofErr w:type="spellEnd"/>
-      <w:r>
-        <w:rPr>
-          <w:rFonts w:asciiTheme="majorHAnsi" w:hAnsiTheme="majorHAnsi" w:cstheme="majorHAnsi"/>
-          <w:sz w:val="24"/>
-          <w:szCs w:val="24"/>
-        </w:rPr>
-        <w:t xml:space="preserve"> </w:t>
-      </w:r>
-      <w:proofErr w:type="spellStart"/>
-      <w:r>
-        <w:rPr>
-          <w:rFonts w:asciiTheme="majorHAnsi" w:hAnsiTheme="majorHAnsi" w:cstheme="majorHAnsi"/>
-          <w:sz w:val="24"/>
-          <w:szCs w:val="24"/>
-        </w:rPr>
-        <w:t>o</w:t>
-      </w:r>
-      <w:r>
-        <w:rPr>
-          <w:rFonts w:asciiTheme="majorHAnsi" w:hAnsiTheme="majorHAnsi" w:cstheme="majorHAnsi"/>
-          <w:sz w:val="24"/>
-          <w:szCs w:val="24"/>
-        </w:rPr>
-        <w:t>nlari</w:t>
-      </w:r>
-      <w:proofErr w:type="spellEnd"/>
-      <w:r>
-        <w:rPr>
-          <w:rFonts w:asciiTheme="majorHAnsi" w:hAnsiTheme="majorHAnsi" w:cstheme="majorHAnsi"/>
-          <w:sz w:val="24"/>
-          <w:szCs w:val="24"/>
-        </w:rPr>
-        <w:t xml:space="preserve"> da update </w:t>
-      </w:r>
-      <w:proofErr w:type="spellStart"/>
-      <w:r>
-        <w:rPr>
-          <w:rFonts w:asciiTheme="majorHAnsi" w:hAnsiTheme="majorHAnsi" w:cstheme="majorHAnsi"/>
-          <w:sz w:val="24"/>
-          <w:szCs w:val="24"/>
-        </w:rPr>
-        <w:t>edelim</w:t>
-      </w:r>
-      <w:proofErr w:type="spellEnd"/>
-      <w:r>
-        <w:rPr>
-          <w:rFonts w:asciiTheme="majorHAnsi" w:hAnsiTheme="majorHAnsi" w:cstheme="majorHAnsi"/>
-          <w:sz w:val="24"/>
-          <w:szCs w:val="24"/>
-        </w:rPr>
-        <w:t>.</w:t>
-      </w:r>
-      <w:r>
-        <w:rPr>
-          <w:rFonts w:asciiTheme="majorHAnsi" w:hAnsiTheme="majorHAnsi" w:cstheme="majorHAnsi"/>
-          <w:sz w:val="24"/>
-          <w:szCs w:val="24"/>
-        </w:rPr>
-        <w:t xml:space="preserve"> </w:t>
-      </w:r>
-      <w:r>
-        <w:rPr>
-          <w:rFonts w:asciiTheme="majorHAnsi" w:hAnsiTheme="majorHAnsi" w:cstheme="majorHAnsi"/>
-          <w:sz w:val="24"/>
-          <w:szCs w:val="24"/>
-          <w:lang w:val="en-GB"/>
-        </w:rPr>
-        <w:t>R</w:t>
-      </w:r>
-      <w:r>
-        <w:rPr>
-          <w:rFonts w:asciiTheme="majorHAnsi" w:hAnsiTheme="majorHAnsi" w:cstheme="majorHAnsi"/>
-          <w:sz w:val="24"/>
-          <w:szCs w:val="24"/>
-          <w:lang w:val="en-GB"/>
-        </w:rPr>
-        <w:t>unbookta</w:t>
-      </w:r>
-    </w:p>
-    <w:p>
-      <w:pPr>
-        <w:rPr>
-          <w:rFonts w:asciiTheme="majorHAnsi" w:hAnsiTheme="majorHAnsi" w:cstheme="majorHAnsi"/>
-          <w:sz w:val="24"/>
-          <w:szCs w:val="24"/>
-          <w:lang w:val="en-GB"/>
-        </w:rPr>
-      </w:pPr>
-      <w:r>
-        <w:rPr>
-          <w:rFonts w:asciiTheme="majorHAnsi" w:hAnsiTheme="majorHAnsi" w:cstheme="majorHAnsi"/>
-          <w:sz w:val="24"/>
-          <w:szCs w:val="24"/>
-          <w:lang w:val="en-GB"/>
-        </w:rPr>
-        <w:t>Step 6a 6b step 7 acttive json kismi update et</w:t>
-      </w:r>
-    </w:p>
-    <w:p>
-      <w:pPr>
-        <w:rPr>
-          <w:rFonts w:asciiTheme="majorHAnsi" w:hAnsiTheme="majorHAnsi" w:cstheme="majorHAnsi"/>
-          <w:sz w:val="24"/>
-          <w:szCs w:val="24"/>
-          <w:lang w:val="en-GB"/>
-        </w:rPr>
-      </w:pPr>
-      <w:r>
-        <w:rPr>
-          <w:rFonts w:asciiTheme="majorHAnsi" w:hAnsiTheme="majorHAnsi" w:cstheme="majorHAnsi"/>
-          <w:sz w:val="24"/>
-          <w:szCs w:val="24"/>
-          <w:lang w:val="en-GB"/>
-        </w:rPr>
-        <w:t>*</w:t>
-      </w:r>
-      <w:r>
-        <w:rPr>
-          <w:rFonts w:asciiTheme="majorHAnsi" w:hAnsiTheme="majorHAnsi" w:cstheme="majorHAnsi"/>
-          <w:sz w:val="24"/>
-          <w:szCs w:val="24"/>
-          <w:lang w:val="en-GB"/>
-        </w:rPr>
-        <w:t xml:space="preserve">Unit tests update </w:t>
-      </w:r>
-      <w:proofErr w:type="spellStart"/>
-      <w:r>
-        <w:rPr>
-          <w:rFonts w:asciiTheme="majorHAnsi" w:hAnsiTheme="majorHAnsi" w:cstheme="majorHAnsi"/>
-          <w:sz w:val="24"/>
-          <w:szCs w:val="24"/>
-          <w:lang w:val="en-GB"/>
-        </w:rPr>
-        <w:t>edip</w:t>
-      </w:r>
-      <w:proofErr w:type="spellEnd"/>
-      <w:r>
-        <w:rPr>
-          <w:rFonts w:asciiTheme="majorHAnsi" w:hAnsiTheme="majorHAnsi" w:cstheme="majorHAnsi"/>
-          <w:sz w:val="24"/>
-          <w:szCs w:val="24"/>
-          <w:lang w:val="en-GB"/>
-        </w:rPr>
-        <w:t xml:space="preserve"> runbook doc </w:t>
-      </w:r>
-      <w:proofErr w:type="gramStart"/>
-      <w:r>
-        <w:rPr>
-          <w:rFonts w:asciiTheme="majorHAnsi" w:hAnsiTheme="majorHAnsi" w:cstheme="majorHAnsi"/>
-          <w:sz w:val="24"/>
-          <w:szCs w:val="24"/>
-          <w:lang w:val="en-GB"/>
-        </w:rPr>
-        <w:t>a</w:t>
-      </w:r>
-      <w:proofErr w:type="gramEnd"/>
-      <w:r>
-        <w:rPr>
-          <w:rFonts w:asciiTheme="majorHAnsi" w:hAnsiTheme="majorHAnsi" w:cstheme="majorHAnsi"/>
-          <w:sz w:val="24"/>
-          <w:szCs w:val="24"/>
-          <w:lang w:val="en-GB"/>
-        </w:rPr>
-        <w:t xml:space="preserve"> </w:t>
-      </w:r>
-      <w:proofErr w:type="spellStart"/>
-      <w:r>
-        <w:rPr>
-          <w:rFonts w:asciiTheme="majorHAnsi" w:hAnsiTheme="majorHAnsi" w:cstheme="majorHAnsi"/>
-          <w:sz w:val="24"/>
-          <w:szCs w:val="24"/>
-          <w:lang w:val="en-GB"/>
-        </w:rPr>
-        <w:t>ekle</w:t>
-      </w:r>
-      <w:proofErr w:type="spellEnd"/>
-    </w:p>
-    <w:p>
-      <w:pPr>
-        <w:rPr>
-          <w:rFonts w:asciiTheme="majorHAnsi" w:hAnsiTheme="majorHAnsi" w:cstheme="majorHAnsi"/>
-          <w:sz w:val="24"/>
-          <w:szCs w:val="24"/>
-          <w:lang w:val="en-GB"/>
-        </w:rPr>
-      </w:pPr>
-    </w:p>
-    <w:p>
-      <w:pPr>
-        <w:rPr>
-          <w:rFonts w:asciiTheme="majorHAnsi" w:hAnsiTheme="majorHAnsi" w:cstheme="majorHAnsi"/>
-          <w:sz w:val="24"/>
-          <w:szCs w:val="24"/>
-          <w:lang w:val="en-GB"/>
-        </w:rPr>
-      </w:pPr>
-    </w:p>
-    <w:p>
-      <w:pPr>
-        <w:rPr>
-          <w:rFonts w:asciiTheme="majorHAnsi" w:hAnsiTheme="majorHAnsi" w:cstheme="majorHAnsi"/>
-          <w:sz w:val="24"/>
-          <w:szCs w:val="24"/>
-          <w:lang w:val="en-GB"/>
-        </w:rPr>
-      </w:pPr>
-      <w:r>
-        <w:rPr>
-          <w:rFonts w:asciiTheme="majorHAnsi" w:hAnsiTheme="majorHAnsi" w:cstheme="majorHAnsi"/>
-          <w:sz w:val="24"/>
-          <w:szCs w:val="24"/>
-          <w:lang w:val="en-GB"/>
-        </w:rPr>
-        <w:t>*</w:t>
-      </w:r>
-      <w:proofErr w:type="spellStart"/>
-      <w:r>
-        <w:rPr>
-          <w:rFonts w:asciiTheme="majorHAnsi" w:hAnsiTheme="majorHAnsi" w:cstheme="majorHAnsi"/>
-          <w:sz w:val="24"/>
-          <w:szCs w:val="24"/>
-          <w:lang w:val="en-GB"/>
-        </w:rPr>
-        <w:t>Ayrica</w:t>
-      </w:r>
-      <w:proofErr w:type="spellEnd"/>
-      <w:r>
-        <w:rPr>
-          <w:rFonts w:asciiTheme="majorHAnsi" w:hAnsiTheme="majorHAnsi" w:cstheme="majorHAnsi"/>
-          <w:sz w:val="24"/>
-          <w:szCs w:val="24"/>
-          <w:lang w:val="en-GB"/>
-        </w:rPr>
-        <w:t xml:space="preserve"> </w:t>
-      </w:r>
-      <w:proofErr w:type="spellStart"/>
-      <w:r>
-        <w:rPr>
-          <w:rFonts w:asciiTheme="majorHAnsi" w:hAnsiTheme="majorHAnsi" w:cstheme="majorHAnsi"/>
-          <w:sz w:val="24"/>
-          <w:szCs w:val="24"/>
-          <w:lang w:val="en-GB"/>
-        </w:rPr>
-        <w:t>statelerdeki</w:t>
-      </w:r>
-      <w:proofErr w:type="spellEnd"/>
-      <w:r>
-        <w:rPr>
-          <w:rFonts w:asciiTheme="majorHAnsi" w:hAnsiTheme="majorHAnsi" w:cstheme="majorHAnsi"/>
-          <w:sz w:val="24"/>
-          <w:szCs w:val="24"/>
-          <w:lang w:val="en-GB"/>
-        </w:rPr>
-        <w:t xml:space="preserve"> max power min power installed </w:t>
-      </w:r>
-      <w:proofErr w:type="spellStart"/>
-      <w:r>
-        <w:rPr>
-          <w:rFonts w:asciiTheme="majorHAnsi" w:hAnsiTheme="majorHAnsi" w:cstheme="majorHAnsi"/>
-          <w:sz w:val="24"/>
-          <w:szCs w:val="24"/>
-          <w:lang w:val="en-GB"/>
-        </w:rPr>
-        <w:t>yillari</w:t>
-      </w:r>
-      <w:proofErr w:type="spellEnd"/>
-      <w:r>
-        <w:rPr>
-          <w:rFonts w:asciiTheme="majorHAnsi" w:hAnsiTheme="majorHAnsi" w:cstheme="majorHAnsi"/>
-          <w:sz w:val="24"/>
-          <w:szCs w:val="24"/>
-          <w:lang w:val="en-GB"/>
-        </w:rPr>
-        <w:t xml:space="preserve"> </w:t>
-      </w:r>
-      <w:proofErr w:type="spellStart"/>
-      <w:r>
-        <w:rPr>
-          <w:rFonts w:asciiTheme="majorHAnsi" w:hAnsiTheme="majorHAnsi" w:cstheme="majorHAnsi"/>
-          <w:sz w:val="24"/>
-          <w:szCs w:val="24"/>
-          <w:lang w:val="en-GB"/>
-        </w:rPr>
-        <w:t>ve</w:t>
-      </w:r>
-      <w:proofErr w:type="spellEnd"/>
-      <w:r>
-        <w:rPr>
-          <w:rFonts w:asciiTheme="majorHAnsi" w:hAnsiTheme="majorHAnsi" w:cstheme="majorHAnsi"/>
-          <w:sz w:val="24"/>
-          <w:szCs w:val="24"/>
-          <w:lang w:val="en-GB"/>
-        </w:rPr>
-        <w:t xml:space="preserve"> </w:t>
-      </w:r>
-      <w:proofErr w:type="spellStart"/>
-      <w:r>
-        <w:rPr>
-          <w:rFonts w:asciiTheme="majorHAnsi" w:hAnsiTheme="majorHAnsi" w:cstheme="majorHAnsi"/>
-          <w:sz w:val="24"/>
-          <w:szCs w:val="24"/>
-          <w:lang w:val="en-GB"/>
-        </w:rPr>
-        <w:t>güc</w:t>
-      </w:r>
-      <w:proofErr w:type="spellEnd"/>
-      <w:r>
-        <w:rPr>
-          <w:rFonts w:asciiTheme="majorHAnsi" w:hAnsiTheme="majorHAnsi" w:cstheme="majorHAnsi"/>
-          <w:sz w:val="24"/>
-          <w:szCs w:val="24"/>
-          <w:lang w:val="en-GB"/>
-        </w:rPr>
-        <w:t xml:space="preserve"> </w:t>
-      </w:r>
-      <w:proofErr w:type="spellStart"/>
-      <w:r>
-        <w:rPr>
-          <w:rFonts w:asciiTheme="majorHAnsi" w:hAnsiTheme="majorHAnsi" w:cstheme="majorHAnsi"/>
-          <w:sz w:val="24"/>
-          <w:szCs w:val="24"/>
-          <w:lang w:val="en-GB"/>
-        </w:rPr>
-        <w:t>degerini</w:t>
-      </w:r>
-      <w:proofErr w:type="spellEnd"/>
-      <w:r>
-        <w:rPr>
-          <w:rFonts w:asciiTheme="majorHAnsi" w:hAnsiTheme="majorHAnsi" w:cstheme="majorHAnsi"/>
-          <w:sz w:val="24"/>
-          <w:szCs w:val="24"/>
-          <w:lang w:val="en-GB"/>
-        </w:rPr>
-        <w:t xml:space="preserve"> </w:t>
-      </w:r>
-      <w:proofErr w:type="spellStart"/>
-      <w:r>
-        <w:rPr>
-          <w:rFonts w:asciiTheme="majorHAnsi" w:hAnsiTheme="majorHAnsi" w:cstheme="majorHAnsi"/>
-          <w:sz w:val="24"/>
-          <w:szCs w:val="24"/>
-          <w:lang w:val="en-GB"/>
-        </w:rPr>
-        <w:t>sagda</w:t>
-      </w:r>
-      <w:proofErr w:type="spellEnd"/>
-      <w:r>
-        <w:rPr>
-          <w:rFonts w:asciiTheme="majorHAnsi" w:hAnsiTheme="majorHAnsi" w:cstheme="majorHAnsi"/>
-          <w:sz w:val="24"/>
-          <w:szCs w:val="24"/>
-          <w:lang w:val="en-GB"/>
-        </w:rPr>
-        <w:t xml:space="preserve"> </w:t>
-      </w:r>
-      <w:proofErr w:type="spellStart"/>
-      <w:r>
-        <w:rPr>
-          <w:rFonts w:asciiTheme="majorHAnsi" w:hAnsiTheme="majorHAnsi" w:cstheme="majorHAnsi"/>
-          <w:sz w:val="24"/>
-          <w:szCs w:val="24"/>
-          <w:lang w:val="en-GB"/>
-        </w:rPr>
-        <w:t>layerda</w:t>
-      </w:r>
-      <w:proofErr w:type="spellEnd"/>
-      <w:r>
-        <w:rPr>
-          <w:rFonts w:asciiTheme="majorHAnsi" w:hAnsiTheme="majorHAnsi" w:cstheme="majorHAnsi"/>
-          <w:sz w:val="24"/>
-          <w:szCs w:val="24"/>
-          <w:lang w:val="en-GB"/>
-        </w:rPr>
-        <w:t xml:space="preserve"> </w:t>
-      </w:r>
-      <w:proofErr w:type="spellStart"/>
-      <w:r>
-        <w:rPr>
-          <w:rFonts w:asciiTheme="majorHAnsi" w:hAnsiTheme="majorHAnsi" w:cstheme="majorHAnsi"/>
-          <w:sz w:val="24"/>
-          <w:szCs w:val="24"/>
-          <w:lang w:val="en-GB"/>
-        </w:rPr>
-        <w:t>yazabilirz</w:t>
-      </w:r>
-      <w:proofErr w:type="spellEnd"/>
+      <w:r>
+        <w:rPr>
+          <w:rFonts w:asciiTheme="majorHAnsi" w:hAnsiTheme="majorHAnsi" w:cstheme="majorHAnsi"/>
+          <w:sz w:val="24"/>
+          <w:szCs w:val="24"/>
+          <w:lang w:val="en-GB"/>
+        </w:rPr>
+        <w:t>Ayrica statelerdeki max power min power installed yillari ve güc degerini sagda layerda yazabilirz</w:t>
+      </w:r>
       <w:r>
         <w:rPr>
           <w:rFonts w:asciiTheme="majorHAnsi" w:hAnsiTheme="majorHAnsi" w:cstheme="majorHAnsi"/>
@@ -1477,7 +956,7 @@
 </file>
 
 <file path=word/numbering.xml><?xml version="1.0" encoding="utf-8"?>
-<w:numbering xmlns:wpc="http://schemas.microsoft.com/office/word/2010/wordprocessingCanvas" xmlns:cx="http://schemas.microsoft.com/office/drawing/2014/chartex" xmlns:cx1="http://schemas.microsoft.com/office/drawing/2015/9/8/chartex" xmlns:cx2="http://schemas.microsoft.com/office/drawing/2015/10/21/chartex" xmlns:cx3="http://schemas.microsoft.com/office/drawing/2016/5/9/chartex" xmlns:cx4="http://schemas.microsoft.com/office/drawing/2016/5/10/chartex" xmlns:cx5="http://schemas.microsoft.com/office/drawing/2016/5/11/chartex" xmlns:cx6="http://schemas.microsoft.com/office/drawing/2016/5/12/chartex" xmlns:cx7="http://schemas.microsoft.com/office/drawing/2016/5/13/chartex" xmlns:cx8="http://schemas.microsoft.com/office/drawing/2016/5/14/chartex" xmlns:mc="http://schemas.openxmlformats.org/markup-compatibility/2006" xmlns:aink="http://schemas.microsoft.com/office/drawing/2016/ink" xmlns:am3d="http://schemas.microsoft.com/office/drawing/2017/model3d" xmlns:o="urn:schemas-microsoft-com:office:office" xmlns:r="http://schemas.openxmlformats.org/officeDocument/2006/relationships" xmlns:m="http://schemas.openxmlformats.org/officeDocument/2006/math" xmlns:v="urn:schemas-microsoft-com:vml" xmlns:wp14="http://schemas.microsoft.com/office/word/2010/wordprocessingDrawing" xmlns:wp="http://schemas.openxmlformats.org/drawingml/2006/wordprocessingDrawing" xmlns:w10="urn:schemas-microsoft-com:office:word" xmlns:w="http://schemas.openxmlformats.org/wordprocessingml/2006/main" xmlns:w14="http://schemas.microsoft.com/office/word/2010/wordml" xmlns:w15="http://schemas.microsoft.com/office/word/2012/wordml" xmlns:w16cex="http://schemas.microsoft.com/office/word/2018/wordml/cex" xmlns:w16cid="http://schemas.microsoft.com/office/word/2016/wordml/cid" xmlns:w16="http://schemas.microsoft.com/office/word/2018/wordml" xmlns:w16sdtdh="http://schemas.microsoft.com/office/word/2020/wordml/sdtdatahash" xmlns:w16se="http://schemas.microsoft.com/office/word/2015/wordml/symex" xmlns:wpg="http://schemas.microsoft.com/office/word/2010/wordprocessingGroup" xmlns:wpi="http://schemas.microsoft.com/office/word/2010/wordprocessingInk" xmlns:wne="http://schemas.microsoft.com/office/word/2006/wordml" xmlns:wps="http://schemas.microsoft.com/office/word/2010/wordprocessingShape" mc:Ignorable="w14 w15 w16se w16cid w16 w16cex w16sdtdh wp14">
+<w:numbering xmlns:wpc="http://schemas.microsoft.com/office/word/2010/wordprocessingCanvas" xmlns:cx="http://schemas.microsoft.com/office/drawing/2014/chartex" xmlns:cx1="http://schemas.microsoft.com/office/drawing/2015/9/8/chartex" xmlns:cx2="http://schemas.microsoft.com/office/drawing/2015/10/21/chartex" xmlns:cx3="http://schemas.microsoft.com/office/drawing/2016/5/9/chartex" xmlns:cx4="http://schemas.microsoft.com/office/drawing/2016/5/10/chartex" xmlns:cx5="http://schemas.microsoft.com/office/drawing/2016/5/11/chartex" xmlns:cx6="http://schemas.microsoft.com/office/drawing/2016/5/12/chartex" xmlns:cx7="http://schemas.microsoft.com/office/drawing/2016/5/13/chartex" xmlns:cx8="http://schemas.microsoft.com/office/drawing/2016/5/14/chartex" xmlns:mc="http://schemas.openxmlformats.org/markup-compatibility/2006" xmlns:aink="http://schemas.microsoft.com/office/drawing/2016/ink" xmlns:am3d="http://schemas.microsoft.com/office/drawing/2017/model3d" xmlns:o="urn:schemas-microsoft-com:office:office" xmlns:oel="http://schemas.microsoft.com/office/2019/extlst" xmlns:r="http://schemas.openxmlformats.org/officeDocument/2006/relationships" xmlns:m="http://schemas.openxmlformats.org/officeDocument/2006/math" xmlns:v="urn:schemas-microsoft-com:vml" xmlns:wp14="http://schemas.microsoft.com/office/word/2010/wordprocessingDrawing" xmlns:wp="http://schemas.openxmlformats.org/drawingml/2006/wordprocessingDrawing" xmlns:w10="urn:schemas-microsoft-com:office:word" xmlns:w="http://schemas.openxmlformats.org/wordprocessingml/2006/main" xmlns:w14="http://schemas.microsoft.com/office/word/2010/wordml" xmlns:w15="http://schemas.microsoft.com/office/word/2012/wordml" xmlns:w16cex="http://schemas.microsoft.com/office/word/2018/wordml/cex" xmlns:w16cid="http://schemas.microsoft.com/office/word/2016/wordml/cid" xmlns:w16="http://schemas.microsoft.com/office/word/2018/wordml" xmlns:w16du="http://schemas.microsoft.com/office/word/2023/wordml/word16du" xmlns:w16sdtdh="http://schemas.microsoft.com/office/word/2020/wordml/sdtdatahash" xmlns:w16sdtfl="http://schemas.microsoft.com/office/word/2024/wordml/sdtformatlock" xmlns:w16se="http://schemas.microsoft.com/office/word/2015/wordml/symex" xmlns:wpg="http://schemas.microsoft.com/office/word/2010/wordprocessingGroup" xmlns:wpi="http://schemas.microsoft.com/office/word/2010/wordprocessingInk" xmlns:wne="http://schemas.microsoft.com/office/word/2006/wordml" xmlns:wps="http://schemas.microsoft.com/office/word/2010/wordprocessingShape" mc:Ignorable="w14 w15 w16se w16cid w16 w16cex w16sdtdh w16sdtfl w16du wp14">
   <w:abstractNum w:abstractNumId="0" w15:restartNumberingAfterBreak="0">
     <w:nsid w:val="0BF44DD0"/>
     <w:multiLevelType w:val="hybridMultilevel"/>
@@ -2429,35 +1908,35 @@
       </w:rPr>
     </w:lvl>
   </w:abstractNum>
-  <w:num w:numId="1">
+  <w:num w:numId="1" w16cid:durableId="1953510546">
     <w:abstractNumId w:val="1"/>
   </w:num>
-  <w:num w:numId="2">
+  <w:num w:numId="2" w16cid:durableId="1371297605">
     <w:abstractNumId w:val="0"/>
   </w:num>
-  <w:num w:numId="3">
+  <w:num w:numId="3" w16cid:durableId="1292521692">
     <w:abstractNumId w:val="7"/>
   </w:num>
-  <w:num w:numId="4">
+  <w:num w:numId="4" w16cid:durableId="714886553">
     <w:abstractNumId w:val="6"/>
   </w:num>
-  <w:num w:numId="5">
+  <w:num w:numId="5" w16cid:durableId="232811197">
     <w:abstractNumId w:val="3"/>
   </w:num>
-  <w:num w:numId="6">
+  <w:num w:numId="6" w16cid:durableId="227427787">
     <w:abstractNumId w:val="5"/>
   </w:num>
-  <w:num w:numId="7">
+  <w:num w:numId="7" w16cid:durableId="476260958">
     <w:abstractNumId w:val="2"/>
   </w:num>
-  <w:num w:numId="8">
+  <w:num w:numId="8" w16cid:durableId="804931933">
     <w:abstractNumId w:val="4"/>
   </w:num>
 </w:numbering>
 </file>
 
 <file path=word/styles.xml><?xml version="1.0" encoding="utf-8"?>
-<w:styles xmlns:mc="http://schemas.openxmlformats.org/markup-compatibility/2006" xmlns:r="http://schemas.openxmlformats.org/officeDocument/2006/relationships" xmlns:w="http://schemas.openxmlformats.org/wordprocessingml/2006/main" xmlns:w14="http://schemas.microsoft.com/office/word/2010/wordml" xmlns:w15="http://schemas.microsoft.com/office/word/2012/wordml" xmlns:w16cex="http://schemas.microsoft.com/office/word/2018/wordml/cex" xmlns:w16cid="http://schemas.microsoft.com/office/word/2016/wordml/cid" xmlns:w16="http://schemas.microsoft.com/office/word/2018/wordml" xmlns:w16sdtdh="http://schemas.microsoft.com/office/word/2020/wordml/sdtdatahash" xmlns:w16se="http://schemas.microsoft.com/office/word/2015/wordml/symex" mc:Ignorable="w14 w15 w16se w16cid w16 w16cex w16sdtdh">
+<w:styles xmlns:mc="http://schemas.openxmlformats.org/markup-compatibility/2006" xmlns:r="http://schemas.openxmlformats.org/officeDocument/2006/relationships" xmlns:w="http://schemas.openxmlformats.org/wordprocessingml/2006/main" xmlns:w14="http://schemas.microsoft.com/office/word/2010/wordml" xmlns:w15="http://schemas.microsoft.com/office/word/2012/wordml" xmlns:w16cex="http://schemas.microsoft.com/office/word/2018/wordml/cex" xmlns:w16cid="http://schemas.microsoft.com/office/word/2016/wordml/cid" xmlns:w16="http://schemas.microsoft.com/office/word/2018/wordml" xmlns:w16du="http://schemas.microsoft.com/office/word/2023/wordml/word16du" xmlns:w16sdtdh="http://schemas.microsoft.com/office/word/2020/wordml/sdtdatahash" xmlns:w16sdtfl="http://schemas.microsoft.com/office/word/2024/wordml/sdtformatlock" xmlns:w16se="http://schemas.microsoft.com/office/word/2015/wordml/symex" mc:Ignorable="w14 w15 w16se w16cid w16 w16cex w16sdtdh w16sdtfl w16du">
   <w:docDefaults>
     <w:rPrDefault>
       <w:rPr>
@@ -2879,6 +2358,7 @@
   <w:style w:type="character" w:default="1" w:styleId="DefaultParagraphFont">
     <w:name w:val="Default Paragraph Font"/>
     <w:uiPriority w:val="1"/>
+    <w:semiHidden/>
     <w:unhideWhenUsed/>
   </w:style>
   <w:style w:type="table" w:default="1" w:styleId="TableNormal">

--- a/to do list.docx
+++ b/to do list.docx
@@ -1,10 +1,10 @@
 
 <file path=word/document.xml><?xml version="1.0" encoding="utf-8"?>
-<w:document xmlns:wpc="http://schemas.microsoft.com/office/word/2010/wordprocessingCanvas" xmlns:cx="http://schemas.microsoft.com/office/drawing/2014/chartex" xmlns:cx1="http://schemas.microsoft.com/office/drawing/2015/9/8/chartex" xmlns:cx2="http://schemas.microsoft.com/office/drawing/2015/10/21/chartex" xmlns:cx3="http://schemas.microsoft.com/office/drawing/2016/5/9/chartex" xmlns:cx4="http://schemas.microsoft.com/office/drawing/2016/5/10/chartex" xmlns:cx5="http://schemas.microsoft.com/office/drawing/2016/5/11/chartex" xmlns:cx6="http://schemas.microsoft.com/office/drawing/2016/5/12/chartex" xmlns:cx7="http://schemas.microsoft.com/office/drawing/2016/5/13/chartex" xmlns:cx8="http://schemas.microsoft.com/office/drawing/2016/5/14/chartex" xmlns:mc="http://schemas.openxmlformats.org/markup-compatibility/2006" xmlns:aink="http://schemas.microsoft.com/office/drawing/2016/ink" xmlns:am3d="http://schemas.microsoft.com/office/drawing/2017/model3d" xmlns:o="urn:schemas-microsoft-com:office:office" xmlns:oel="http://schemas.microsoft.com/office/2019/extlst" xmlns:r="http://schemas.openxmlformats.org/officeDocument/2006/relationships" xmlns:m="http://schemas.openxmlformats.org/officeDocument/2006/math" xmlns:v="urn:schemas-microsoft-com:vml" xmlns:wp14="http://schemas.microsoft.com/office/word/2010/wordprocessingDrawing" xmlns:wp="http://schemas.openxmlformats.org/drawingml/2006/wordprocessingDrawing" xmlns:w10="urn:schemas-microsoft-com:office:word" xmlns:w="http://schemas.openxmlformats.org/wordprocessingml/2006/main" xmlns:w14="http://schemas.microsoft.com/office/word/2010/wordml" xmlns:w15="http://schemas.microsoft.com/office/word/2012/wordml" xmlns:w16cex="http://schemas.microsoft.com/office/word/2018/wordml/cex" xmlns:w16cid="http://schemas.microsoft.com/office/word/2016/wordml/cid" xmlns:w16="http://schemas.microsoft.com/office/word/2018/wordml" xmlns:w16du="http://schemas.microsoft.com/office/word/2023/wordml/word16du" xmlns:w16sdtdh="http://schemas.microsoft.com/office/word/2020/wordml/sdtdatahash" xmlns:w16sdtfl="http://schemas.microsoft.com/office/word/2024/wordml/sdtformatlock" xmlns:w16se="http://schemas.microsoft.com/office/word/2015/wordml/symex" xmlns:wpg="http://schemas.microsoft.com/office/word/2010/wordprocessingGroup" xmlns:wpi="http://schemas.microsoft.com/office/word/2010/wordprocessingInk" xmlns:wne="http://schemas.microsoft.com/office/word/2006/wordml" xmlns:wps="http://schemas.microsoft.com/office/word/2010/wordprocessingShape" mc:Ignorable="w14 w15 w16se w16cid w16 w16cex w16sdtdh w16sdtfl w16du wp14">
+<w:document xmlns:wpc="http://schemas.microsoft.com/office/word/2010/wordprocessingCanvas" xmlns:cx="http://schemas.microsoft.com/office/drawing/2014/chartex" xmlns:cx1="http://schemas.microsoft.com/office/drawing/2015/9/8/chartex" xmlns:cx2="http://schemas.microsoft.com/office/drawing/2015/10/21/chartex" xmlns:cx3="http://schemas.microsoft.com/office/drawing/2016/5/9/chartex" xmlns:cx4="http://schemas.microsoft.com/office/drawing/2016/5/10/chartex" xmlns:cx5="http://schemas.microsoft.com/office/drawing/2016/5/11/chartex" xmlns:cx6="http://schemas.microsoft.com/office/drawing/2016/5/12/chartex" xmlns:cx7="http://schemas.microsoft.com/office/drawing/2016/5/13/chartex" xmlns:cx8="http://schemas.microsoft.com/office/drawing/2016/5/14/chartex" xmlns:mc="http://schemas.openxmlformats.org/markup-compatibility/2006" xmlns:aink="http://schemas.microsoft.com/office/drawing/2016/ink" xmlns:am3d="http://schemas.microsoft.com/office/drawing/2017/model3d" xmlns:o="urn:schemas-microsoft-com:office:office" xmlns:r="http://schemas.openxmlformats.org/officeDocument/2006/relationships" xmlns:m="http://schemas.openxmlformats.org/officeDocument/2006/math" xmlns:v="urn:schemas-microsoft-com:vml" xmlns:wp14="http://schemas.microsoft.com/office/word/2010/wordprocessingDrawing" xmlns:wp="http://schemas.openxmlformats.org/drawingml/2006/wordprocessingDrawing" xmlns:w10="urn:schemas-microsoft-com:office:word" xmlns:w="http://schemas.openxmlformats.org/wordprocessingml/2006/main" xmlns:w14="http://schemas.microsoft.com/office/word/2010/wordml" xmlns:w15="http://schemas.microsoft.com/office/word/2012/wordml" xmlns:w16cex="http://schemas.microsoft.com/office/word/2018/wordml/cex" xmlns:w16cid="http://schemas.microsoft.com/office/word/2016/wordml/cid" xmlns:w16="http://schemas.microsoft.com/office/word/2018/wordml" xmlns:w16sdtdh="http://schemas.microsoft.com/office/word/2020/wordml/sdtdatahash" xmlns:w16se="http://schemas.microsoft.com/office/word/2015/wordml/symex" xmlns:wpg="http://schemas.microsoft.com/office/word/2010/wordprocessingGroup" xmlns:wpi="http://schemas.microsoft.com/office/word/2010/wordprocessingInk" xmlns:wne="http://schemas.microsoft.com/office/word/2006/wordml" xmlns:wps="http://schemas.microsoft.com/office/word/2010/wordprocessingShape" mc:Ignorable="w14 w15 w16se w16cid w16 w16cex w16sdtdh wp14">
   <w:body>
     <w:p>
       <w:pPr>
-        <w:pStyle w:val="Heading2"/>
+        <w:pStyle w:val="berschrift2"/>
         <w:rPr>
           <w:lang w:val="en-GB"/>
         </w:rPr>
@@ -32,7 +32,67 @@
           <w:szCs w:val="16"/>
           <w:lang w:val="en-GB"/>
         </w:rPr>
-        <w:t>*PIECHART DOCUMENTATION MASTR DATA GÜNCELLE: Ramy icin lazim.</w:t>
+        <w:t xml:space="preserve">*PIECHART DOCUMENTATION MASTR DATA GÜNCELLE: </w:t>
+      </w:r>
+      <w:proofErr w:type="spellStart"/>
+      <w:r>
+        <w:rPr>
+          <w:rFonts w:asciiTheme="majorHAnsi" w:hAnsiTheme="majorHAnsi" w:cstheme="majorHAnsi"/>
+          <w:sz w:val="16"/>
+          <w:szCs w:val="16"/>
+          <w:lang w:val="en-GB"/>
+        </w:rPr>
+        <w:t>Ramy</w:t>
+      </w:r>
+      <w:proofErr w:type="spellEnd"/>
+      <w:r>
+        <w:rPr>
+          <w:rFonts w:asciiTheme="majorHAnsi" w:hAnsiTheme="majorHAnsi" w:cstheme="majorHAnsi"/>
+          <w:sz w:val="16"/>
+          <w:szCs w:val="16"/>
+          <w:lang w:val="en-GB"/>
+        </w:rPr>
+        <w:t xml:space="preserve"> </w:t>
+      </w:r>
+      <w:proofErr w:type="spellStart"/>
+      <w:r>
+        <w:rPr>
+          <w:rFonts w:asciiTheme="majorHAnsi" w:hAnsiTheme="majorHAnsi" w:cstheme="majorHAnsi"/>
+          <w:sz w:val="16"/>
+          <w:szCs w:val="16"/>
+          <w:lang w:val="en-GB"/>
+        </w:rPr>
+        <w:t>icin</w:t>
+      </w:r>
+      <w:proofErr w:type="spellEnd"/>
+      <w:r>
+        <w:rPr>
+          <w:rFonts w:asciiTheme="majorHAnsi" w:hAnsiTheme="majorHAnsi" w:cstheme="majorHAnsi"/>
+          <w:sz w:val="16"/>
+          <w:szCs w:val="16"/>
+          <w:lang w:val="en-GB"/>
+        </w:rPr>
+        <w:t xml:space="preserve"> </w:t>
+      </w:r>
+      <w:proofErr w:type="spellStart"/>
+      <w:r>
+        <w:rPr>
+          <w:rFonts w:asciiTheme="majorHAnsi" w:hAnsiTheme="majorHAnsi" w:cstheme="majorHAnsi"/>
+          <w:sz w:val="16"/>
+          <w:szCs w:val="16"/>
+          <w:lang w:val="en-GB"/>
+        </w:rPr>
+        <w:t>lazim</w:t>
+      </w:r>
+      <w:proofErr w:type="spellEnd"/>
+      <w:r>
+        <w:rPr>
+          <w:rFonts w:asciiTheme="majorHAnsi" w:hAnsiTheme="majorHAnsi" w:cstheme="majorHAnsi"/>
+          <w:sz w:val="16"/>
+          <w:szCs w:val="16"/>
+          <w:lang w:val="en-GB"/>
+        </w:rPr>
+        <w:t>.</w:t>
       </w:r>
       <w:r>
         <w:rPr>
@@ -59,7 +119,7 @@
     </w:p>
     <w:p>
       <w:pPr>
-        <w:pStyle w:val="ListParagraph"/>
+        <w:pStyle w:val="Listenabsatz"/>
         <w:numPr>
           <w:ilvl w:val="0"/>
           <w:numId w:val="1"/>
@@ -87,12 +147,32 @@
           <w:szCs w:val="16"/>
           <w:lang w:val="en-GB"/>
         </w:rPr>
-        <w:t>(power icin GW kulan)</w:t>
+        <w:t xml:space="preserve">(power </w:t>
+      </w:r>
+      <w:proofErr w:type="spellStart"/>
+      <w:r>
+        <w:rPr>
+          <w:rFonts w:asciiTheme="majorHAnsi" w:hAnsiTheme="majorHAnsi" w:cstheme="majorHAnsi"/>
+          <w:sz w:val="16"/>
+          <w:szCs w:val="16"/>
+          <w:lang w:val="en-GB"/>
+        </w:rPr>
+        <w:t>icin</w:t>
+      </w:r>
+      <w:proofErr w:type="spellEnd"/>
+      <w:r>
+        <w:rPr>
+          <w:rFonts w:asciiTheme="majorHAnsi" w:hAnsiTheme="majorHAnsi" w:cstheme="majorHAnsi"/>
+          <w:sz w:val="16"/>
+          <w:szCs w:val="16"/>
+          <w:lang w:val="en-GB"/>
+        </w:rPr>
+        <w:t xml:space="preserve"> GW kulan)</w:t>
       </w:r>
     </w:p>
     <w:p>
       <w:pPr>
-        <w:pStyle w:val="ListParagraph"/>
+        <w:pStyle w:val="Listenabsatz"/>
         <w:numPr>
           <w:ilvl w:val="2"/>
           <w:numId w:val="1"/>
@@ -147,7 +227,7 @@
     </w:p>
     <w:p>
       <w:pPr>
-        <w:pStyle w:val="ListParagraph"/>
+        <w:pStyle w:val="Listenabsatz"/>
         <w:numPr>
           <w:ilvl w:val="3"/>
           <w:numId w:val="1"/>
@@ -186,7 +266,7 @@
     </w:p>
     <w:p>
       <w:pPr>
-        <w:pStyle w:val="ListParagraph"/>
+        <w:pStyle w:val="Listenabsatz"/>
         <w:numPr>
           <w:ilvl w:val="2"/>
           <w:numId w:val="1"/>
@@ -198,14 +278,34 @@
           <w:lang w:eastAsia="de-DE"/>
         </w:rPr>
       </w:pPr>
-      <w:r>
-        <w:rPr>
-          <w:rFonts w:asciiTheme="majorHAnsi" w:hAnsiTheme="majorHAnsi" w:cstheme="majorHAnsi"/>
-          <w:sz w:val="16"/>
-          <w:szCs w:val="16"/>
-        </w:rPr>
-        <w:t>statewise landkreis</w:t>
-      </w:r>
+      <w:proofErr w:type="spellStart"/>
+      <w:r>
+        <w:rPr>
+          <w:rFonts w:asciiTheme="majorHAnsi" w:hAnsiTheme="majorHAnsi" w:cstheme="majorHAnsi"/>
+          <w:sz w:val="16"/>
+          <w:szCs w:val="16"/>
+        </w:rPr>
+        <w:t>statewise</w:t>
+      </w:r>
+      <w:proofErr w:type="spellEnd"/>
+      <w:r>
+        <w:rPr>
+          <w:rFonts w:asciiTheme="majorHAnsi" w:hAnsiTheme="majorHAnsi" w:cstheme="majorHAnsi"/>
+          <w:sz w:val="16"/>
+          <w:szCs w:val="16"/>
+        </w:rPr>
+        <w:t xml:space="preserve"> </w:t>
+      </w:r>
+      <w:proofErr w:type="spellStart"/>
+      <w:r>
+        <w:rPr>
+          <w:rFonts w:asciiTheme="majorHAnsi" w:hAnsiTheme="majorHAnsi" w:cstheme="majorHAnsi"/>
+          <w:sz w:val="16"/>
+          <w:szCs w:val="16"/>
+        </w:rPr>
+        <w:t>landkreis</w:t>
+      </w:r>
+      <w:proofErr w:type="spellEnd"/>
       <w:r>
         <w:rPr>
           <w:rFonts w:asciiTheme="majorHAnsi" w:hAnsiTheme="majorHAnsi" w:cstheme="majorHAnsi"/>
@@ -230,7 +330,7 @@
     </w:p>
     <w:p>
       <w:pPr>
-        <w:pStyle w:val="ListParagraph"/>
+        <w:pStyle w:val="Listenabsatz"/>
         <w:numPr>
           <w:ilvl w:val="3"/>
           <w:numId w:val="1"/>
@@ -242,13 +342,23 @@
           <w:lang w:eastAsia="de-DE"/>
         </w:rPr>
       </w:pPr>
-      <w:r>
-        <w:rPr>
-          <w:rFonts w:asciiTheme="majorHAnsi" w:hAnsiTheme="majorHAnsi" w:cstheme="majorHAnsi"/>
-          <w:sz w:val="16"/>
-          <w:szCs w:val="16"/>
-        </w:rPr>
-        <w:t xml:space="preserve">gif </w:t>
+      <w:proofErr w:type="spellStart"/>
+      <w:r>
+        <w:rPr>
+          <w:rFonts w:asciiTheme="majorHAnsi" w:hAnsiTheme="majorHAnsi" w:cstheme="majorHAnsi"/>
+          <w:sz w:val="16"/>
+          <w:szCs w:val="16"/>
+        </w:rPr>
+        <w:t>gif</w:t>
+      </w:r>
+      <w:proofErr w:type="spellEnd"/>
+      <w:r>
+        <w:rPr>
+          <w:rFonts w:asciiTheme="majorHAnsi" w:hAnsiTheme="majorHAnsi" w:cstheme="majorHAnsi"/>
+          <w:sz w:val="16"/>
+          <w:szCs w:val="16"/>
+        </w:rPr>
+        <w:t xml:space="preserve"> </w:t>
       </w:r>
       <w:r>
         <w:rPr>
@@ -266,7 +376,7 @@
     </w:p>
     <w:p>
       <w:pPr>
-        <w:pStyle w:val="ListParagraph"/>
+        <w:pStyle w:val="Listenabsatz"/>
         <w:numPr>
           <w:ilvl w:val="2"/>
           <w:numId w:val="1"/>
@@ -278,14 +388,34 @@
           <w:lang w:eastAsia="de-DE"/>
         </w:rPr>
       </w:pPr>
-      <w:r>
-        <w:rPr>
-          <w:rFonts w:asciiTheme="majorHAnsi" w:hAnsiTheme="majorHAnsi" w:cstheme="majorHAnsi"/>
-          <w:sz w:val="16"/>
-          <w:szCs w:val="16"/>
-        </w:rPr>
-        <w:t>nationwide landkreis</w:t>
-      </w:r>
+      <w:proofErr w:type="spellStart"/>
+      <w:r>
+        <w:rPr>
+          <w:rFonts w:asciiTheme="majorHAnsi" w:hAnsiTheme="majorHAnsi" w:cstheme="majorHAnsi"/>
+          <w:sz w:val="16"/>
+          <w:szCs w:val="16"/>
+        </w:rPr>
+        <w:t>nationwide</w:t>
+      </w:r>
+      <w:proofErr w:type="spellEnd"/>
+      <w:r>
+        <w:rPr>
+          <w:rFonts w:asciiTheme="majorHAnsi" w:hAnsiTheme="majorHAnsi" w:cstheme="majorHAnsi"/>
+          <w:sz w:val="16"/>
+          <w:szCs w:val="16"/>
+        </w:rPr>
+        <w:t xml:space="preserve"> </w:t>
+      </w:r>
+      <w:proofErr w:type="spellStart"/>
+      <w:r>
+        <w:rPr>
+          <w:rFonts w:asciiTheme="majorHAnsi" w:hAnsiTheme="majorHAnsi" w:cstheme="majorHAnsi"/>
+          <w:sz w:val="16"/>
+          <w:szCs w:val="16"/>
+        </w:rPr>
+        <w:t>landkreis</w:t>
+      </w:r>
+      <w:proofErr w:type="spellEnd"/>
       <w:r>
         <w:rPr>
           <w:rFonts w:asciiTheme="majorHAnsi" w:hAnsiTheme="majorHAnsi" w:cstheme="majorHAnsi"/>
@@ -310,7 +440,7 @@
     </w:p>
     <w:p>
       <w:pPr>
-        <w:pStyle w:val="ListParagraph"/>
+        <w:pStyle w:val="Listenabsatz"/>
         <w:numPr>
           <w:ilvl w:val="3"/>
           <w:numId w:val="1"/>
@@ -322,13 +452,23 @@
           <w:lang w:eastAsia="de-DE"/>
         </w:rPr>
       </w:pPr>
-      <w:r>
-        <w:rPr>
-          <w:rFonts w:asciiTheme="majorHAnsi" w:hAnsiTheme="majorHAnsi" w:cstheme="majorHAnsi"/>
-          <w:sz w:val="16"/>
-          <w:szCs w:val="16"/>
-        </w:rPr>
-        <w:t xml:space="preserve">gif </w:t>
+      <w:proofErr w:type="spellStart"/>
+      <w:r>
+        <w:rPr>
+          <w:rFonts w:asciiTheme="majorHAnsi" w:hAnsiTheme="majorHAnsi" w:cstheme="majorHAnsi"/>
+          <w:sz w:val="16"/>
+          <w:szCs w:val="16"/>
+        </w:rPr>
+        <w:t>gif</w:t>
+      </w:r>
+      <w:proofErr w:type="spellEnd"/>
+      <w:r>
+        <w:rPr>
+          <w:rFonts w:asciiTheme="majorHAnsi" w:hAnsiTheme="majorHAnsi" w:cstheme="majorHAnsi"/>
+          <w:sz w:val="16"/>
+          <w:szCs w:val="16"/>
+        </w:rPr>
+        <w:t xml:space="preserve"> </w:t>
       </w:r>
       <w:r>
         <w:rPr>
@@ -346,7 +486,7 @@
     </w:p>
     <w:p>
       <w:pPr>
-        <w:pStyle w:val="ListParagraph"/>
+        <w:pStyle w:val="Listenabsatz"/>
         <w:numPr>
           <w:ilvl w:val="0"/>
           <w:numId w:val="1"/>
@@ -358,6 +498,7 @@
           <w:lang w:eastAsia="de-DE"/>
         </w:rPr>
       </w:pPr>
+      <w:proofErr w:type="spellStart"/>
       <w:r>
         <w:rPr>
           <w:rFonts w:asciiTheme="majorHAnsi" w:hAnsiTheme="majorHAnsi" w:cstheme="majorHAnsi"/>
@@ -376,13 +517,32 @@
         </w:rPr>
         <w:t>hüringen</w:t>
       </w:r>
-      <w:r>
-        <w:rPr>
-          <w:rFonts w:asciiTheme="majorHAnsi" w:hAnsiTheme="majorHAnsi" w:cstheme="majorHAnsi"/>
-          <w:sz w:val="16"/>
-          <w:szCs w:val="16"/>
-        </w:rPr>
-        <w:t xml:space="preserve"> map </w:t>
+      <w:proofErr w:type="spellEnd"/>
+      <w:r>
+        <w:rPr>
+          <w:rFonts w:asciiTheme="majorHAnsi" w:hAnsiTheme="majorHAnsi" w:cstheme="majorHAnsi"/>
+          <w:sz w:val="16"/>
+          <w:szCs w:val="16"/>
+        </w:rPr>
+        <w:t xml:space="preserve"> </w:t>
+      </w:r>
+      <w:proofErr w:type="spellStart"/>
+      <w:r>
+        <w:rPr>
+          <w:rFonts w:asciiTheme="majorHAnsi" w:hAnsiTheme="majorHAnsi" w:cstheme="majorHAnsi"/>
+          <w:sz w:val="16"/>
+          <w:szCs w:val="16"/>
+        </w:rPr>
+        <w:t>map</w:t>
+      </w:r>
+      <w:proofErr w:type="spellEnd"/>
+      <w:r>
+        <w:rPr>
+          <w:rFonts w:asciiTheme="majorHAnsi" w:hAnsiTheme="majorHAnsi" w:cstheme="majorHAnsi"/>
+          <w:sz w:val="16"/>
+          <w:szCs w:val="16"/>
+        </w:rPr>
+        <w:t xml:space="preserve"> </w:t>
       </w:r>
       <w:r>
         <w:rPr>
@@ -398,12 +558,48 @@
           <w:sz w:val="16"/>
           <w:szCs w:val="16"/>
         </w:rPr>
-        <w:t>(power icin MW kulan)</w:t>
+        <w:t xml:space="preserve">(power </w:t>
+      </w:r>
+      <w:proofErr w:type="spellStart"/>
+      <w:r>
+        <w:rPr>
+          <w:rFonts w:asciiTheme="majorHAnsi" w:hAnsiTheme="majorHAnsi" w:cstheme="majorHAnsi"/>
+          <w:sz w:val="16"/>
+          <w:szCs w:val="16"/>
+        </w:rPr>
+        <w:t>icin</w:t>
+      </w:r>
+      <w:proofErr w:type="spellEnd"/>
+      <w:r>
+        <w:rPr>
+          <w:rFonts w:asciiTheme="majorHAnsi" w:hAnsiTheme="majorHAnsi" w:cstheme="majorHAnsi"/>
+          <w:sz w:val="16"/>
+          <w:szCs w:val="16"/>
+        </w:rPr>
+        <w:t xml:space="preserve"> MW </w:t>
+      </w:r>
+      <w:proofErr w:type="spellStart"/>
+      <w:r>
+        <w:rPr>
+          <w:rFonts w:asciiTheme="majorHAnsi" w:hAnsiTheme="majorHAnsi" w:cstheme="majorHAnsi"/>
+          <w:sz w:val="16"/>
+          <w:szCs w:val="16"/>
+        </w:rPr>
+        <w:t>kulan</w:t>
+      </w:r>
+      <w:proofErr w:type="spellEnd"/>
+      <w:r>
+        <w:rPr>
+          <w:rFonts w:asciiTheme="majorHAnsi" w:hAnsiTheme="majorHAnsi" w:cstheme="majorHAnsi"/>
+          <w:sz w:val="16"/>
+          <w:szCs w:val="16"/>
+        </w:rPr>
+        <w:t>)</w:t>
       </w:r>
     </w:p>
     <w:p>
       <w:pPr>
-        <w:pStyle w:val="ListParagraph"/>
+        <w:pStyle w:val="Listenabsatz"/>
         <w:numPr>
           <w:ilvl w:val="2"/>
           <w:numId w:val="1"/>
@@ -415,6 +611,7 @@
           <w:lang w:eastAsia="de-DE"/>
         </w:rPr>
       </w:pPr>
+      <w:proofErr w:type="spellStart"/>
       <w:r>
         <w:rPr>
           <w:rFonts w:asciiTheme="majorHAnsi" w:hAnsiTheme="majorHAnsi" w:cstheme="majorHAnsi"/>
@@ -423,6 +620,7 @@
         </w:rPr>
         <w:t>state</w:t>
       </w:r>
+      <w:proofErr w:type="spellEnd"/>
       <w:r>
         <w:rPr>
           <w:rFonts w:asciiTheme="majorHAnsi" w:hAnsiTheme="majorHAnsi" w:cstheme="majorHAnsi"/>
@@ -447,7 +645,7 @@
     </w:p>
     <w:p>
       <w:pPr>
-        <w:pStyle w:val="ListParagraph"/>
+        <w:pStyle w:val="Listenabsatz"/>
         <w:numPr>
           <w:ilvl w:val="3"/>
           <w:numId w:val="1"/>
@@ -459,13 +657,23 @@
           <w:lang w:eastAsia="de-DE"/>
         </w:rPr>
       </w:pPr>
-      <w:r>
-        <w:rPr>
-          <w:rFonts w:asciiTheme="majorHAnsi" w:hAnsiTheme="majorHAnsi" w:cstheme="majorHAnsi"/>
-          <w:sz w:val="16"/>
-          <w:szCs w:val="16"/>
-        </w:rPr>
-        <w:t xml:space="preserve">gif </w:t>
+      <w:proofErr w:type="spellStart"/>
+      <w:r>
+        <w:rPr>
+          <w:rFonts w:asciiTheme="majorHAnsi" w:hAnsiTheme="majorHAnsi" w:cstheme="majorHAnsi"/>
+          <w:sz w:val="16"/>
+          <w:szCs w:val="16"/>
+        </w:rPr>
+        <w:t>gif</w:t>
+      </w:r>
+      <w:proofErr w:type="spellEnd"/>
+      <w:r>
+        <w:rPr>
+          <w:rFonts w:asciiTheme="majorHAnsi" w:hAnsiTheme="majorHAnsi" w:cstheme="majorHAnsi"/>
+          <w:sz w:val="16"/>
+          <w:szCs w:val="16"/>
+        </w:rPr>
+        <w:t xml:space="preserve"> </w:t>
       </w:r>
       <w:r>
         <w:rPr>
@@ -483,7 +691,7 @@
     </w:p>
     <w:p>
       <w:pPr>
-        <w:pStyle w:val="ListParagraph"/>
+        <w:pStyle w:val="Listenabsatz"/>
         <w:numPr>
           <w:ilvl w:val="2"/>
           <w:numId w:val="1"/>
@@ -495,14 +703,34 @@
           <w:lang w:eastAsia="de-DE"/>
         </w:rPr>
       </w:pPr>
-      <w:r>
-        <w:rPr>
-          <w:rFonts w:asciiTheme="majorHAnsi" w:hAnsiTheme="majorHAnsi" w:cstheme="majorHAnsi"/>
-          <w:sz w:val="16"/>
-          <w:szCs w:val="16"/>
-        </w:rPr>
-        <w:t>statewise landkreis</w:t>
-      </w:r>
+      <w:proofErr w:type="spellStart"/>
+      <w:r>
+        <w:rPr>
+          <w:rFonts w:asciiTheme="majorHAnsi" w:hAnsiTheme="majorHAnsi" w:cstheme="majorHAnsi"/>
+          <w:sz w:val="16"/>
+          <w:szCs w:val="16"/>
+        </w:rPr>
+        <w:t>statewise</w:t>
+      </w:r>
+      <w:proofErr w:type="spellEnd"/>
+      <w:r>
+        <w:rPr>
+          <w:rFonts w:asciiTheme="majorHAnsi" w:hAnsiTheme="majorHAnsi" w:cstheme="majorHAnsi"/>
+          <w:sz w:val="16"/>
+          <w:szCs w:val="16"/>
+        </w:rPr>
+        <w:t xml:space="preserve"> </w:t>
+      </w:r>
+      <w:proofErr w:type="spellStart"/>
+      <w:r>
+        <w:rPr>
+          <w:rFonts w:asciiTheme="majorHAnsi" w:hAnsiTheme="majorHAnsi" w:cstheme="majorHAnsi"/>
+          <w:sz w:val="16"/>
+          <w:szCs w:val="16"/>
+        </w:rPr>
+        <w:t>landkreis</w:t>
+      </w:r>
+      <w:proofErr w:type="spellEnd"/>
       <w:r>
         <w:rPr>
           <w:rFonts w:asciiTheme="majorHAnsi" w:hAnsiTheme="majorHAnsi" w:cstheme="majorHAnsi"/>
@@ -527,7 +755,7 @@
     </w:p>
     <w:p>
       <w:pPr>
-        <w:pStyle w:val="ListParagraph"/>
+        <w:pStyle w:val="Listenabsatz"/>
         <w:numPr>
           <w:ilvl w:val="3"/>
           <w:numId w:val="1"/>
@@ -539,13 +767,23 @@
           <w:lang w:eastAsia="de-DE"/>
         </w:rPr>
       </w:pPr>
-      <w:r>
-        <w:rPr>
-          <w:rFonts w:asciiTheme="majorHAnsi" w:hAnsiTheme="majorHAnsi" w:cstheme="majorHAnsi"/>
-          <w:sz w:val="16"/>
-          <w:szCs w:val="16"/>
-        </w:rPr>
-        <w:t xml:space="preserve">gif </w:t>
+      <w:proofErr w:type="spellStart"/>
+      <w:r>
+        <w:rPr>
+          <w:rFonts w:asciiTheme="majorHAnsi" w:hAnsiTheme="majorHAnsi" w:cstheme="majorHAnsi"/>
+          <w:sz w:val="16"/>
+          <w:szCs w:val="16"/>
+        </w:rPr>
+        <w:t>gif</w:t>
+      </w:r>
+      <w:proofErr w:type="spellEnd"/>
+      <w:r>
+        <w:rPr>
+          <w:rFonts w:asciiTheme="majorHAnsi" w:hAnsiTheme="majorHAnsi" w:cstheme="majorHAnsi"/>
+          <w:sz w:val="16"/>
+          <w:szCs w:val="16"/>
+        </w:rPr>
+        <w:t xml:space="preserve"> </w:t>
       </w:r>
       <w:r>
         <w:rPr>
@@ -567,31 +805,132 @@
           <w:rFonts w:asciiTheme="majorHAnsi" w:hAnsiTheme="majorHAnsi" w:cstheme="majorHAnsi"/>
           <w:sz w:val="16"/>
           <w:szCs w:val="16"/>
-        </w:rPr>
-      </w:pPr>
-      <w:r>
-        <w:rPr>
-          <w:rFonts w:asciiTheme="majorHAnsi" w:hAnsiTheme="majorHAnsi" w:cstheme="majorHAnsi"/>
-          <w:sz w:val="16"/>
-          <w:szCs w:val="16"/>
-        </w:rPr>
-        <w:t xml:space="preserve">* 2_5 ve 2_ Thüringen falan degistirdim onlari da </w:t>
-      </w:r>
-      <w:r>
-        <w:rPr>
-          <w:rFonts w:asciiTheme="majorHAnsi" w:hAnsiTheme="majorHAnsi" w:cstheme="majorHAnsi"/>
-          <w:sz w:val="16"/>
-          <w:szCs w:val="16"/>
-        </w:rPr>
-        <w:t xml:space="preserve">Runbookta </w:t>
-      </w:r>
-      <w:r>
-        <w:rPr>
-          <w:rFonts w:asciiTheme="majorHAnsi" w:hAnsiTheme="majorHAnsi" w:cstheme="majorHAnsi"/>
-          <w:sz w:val="16"/>
-          <w:szCs w:val="16"/>
-        </w:rPr>
-        <w:t>update edelim.</w:t>
+          <w:lang w:val="en-GB"/>
+        </w:rPr>
+      </w:pPr>
+      <w:r>
+        <w:rPr>
+          <w:rFonts w:asciiTheme="majorHAnsi" w:hAnsiTheme="majorHAnsi" w:cstheme="majorHAnsi"/>
+          <w:sz w:val="16"/>
+          <w:szCs w:val="16"/>
+        </w:rPr>
+        <w:t xml:space="preserve">* 2_5 </w:t>
+      </w:r>
+      <w:proofErr w:type="spellStart"/>
+      <w:r>
+        <w:rPr>
+          <w:rFonts w:asciiTheme="majorHAnsi" w:hAnsiTheme="majorHAnsi" w:cstheme="majorHAnsi"/>
+          <w:sz w:val="16"/>
+          <w:szCs w:val="16"/>
+        </w:rPr>
+        <w:t>ve</w:t>
+      </w:r>
+      <w:proofErr w:type="spellEnd"/>
+      <w:r>
+        <w:rPr>
+          <w:rFonts w:asciiTheme="majorHAnsi" w:hAnsiTheme="majorHAnsi" w:cstheme="majorHAnsi"/>
+          <w:sz w:val="16"/>
+          <w:szCs w:val="16"/>
+        </w:rPr>
+        <w:t xml:space="preserve"> 2_ Thüringen </w:t>
+      </w:r>
+      <w:proofErr w:type="spellStart"/>
+      <w:r>
+        <w:rPr>
+          <w:rFonts w:asciiTheme="majorHAnsi" w:hAnsiTheme="majorHAnsi" w:cstheme="majorHAnsi"/>
+          <w:sz w:val="16"/>
+          <w:szCs w:val="16"/>
+        </w:rPr>
+        <w:t>falan</w:t>
+      </w:r>
+      <w:proofErr w:type="spellEnd"/>
+      <w:r>
+        <w:rPr>
+          <w:rFonts w:asciiTheme="majorHAnsi" w:hAnsiTheme="majorHAnsi" w:cstheme="majorHAnsi"/>
+          <w:sz w:val="16"/>
+          <w:szCs w:val="16"/>
+        </w:rPr>
+        <w:t xml:space="preserve"> </w:t>
+      </w:r>
+      <w:proofErr w:type="spellStart"/>
+      <w:r>
+        <w:rPr>
+          <w:rFonts w:asciiTheme="majorHAnsi" w:hAnsiTheme="majorHAnsi" w:cstheme="majorHAnsi"/>
+          <w:sz w:val="16"/>
+          <w:szCs w:val="16"/>
+        </w:rPr>
+        <w:t>degistirdim</w:t>
+      </w:r>
+      <w:proofErr w:type="spellEnd"/>
+      <w:r>
+        <w:rPr>
+          <w:rFonts w:asciiTheme="majorHAnsi" w:hAnsiTheme="majorHAnsi" w:cstheme="majorHAnsi"/>
+          <w:sz w:val="16"/>
+          <w:szCs w:val="16"/>
+        </w:rPr>
+        <w:t xml:space="preserve"> </w:t>
+      </w:r>
+      <w:proofErr w:type="spellStart"/>
+      <w:r>
+        <w:rPr>
+          <w:rFonts w:asciiTheme="majorHAnsi" w:hAnsiTheme="majorHAnsi" w:cstheme="majorHAnsi"/>
+          <w:sz w:val="16"/>
+          <w:szCs w:val="16"/>
+        </w:rPr>
+        <w:t>onlari</w:t>
+      </w:r>
+      <w:proofErr w:type="spellEnd"/>
+      <w:r>
+        <w:rPr>
+          <w:rFonts w:asciiTheme="majorHAnsi" w:hAnsiTheme="majorHAnsi" w:cstheme="majorHAnsi"/>
+          <w:sz w:val="16"/>
+          <w:szCs w:val="16"/>
+        </w:rPr>
+        <w:t xml:space="preserve"> da </w:t>
+      </w:r>
+      <w:proofErr w:type="spellStart"/>
+      <w:r>
+        <w:rPr>
+          <w:rFonts w:asciiTheme="majorHAnsi" w:hAnsiTheme="majorHAnsi" w:cstheme="majorHAnsi"/>
+          <w:sz w:val="16"/>
+          <w:szCs w:val="16"/>
+        </w:rPr>
+        <w:t>Runbookta</w:t>
+      </w:r>
+      <w:proofErr w:type="spellEnd"/>
+      <w:r>
+        <w:rPr>
+          <w:rFonts w:asciiTheme="majorHAnsi" w:hAnsiTheme="majorHAnsi" w:cstheme="majorHAnsi"/>
+          <w:sz w:val="16"/>
+          <w:szCs w:val="16"/>
+        </w:rPr>
+        <w:t xml:space="preserve"> </w:t>
+      </w:r>
+      <w:r>
+        <w:rPr>
+          <w:rFonts w:asciiTheme="majorHAnsi" w:hAnsiTheme="majorHAnsi" w:cstheme="majorHAnsi"/>
+          <w:sz w:val="16"/>
+          <w:szCs w:val="16"/>
+        </w:rPr>
+        <w:t xml:space="preserve">update </w:t>
+      </w:r>
+      <w:proofErr w:type="spellStart"/>
+      <w:r>
+        <w:rPr>
+          <w:rFonts w:asciiTheme="majorHAnsi" w:hAnsiTheme="majorHAnsi" w:cstheme="majorHAnsi"/>
+          <w:sz w:val="16"/>
+          <w:szCs w:val="16"/>
+        </w:rPr>
+        <w:t>edelim</w:t>
+      </w:r>
+      <w:proofErr w:type="spellEnd"/>
+      <w:r>
+        <w:rPr>
+          <w:rFonts w:asciiTheme="majorHAnsi" w:hAnsiTheme="majorHAnsi" w:cstheme="majorHAnsi"/>
+          <w:sz w:val="16"/>
+          <w:szCs w:val="16"/>
+        </w:rPr>
+        <w:t>.</w:t>
       </w:r>
       <w:r>
         <w:rPr>
@@ -631,7 +970,47 @@
           <w:szCs w:val="16"/>
           <w:lang w:val="en-GB"/>
         </w:rPr>
-        <w:t>Step 6a 6b step 7 acttive json kismi update et</w:t>
+        <w:t xml:space="preserve">Step 6a 6b step 7 </w:t>
+      </w:r>
+      <w:proofErr w:type="spellStart"/>
+      <w:r>
+        <w:rPr>
+          <w:rFonts w:asciiTheme="majorHAnsi" w:hAnsiTheme="majorHAnsi" w:cstheme="majorHAnsi"/>
+          <w:sz w:val="16"/>
+          <w:szCs w:val="16"/>
+          <w:lang w:val="en-GB"/>
+        </w:rPr>
+        <w:t>acttive</w:t>
+      </w:r>
+      <w:proofErr w:type="spellEnd"/>
+      <w:r>
+        <w:rPr>
+          <w:rFonts w:asciiTheme="majorHAnsi" w:hAnsiTheme="majorHAnsi" w:cstheme="majorHAnsi"/>
+          <w:sz w:val="16"/>
+          <w:szCs w:val="16"/>
+          <w:lang w:val="en-GB"/>
+        </w:rPr>
+        <w:t xml:space="preserve"> json </w:t>
+      </w:r>
+      <w:proofErr w:type="spellStart"/>
+      <w:r>
+        <w:rPr>
+          <w:rFonts w:asciiTheme="majorHAnsi" w:hAnsiTheme="majorHAnsi" w:cstheme="majorHAnsi"/>
+          <w:sz w:val="16"/>
+          <w:szCs w:val="16"/>
+          <w:lang w:val="en-GB"/>
+        </w:rPr>
+        <w:t>kismi</w:t>
+      </w:r>
+      <w:proofErr w:type="spellEnd"/>
+      <w:r>
+        <w:rPr>
+          <w:rFonts w:asciiTheme="majorHAnsi" w:hAnsiTheme="majorHAnsi" w:cstheme="majorHAnsi"/>
+          <w:sz w:val="16"/>
+          <w:szCs w:val="16"/>
+          <w:lang w:val="en-GB"/>
+        </w:rPr>
+        <w:t xml:space="preserve"> update et</w:t>
       </w:r>
       <w:r>
         <w:rPr>
@@ -683,14 +1062,154 @@
         </w:rPr>
         <w:t xml:space="preserve">Unit tests </w:t>
       </w:r>
-      <w:r>
-        <w:rPr>
-          <w:rFonts w:asciiTheme="majorHAnsi" w:hAnsiTheme="majorHAnsi" w:cstheme="majorHAnsi"/>
-          <w:sz w:val="24"/>
-          <w:szCs w:val="24"/>
-          <w:lang w:val="en-GB"/>
-        </w:rPr>
-        <w:t>tamamla.</w:t>
+      <w:proofErr w:type="spellStart"/>
+      <w:r>
+        <w:rPr>
+          <w:rFonts w:asciiTheme="majorHAnsi" w:hAnsiTheme="majorHAnsi" w:cstheme="majorHAnsi"/>
+          <w:sz w:val="24"/>
+          <w:szCs w:val="24"/>
+          <w:lang w:val="en-GB"/>
+        </w:rPr>
+        <w:t>tamamla</w:t>
+      </w:r>
+      <w:proofErr w:type="spellEnd"/>
+      <w:r>
+        <w:rPr>
+          <w:rFonts w:asciiTheme="majorHAnsi" w:hAnsiTheme="majorHAnsi" w:cstheme="majorHAnsi"/>
+          <w:sz w:val="24"/>
+          <w:szCs w:val="24"/>
+          <w:lang w:val="en-GB"/>
+        </w:rPr>
+        <w:t>.</w:t>
+      </w:r>
+      <w:r>
+        <w:rPr>
+          <w:rFonts w:asciiTheme="majorHAnsi" w:hAnsiTheme="majorHAnsi" w:cstheme="majorHAnsi"/>
+          <w:sz w:val="24"/>
+          <w:szCs w:val="24"/>
+          <w:lang w:val="en-GB"/>
+        </w:rPr>
+        <w:t xml:space="preserve"> – var </w:t>
+      </w:r>
+      <w:proofErr w:type="spellStart"/>
+      <w:r>
+        <w:rPr>
+          <w:rFonts w:asciiTheme="majorHAnsi" w:hAnsiTheme="majorHAnsi" w:cstheme="majorHAnsi"/>
+          <w:sz w:val="24"/>
+          <w:szCs w:val="24"/>
+          <w:lang w:val="en-GB"/>
+        </w:rPr>
+        <w:t>olanlar</w:t>
+      </w:r>
+      <w:proofErr w:type="spellEnd"/>
+      <w:r>
+        <w:rPr>
+          <w:rFonts w:asciiTheme="majorHAnsi" w:hAnsiTheme="majorHAnsi" w:cstheme="majorHAnsi"/>
+          <w:sz w:val="24"/>
+          <w:szCs w:val="24"/>
+          <w:lang w:val="en-GB"/>
+        </w:rPr>
+        <w:t xml:space="preserve"> </w:t>
+      </w:r>
+      <w:proofErr w:type="spellStart"/>
+      <w:r>
+        <w:rPr>
+          <w:rFonts w:asciiTheme="majorHAnsi" w:hAnsiTheme="majorHAnsi" w:cstheme="majorHAnsi"/>
+          <w:sz w:val="24"/>
+          <w:szCs w:val="24"/>
+          <w:lang w:val="en-GB"/>
+        </w:rPr>
+        <w:t>calisiyor</w:t>
+      </w:r>
+      <w:proofErr w:type="spellEnd"/>
+      <w:r>
+        <w:rPr>
+          <w:rFonts w:asciiTheme="majorHAnsi" w:hAnsiTheme="majorHAnsi" w:cstheme="majorHAnsi"/>
+          <w:sz w:val="24"/>
+          <w:szCs w:val="24"/>
+          <w:lang w:val="en-GB"/>
+        </w:rPr>
+        <w:t xml:space="preserve">, 6b </w:t>
+      </w:r>
+      <w:proofErr w:type="spellStart"/>
+      <w:r>
+        <w:rPr>
+          <w:rFonts w:asciiTheme="majorHAnsi" w:hAnsiTheme="majorHAnsi" w:cstheme="majorHAnsi"/>
+          <w:sz w:val="24"/>
+          <w:szCs w:val="24"/>
+          <w:lang w:val="en-GB"/>
+        </w:rPr>
+        <w:t>ve</w:t>
+      </w:r>
+      <w:proofErr w:type="spellEnd"/>
+      <w:r>
+        <w:rPr>
+          <w:rFonts w:asciiTheme="majorHAnsi" w:hAnsiTheme="majorHAnsi" w:cstheme="majorHAnsi"/>
+          <w:sz w:val="24"/>
+          <w:szCs w:val="24"/>
+          <w:lang w:val="en-GB"/>
+        </w:rPr>
+        <w:t xml:space="preserve"> </w:t>
+      </w:r>
+      <w:proofErr w:type="spellStart"/>
+      <w:r>
+        <w:rPr>
+          <w:rFonts w:asciiTheme="majorHAnsi" w:hAnsiTheme="majorHAnsi" w:cstheme="majorHAnsi"/>
+          <w:sz w:val="24"/>
+          <w:szCs w:val="24"/>
+          <w:lang w:val="en-GB"/>
+        </w:rPr>
+        <w:t>gerisini</w:t>
+      </w:r>
+      <w:proofErr w:type="spellEnd"/>
+      <w:r>
+        <w:rPr>
+          <w:rFonts w:asciiTheme="majorHAnsi" w:hAnsiTheme="majorHAnsi" w:cstheme="majorHAnsi"/>
+          <w:sz w:val="24"/>
+          <w:szCs w:val="24"/>
+          <w:lang w:val="en-GB"/>
+        </w:rPr>
+        <w:t xml:space="preserve"> </w:t>
+      </w:r>
+      <w:proofErr w:type="spellStart"/>
+      <w:r>
+        <w:rPr>
+          <w:rFonts w:asciiTheme="majorHAnsi" w:hAnsiTheme="majorHAnsi" w:cstheme="majorHAnsi"/>
+          <w:sz w:val="24"/>
+          <w:szCs w:val="24"/>
+          <w:lang w:val="en-GB"/>
+        </w:rPr>
+        <w:t>yazmak</w:t>
+      </w:r>
+      <w:proofErr w:type="spellEnd"/>
+      <w:r>
+        <w:rPr>
+          <w:rFonts w:asciiTheme="majorHAnsi" w:hAnsiTheme="majorHAnsi" w:cstheme="majorHAnsi"/>
+          <w:sz w:val="24"/>
+          <w:szCs w:val="24"/>
+          <w:lang w:val="en-GB"/>
+        </w:rPr>
+        <w:t xml:space="preserve"> </w:t>
+      </w:r>
+      <w:proofErr w:type="spellStart"/>
+      <w:r>
+        <w:rPr>
+          <w:rFonts w:asciiTheme="majorHAnsi" w:hAnsiTheme="majorHAnsi" w:cstheme="majorHAnsi"/>
+          <w:sz w:val="24"/>
+          <w:szCs w:val="24"/>
+          <w:lang w:val="en-GB"/>
+        </w:rPr>
+        <w:t>lazim</w:t>
+      </w:r>
+      <w:proofErr w:type="spellEnd"/>
+      <w:r>
+        <w:rPr>
+          <w:rFonts w:asciiTheme="majorHAnsi" w:hAnsiTheme="majorHAnsi" w:cstheme="majorHAnsi"/>
+          <w:sz w:val="24"/>
+          <w:szCs w:val="24"/>
+          <w:lang w:val="en-GB"/>
+        </w:rPr>
+        <w:t>.</w:t>
       </w:r>
     </w:p>
     <w:p>
@@ -718,8 +1237,39 @@
           <w:szCs w:val="24"/>
           <w:lang w:val="en-GB"/>
         </w:rPr>
-        <w:t>Unit tests update edip runbook doc a ekle</w:t>
-      </w:r>
+        <w:t xml:space="preserve">Unit tests update </w:t>
+      </w:r>
+      <w:proofErr w:type="spellStart"/>
+      <w:r>
+        <w:rPr>
+          <w:rFonts w:asciiTheme="majorHAnsi" w:hAnsiTheme="majorHAnsi" w:cstheme="majorHAnsi"/>
+          <w:sz w:val="24"/>
+          <w:szCs w:val="24"/>
+          <w:lang w:val="en-GB"/>
+        </w:rPr>
+        <w:t>edip</w:t>
+      </w:r>
+      <w:proofErr w:type="spellEnd"/>
+      <w:r>
+        <w:rPr>
+          <w:rFonts w:asciiTheme="majorHAnsi" w:hAnsiTheme="majorHAnsi" w:cstheme="majorHAnsi"/>
+          <w:sz w:val="24"/>
+          <w:szCs w:val="24"/>
+          <w:lang w:val="en-GB"/>
+        </w:rPr>
+        <w:t xml:space="preserve"> runbook doc a </w:t>
+      </w:r>
+      <w:proofErr w:type="spellStart"/>
+      <w:r>
+        <w:rPr>
+          <w:rFonts w:asciiTheme="majorHAnsi" w:hAnsiTheme="majorHAnsi" w:cstheme="majorHAnsi"/>
+          <w:sz w:val="24"/>
+          <w:szCs w:val="24"/>
+          <w:lang w:val="en-GB"/>
+        </w:rPr>
+        <w:t>ekle</w:t>
+      </w:r>
+      <w:proofErr w:type="spellEnd"/>
     </w:p>
     <w:p>
       <w:pPr>
@@ -765,8 +1315,39 @@
           <w:szCs w:val="24"/>
           <w:lang w:val="en-GB"/>
         </w:rPr>
-        <w:t xml:space="preserve"> kismini yaz</w:t>
-      </w:r>
+        <w:t xml:space="preserve"> </w:t>
+      </w:r>
+      <w:proofErr w:type="spellStart"/>
+      <w:r>
+        <w:rPr>
+          <w:rFonts w:asciiTheme="majorHAnsi" w:hAnsiTheme="majorHAnsi" w:cstheme="majorHAnsi"/>
+          <w:sz w:val="24"/>
+          <w:szCs w:val="24"/>
+          <w:lang w:val="en-GB"/>
+        </w:rPr>
+        <w:t>kismini</w:t>
+      </w:r>
+      <w:proofErr w:type="spellEnd"/>
+      <w:r>
+        <w:rPr>
+          <w:rFonts w:asciiTheme="majorHAnsi" w:hAnsiTheme="majorHAnsi" w:cstheme="majorHAnsi"/>
+          <w:sz w:val="24"/>
+          <w:szCs w:val="24"/>
+          <w:lang w:val="en-GB"/>
+        </w:rPr>
+        <w:t xml:space="preserve"> </w:t>
+      </w:r>
+      <w:proofErr w:type="spellStart"/>
+      <w:r>
+        <w:rPr>
+          <w:rFonts w:asciiTheme="majorHAnsi" w:hAnsiTheme="majorHAnsi" w:cstheme="majorHAnsi"/>
+          <w:sz w:val="24"/>
+          <w:szCs w:val="24"/>
+          <w:lang w:val="en-GB"/>
+        </w:rPr>
+        <w:t>yaz</w:t>
+      </w:r>
+      <w:proofErr w:type="spellEnd"/>
     </w:p>
     <w:p>
       <w:pPr>
@@ -784,8 +1365,19 @@
           <w:szCs w:val="24"/>
           <w:lang w:val="en-GB"/>
         </w:rPr>
-        <w:t>*runbook doc control et oku</w:t>
-      </w:r>
+        <w:t xml:space="preserve">*runbook doc control et </w:t>
+      </w:r>
+      <w:proofErr w:type="spellStart"/>
+      <w:r>
+        <w:rPr>
+          <w:rFonts w:asciiTheme="majorHAnsi" w:hAnsiTheme="majorHAnsi" w:cstheme="majorHAnsi"/>
+          <w:sz w:val="24"/>
+          <w:szCs w:val="24"/>
+          <w:lang w:val="en-GB"/>
+        </w:rPr>
+        <w:t>oku</w:t>
+      </w:r>
+      <w:proofErr w:type="spellEnd"/>
     </w:p>
     <w:p>
       <w:pPr>
@@ -857,15 +1449,177 @@
         </w:rPr>
         <w:t>*</w:t>
       </w:r>
-      <w:r>
-        <w:rPr>
-          <w:rFonts w:asciiTheme="majorHAnsi" w:hAnsiTheme="majorHAnsi" w:cstheme="majorHAnsi"/>
-          <w:sz w:val="24"/>
-          <w:szCs w:val="24"/>
-          <w:lang w:val="en-GB"/>
-        </w:rPr>
-        <w:t>Ayrica statelerdeki max power min power installed yillari ve güc degerini sagda layerda yazabilirz</w:t>
-      </w:r>
+      <w:proofErr w:type="spellStart"/>
+      <w:r>
+        <w:rPr>
+          <w:rFonts w:asciiTheme="majorHAnsi" w:hAnsiTheme="majorHAnsi" w:cstheme="majorHAnsi"/>
+          <w:sz w:val="24"/>
+          <w:szCs w:val="24"/>
+          <w:lang w:val="en-GB"/>
+        </w:rPr>
+        <w:t>Ayrica</w:t>
+      </w:r>
+      <w:proofErr w:type="spellEnd"/>
+      <w:r>
+        <w:rPr>
+          <w:rFonts w:asciiTheme="majorHAnsi" w:hAnsiTheme="majorHAnsi" w:cstheme="majorHAnsi"/>
+          <w:sz w:val="24"/>
+          <w:szCs w:val="24"/>
+          <w:lang w:val="en-GB"/>
+        </w:rPr>
+        <w:t xml:space="preserve"> </w:t>
+      </w:r>
+      <w:proofErr w:type="spellStart"/>
+      <w:r>
+        <w:rPr>
+          <w:rFonts w:asciiTheme="majorHAnsi" w:hAnsiTheme="majorHAnsi" w:cstheme="majorHAnsi"/>
+          <w:sz w:val="24"/>
+          <w:szCs w:val="24"/>
+          <w:lang w:val="en-GB"/>
+        </w:rPr>
+        <w:t>statelerdeki</w:t>
+      </w:r>
+      <w:proofErr w:type="spellEnd"/>
+      <w:r>
+        <w:rPr>
+          <w:rFonts w:asciiTheme="majorHAnsi" w:hAnsiTheme="majorHAnsi" w:cstheme="majorHAnsi"/>
+          <w:sz w:val="24"/>
+          <w:szCs w:val="24"/>
+          <w:lang w:val="en-GB"/>
+        </w:rPr>
+        <w:t xml:space="preserve"> max power min power installed </w:t>
+      </w:r>
+      <w:proofErr w:type="spellStart"/>
+      <w:r>
+        <w:rPr>
+          <w:rFonts w:asciiTheme="majorHAnsi" w:hAnsiTheme="majorHAnsi" w:cstheme="majorHAnsi"/>
+          <w:sz w:val="24"/>
+          <w:szCs w:val="24"/>
+          <w:lang w:val="en-GB"/>
+        </w:rPr>
+        <w:t>yillari</w:t>
+      </w:r>
+      <w:proofErr w:type="spellEnd"/>
+      <w:r>
+        <w:rPr>
+          <w:rFonts w:asciiTheme="majorHAnsi" w:hAnsiTheme="majorHAnsi" w:cstheme="majorHAnsi"/>
+          <w:sz w:val="24"/>
+          <w:szCs w:val="24"/>
+          <w:lang w:val="en-GB"/>
+        </w:rPr>
+        <w:t xml:space="preserve"> </w:t>
+      </w:r>
+      <w:proofErr w:type="spellStart"/>
+      <w:r>
+        <w:rPr>
+          <w:rFonts w:asciiTheme="majorHAnsi" w:hAnsiTheme="majorHAnsi" w:cstheme="majorHAnsi"/>
+          <w:sz w:val="24"/>
+          <w:szCs w:val="24"/>
+          <w:lang w:val="en-GB"/>
+        </w:rPr>
+        <w:t>ve</w:t>
+      </w:r>
+      <w:proofErr w:type="spellEnd"/>
+      <w:r>
+        <w:rPr>
+          <w:rFonts w:asciiTheme="majorHAnsi" w:hAnsiTheme="majorHAnsi" w:cstheme="majorHAnsi"/>
+          <w:sz w:val="24"/>
+          <w:szCs w:val="24"/>
+          <w:lang w:val="en-GB"/>
+        </w:rPr>
+        <w:t xml:space="preserve"> </w:t>
+      </w:r>
+      <w:proofErr w:type="spellStart"/>
+      <w:r>
+        <w:rPr>
+          <w:rFonts w:asciiTheme="majorHAnsi" w:hAnsiTheme="majorHAnsi" w:cstheme="majorHAnsi"/>
+          <w:sz w:val="24"/>
+          <w:szCs w:val="24"/>
+          <w:lang w:val="en-GB"/>
+        </w:rPr>
+        <w:t>güc</w:t>
+      </w:r>
+      <w:proofErr w:type="spellEnd"/>
+      <w:r>
+        <w:rPr>
+          <w:rFonts w:asciiTheme="majorHAnsi" w:hAnsiTheme="majorHAnsi" w:cstheme="majorHAnsi"/>
+          <w:sz w:val="24"/>
+          <w:szCs w:val="24"/>
+          <w:lang w:val="en-GB"/>
+        </w:rPr>
+        <w:t xml:space="preserve"> </w:t>
+      </w:r>
+      <w:proofErr w:type="spellStart"/>
+      <w:r>
+        <w:rPr>
+          <w:rFonts w:asciiTheme="majorHAnsi" w:hAnsiTheme="majorHAnsi" w:cstheme="majorHAnsi"/>
+          <w:sz w:val="24"/>
+          <w:szCs w:val="24"/>
+          <w:lang w:val="en-GB"/>
+        </w:rPr>
+        <w:t>degerini</w:t>
+      </w:r>
+      <w:proofErr w:type="spellEnd"/>
+      <w:r>
+        <w:rPr>
+          <w:rFonts w:asciiTheme="majorHAnsi" w:hAnsiTheme="majorHAnsi" w:cstheme="majorHAnsi"/>
+          <w:sz w:val="24"/>
+          <w:szCs w:val="24"/>
+          <w:lang w:val="en-GB"/>
+        </w:rPr>
+        <w:t xml:space="preserve"> </w:t>
+      </w:r>
+      <w:proofErr w:type="spellStart"/>
+      <w:r>
+        <w:rPr>
+          <w:rFonts w:asciiTheme="majorHAnsi" w:hAnsiTheme="majorHAnsi" w:cstheme="majorHAnsi"/>
+          <w:sz w:val="24"/>
+          <w:szCs w:val="24"/>
+          <w:lang w:val="en-GB"/>
+        </w:rPr>
+        <w:t>sagda</w:t>
+      </w:r>
+      <w:proofErr w:type="spellEnd"/>
+      <w:r>
+        <w:rPr>
+          <w:rFonts w:asciiTheme="majorHAnsi" w:hAnsiTheme="majorHAnsi" w:cstheme="majorHAnsi"/>
+          <w:sz w:val="24"/>
+          <w:szCs w:val="24"/>
+          <w:lang w:val="en-GB"/>
+        </w:rPr>
+        <w:t xml:space="preserve"> </w:t>
+      </w:r>
+      <w:proofErr w:type="spellStart"/>
+      <w:r>
+        <w:rPr>
+          <w:rFonts w:asciiTheme="majorHAnsi" w:hAnsiTheme="majorHAnsi" w:cstheme="majorHAnsi"/>
+          <w:sz w:val="24"/>
+          <w:szCs w:val="24"/>
+          <w:lang w:val="en-GB"/>
+        </w:rPr>
+        <w:t>layerda</w:t>
+      </w:r>
+      <w:proofErr w:type="spellEnd"/>
+      <w:r>
+        <w:rPr>
+          <w:rFonts w:asciiTheme="majorHAnsi" w:hAnsiTheme="majorHAnsi" w:cstheme="majorHAnsi"/>
+          <w:sz w:val="24"/>
+          <w:szCs w:val="24"/>
+          <w:lang w:val="en-GB"/>
+        </w:rPr>
+        <w:t xml:space="preserve"> </w:t>
+      </w:r>
+      <w:proofErr w:type="spellStart"/>
+      <w:r>
+        <w:rPr>
+          <w:rFonts w:asciiTheme="majorHAnsi" w:hAnsiTheme="majorHAnsi" w:cstheme="majorHAnsi"/>
+          <w:sz w:val="24"/>
+          <w:szCs w:val="24"/>
+          <w:lang w:val="en-GB"/>
+        </w:rPr>
+        <w:t>yazabilirz</w:t>
+      </w:r>
+      <w:proofErr w:type="spellEnd"/>
       <w:r>
         <w:rPr>
           <w:rFonts w:asciiTheme="majorHAnsi" w:hAnsiTheme="majorHAnsi" w:cstheme="majorHAnsi"/>
@@ -956,7 +1710,7 @@
 </file>
 
 <file path=word/numbering.xml><?xml version="1.0" encoding="utf-8"?>
-<w:numbering xmlns:wpc="http://schemas.microsoft.com/office/word/2010/wordprocessingCanvas" xmlns:cx="http://schemas.microsoft.com/office/drawing/2014/chartex" xmlns:cx1="http://schemas.microsoft.com/office/drawing/2015/9/8/chartex" xmlns:cx2="http://schemas.microsoft.com/office/drawing/2015/10/21/chartex" xmlns:cx3="http://schemas.microsoft.com/office/drawing/2016/5/9/chartex" xmlns:cx4="http://schemas.microsoft.com/office/drawing/2016/5/10/chartex" xmlns:cx5="http://schemas.microsoft.com/office/drawing/2016/5/11/chartex" xmlns:cx6="http://schemas.microsoft.com/office/drawing/2016/5/12/chartex" xmlns:cx7="http://schemas.microsoft.com/office/drawing/2016/5/13/chartex" xmlns:cx8="http://schemas.microsoft.com/office/drawing/2016/5/14/chartex" xmlns:mc="http://schemas.openxmlformats.org/markup-compatibility/2006" xmlns:aink="http://schemas.microsoft.com/office/drawing/2016/ink" xmlns:am3d="http://schemas.microsoft.com/office/drawing/2017/model3d" xmlns:o="urn:schemas-microsoft-com:office:office" xmlns:oel="http://schemas.microsoft.com/office/2019/extlst" xmlns:r="http://schemas.openxmlformats.org/officeDocument/2006/relationships" xmlns:m="http://schemas.openxmlformats.org/officeDocument/2006/math" xmlns:v="urn:schemas-microsoft-com:vml" xmlns:wp14="http://schemas.microsoft.com/office/word/2010/wordprocessingDrawing" xmlns:wp="http://schemas.openxmlformats.org/drawingml/2006/wordprocessingDrawing" xmlns:w10="urn:schemas-microsoft-com:office:word" xmlns:w="http://schemas.openxmlformats.org/wordprocessingml/2006/main" xmlns:w14="http://schemas.microsoft.com/office/word/2010/wordml" xmlns:w15="http://schemas.microsoft.com/office/word/2012/wordml" xmlns:w16cex="http://schemas.microsoft.com/office/word/2018/wordml/cex" xmlns:w16cid="http://schemas.microsoft.com/office/word/2016/wordml/cid" xmlns:w16="http://schemas.microsoft.com/office/word/2018/wordml" xmlns:w16du="http://schemas.microsoft.com/office/word/2023/wordml/word16du" xmlns:w16sdtdh="http://schemas.microsoft.com/office/word/2020/wordml/sdtdatahash" xmlns:w16sdtfl="http://schemas.microsoft.com/office/word/2024/wordml/sdtformatlock" xmlns:w16se="http://schemas.microsoft.com/office/word/2015/wordml/symex" xmlns:wpg="http://schemas.microsoft.com/office/word/2010/wordprocessingGroup" xmlns:wpi="http://schemas.microsoft.com/office/word/2010/wordprocessingInk" xmlns:wne="http://schemas.microsoft.com/office/word/2006/wordml" xmlns:wps="http://schemas.microsoft.com/office/word/2010/wordprocessingShape" mc:Ignorable="w14 w15 w16se w16cid w16 w16cex w16sdtdh w16sdtfl w16du wp14">
+<w:numbering xmlns:wpc="http://schemas.microsoft.com/office/word/2010/wordprocessingCanvas" xmlns:cx="http://schemas.microsoft.com/office/drawing/2014/chartex" xmlns:cx1="http://schemas.microsoft.com/office/drawing/2015/9/8/chartex" xmlns:cx2="http://schemas.microsoft.com/office/drawing/2015/10/21/chartex" xmlns:cx3="http://schemas.microsoft.com/office/drawing/2016/5/9/chartex" xmlns:cx4="http://schemas.microsoft.com/office/drawing/2016/5/10/chartex" xmlns:cx5="http://schemas.microsoft.com/office/drawing/2016/5/11/chartex" xmlns:cx6="http://schemas.microsoft.com/office/drawing/2016/5/12/chartex" xmlns:cx7="http://schemas.microsoft.com/office/drawing/2016/5/13/chartex" xmlns:cx8="http://schemas.microsoft.com/office/drawing/2016/5/14/chartex" xmlns:mc="http://schemas.openxmlformats.org/markup-compatibility/2006" xmlns:aink="http://schemas.microsoft.com/office/drawing/2016/ink" xmlns:am3d="http://schemas.microsoft.com/office/drawing/2017/model3d" xmlns:o="urn:schemas-microsoft-com:office:office" xmlns:r="http://schemas.openxmlformats.org/officeDocument/2006/relationships" xmlns:m="http://schemas.openxmlformats.org/officeDocument/2006/math" xmlns:v="urn:schemas-microsoft-com:vml" xmlns:wp14="http://schemas.microsoft.com/office/word/2010/wordprocessingDrawing" xmlns:wp="http://schemas.openxmlformats.org/drawingml/2006/wordprocessingDrawing" xmlns:w10="urn:schemas-microsoft-com:office:word" xmlns:w="http://schemas.openxmlformats.org/wordprocessingml/2006/main" xmlns:w14="http://schemas.microsoft.com/office/word/2010/wordml" xmlns:w15="http://schemas.microsoft.com/office/word/2012/wordml" xmlns:w16cex="http://schemas.microsoft.com/office/word/2018/wordml/cex" xmlns:w16cid="http://schemas.microsoft.com/office/word/2016/wordml/cid" xmlns:w16="http://schemas.microsoft.com/office/word/2018/wordml" xmlns:w16sdtdh="http://schemas.microsoft.com/office/word/2020/wordml/sdtdatahash" xmlns:w16se="http://schemas.microsoft.com/office/word/2015/wordml/symex" xmlns:wpg="http://schemas.microsoft.com/office/word/2010/wordprocessingGroup" xmlns:wpi="http://schemas.microsoft.com/office/word/2010/wordprocessingInk" xmlns:wne="http://schemas.microsoft.com/office/word/2006/wordml" xmlns:wps="http://schemas.microsoft.com/office/word/2010/wordprocessingShape" mc:Ignorable="w14 w15 w16se w16cid w16 w16cex w16sdtdh wp14">
   <w:abstractNum w:abstractNumId="0" w15:restartNumberingAfterBreak="0">
     <w:nsid w:val="0BF44DD0"/>
     <w:multiLevelType w:val="hybridMultilevel"/>
@@ -1908,35 +2662,35 @@
       </w:rPr>
     </w:lvl>
   </w:abstractNum>
-  <w:num w:numId="1" w16cid:durableId="1953510546">
+  <w:num w:numId="1">
     <w:abstractNumId w:val="1"/>
   </w:num>
-  <w:num w:numId="2" w16cid:durableId="1371297605">
+  <w:num w:numId="2">
     <w:abstractNumId w:val="0"/>
   </w:num>
-  <w:num w:numId="3" w16cid:durableId="1292521692">
+  <w:num w:numId="3">
     <w:abstractNumId w:val="7"/>
   </w:num>
-  <w:num w:numId="4" w16cid:durableId="714886553">
+  <w:num w:numId="4">
     <w:abstractNumId w:val="6"/>
   </w:num>
-  <w:num w:numId="5" w16cid:durableId="232811197">
+  <w:num w:numId="5">
     <w:abstractNumId w:val="3"/>
   </w:num>
-  <w:num w:numId="6" w16cid:durableId="227427787">
+  <w:num w:numId="6">
     <w:abstractNumId w:val="5"/>
   </w:num>
-  <w:num w:numId="7" w16cid:durableId="476260958">
+  <w:num w:numId="7">
     <w:abstractNumId w:val="2"/>
   </w:num>
-  <w:num w:numId="8" w16cid:durableId="804931933">
+  <w:num w:numId="8">
     <w:abstractNumId w:val="4"/>
   </w:num>
 </w:numbering>
 </file>
 
 <file path=word/styles.xml><?xml version="1.0" encoding="utf-8"?>
-<w:styles xmlns:mc="http://schemas.openxmlformats.org/markup-compatibility/2006" xmlns:r="http://schemas.openxmlformats.org/officeDocument/2006/relationships" xmlns:w="http://schemas.openxmlformats.org/wordprocessingml/2006/main" xmlns:w14="http://schemas.microsoft.com/office/word/2010/wordml" xmlns:w15="http://schemas.microsoft.com/office/word/2012/wordml" xmlns:w16cex="http://schemas.microsoft.com/office/word/2018/wordml/cex" xmlns:w16cid="http://schemas.microsoft.com/office/word/2016/wordml/cid" xmlns:w16="http://schemas.microsoft.com/office/word/2018/wordml" xmlns:w16du="http://schemas.microsoft.com/office/word/2023/wordml/word16du" xmlns:w16sdtdh="http://schemas.microsoft.com/office/word/2020/wordml/sdtdatahash" xmlns:w16sdtfl="http://schemas.microsoft.com/office/word/2024/wordml/sdtformatlock" xmlns:w16se="http://schemas.microsoft.com/office/word/2015/wordml/symex" mc:Ignorable="w14 w15 w16se w16cid w16 w16cex w16sdtdh w16sdtfl w16du">
+<w:styles xmlns:mc="http://schemas.openxmlformats.org/markup-compatibility/2006" xmlns:r="http://schemas.openxmlformats.org/officeDocument/2006/relationships" xmlns:w="http://schemas.openxmlformats.org/wordprocessingml/2006/main" xmlns:w14="http://schemas.microsoft.com/office/word/2010/wordml" xmlns:w15="http://schemas.microsoft.com/office/word/2012/wordml" xmlns:w16cex="http://schemas.microsoft.com/office/word/2018/wordml/cex" xmlns:w16cid="http://schemas.microsoft.com/office/word/2016/wordml/cid" xmlns:w16="http://schemas.microsoft.com/office/word/2018/wordml" xmlns:w16sdtdh="http://schemas.microsoft.com/office/word/2020/wordml/sdtdatahash" xmlns:w16se="http://schemas.microsoft.com/office/word/2015/wordml/symex" mc:Ignorable="w14 w15 w16se w16cid w16 w16cex w16sdtdh">
   <w:docDefaults>
     <w:rPrDefault>
       <w:rPr>
@@ -2330,15 +3084,15 @@
     <w:lsdException w:name="Unresolved Mention" w:semiHidden="1" w:unhideWhenUsed="1"/>
     <w:lsdException w:name="Smart Link" w:semiHidden="1" w:unhideWhenUsed="1"/>
   </w:latentStyles>
-  <w:style w:type="paragraph" w:default="1" w:styleId="Normal">
+  <w:style w:type="paragraph" w:default="1" w:styleId="Standard">
     <w:name w:val="Normal"/>
     <w:qFormat/>
     <w:rsid w:val="00D737E4"/>
   </w:style>
-  <w:style w:type="paragraph" w:styleId="Heading2">
+  <w:style w:type="paragraph" w:styleId="berschrift2">
     <w:name w:val="heading 2"/>
-    <w:basedOn w:val="Normal"/>
-    <w:link w:val="Heading2Char"/>
+    <w:basedOn w:val="Standard"/>
+    <w:link w:val="berschrift2Zchn"/>
     <w:uiPriority w:val="9"/>
     <w:qFormat/>
     <w:rsid w:val="00343CBD"/>
@@ -2355,13 +3109,13 @@
       <w:lang w:eastAsia="de-DE"/>
     </w:rPr>
   </w:style>
-  <w:style w:type="character" w:default="1" w:styleId="DefaultParagraphFont">
+  <w:style w:type="character" w:default="1" w:styleId="Absatz-Standardschriftart">
     <w:name w:val="Default Paragraph Font"/>
     <w:uiPriority w:val="1"/>
     <w:semiHidden/>
     <w:unhideWhenUsed/>
   </w:style>
-  <w:style w:type="table" w:default="1" w:styleId="TableNormal">
+  <w:style w:type="table" w:default="1" w:styleId="NormaleTabelle">
     <w:name w:val="Normal Table"/>
     <w:uiPriority w:val="99"/>
     <w:semiHidden/>
@@ -2376,15 +3130,15 @@
       </w:tblCellMar>
     </w:tblPr>
   </w:style>
-  <w:style w:type="numbering" w:default="1" w:styleId="NoList">
+  <w:style w:type="numbering" w:default="1" w:styleId="KeineListe">
     <w:name w:val="No List"/>
     <w:uiPriority w:val="99"/>
     <w:semiHidden/>
     <w:unhideWhenUsed/>
   </w:style>
-  <w:style w:type="paragraph" w:styleId="ListParagraph">
+  <w:style w:type="paragraph" w:styleId="Listenabsatz">
     <w:name w:val="List Paragraph"/>
-    <w:basedOn w:val="Normal"/>
+    <w:basedOn w:val="Standard"/>
     <w:uiPriority w:val="34"/>
     <w:qFormat/>
     <w:rsid w:val="0092792F"/>
@@ -2393,9 +3147,9 @@
       <w:contextualSpacing/>
     </w:pPr>
   </w:style>
-  <w:style w:type="paragraph" w:styleId="NormalWeb">
+  <w:style w:type="paragraph" w:styleId="StandardWeb">
     <w:name w:val="Normal (Web)"/>
-    <w:basedOn w:val="Normal"/>
+    <w:basedOn w:val="Standard"/>
     <w:uiPriority w:val="99"/>
     <w:unhideWhenUsed/>
     <w:rsid w:val="00B900AF"/>
@@ -2409,9 +3163,9 @@
       <w:lang w:eastAsia="de-DE"/>
     </w:rPr>
   </w:style>
-  <w:style w:type="character" w:styleId="Strong">
+  <w:style w:type="character" w:styleId="Fett">
     <w:name w:val="Strong"/>
-    <w:basedOn w:val="DefaultParagraphFont"/>
+    <w:basedOn w:val="Absatz-Standardschriftart"/>
     <w:uiPriority w:val="22"/>
     <w:qFormat/>
     <w:rsid w:val="007D54F0"/>
@@ -2420,10 +3174,10 @@
       <w:bCs/>
     </w:rPr>
   </w:style>
-  <w:style w:type="character" w:customStyle="1" w:styleId="Heading2Char">
-    <w:name w:val="Heading 2 Char"/>
-    <w:basedOn w:val="DefaultParagraphFont"/>
-    <w:link w:val="Heading2"/>
+  <w:style w:type="character" w:customStyle="1" w:styleId="berschrift2Zchn">
+    <w:name w:val="Überschrift 2 Zchn"/>
+    <w:basedOn w:val="Absatz-Standardschriftart"/>
+    <w:link w:val="berschrift2"/>
     <w:uiPriority w:val="9"/>
     <w:rsid w:val="00343CBD"/>
     <w:rPr>
@@ -2437,7 +3191,7 @@
   </w:style>
   <w:style w:type="paragraph" w:customStyle="1" w:styleId="ilclistitemstandardlistitem">
     <w:name w:val="ilc_list_item_standardlistitem"/>
-    <w:basedOn w:val="Normal"/>
+    <w:basedOn w:val="Standard"/>
     <w:rsid w:val="00343CBD"/>
     <w:pPr>
       <w:spacing w:before="100" w:beforeAutospacing="1" w:after="100" w:afterAutospacing="1" w:line="240" w:lineRule="auto"/>
@@ -2451,7 +3205,7 @@
   </w:style>
   <w:style w:type="paragraph" w:customStyle="1" w:styleId="ilcparagraph">
     <w:name w:val="ilc_paragraph"/>
-    <w:basedOn w:val="Normal"/>
+    <w:basedOn w:val="Standard"/>
     <w:rsid w:val="00343CBD"/>
     <w:pPr>
       <w:spacing w:before="100" w:beforeAutospacing="1" w:after="100" w:afterAutospacing="1" w:line="240" w:lineRule="auto"/>
@@ -2465,7 +3219,7 @@
   </w:style>
   <w:style w:type="character" w:styleId="Hyperlink">
     <w:name w:val="Hyperlink"/>
-    <w:basedOn w:val="DefaultParagraphFont"/>
+    <w:basedOn w:val="Absatz-Standardschriftart"/>
     <w:uiPriority w:val="99"/>
     <w:unhideWhenUsed/>
     <w:rsid w:val="00ED58A2"/>
@@ -2474,9 +3228,9 @@
       <w:u w:val="single"/>
     </w:rPr>
   </w:style>
-  <w:style w:type="character" w:styleId="UnresolvedMention">
+  <w:style w:type="character" w:styleId="NichtaufgelsteErwhnung">
     <w:name w:val="Unresolved Mention"/>
-    <w:basedOn w:val="DefaultParagraphFont"/>
+    <w:basedOn w:val="Absatz-Standardschriftart"/>
     <w:uiPriority w:val="99"/>
     <w:semiHidden/>
     <w:unhideWhenUsed/>

--- a/to do list.docx
+++ b/to do list.docx
@@ -958,8 +958,8 @@
       <w:pPr>
         <w:rPr>
           <w:rFonts w:asciiTheme="majorHAnsi" w:hAnsiTheme="majorHAnsi" w:cstheme="majorHAnsi"/>
-          <w:sz w:val="24"/>
-          <w:szCs w:val="24"/>
+          <w:sz w:val="16"/>
+          <w:szCs w:val="16"/>
           <w:lang w:val="en-GB"/>
         </w:rPr>
       </w:pPr>
@@ -1039,35 +1039,26 @@
       <w:pPr>
         <w:rPr>
           <w:rFonts w:asciiTheme="majorHAnsi" w:hAnsiTheme="majorHAnsi" w:cstheme="majorHAnsi"/>
-          <w:sz w:val="24"/>
-          <w:szCs w:val="24"/>
-          <w:lang w:val="en-GB"/>
-        </w:rPr>
-      </w:pPr>
-      <w:r>
-        <w:rPr>
-          <w:rFonts w:asciiTheme="majorHAnsi" w:hAnsiTheme="majorHAnsi" w:cstheme="majorHAnsi"/>
-          <w:sz w:val="24"/>
-          <w:szCs w:val="24"/>
-          <w:lang w:val="en-GB"/>
-        </w:rPr>
-        <w:t>*</w:t>
-      </w:r>
-      <w:r>
-        <w:rPr>
-          <w:rFonts w:asciiTheme="majorHAnsi" w:hAnsiTheme="majorHAnsi" w:cstheme="majorHAnsi"/>
-          <w:sz w:val="24"/>
-          <w:szCs w:val="24"/>
-          <w:lang w:val="en-GB"/>
-        </w:rPr>
-        <w:t xml:space="preserve">Unit tests </w:t>
-      </w:r>
-      <w:proofErr w:type="spellStart"/>
-      <w:r>
-        <w:rPr>
-          <w:rFonts w:asciiTheme="majorHAnsi" w:hAnsiTheme="majorHAnsi" w:cstheme="majorHAnsi"/>
-          <w:sz w:val="24"/>
-          <w:szCs w:val="24"/>
+          <w:sz w:val="16"/>
+          <w:szCs w:val="16"/>
+          <w:lang w:val="en-GB"/>
+        </w:rPr>
+      </w:pPr>
+      <w:r>
+        <w:rPr>
+          <w:rFonts w:asciiTheme="majorHAnsi" w:hAnsiTheme="majorHAnsi" w:cstheme="majorHAnsi"/>
+          <w:sz w:val="16"/>
+          <w:szCs w:val="16"/>
+          <w:lang w:val="en-GB"/>
+        </w:rPr>
+        <w:t xml:space="preserve">*Unit tests </w:t>
+      </w:r>
+      <w:proofErr w:type="spellStart"/>
+      <w:r>
+        <w:rPr>
+          <w:rFonts w:asciiTheme="majorHAnsi" w:hAnsiTheme="majorHAnsi" w:cstheme="majorHAnsi"/>
+          <w:sz w:val="16"/>
+          <w:szCs w:val="16"/>
           <w:lang w:val="en-GB"/>
         </w:rPr>
         <w:t>tamamla</w:t>
@@ -1076,8 +1067,8 @@
       <w:r>
         <w:rPr>
           <w:rFonts w:asciiTheme="majorHAnsi" w:hAnsiTheme="majorHAnsi" w:cstheme="majorHAnsi"/>
-          <w:sz w:val="24"/>
-          <w:szCs w:val="24"/>
+          <w:sz w:val="16"/>
+          <w:szCs w:val="16"/>
           <w:lang w:val="en-GB"/>
         </w:rPr>
         <w:t>.</w:t>
@@ -1085,131 +1076,51 @@
       <w:r>
         <w:rPr>
           <w:rFonts w:asciiTheme="majorHAnsi" w:hAnsiTheme="majorHAnsi" w:cstheme="majorHAnsi"/>
-          <w:sz w:val="24"/>
-          <w:szCs w:val="24"/>
-          <w:lang w:val="en-GB"/>
-        </w:rPr>
-        <w:t xml:space="preserve"> – var </w:t>
-      </w:r>
-      <w:proofErr w:type="spellStart"/>
-      <w:r>
-        <w:rPr>
-          <w:rFonts w:asciiTheme="majorHAnsi" w:hAnsiTheme="majorHAnsi" w:cstheme="majorHAnsi"/>
-          <w:sz w:val="24"/>
-          <w:szCs w:val="24"/>
-          <w:lang w:val="en-GB"/>
-        </w:rPr>
-        <w:t>olanlar</w:t>
-      </w:r>
-      <w:proofErr w:type="spellEnd"/>
-      <w:r>
-        <w:rPr>
-          <w:rFonts w:asciiTheme="majorHAnsi" w:hAnsiTheme="majorHAnsi" w:cstheme="majorHAnsi"/>
-          <w:sz w:val="24"/>
-          <w:szCs w:val="24"/>
+          <w:sz w:val="16"/>
+          <w:szCs w:val="16"/>
           <w:lang w:val="en-GB"/>
         </w:rPr>
         <w:t xml:space="preserve"> </w:t>
       </w:r>
-      <w:proofErr w:type="spellStart"/>
-      <w:r>
-        <w:rPr>
-          <w:rFonts w:asciiTheme="majorHAnsi" w:hAnsiTheme="majorHAnsi" w:cstheme="majorHAnsi"/>
-          <w:sz w:val="24"/>
-          <w:szCs w:val="24"/>
-          <w:lang w:val="en-GB"/>
-        </w:rPr>
-        <w:t>calisiyor</w:t>
-      </w:r>
-      <w:proofErr w:type="spellEnd"/>
-      <w:r>
-        <w:rPr>
-          <w:rFonts w:asciiTheme="majorHAnsi" w:hAnsiTheme="majorHAnsi" w:cstheme="majorHAnsi"/>
-          <w:sz w:val="24"/>
-          <w:szCs w:val="24"/>
-          <w:lang w:val="en-GB"/>
-        </w:rPr>
-        <w:t xml:space="preserve">, 6b </w:t>
-      </w:r>
-      <w:proofErr w:type="spellStart"/>
-      <w:r>
-        <w:rPr>
-          <w:rFonts w:asciiTheme="majorHAnsi" w:hAnsiTheme="majorHAnsi" w:cstheme="majorHAnsi"/>
-          <w:sz w:val="24"/>
-          <w:szCs w:val="24"/>
-          <w:lang w:val="en-GB"/>
-        </w:rPr>
-        <w:t>ve</w:t>
-      </w:r>
-      <w:proofErr w:type="spellEnd"/>
-      <w:r>
-        <w:rPr>
-          <w:rFonts w:asciiTheme="majorHAnsi" w:hAnsiTheme="majorHAnsi" w:cstheme="majorHAnsi"/>
-          <w:sz w:val="24"/>
-          <w:szCs w:val="24"/>
+      <w:r>
+        <w:rPr>
+          <w:rFonts w:asciiTheme="majorHAnsi" w:hAnsiTheme="majorHAnsi" w:cstheme="majorHAnsi"/>
+          <w:sz w:val="16"/>
+          <w:szCs w:val="16"/>
+          <w:lang w:val="en-GB"/>
+        </w:rPr>
+        <w:t xml:space="preserve">– scripts folder </w:t>
+      </w:r>
+      <w:r>
+        <w:rPr>
+          <w:rFonts w:asciiTheme="majorHAnsi" w:hAnsiTheme="majorHAnsi" w:cstheme="majorHAnsi"/>
+          <w:sz w:val="16"/>
+          <w:szCs w:val="16"/>
           <w:lang w:val="en-GB"/>
         </w:rPr>
         <w:t xml:space="preserve"> </w:t>
       </w:r>
-      <w:proofErr w:type="spellStart"/>
-      <w:r>
-        <w:rPr>
-          <w:rFonts w:asciiTheme="majorHAnsi" w:hAnsiTheme="majorHAnsi" w:cstheme="majorHAnsi"/>
-          <w:sz w:val="24"/>
-          <w:szCs w:val="24"/>
-          <w:lang w:val="en-GB"/>
-        </w:rPr>
-        <w:t>gerisini</w:t>
-      </w:r>
-      <w:proofErr w:type="spellEnd"/>
-      <w:r>
-        <w:rPr>
-          <w:rFonts w:asciiTheme="majorHAnsi" w:hAnsiTheme="majorHAnsi" w:cstheme="majorHAnsi"/>
-          <w:sz w:val="24"/>
-          <w:szCs w:val="24"/>
+      <w:r>
+        <w:rPr>
+          <w:rFonts w:asciiTheme="majorHAnsi" w:hAnsiTheme="majorHAnsi" w:cstheme="majorHAnsi"/>
+          <w:b/>
+          <w:bCs/>
+          <w:color w:val="FF0000"/>
+          <w:sz w:val="16"/>
+          <w:szCs w:val="16"/>
+          <w:u w:val="single"/>
+          <w:lang w:val="en-GB"/>
+        </w:rPr>
+        <w:t>DONE</w:t>
+      </w:r>
+      <w:r>
+        <w:rPr>
+          <w:rFonts w:asciiTheme="majorHAnsi" w:hAnsiTheme="majorHAnsi" w:cstheme="majorHAnsi"/>
+          <w:sz w:val="16"/>
+          <w:szCs w:val="16"/>
           <w:lang w:val="en-GB"/>
         </w:rPr>
         <w:t xml:space="preserve"> </w:t>
-      </w:r>
-      <w:proofErr w:type="spellStart"/>
-      <w:r>
-        <w:rPr>
-          <w:rFonts w:asciiTheme="majorHAnsi" w:hAnsiTheme="majorHAnsi" w:cstheme="majorHAnsi"/>
-          <w:sz w:val="24"/>
-          <w:szCs w:val="24"/>
-          <w:lang w:val="en-GB"/>
-        </w:rPr>
-        <w:t>yazmak</w:t>
-      </w:r>
-      <w:proofErr w:type="spellEnd"/>
-      <w:r>
-        <w:rPr>
-          <w:rFonts w:asciiTheme="majorHAnsi" w:hAnsiTheme="majorHAnsi" w:cstheme="majorHAnsi"/>
-          <w:sz w:val="24"/>
-          <w:szCs w:val="24"/>
-          <w:lang w:val="en-GB"/>
-        </w:rPr>
-        <w:t xml:space="preserve"> </w:t>
-      </w:r>
-      <w:proofErr w:type="spellStart"/>
-      <w:r>
-        <w:rPr>
-          <w:rFonts w:asciiTheme="majorHAnsi" w:hAnsiTheme="majorHAnsi" w:cstheme="majorHAnsi"/>
-          <w:sz w:val="24"/>
-          <w:szCs w:val="24"/>
-          <w:lang w:val="en-GB"/>
-        </w:rPr>
-        <w:t>lazim</w:t>
-      </w:r>
-      <w:proofErr w:type="spellEnd"/>
-      <w:r>
-        <w:rPr>
-          <w:rFonts w:asciiTheme="majorHAnsi" w:hAnsiTheme="majorHAnsi" w:cstheme="majorHAnsi"/>
-          <w:sz w:val="24"/>
-          <w:szCs w:val="24"/>
-          <w:lang w:val="en-GB"/>
-        </w:rPr>
-        <w:t>.</w:t>
       </w:r>
     </w:p>
     <w:p>
@@ -1224,6 +1135,56 @@
       <w:r>
         <w:rPr>
           <w:rFonts w:asciiTheme="majorHAnsi" w:hAnsiTheme="majorHAnsi" w:cstheme="majorHAnsi"/>
+          <w:sz w:val="16"/>
+          <w:szCs w:val="16"/>
+          <w:lang w:val="en-GB"/>
+        </w:rPr>
+        <w:t xml:space="preserve">* unit test </w:t>
+      </w:r>
+      <w:r>
+        <w:rPr>
+          <w:rFonts w:asciiTheme="majorHAnsi" w:hAnsiTheme="majorHAnsi" w:cstheme="majorHAnsi"/>
+          <w:sz w:val="16"/>
+          <w:szCs w:val="16"/>
+          <w:lang w:val="en-GB"/>
+        </w:rPr>
+        <w:t>6b.</w:t>
+      </w:r>
+      <w:r>
+        <w:rPr>
+          <w:rFonts w:asciiTheme="majorHAnsi" w:hAnsiTheme="majorHAnsi" w:cstheme="majorHAnsi"/>
+          <w:sz w:val="16"/>
+          <w:szCs w:val="16"/>
+          <w:lang w:val="en-GB"/>
+        </w:rPr>
+        <w:t xml:space="preserve"> </w:t>
+      </w:r>
+      <w:r>
+        <w:rPr>
+          <w:rFonts w:asciiTheme="majorHAnsi" w:hAnsiTheme="majorHAnsi" w:cstheme="majorHAnsi"/>
+          <w:b/>
+          <w:bCs/>
+          <w:color w:val="FF0000"/>
+          <w:sz w:val="16"/>
+          <w:szCs w:val="16"/>
+          <w:u w:val="single"/>
+          <w:lang w:val="en-GB"/>
+        </w:rPr>
+        <w:t>DONE</w:t>
+      </w:r>
+    </w:p>
+    <w:p>
+      <w:pPr>
+        <w:rPr>
+          <w:rFonts w:asciiTheme="majorHAnsi" w:hAnsiTheme="majorHAnsi" w:cstheme="majorHAnsi"/>
+          <w:sz w:val="24"/>
+          <w:szCs w:val="24"/>
+          <w:lang w:val="en-GB"/>
+        </w:rPr>
+      </w:pPr>
+      <w:r>
+        <w:rPr>
+          <w:rFonts w:asciiTheme="majorHAnsi" w:hAnsiTheme="majorHAnsi" w:cstheme="majorHAnsi"/>
           <w:sz w:val="24"/>
           <w:szCs w:val="24"/>
           <w:lang w:val="en-GB"/>
@@ -1237,27 +1198,75 @@
           <w:szCs w:val="24"/>
           <w:lang w:val="en-GB"/>
         </w:rPr>
-        <w:t xml:space="preserve">Unit tests update </w:t>
-      </w:r>
-      <w:proofErr w:type="spellStart"/>
-      <w:r>
-        <w:rPr>
-          <w:rFonts w:asciiTheme="majorHAnsi" w:hAnsiTheme="majorHAnsi" w:cstheme="majorHAnsi"/>
-          <w:sz w:val="24"/>
-          <w:szCs w:val="24"/>
-          <w:lang w:val="en-GB"/>
-        </w:rPr>
-        <w:t>edip</w:t>
-      </w:r>
-      <w:proofErr w:type="spellEnd"/>
-      <w:r>
-        <w:rPr>
-          <w:rFonts w:asciiTheme="majorHAnsi" w:hAnsiTheme="majorHAnsi" w:cstheme="majorHAnsi"/>
-          <w:sz w:val="24"/>
-          <w:szCs w:val="24"/>
-          <w:lang w:val="en-GB"/>
-        </w:rPr>
-        <w:t xml:space="preserve"> runbook doc a </w:t>
+        <w:t xml:space="preserve">Unit tests </w:t>
+      </w:r>
+      <w:proofErr w:type="spellStart"/>
+      <w:r>
+        <w:rPr>
+          <w:rFonts w:asciiTheme="majorHAnsi" w:hAnsiTheme="majorHAnsi" w:cstheme="majorHAnsi"/>
+          <w:sz w:val="24"/>
+          <w:szCs w:val="24"/>
+          <w:lang w:val="en-GB"/>
+        </w:rPr>
+        <w:t>tamamla</w:t>
+      </w:r>
+      <w:proofErr w:type="spellEnd"/>
+      <w:r>
+        <w:rPr>
+          <w:rFonts w:asciiTheme="majorHAnsi" w:hAnsiTheme="majorHAnsi" w:cstheme="majorHAnsi"/>
+          <w:sz w:val="24"/>
+          <w:szCs w:val="24"/>
+          <w:lang w:val="en-GB"/>
+        </w:rPr>
+        <w:t>. –</w:t>
+      </w:r>
+      <w:proofErr w:type="spellStart"/>
+      <w:r>
+        <w:rPr>
+          <w:rFonts w:asciiTheme="majorHAnsi" w:hAnsiTheme="majorHAnsi" w:cstheme="majorHAnsi"/>
+          <w:sz w:val="24"/>
+          <w:szCs w:val="24"/>
+          <w:lang w:val="en-GB"/>
+        </w:rPr>
+        <w:t>piechart</w:t>
+      </w:r>
+      <w:proofErr w:type="spellEnd"/>
+      <w:r>
+        <w:rPr>
+          <w:rFonts w:asciiTheme="majorHAnsi" w:hAnsiTheme="majorHAnsi" w:cstheme="majorHAnsi"/>
+          <w:sz w:val="24"/>
+          <w:szCs w:val="24"/>
+          <w:lang w:val="en-GB"/>
+        </w:rPr>
+        <w:t xml:space="preserve"> layer scripts folder  </w:t>
+      </w:r>
+    </w:p>
+    <w:p>
+      <w:pPr>
+        <w:rPr>
+          <w:rFonts w:asciiTheme="majorHAnsi" w:hAnsiTheme="majorHAnsi" w:cstheme="majorHAnsi"/>
+          <w:sz w:val="24"/>
+          <w:szCs w:val="24"/>
+          <w:lang w:val="en-GB"/>
+        </w:rPr>
+      </w:pPr>
+      <w:r>
+        <w:rPr>
+          <w:rFonts w:asciiTheme="majorHAnsi" w:hAnsiTheme="majorHAnsi" w:cstheme="majorHAnsi"/>
+          <w:sz w:val="24"/>
+          <w:szCs w:val="24"/>
+          <w:lang w:val="en-GB"/>
+        </w:rPr>
+        <w:t>*</w:t>
+      </w:r>
+      <w:r>
+        <w:rPr>
+          <w:rFonts w:asciiTheme="majorHAnsi" w:hAnsiTheme="majorHAnsi" w:cstheme="majorHAnsi"/>
+          <w:sz w:val="24"/>
+          <w:szCs w:val="24"/>
+          <w:lang w:val="en-GB"/>
+        </w:rPr>
+        <w:t xml:space="preserve">Unit tests runbook doc a </w:t>
       </w:r>
       <w:proofErr w:type="spellStart"/>
       <w:r>

--- a/to do list.docx
+++ b/to do list.docx
@@ -1239,6 +1239,15 @@
           <w:lang w:val="en-GB"/>
         </w:rPr>
         <w:t xml:space="preserve"> layer scripts folder  </w:t>
+      </w:r>
+      <w:r>
+        <w:rPr>
+          <w:rFonts w:asciiTheme="majorHAnsi" w:hAnsiTheme="majorHAnsi" w:cstheme="majorHAnsi"/>
+          <w:sz w:val="24"/>
+          <w:szCs w:val="24"/>
+          <w:lang w:val="en-GB"/>
+        </w:rPr>
+        <w:t>STEP1_4TE KALDIM DOUBLE CHECK IMPROVE KISMINDA</w:t>
       </w:r>
     </w:p>
     <w:p>

--- a/to do list.docx
+++ b/to do list.docx
@@ -32,67 +32,7 @@
           <w:szCs w:val="16"/>
           <w:lang w:val="en-GB"/>
         </w:rPr>
-        <w:t xml:space="preserve">*PIECHART DOCUMENTATION MASTR DATA GÜNCELLE: </w:t>
-      </w:r>
-      <w:proofErr w:type="spellStart"/>
-      <w:r>
-        <w:rPr>
-          <w:rFonts w:asciiTheme="majorHAnsi" w:hAnsiTheme="majorHAnsi" w:cstheme="majorHAnsi"/>
-          <w:sz w:val="16"/>
-          <w:szCs w:val="16"/>
-          <w:lang w:val="en-GB"/>
-        </w:rPr>
-        <w:t>Ramy</w:t>
-      </w:r>
-      <w:proofErr w:type="spellEnd"/>
-      <w:r>
-        <w:rPr>
-          <w:rFonts w:asciiTheme="majorHAnsi" w:hAnsiTheme="majorHAnsi" w:cstheme="majorHAnsi"/>
-          <w:sz w:val="16"/>
-          <w:szCs w:val="16"/>
-          <w:lang w:val="en-GB"/>
-        </w:rPr>
-        <w:t xml:space="preserve"> </w:t>
-      </w:r>
-      <w:proofErr w:type="spellStart"/>
-      <w:r>
-        <w:rPr>
-          <w:rFonts w:asciiTheme="majorHAnsi" w:hAnsiTheme="majorHAnsi" w:cstheme="majorHAnsi"/>
-          <w:sz w:val="16"/>
-          <w:szCs w:val="16"/>
-          <w:lang w:val="en-GB"/>
-        </w:rPr>
-        <w:t>icin</w:t>
-      </w:r>
-      <w:proofErr w:type="spellEnd"/>
-      <w:r>
-        <w:rPr>
-          <w:rFonts w:asciiTheme="majorHAnsi" w:hAnsiTheme="majorHAnsi" w:cstheme="majorHAnsi"/>
-          <w:sz w:val="16"/>
-          <w:szCs w:val="16"/>
-          <w:lang w:val="en-GB"/>
-        </w:rPr>
-        <w:t xml:space="preserve"> </w:t>
-      </w:r>
-      <w:proofErr w:type="spellStart"/>
-      <w:r>
-        <w:rPr>
-          <w:rFonts w:asciiTheme="majorHAnsi" w:hAnsiTheme="majorHAnsi" w:cstheme="majorHAnsi"/>
-          <w:sz w:val="16"/>
-          <w:szCs w:val="16"/>
-          <w:lang w:val="en-GB"/>
-        </w:rPr>
-        <w:t>lazim</w:t>
-      </w:r>
-      <w:proofErr w:type="spellEnd"/>
-      <w:r>
-        <w:rPr>
-          <w:rFonts w:asciiTheme="majorHAnsi" w:hAnsiTheme="majorHAnsi" w:cstheme="majorHAnsi"/>
-          <w:sz w:val="16"/>
-          <w:szCs w:val="16"/>
-          <w:lang w:val="en-GB"/>
-        </w:rPr>
-        <w:t>.</w:t>
+        <w:t>*PIECHART DOCUMENTATION MASTR DATA GÜNCELLE: Ramy icin lazim.</w:t>
       </w:r>
       <w:r>
         <w:rPr>
@@ -147,27 +87,7 @@
           <w:szCs w:val="16"/>
           <w:lang w:val="en-GB"/>
         </w:rPr>
-        <w:t xml:space="preserve">(power </w:t>
-      </w:r>
-      <w:proofErr w:type="spellStart"/>
-      <w:r>
-        <w:rPr>
-          <w:rFonts w:asciiTheme="majorHAnsi" w:hAnsiTheme="majorHAnsi" w:cstheme="majorHAnsi"/>
-          <w:sz w:val="16"/>
-          <w:szCs w:val="16"/>
-          <w:lang w:val="en-GB"/>
-        </w:rPr>
-        <w:t>icin</w:t>
-      </w:r>
-      <w:proofErr w:type="spellEnd"/>
-      <w:r>
-        <w:rPr>
-          <w:rFonts w:asciiTheme="majorHAnsi" w:hAnsiTheme="majorHAnsi" w:cstheme="majorHAnsi"/>
-          <w:sz w:val="16"/>
-          <w:szCs w:val="16"/>
-          <w:lang w:val="en-GB"/>
-        </w:rPr>
-        <w:t xml:space="preserve"> GW kulan)</w:t>
+        <w:t>(power icin GW kulan)</w:t>
       </w:r>
     </w:p>
     <w:p>
@@ -278,34 +198,14 @@
           <w:lang w:eastAsia="de-DE"/>
         </w:rPr>
       </w:pPr>
-      <w:proofErr w:type="spellStart"/>
-      <w:r>
-        <w:rPr>
-          <w:rFonts w:asciiTheme="majorHAnsi" w:hAnsiTheme="majorHAnsi" w:cstheme="majorHAnsi"/>
-          <w:sz w:val="16"/>
-          <w:szCs w:val="16"/>
-        </w:rPr>
-        <w:t>statewise</w:t>
-      </w:r>
-      <w:proofErr w:type="spellEnd"/>
-      <w:r>
-        <w:rPr>
-          <w:rFonts w:asciiTheme="majorHAnsi" w:hAnsiTheme="majorHAnsi" w:cstheme="majorHAnsi"/>
-          <w:sz w:val="16"/>
-          <w:szCs w:val="16"/>
-        </w:rPr>
-        <w:t xml:space="preserve"> </w:t>
-      </w:r>
-      <w:proofErr w:type="spellStart"/>
-      <w:r>
-        <w:rPr>
-          <w:rFonts w:asciiTheme="majorHAnsi" w:hAnsiTheme="majorHAnsi" w:cstheme="majorHAnsi"/>
-          <w:sz w:val="16"/>
-          <w:szCs w:val="16"/>
-        </w:rPr>
-        <w:t>landkreis</w:t>
-      </w:r>
-      <w:proofErr w:type="spellEnd"/>
+      <w:r>
+        <w:rPr>
+          <w:rFonts w:asciiTheme="majorHAnsi" w:hAnsiTheme="majorHAnsi" w:cstheme="majorHAnsi"/>
+          <w:sz w:val="16"/>
+          <w:szCs w:val="16"/>
+        </w:rPr>
+        <w:t>statewise landkreis</w:t>
+      </w:r>
       <w:r>
         <w:rPr>
           <w:rFonts w:asciiTheme="majorHAnsi" w:hAnsiTheme="majorHAnsi" w:cstheme="majorHAnsi"/>
@@ -342,23 +242,13 @@
           <w:lang w:eastAsia="de-DE"/>
         </w:rPr>
       </w:pPr>
-      <w:proofErr w:type="spellStart"/>
-      <w:r>
-        <w:rPr>
-          <w:rFonts w:asciiTheme="majorHAnsi" w:hAnsiTheme="majorHAnsi" w:cstheme="majorHAnsi"/>
-          <w:sz w:val="16"/>
-          <w:szCs w:val="16"/>
-        </w:rPr>
-        <w:t>gif</w:t>
-      </w:r>
-      <w:proofErr w:type="spellEnd"/>
-      <w:r>
-        <w:rPr>
-          <w:rFonts w:asciiTheme="majorHAnsi" w:hAnsiTheme="majorHAnsi" w:cstheme="majorHAnsi"/>
-          <w:sz w:val="16"/>
-          <w:szCs w:val="16"/>
-        </w:rPr>
-        <w:t xml:space="preserve"> </w:t>
+      <w:r>
+        <w:rPr>
+          <w:rFonts w:asciiTheme="majorHAnsi" w:hAnsiTheme="majorHAnsi" w:cstheme="majorHAnsi"/>
+          <w:sz w:val="16"/>
+          <w:szCs w:val="16"/>
+        </w:rPr>
+        <w:t xml:space="preserve">gif </w:t>
       </w:r>
       <w:r>
         <w:rPr>
@@ -388,34 +278,14 @@
           <w:lang w:eastAsia="de-DE"/>
         </w:rPr>
       </w:pPr>
-      <w:proofErr w:type="spellStart"/>
-      <w:r>
-        <w:rPr>
-          <w:rFonts w:asciiTheme="majorHAnsi" w:hAnsiTheme="majorHAnsi" w:cstheme="majorHAnsi"/>
-          <w:sz w:val="16"/>
-          <w:szCs w:val="16"/>
-        </w:rPr>
-        <w:t>nationwide</w:t>
-      </w:r>
-      <w:proofErr w:type="spellEnd"/>
-      <w:r>
-        <w:rPr>
-          <w:rFonts w:asciiTheme="majorHAnsi" w:hAnsiTheme="majorHAnsi" w:cstheme="majorHAnsi"/>
-          <w:sz w:val="16"/>
-          <w:szCs w:val="16"/>
-        </w:rPr>
-        <w:t xml:space="preserve"> </w:t>
-      </w:r>
-      <w:proofErr w:type="spellStart"/>
-      <w:r>
-        <w:rPr>
-          <w:rFonts w:asciiTheme="majorHAnsi" w:hAnsiTheme="majorHAnsi" w:cstheme="majorHAnsi"/>
-          <w:sz w:val="16"/>
-          <w:szCs w:val="16"/>
-        </w:rPr>
-        <w:t>landkreis</w:t>
-      </w:r>
-      <w:proofErr w:type="spellEnd"/>
+      <w:r>
+        <w:rPr>
+          <w:rFonts w:asciiTheme="majorHAnsi" w:hAnsiTheme="majorHAnsi" w:cstheme="majorHAnsi"/>
+          <w:sz w:val="16"/>
+          <w:szCs w:val="16"/>
+        </w:rPr>
+        <w:t>nationwide landkreis</w:t>
+      </w:r>
       <w:r>
         <w:rPr>
           <w:rFonts w:asciiTheme="majorHAnsi" w:hAnsiTheme="majorHAnsi" w:cstheme="majorHAnsi"/>
@@ -452,23 +322,13 @@
           <w:lang w:eastAsia="de-DE"/>
         </w:rPr>
       </w:pPr>
-      <w:proofErr w:type="spellStart"/>
-      <w:r>
-        <w:rPr>
-          <w:rFonts w:asciiTheme="majorHAnsi" w:hAnsiTheme="majorHAnsi" w:cstheme="majorHAnsi"/>
-          <w:sz w:val="16"/>
-          <w:szCs w:val="16"/>
-        </w:rPr>
-        <w:t>gif</w:t>
-      </w:r>
-      <w:proofErr w:type="spellEnd"/>
-      <w:r>
-        <w:rPr>
-          <w:rFonts w:asciiTheme="majorHAnsi" w:hAnsiTheme="majorHAnsi" w:cstheme="majorHAnsi"/>
-          <w:sz w:val="16"/>
-          <w:szCs w:val="16"/>
-        </w:rPr>
-        <w:t xml:space="preserve"> </w:t>
+      <w:r>
+        <w:rPr>
+          <w:rFonts w:asciiTheme="majorHAnsi" w:hAnsiTheme="majorHAnsi" w:cstheme="majorHAnsi"/>
+          <w:sz w:val="16"/>
+          <w:szCs w:val="16"/>
+        </w:rPr>
+        <w:t xml:space="preserve">gif </w:t>
       </w:r>
       <w:r>
         <w:rPr>
@@ -498,7 +358,6 @@
           <w:lang w:eastAsia="de-DE"/>
         </w:rPr>
       </w:pPr>
-      <w:proofErr w:type="spellStart"/>
       <w:r>
         <w:rPr>
           <w:rFonts w:asciiTheme="majorHAnsi" w:hAnsiTheme="majorHAnsi" w:cstheme="majorHAnsi"/>
@@ -517,32 +376,13 @@
         </w:rPr>
         <w:t>hüringen</w:t>
       </w:r>
-      <w:proofErr w:type="spellEnd"/>
-      <w:r>
-        <w:rPr>
-          <w:rFonts w:asciiTheme="majorHAnsi" w:hAnsiTheme="majorHAnsi" w:cstheme="majorHAnsi"/>
-          <w:sz w:val="16"/>
-          <w:szCs w:val="16"/>
-        </w:rPr>
-        <w:t xml:space="preserve"> </w:t>
-      </w:r>
-      <w:proofErr w:type="spellStart"/>
-      <w:r>
-        <w:rPr>
-          <w:rFonts w:asciiTheme="majorHAnsi" w:hAnsiTheme="majorHAnsi" w:cstheme="majorHAnsi"/>
-          <w:sz w:val="16"/>
-          <w:szCs w:val="16"/>
-        </w:rPr>
-        <w:t>map</w:t>
-      </w:r>
-      <w:proofErr w:type="spellEnd"/>
-      <w:r>
-        <w:rPr>
-          <w:rFonts w:asciiTheme="majorHAnsi" w:hAnsiTheme="majorHAnsi" w:cstheme="majorHAnsi"/>
-          <w:sz w:val="16"/>
-          <w:szCs w:val="16"/>
-        </w:rPr>
-        <w:t xml:space="preserve"> </w:t>
+      <w:r>
+        <w:rPr>
+          <w:rFonts w:asciiTheme="majorHAnsi" w:hAnsiTheme="majorHAnsi" w:cstheme="majorHAnsi"/>
+          <w:sz w:val="16"/>
+          <w:szCs w:val="16"/>
+        </w:rPr>
+        <w:t xml:space="preserve"> map </w:t>
       </w:r>
       <w:r>
         <w:rPr>
@@ -558,43 +398,7 @@
           <w:sz w:val="16"/>
           <w:szCs w:val="16"/>
         </w:rPr>
-        <w:t xml:space="preserve">(power </w:t>
-      </w:r>
-      <w:proofErr w:type="spellStart"/>
-      <w:r>
-        <w:rPr>
-          <w:rFonts w:asciiTheme="majorHAnsi" w:hAnsiTheme="majorHAnsi" w:cstheme="majorHAnsi"/>
-          <w:sz w:val="16"/>
-          <w:szCs w:val="16"/>
-        </w:rPr>
-        <w:t>icin</w:t>
-      </w:r>
-      <w:proofErr w:type="spellEnd"/>
-      <w:r>
-        <w:rPr>
-          <w:rFonts w:asciiTheme="majorHAnsi" w:hAnsiTheme="majorHAnsi" w:cstheme="majorHAnsi"/>
-          <w:sz w:val="16"/>
-          <w:szCs w:val="16"/>
-        </w:rPr>
-        <w:t xml:space="preserve"> MW </w:t>
-      </w:r>
-      <w:proofErr w:type="spellStart"/>
-      <w:r>
-        <w:rPr>
-          <w:rFonts w:asciiTheme="majorHAnsi" w:hAnsiTheme="majorHAnsi" w:cstheme="majorHAnsi"/>
-          <w:sz w:val="16"/>
-          <w:szCs w:val="16"/>
-        </w:rPr>
-        <w:t>kulan</w:t>
-      </w:r>
-      <w:proofErr w:type="spellEnd"/>
-      <w:r>
-        <w:rPr>
-          <w:rFonts w:asciiTheme="majorHAnsi" w:hAnsiTheme="majorHAnsi" w:cstheme="majorHAnsi"/>
-          <w:sz w:val="16"/>
-          <w:szCs w:val="16"/>
-        </w:rPr>
-        <w:t>)</w:t>
+        <w:t>(power icin MW kulan)</w:t>
       </w:r>
     </w:p>
     <w:p>
@@ -611,7 +415,6 @@
           <w:lang w:eastAsia="de-DE"/>
         </w:rPr>
       </w:pPr>
-      <w:proofErr w:type="spellStart"/>
       <w:r>
         <w:rPr>
           <w:rFonts w:asciiTheme="majorHAnsi" w:hAnsiTheme="majorHAnsi" w:cstheme="majorHAnsi"/>
@@ -620,7 +423,6 @@
         </w:rPr>
         <w:t>state</w:t>
       </w:r>
-      <w:proofErr w:type="spellEnd"/>
       <w:r>
         <w:rPr>
           <w:rFonts w:asciiTheme="majorHAnsi" w:hAnsiTheme="majorHAnsi" w:cstheme="majorHAnsi"/>
@@ -657,23 +459,13 @@
           <w:lang w:eastAsia="de-DE"/>
         </w:rPr>
       </w:pPr>
-      <w:proofErr w:type="spellStart"/>
-      <w:r>
-        <w:rPr>
-          <w:rFonts w:asciiTheme="majorHAnsi" w:hAnsiTheme="majorHAnsi" w:cstheme="majorHAnsi"/>
-          <w:sz w:val="16"/>
-          <w:szCs w:val="16"/>
-        </w:rPr>
-        <w:t>gif</w:t>
-      </w:r>
-      <w:proofErr w:type="spellEnd"/>
-      <w:r>
-        <w:rPr>
-          <w:rFonts w:asciiTheme="majorHAnsi" w:hAnsiTheme="majorHAnsi" w:cstheme="majorHAnsi"/>
-          <w:sz w:val="16"/>
-          <w:szCs w:val="16"/>
-        </w:rPr>
-        <w:t xml:space="preserve"> </w:t>
+      <w:r>
+        <w:rPr>
+          <w:rFonts w:asciiTheme="majorHAnsi" w:hAnsiTheme="majorHAnsi" w:cstheme="majorHAnsi"/>
+          <w:sz w:val="16"/>
+          <w:szCs w:val="16"/>
+        </w:rPr>
+        <w:t xml:space="preserve">gif </w:t>
       </w:r>
       <w:r>
         <w:rPr>
@@ -703,34 +495,14 @@
           <w:lang w:eastAsia="de-DE"/>
         </w:rPr>
       </w:pPr>
-      <w:proofErr w:type="spellStart"/>
-      <w:r>
-        <w:rPr>
-          <w:rFonts w:asciiTheme="majorHAnsi" w:hAnsiTheme="majorHAnsi" w:cstheme="majorHAnsi"/>
-          <w:sz w:val="16"/>
-          <w:szCs w:val="16"/>
-        </w:rPr>
-        <w:t>statewise</w:t>
-      </w:r>
-      <w:proofErr w:type="spellEnd"/>
-      <w:r>
-        <w:rPr>
-          <w:rFonts w:asciiTheme="majorHAnsi" w:hAnsiTheme="majorHAnsi" w:cstheme="majorHAnsi"/>
-          <w:sz w:val="16"/>
-          <w:szCs w:val="16"/>
-        </w:rPr>
-        <w:t xml:space="preserve"> </w:t>
-      </w:r>
-      <w:proofErr w:type="spellStart"/>
-      <w:r>
-        <w:rPr>
-          <w:rFonts w:asciiTheme="majorHAnsi" w:hAnsiTheme="majorHAnsi" w:cstheme="majorHAnsi"/>
-          <w:sz w:val="16"/>
-          <w:szCs w:val="16"/>
-        </w:rPr>
-        <w:t>landkreis</w:t>
-      </w:r>
-      <w:proofErr w:type="spellEnd"/>
+      <w:r>
+        <w:rPr>
+          <w:rFonts w:asciiTheme="majorHAnsi" w:hAnsiTheme="majorHAnsi" w:cstheme="majorHAnsi"/>
+          <w:sz w:val="16"/>
+          <w:szCs w:val="16"/>
+        </w:rPr>
+        <w:t>statewise landkreis</w:t>
+      </w:r>
       <w:r>
         <w:rPr>
           <w:rFonts w:asciiTheme="majorHAnsi" w:hAnsiTheme="majorHAnsi" w:cstheme="majorHAnsi"/>
@@ -767,23 +539,13 @@
           <w:lang w:eastAsia="de-DE"/>
         </w:rPr>
       </w:pPr>
-      <w:proofErr w:type="spellStart"/>
-      <w:r>
-        <w:rPr>
-          <w:rFonts w:asciiTheme="majorHAnsi" w:hAnsiTheme="majorHAnsi" w:cstheme="majorHAnsi"/>
-          <w:sz w:val="16"/>
-          <w:szCs w:val="16"/>
-        </w:rPr>
-        <w:t>gif</w:t>
-      </w:r>
-      <w:proofErr w:type="spellEnd"/>
-      <w:r>
-        <w:rPr>
-          <w:rFonts w:asciiTheme="majorHAnsi" w:hAnsiTheme="majorHAnsi" w:cstheme="majorHAnsi"/>
-          <w:sz w:val="16"/>
-          <w:szCs w:val="16"/>
-        </w:rPr>
-        <w:t xml:space="preserve"> </w:t>
+      <w:r>
+        <w:rPr>
+          <w:rFonts w:asciiTheme="majorHAnsi" w:hAnsiTheme="majorHAnsi" w:cstheme="majorHAnsi"/>
+          <w:sz w:val="16"/>
+          <w:szCs w:val="16"/>
+        </w:rPr>
+        <w:t xml:space="preserve">gif </w:t>
       </w:r>
       <w:r>
         <w:rPr>
@@ -814,123 +576,23 @@
           <w:sz w:val="16"/>
           <w:szCs w:val="16"/>
         </w:rPr>
-        <w:t xml:space="preserve">* 2_5 </w:t>
-      </w:r>
-      <w:proofErr w:type="spellStart"/>
-      <w:r>
-        <w:rPr>
-          <w:rFonts w:asciiTheme="majorHAnsi" w:hAnsiTheme="majorHAnsi" w:cstheme="majorHAnsi"/>
-          <w:sz w:val="16"/>
-          <w:szCs w:val="16"/>
-        </w:rPr>
-        <w:t>ve</w:t>
-      </w:r>
-      <w:proofErr w:type="spellEnd"/>
-      <w:r>
-        <w:rPr>
-          <w:rFonts w:asciiTheme="majorHAnsi" w:hAnsiTheme="majorHAnsi" w:cstheme="majorHAnsi"/>
-          <w:sz w:val="16"/>
-          <w:szCs w:val="16"/>
-        </w:rPr>
-        <w:t xml:space="preserve"> 2_ Thüringen </w:t>
-      </w:r>
-      <w:proofErr w:type="spellStart"/>
-      <w:r>
-        <w:rPr>
-          <w:rFonts w:asciiTheme="majorHAnsi" w:hAnsiTheme="majorHAnsi" w:cstheme="majorHAnsi"/>
-          <w:sz w:val="16"/>
-          <w:szCs w:val="16"/>
-        </w:rPr>
-        <w:t>falan</w:t>
-      </w:r>
-      <w:proofErr w:type="spellEnd"/>
-      <w:r>
-        <w:rPr>
-          <w:rFonts w:asciiTheme="majorHAnsi" w:hAnsiTheme="majorHAnsi" w:cstheme="majorHAnsi"/>
-          <w:sz w:val="16"/>
-          <w:szCs w:val="16"/>
-        </w:rPr>
-        <w:t xml:space="preserve"> </w:t>
-      </w:r>
-      <w:proofErr w:type="spellStart"/>
-      <w:r>
-        <w:rPr>
-          <w:rFonts w:asciiTheme="majorHAnsi" w:hAnsiTheme="majorHAnsi" w:cstheme="majorHAnsi"/>
-          <w:sz w:val="16"/>
-          <w:szCs w:val="16"/>
-        </w:rPr>
-        <w:t>degistirdim</w:t>
-      </w:r>
-      <w:proofErr w:type="spellEnd"/>
-      <w:r>
-        <w:rPr>
-          <w:rFonts w:asciiTheme="majorHAnsi" w:hAnsiTheme="majorHAnsi" w:cstheme="majorHAnsi"/>
-          <w:sz w:val="16"/>
-          <w:szCs w:val="16"/>
-        </w:rPr>
-        <w:t xml:space="preserve"> </w:t>
-      </w:r>
-      <w:proofErr w:type="spellStart"/>
-      <w:r>
-        <w:rPr>
-          <w:rFonts w:asciiTheme="majorHAnsi" w:hAnsiTheme="majorHAnsi" w:cstheme="majorHAnsi"/>
-          <w:sz w:val="16"/>
-          <w:szCs w:val="16"/>
-        </w:rPr>
-        <w:t>onlari</w:t>
-      </w:r>
-      <w:proofErr w:type="spellEnd"/>
-      <w:r>
-        <w:rPr>
-          <w:rFonts w:asciiTheme="majorHAnsi" w:hAnsiTheme="majorHAnsi" w:cstheme="majorHAnsi"/>
-          <w:sz w:val="16"/>
-          <w:szCs w:val="16"/>
-        </w:rPr>
-        <w:t xml:space="preserve"> da </w:t>
-      </w:r>
-      <w:proofErr w:type="spellStart"/>
-      <w:r>
-        <w:rPr>
-          <w:rFonts w:asciiTheme="majorHAnsi" w:hAnsiTheme="majorHAnsi" w:cstheme="majorHAnsi"/>
-          <w:sz w:val="16"/>
-          <w:szCs w:val="16"/>
-        </w:rPr>
-        <w:t>Runbookta</w:t>
-      </w:r>
-      <w:proofErr w:type="spellEnd"/>
-      <w:r>
-        <w:rPr>
-          <w:rFonts w:asciiTheme="majorHAnsi" w:hAnsiTheme="majorHAnsi" w:cstheme="majorHAnsi"/>
-          <w:sz w:val="16"/>
-          <w:szCs w:val="16"/>
-        </w:rPr>
-        <w:t xml:space="preserve"> </w:t>
-      </w:r>
-      <w:r>
-        <w:rPr>
-          <w:rFonts w:asciiTheme="majorHAnsi" w:hAnsiTheme="majorHAnsi" w:cstheme="majorHAnsi"/>
-          <w:sz w:val="16"/>
-          <w:szCs w:val="16"/>
-        </w:rPr>
-        <w:t xml:space="preserve">update </w:t>
-      </w:r>
-      <w:proofErr w:type="spellStart"/>
-      <w:r>
-        <w:rPr>
-          <w:rFonts w:asciiTheme="majorHAnsi" w:hAnsiTheme="majorHAnsi" w:cstheme="majorHAnsi"/>
-          <w:sz w:val="16"/>
-          <w:szCs w:val="16"/>
-        </w:rPr>
-        <w:t>edelim</w:t>
-      </w:r>
-      <w:proofErr w:type="spellEnd"/>
-      <w:r>
-        <w:rPr>
-          <w:rFonts w:asciiTheme="majorHAnsi" w:hAnsiTheme="majorHAnsi" w:cstheme="majorHAnsi"/>
-          <w:sz w:val="16"/>
-          <w:szCs w:val="16"/>
-        </w:rPr>
-        <w:t>.</w:t>
+        <w:t xml:space="preserve">* 2_5 ve 2_ Thüringen falan degistirdim onlari da </w:t>
+      </w:r>
+      <w:r>
+        <w:rPr>
+          <w:rFonts w:asciiTheme="majorHAnsi" w:hAnsiTheme="majorHAnsi" w:cstheme="majorHAnsi"/>
+          <w:sz w:val="16"/>
+          <w:szCs w:val="16"/>
+        </w:rPr>
+        <w:t xml:space="preserve">Runbookta </w:t>
+      </w:r>
+      <w:r>
+        <w:rPr>
+          <w:rFonts w:asciiTheme="majorHAnsi" w:hAnsiTheme="majorHAnsi" w:cstheme="majorHAnsi"/>
+          <w:sz w:val="16"/>
+          <w:szCs w:val="16"/>
+        </w:rPr>
+        <w:t>update edelim.</w:t>
       </w:r>
       <w:r>
         <w:rPr>
@@ -970,47 +632,7 @@
           <w:szCs w:val="16"/>
           <w:lang w:val="en-GB"/>
         </w:rPr>
-        <w:t xml:space="preserve">Step 6a 6b step 7 </w:t>
-      </w:r>
-      <w:proofErr w:type="spellStart"/>
-      <w:r>
-        <w:rPr>
-          <w:rFonts w:asciiTheme="majorHAnsi" w:hAnsiTheme="majorHAnsi" w:cstheme="majorHAnsi"/>
-          <w:sz w:val="16"/>
-          <w:szCs w:val="16"/>
-          <w:lang w:val="en-GB"/>
-        </w:rPr>
-        <w:t>acttive</w:t>
-      </w:r>
-      <w:proofErr w:type="spellEnd"/>
-      <w:r>
-        <w:rPr>
-          <w:rFonts w:asciiTheme="majorHAnsi" w:hAnsiTheme="majorHAnsi" w:cstheme="majorHAnsi"/>
-          <w:sz w:val="16"/>
-          <w:szCs w:val="16"/>
-          <w:lang w:val="en-GB"/>
-        </w:rPr>
-        <w:t xml:space="preserve"> json </w:t>
-      </w:r>
-      <w:proofErr w:type="spellStart"/>
-      <w:r>
-        <w:rPr>
-          <w:rFonts w:asciiTheme="majorHAnsi" w:hAnsiTheme="majorHAnsi" w:cstheme="majorHAnsi"/>
-          <w:sz w:val="16"/>
-          <w:szCs w:val="16"/>
-          <w:lang w:val="en-GB"/>
-        </w:rPr>
-        <w:t>kismi</w:t>
-      </w:r>
-      <w:proofErr w:type="spellEnd"/>
-      <w:r>
-        <w:rPr>
-          <w:rFonts w:asciiTheme="majorHAnsi" w:hAnsiTheme="majorHAnsi" w:cstheme="majorHAnsi"/>
-          <w:sz w:val="16"/>
-          <w:szCs w:val="16"/>
-          <w:lang w:val="en-GB"/>
-        </w:rPr>
-        <w:t xml:space="preserve"> update et</w:t>
+        <w:t>Step 6a 6b step 7 acttive json kismi update et</w:t>
       </w:r>
       <w:r>
         <w:rPr>
@@ -1051,27 +673,7 @@
           <w:szCs w:val="16"/>
           <w:lang w:val="en-GB"/>
         </w:rPr>
-        <w:t xml:space="preserve">*Unit tests </w:t>
-      </w:r>
-      <w:proofErr w:type="spellStart"/>
-      <w:r>
-        <w:rPr>
-          <w:rFonts w:asciiTheme="majorHAnsi" w:hAnsiTheme="majorHAnsi" w:cstheme="majorHAnsi"/>
-          <w:sz w:val="16"/>
-          <w:szCs w:val="16"/>
-          <w:lang w:val="en-GB"/>
-        </w:rPr>
-        <w:t>tamamla</w:t>
-      </w:r>
-      <w:proofErr w:type="spellEnd"/>
-      <w:r>
-        <w:rPr>
-          <w:rFonts w:asciiTheme="majorHAnsi" w:hAnsiTheme="majorHAnsi" w:cstheme="majorHAnsi"/>
-          <w:sz w:val="16"/>
-          <w:szCs w:val="16"/>
-          <w:lang w:val="en-GB"/>
-        </w:rPr>
-        <w:t>.</w:t>
+        <w:t>*Unit tests tamamla.</w:t>
       </w:r>
       <w:r>
         <w:rPr>
@@ -1200,7 +802,6 @@
         </w:rPr>
         <w:t xml:space="preserve">Unit tests </w:t>
       </w:r>
-      <w:proofErr w:type="spellStart"/>
       <w:r>
         <w:rPr>
           <w:rFonts w:asciiTheme="majorHAnsi" w:hAnsiTheme="majorHAnsi" w:cstheme="majorHAnsi"/>
@@ -1210,44 +811,59 @@
         </w:rPr>
         <w:t>tamamla</w:t>
       </w:r>
-      <w:proofErr w:type="spellEnd"/>
-      <w:r>
-        <w:rPr>
-          <w:rFonts w:asciiTheme="majorHAnsi" w:hAnsiTheme="majorHAnsi" w:cstheme="majorHAnsi"/>
-          <w:sz w:val="24"/>
-          <w:szCs w:val="24"/>
-          <w:lang w:val="en-GB"/>
-        </w:rPr>
-        <w:t>. –</w:t>
-      </w:r>
-      <w:proofErr w:type="spellStart"/>
-      <w:r>
-        <w:rPr>
-          <w:rFonts w:asciiTheme="majorHAnsi" w:hAnsiTheme="majorHAnsi" w:cstheme="majorHAnsi"/>
-          <w:sz w:val="24"/>
-          <w:szCs w:val="24"/>
-          <w:lang w:val="en-GB"/>
-        </w:rPr>
-        <w:t>piechart</w:t>
-      </w:r>
-      <w:proofErr w:type="spellEnd"/>
-      <w:r>
-        <w:rPr>
-          <w:rFonts w:asciiTheme="majorHAnsi" w:hAnsiTheme="majorHAnsi" w:cstheme="majorHAnsi"/>
-          <w:sz w:val="24"/>
-          <w:szCs w:val="24"/>
-          <w:lang w:val="en-GB"/>
-        </w:rPr>
-        <w:t xml:space="preserve"> layer scripts folder  </w:t>
-      </w:r>
-      <w:r>
-        <w:rPr>
-          <w:rFonts w:asciiTheme="majorHAnsi" w:hAnsiTheme="majorHAnsi" w:cstheme="majorHAnsi"/>
-          <w:sz w:val="24"/>
-          <w:szCs w:val="24"/>
-          <w:lang w:val="en-GB"/>
-        </w:rPr>
-        <w:t>STEP1_4TE KALDIM DOUBLE CHECK IMPROVE KISMINDA</w:t>
+      <w:r>
+        <w:rPr>
+          <w:rFonts w:asciiTheme="majorHAnsi" w:hAnsiTheme="majorHAnsi" w:cstheme="majorHAnsi"/>
+          <w:sz w:val="24"/>
+          <w:szCs w:val="24"/>
+          <w:lang w:val="en-GB"/>
+        </w:rPr>
+        <w:t>.</w:t>
+      </w:r>
+      <w:r>
+        <w:rPr>
+          <w:rFonts w:asciiTheme="majorHAnsi" w:hAnsiTheme="majorHAnsi" w:cstheme="majorHAnsi"/>
+          <w:sz w:val="24"/>
+          <w:szCs w:val="24"/>
+          <w:lang w:val="en-GB"/>
+        </w:rPr>
+        <w:t xml:space="preserve"> (</w:t>
+      </w:r>
+      <w:r>
+        <w:rPr>
+          <w:rFonts w:asciiTheme="majorHAnsi" w:hAnsiTheme="majorHAnsi" w:cstheme="majorHAnsi"/>
+          <w:sz w:val="24"/>
+          <w:szCs w:val="24"/>
+          <w:lang w:val="en-GB"/>
+        </w:rPr>
+        <w:t>test_zQGIS</w:t>
+      </w:r>
+      <w:r>
+        <w:rPr>
+          <w:rFonts w:asciiTheme="majorHAnsi" w:hAnsiTheme="majorHAnsi" w:cstheme="majorHAnsi"/>
+          <w:sz w:val="24"/>
+          <w:szCs w:val="24"/>
+          <w:lang w:val="en-GB"/>
+        </w:rPr>
+        <w:t xml:space="preserve">2_ thueringen </w:t>
+      </w:r>
+      <w:r>
+        <w:rPr>
+          <w:rFonts w:asciiTheme="majorHAnsi" w:hAnsiTheme="majorHAnsi" w:cstheme="majorHAnsi"/>
+          <w:sz w:val="24"/>
+          <w:szCs w:val="24"/>
+          <w:lang w:val="en-GB"/>
+        </w:rPr>
+        <w:t>kaldım</w:t>
+      </w:r>
+      <w:r>
+        <w:rPr>
+          <w:rFonts w:asciiTheme="majorHAnsi" w:hAnsiTheme="majorHAnsi" w:cstheme="majorHAnsi"/>
+          <w:sz w:val="24"/>
+          <w:szCs w:val="24"/>
+          <w:lang w:val="en-GB"/>
+        </w:rPr>
+        <w:t>)</w:t>
       </w:r>
     </w:p>
     <w:p>
@@ -1275,19 +891,8 @@
           <w:szCs w:val="24"/>
           <w:lang w:val="en-GB"/>
         </w:rPr>
-        <w:t xml:space="preserve">Unit tests runbook doc a </w:t>
-      </w:r>
-      <w:proofErr w:type="spellStart"/>
-      <w:r>
-        <w:rPr>
-          <w:rFonts w:asciiTheme="majorHAnsi" w:hAnsiTheme="majorHAnsi" w:cstheme="majorHAnsi"/>
-          <w:sz w:val="24"/>
-          <w:szCs w:val="24"/>
-          <w:lang w:val="en-GB"/>
-        </w:rPr>
-        <w:t>ekle</w:t>
-      </w:r>
-      <w:proofErr w:type="spellEnd"/>
+        <w:t>Unit tests runbook doc a ekle</w:t>
+      </w:r>
     </w:p>
     <w:p>
       <w:pPr>
@@ -1333,39 +938,8 @@
           <w:szCs w:val="24"/>
           <w:lang w:val="en-GB"/>
         </w:rPr>
-        <w:t xml:space="preserve"> </w:t>
-      </w:r>
-      <w:proofErr w:type="spellStart"/>
-      <w:r>
-        <w:rPr>
-          <w:rFonts w:asciiTheme="majorHAnsi" w:hAnsiTheme="majorHAnsi" w:cstheme="majorHAnsi"/>
-          <w:sz w:val="24"/>
-          <w:szCs w:val="24"/>
-          <w:lang w:val="en-GB"/>
-        </w:rPr>
-        <w:t>kismini</w:t>
-      </w:r>
-      <w:proofErr w:type="spellEnd"/>
-      <w:r>
-        <w:rPr>
-          <w:rFonts w:asciiTheme="majorHAnsi" w:hAnsiTheme="majorHAnsi" w:cstheme="majorHAnsi"/>
-          <w:sz w:val="24"/>
-          <w:szCs w:val="24"/>
-          <w:lang w:val="en-GB"/>
-        </w:rPr>
-        <w:t xml:space="preserve"> </w:t>
-      </w:r>
-      <w:proofErr w:type="spellStart"/>
-      <w:r>
-        <w:rPr>
-          <w:rFonts w:asciiTheme="majorHAnsi" w:hAnsiTheme="majorHAnsi" w:cstheme="majorHAnsi"/>
-          <w:sz w:val="24"/>
-          <w:szCs w:val="24"/>
-          <w:lang w:val="en-GB"/>
-        </w:rPr>
-        <w:t>yaz</w:t>
-      </w:r>
-      <w:proofErr w:type="spellEnd"/>
+        <w:t xml:space="preserve"> kismini yaz</w:t>
+      </w:r>
     </w:p>
     <w:p>
       <w:pPr>
@@ -1383,48 +957,11 @@
           <w:szCs w:val="24"/>
           <w:lang w:val="en-GB"/>
         </w:rPr>
-        <w:t xml:space="preserve">*runbook doc control et </w:t>
-      </w:r>
-      <w:proofErr w:type="spellStart"/>
-      <w:r>
-        <w:rPr>
-          <w:rFonts w:asciiTheme="majorHAnsi" w:hAnsiTheme="majorHAnsi" w:cstheme="majorHAnsi"/>
-          <w:sz w:val="24"/>
-          <w:szCs w:val="24"/>
-          <w:lang w:val="en-GB"/>
-        </w:rPr>
-        <w:t>oku</w:t>
-      </w:r>
-      <w:proofErr w:type="spellEnd"/>
+        <w:t>*runbook doc control et oku</w:t>
+      </w:r>
     </w:p>
     <w:p>
       <w:pPr>
-        <w:rPr>
-          <w:rFonts w:asciiTheme="majorHAnsi" w:hAnsiTheme="majorHAnsi" w:cstheme="majorHAnsi"/>
-          <w:sz w:val="24"/>
-          <w:szCs w:val="24"/>
-          <w:lang w:val="en-GB"/>
-        </w:rPr>
-      </w:pPr>
-      <w:r>
-        <w:rPr>
-          <w:rFonts w:asciiTheme="majorHAnsi" w:eastAsia="Times New Roman" w:hAnsiTheme="majorHAnsi" w:cstheme="majorHAnsi"/>
-          <w:sz w:val="24"/>
-          <w:szCs w:val="24"/>
-          <w:lang w:val="en-GB" w:eastAsia="de-DE"/>
-        </w:rPr>
-        <w:t>*Pictograms</w:t>
-      </w:r>
-      <w:r>
-        <w:rPr>
-          <w:rFonts w:asciiTheme="majorHAnsi" w:eastAsia="Times New Roman" w:hAnsiTheme="majorHAnsi" w:cstheme="majorHAnsi"/>
-          <w:sz w:val="24"/>
-          <w:szCs w:val="24"/>
-          <w:lang w:val="en-GB" w:eastAsia="de-DE"/>
-        </w:rPr>
-        <w:t xml:space="preserve"> </w:t>
-      </w:r>
-      <w:r>
         <w:rPr>
           <w:rFonts w:asciiTheme="majorHAnsi" w:eastAsia="Times New Roman" w:hAnsiTheme="majorHAnsi" w:cstheme="majorHAnsi"/>
           <w:b/>
@@ -1433,6 +970,36 @@
           <w:color w:val="FF0000"/>
           <w:sz w:val="24"/>
           <w:szCs w:val="24"/>
+          <w:lang w:val="en-GB" w:eastAsia="de-DE"/>
+        </w:rPr>
+      </w:pPr>
+      <w:r>
+        <w:rPr>
+          <w:rFonts w:asciiTheme="majorHAnsi" w:eastAsia="Times New Roman" w:hAnsiTheme="majorHAnsi" w:cstheme="majorHAnsi"/>
+          <w:sz w:val="24"/>
+          <w:szCs w:val="24"/>
+          <w:lang w:val="en-GB" w:eastAsia="de-DE"/>
+        </w:rPr>
+        <w:t>*Pictograms</w:t>
+      </w:r>
+      <w:r>
+        <w:rPr>
+          <w:rFonts w:asciiTheme="majorHAnsi" w:eastAsia="Times New Roman" w:hAnsiTheme="majorHAnsi" w:cstheme="majorHAnsi"/>
+          <w:sz w:val="24"/>
+          <w:szCs w:val="24"/>
+          <w:lang w:val="en-GB" w:eastAsia="de-DE"/>
+        </w:rPr>
+        <w:t xml:space="preserve"> </w:t>
+      </w:r>
+      <w:r>
+        <w:rPr>
+          <w:rFonts w:asciiTheme="majorHAnsi" w:eastAsia="Times New Roman" w:hAnsiTheme="majorHAnsi" w:cstheme="majorHAnsi"/>
+          <w:b/>
+          <w:bCs/>
+          <w:strike/>
+          <w:color w:val="FF0000"/>
+          <w:sz w:val="24"/>
+          <w:szCs w:val="24"/>
           <w:highlight w:val="yellow"/>
           <w:lang w:val="en-GB" w:eastAsia="de-DE"/>
         </w:rPr>
@@ -1445,9 +1012,25 @@
           <w:rFonts w:asciiTheme="majorHAnsi" w:hAnsiTheme="majorHAnsi" w:cstheme="majorHAnsi"/>
           <w:sz w:val="24"/>
           <w:szCs w:val="24"/>
-          <w:lang w:val="en-GB"/>
-        </w:rPr>
-      </w:pPr>
+          <w:lang w:val="en-GB" w:eastAsia="de-DE"/>
+        </w:rPr>
+      </w:pPr>
+      <w:r>
+        <w:rPr>
+          <w:rFonts w:asciiTheme="majorHAnsi" w:hAnsiTheme="majorHAnsi" w:cstheme="majorHAnsi"/>
+          <w:lang w:val="en-GB" w:eastAsia="de-DE"/>
+        </w:rPr>
+        <w:t xml:space="preserve">*QGIS </w:t>
+      </w:r>
+      <w:r>
+        <w:rPr>
+          <w:rFonts w:asciiTheme="majorHAnsi" w:hAnsiTheme="majorHAnsi" w:cstheme="majorHAnsi"/>
+          <w:sz w:val="24"/>
+          <w:szCs w:val="24"/>
+          <w:lang w:val="en-GB" w:eastAsia="de-DE"/>
+        </w:rPr>
+        <w:t xml:space="preserve">version konusunda tüm pcler aynı versiyona sahip olmalı mı? </w:t>
+      </w:r>
     </w:p>
     <w:p>
       <w:pPr>
@@ -1463,181 +1046,75 @@
           <w:rFonts w:asciiTheme="majorHAnsi" w:hAnsiTheme="majorHAnsi" w:cstheme="majorHAnsi"/>
           <w:sz w:val="24"/>
           <w:szCs w:val="24"/>
+          <w:lang w:val="en-GB" w:eastAsia="de-DE"/>
+        </w:rPr>
+        <w:t>* unit test comment e aldığım kısımlarda, testin ait olduğu kodlarda nereyi düzeltmek gerekiyorsa bi el at bakalım. Qgis sonuçlarını etkiliyor mu?</w:t>
+      </w:r>
+      <w:r>
+        <w:rPr>
+          <w:rFonts w:asciiTheme="majorHAnsi" w:hAnsiTheme="majorHAnsi" w:cstheme="majorHAnsi"/>
+          <w:sz w:val="24"/>
+          <w:szCs w:val="24"/>
+          <w:lang w:val="en-GB" w:eastAsia="de-DE"/>
+        </w:rPr>
+        <w:t xml:space="preserve"> (step1_4, step1_5</w:t>
+      </w:r>
+      <w:r>
+        <w:rPr>
+          <w:rFonts w:asciiTheme="majorHAnsi" w:hAnsiTheme="majorHAnsi" w:cstheme="majorHAnsi"/>
+          <w:sz w:val="24"/>
+          <w:szCs w:val="24"/>
+          <w:lang w:val="en-GB" w:eastAsia="de-DE"/>
+        </w:rPr>
+        <w:t>,</w:t>
+      </w:r>
+      <w:r>
+        <w:rPr>
+          <w:rFonts w:asciiTheme="majorHAnsi" w:hAnsiTheme="majorHAnsi" w:cstheme="majorHAnsi"/>
+          <w:sz w:val="24"/>
+          <w:szCs w:val="24"/>
+          <w:lang w:val="en-GB" w:eastAsia="de-DE"/>
+        </w:rPr>
+        <w:t xml:space="preserve"> ve sonrası)</w:t>
+      </w:r>
+    </w:p>
+    <w:p>
+      <w:pPr>
+        <w:rPr>
+          <w:rFonts w:asciiTheme="majorHAnsi" w:hAnsiTheme="majorHAnsi" w:cstheme="majorHAnsi"/>
+          <w:sz w:val="24"/>
+          <w:szCs w:val="24"/>
+          <w:lang w:val="en-GB"/>
+        </w:rPr>
+      </w:pPr>
+    </w:p>
+    <w:p>
+      <w:pPr>
+        <w:rPr>
+          <w:rFonts w:asciiTheme="majorHAnsi" w:hAnsiTheme="majorHAnsi" w:cstheme="majorHAnsi"/>
+          <w:sz w:val="24"/>
+          <w:szCs w:val="24"/>
+          <w:lang w:val="en-GB"/>
+        </w:rPr>
+      </w:pPr>
+      <w:r>
+        <w:rPr>
+          <w:rFonts w:asciiTheme="majorHAnsi" w:hAnsiTheme="majorHAnsi" w:cstheme="majorHAnsi"/>
+          <w:sz w:val="24"/>
+          <w:szCs w:val="24"/>
           <w:lang w:val="en-GB"/>
         </w:rPr>
         <w:t>*</w:t>
       </w:r>
-      <w:proofErr w:type="spellStart"/>
-      <w:r>
-        <w:rPr>
-          <w:rFonts w:asciiTheme="majorHAnsi" w:hAnsiTheme="majorHAnsi" w:cstheme="majorHAnsi"/>
-          <w:sz w:val="24"/>
-          <w:szCs w:val="24"/>
-          <w:lang w:val="en-GB"/>
-        </w:rPr>
-        <w:t>Ayrica</w:t>
-      </w:r>
-      <w:proofErr w:type="spellEnd"/>
-      <w:r>
-        <w:rPr>
-          <w:rFonts w:asciiTheme="majorHAnsi" w:hAnsiTheme="majorHAnsi" w:cstheme="majorHAnsi"/>
-          <w:sz w:val="24"/>
-          <w:szCs w:val="24"/>
-          <w:lang w:val="en-GB"/>
-        </w:rPr>
-        <w:t xml:space="preserve"> </w:t>
-      </w:r>
-      <w:proofErr w:type="spellStart"/>
-      <w:r>
-        <w:rPr>
-          <w:rFonts w:asciiTheme="majorHAnsi" w:hAnsiTheme="majorHAnsi" w:cstheme="majorHAnsi"/>
-          <w:sz w:val="24"/>
-          <w:szCs w:val="24"/>
-          <w:lang w:val="en-GB"/>
-        </w:rPr>
-        <w:t>statelerdeki</w:t>
-      </w:r>
-      <w:proofErr w:type="spellEnd"/>
-      <w:r>
-        <w:rPr>
-          <w:rFonts w:asciiTheme="majorHAnsi" w:hAnsiTheme="majorHAnsi" w:cstheme="majorHAnsi"/>
-          <w:sz w:val="24"/>
-          <w:szCs w:val="24"/>
-          <w:lang w:val="en-GB"/>
-        </w:rPr>
-        <w:t xml:space="preserve"> max power min power installed </w:t>
-      </w:r>
-      <w:proofErr w:type="spellStart"/>
-      <w:r>
-        <w:rPr>
-          <w:rFonts w:asciiTheme="majorHAnsi" w:hAnsiTheme="majorHAnsi" w:cstheme="majorHAnsi"/>
-          <w:sz w:val="24"/>
-          <w:szCs w:val="24"/>
-          <w:lang w:val="en-GB"/>
-        </w:rPr>
-        <w:t>yillari</w:t>
-      </w:r>
-      <w:proofErr w:type="spellEnd"/>
-      <w:r>
-        <w:rPr>
-          <w:rFonts w:asciiTheme="majorHAnsi" w:hAnsiTheme="majorHAnsi" w:cstheme="majorHAnsi"/>
-          <w:sz w:val="24"/>
-          <w:szCs w:val="24"/>
-          <w:lang w:val="en-GB"/>
-        </w:rPr>
-        <w:t xml:space="preserve"> </w:t>
-      </w:r>
-      <w:proofErr w:type="spellStart"/>
-      <w:r>
-        <w:rPr>
-          <w:rFonts w:asciiTheme="majorHAnsi" w:hAnsiTheme="majorHAnsi" w:cstheme="majorHAnsi"/>
-          <w:sz w:val="24"/>
-          <w:szCs w:val="24"/>
-          <w:lang w:val="en-GB"/>
-        </w:rPr>
-        <w:t>ve</w:t>
-      </w:r>
-      <w:proofErr w:type="spellEnd"/>
-      <w:r>
-        <w:rPr>
-          <w:rFonts w:asciiTheme="majorHAnsi" w:hAnsiTheme="majorHAnsi" w:cstheme="majorHAnsi"/>
-          <w:sz w:val="24"/>
-          <w:szCs w:val="24"/>
-          <w:lang w:val="en-GB"/>
-        </w:rPr>
-        <w:t xml:space="preserve"> </w:t>
-      </w:r>
-      <w:proofErr w:type="spellStart"/>
-      <w:r>
-        <w:rPr>
-          <w:rFonts w:asciiTheme="majorHAnsi" w:hAnsiTheme="majorHAnsi" w:cstheme="majorHAnsi"/>
-          <w:sz w:val="24"/>
-          <w:szCs w:val="24"/>
-          <w:lang w:val="en-GB"/>
-        </w:rPr>
-        <w:t>güc</w:t>
-      </w:r>
-      <w:proofErr w:type="spellEnd"/>
-      <w:r>
-        <w:rPr>
-          <w:rFonts w:asciiTheme="majorHAnsi" w:hAnsiTheme="majorHAnsi" w:cstheme="majorHAnsi"/>
-          <w:sz w:val="24"/>
-          <w:szCs w:val="24"/>
-          <w:lang w:val="en-GB"/>
-        </w:rPr>
-        <w:t xml:space="preserve"> </w:t>
-      </w:r>
-      <w:proofErr w:type="spellStart"/>
-      <w:r>
-        <w:rPr>
-          <w:rFonts w:asciiTheme="majorHAnsi" w:hAnsiTheme="majorHAnsi" w:cstheme="majorHAnsi"/>
-          <w:sz w:val="24"/>
-          <w:szCs w:val="24"/>
-          <w:lang w:val="en-GB"/>
-        </w:rPr>
-        <w:t>degerini</w:t>
-      </w:r>
-      <w:proofErr w:type="spellEnd"/>
-      <w:r>
-        <w:rPr>
-          <w:rFonts w:asciiTheme="majorHAnsi" w:hAnsiTheme="majorHAnsi" w:cstheme="majorHAnsi"/>
-          <w:sz w:val="24"/>
-          <w:szCs w:val="24"/>
-          <w:lang w:val="en-GB"/>
-        </w:rPr>
-        <w:t xml:space="preserve"> </w:t>
-      </w:r>
-      <w:proofErr w:type="spellStart"/>
-      <w:r>
-        <w:rPr>
-          <w:rFonts w:asciiTheme="majorHAnsi" w:hAnsiTheme="majorHAnsi" w:cstheme="majorHAnsi"/>
-          <w:sz w:val="24"/>
-          <w:szCs w:val="24"/>
-          <w:lang w:val="en-GB"/>
-        </w:rPr>
-        <w:t>sagda</w:t>
-      </w:r>
-      <w:proofErr w:type="spellEnd"/>
-      <w:r>
-        <w:rPr>
-          <w:rFonts w:asciiTheme="majorHAnsi" w:hAnsiTheme="majorHAnsi" w:cstheme="majorHAnsi"/>
-          <w:sz w:val="24"/>
-          <w:szCs w:val="24"/>
-          <w:lang w:val="en-GB"/>
-        </w:rPr>
-        <w:t xml:space="preserve"> </w:t>
-      </w:r>
-      <w:proofErr w:type="spellStart"/>
-      <w:r>
-        <w:rPr>
-          <w:rFonts w:asciiTheme="majorHAnsi" w:hAnsiTheme="majorHAnsi" w:cstheme="majorHAnsi"/>
-          <w:sz w:val="24"/>
-          <w:szCs w:val="24"/>
-          <w:lang w:val="en-GB"/>
-        </w:rPr>
-        <w:t>layerda</w:t>
-      </w:r>
-      <w:proofErr w:type="spellEnd"/>
-      <w:r>
-        <w:rPr>
-          <w:rFonts w:asciiTheme="majorHAnsi" w:hAnsiTheme="majorHAnsi" w:cstheme="majorHAnsi"/>
-          <w:sz w:val="24"/>
-          <w:szCs w:val="24"/>
-          <w:lang w:val="en-GB"/>
-        </w:rPr>
-        <w:t xml:space="preserve"> </w:t>
-      </w:r>
-      <w:proofErr w:type="spellStart"/>
-      <w:r>
-        <w:rPr>
-          <w:rFonts w:asciiTheme="majorHAnsi" w:hAnsiTheme="majorHAnsi" w:cstheme="majorHAnsi"/>
-          <w:sz w:val="24"/>
-          <w:szCs w:val="24"/>
-          <w:lang w:val="en-GB"/>
-        </w:rPr>
-        <w:t>yazabilirz</w:t>
-      </w:r>
-      <w:proofErr w:type="spellEnd"/>
+      <w:r>
+        <w:rPr>
+          <w:rFonts w:asciiTheme="majorHAnsi" w:hAnsiTheme="majorHAnsi" w:cstheme="majorHAnsi"/>
+          <w:sz w:val="24"/>
+          <w:szCs w:val="24"/>
+          <w:lang w:val="en-GB"/>
+        </w:rPr>
+        <w:t>Ayrica statelerdeki max power min power installed yillari ve güc degerini sagda layerda yazabilirz</w:t>
+      </w:r>
       <w:r>
         <w:rPr>
           <w:rFonts w:asciiTheme="majorHAnsi" w:hAnsiTheme="majorHAnsi" w:cstheme="majorHAnsi"/>

--- a/to do list.docx
+++ b/to do list.docx
@@ -4,7 +4,7 @@
   <w:body>
     <w:p>
       <w:pPr>
-        <w:pStyle w:val="berschrift2"/>
+        <w:pStyle w:val="Heading2"/>
         <w:rPr>
           <w:lang w:val="en-GB"/>
         </w:rPr>
@@ -28,17 +28,28 @@
       <w:r>
         <w:rPr>
           <w:rFonts w:asciiTheme="majorHAnsi" w:hAnsiTheme="majorHAnsi" w:cstheme="majorHAnsi"/>
-          <w:sz w:val="16"/>
-          <w:szCs w:val="16"/>
-          <w:lang w:val="en-GB"/>
-        </w:rPr>
-        <w:t>*PIECHART DOCUMENTATION MASTR DATA GÜNCELLE: Ramy icin lazim.</w:t>
-      </w:r>
-      <w:r>
-        <w:rPr>
-          <w:rFonts w:asciiTheme="majorHAnsi" w:hAnsiTheme="majorHAnsi" w:cstheme="majorHAnsi"/>
-          <w:sz w:val="16"/>
-          <w:szCs w:val="16"/>
+          <w:sz w:val="24"/>
+          <w:szCs w:val="24"/>
+          <w:lang w:val="en-GB"/>
+        </w:rPr>
+        <w:t>*</w:t>
+      </w:r>
+      <w:proofErr w:type="gramStart"/>
+      <w:r>
+        <w:rPr>
+          <w:rFonts w:asciiTheme="majorHAnsi" w:hAnsiTheme="majorHAnsi" w:cstheme="majorHAnsi"/>
+          <w:sz w:val="24"/>
+          <w:szCs w:val="24"/>
+          <w:lang w:val="en-GB"/>
+        </w:rPr>
+        <w:t>runbook</w:t>
+      </w:r>
+      <w:proofErr w:type="gramEnd"/>
+      <w:r>
+        <w:rPr>
+          <w:rFonts w:asciiTheme="majorHAnsi" w:hAnsiTheme="majorHAnsi" w:cstheme="majorHAnsi"/>
+          <w:sz w:val="24"/>
+          <w:szCs w:val="24"/>
           <w:lang w:val="en-GB"/>
         </w:rPr>
         <w:t xml:space="preserve"> </w:t>
@@ -46,1075 +57,321 @@
       <w:r>
         <w:rPr>
           <w:rFonts w:asciiTheme="majorHAnsi" w:hAnsiTheme="majorHAnsi" w:cstheme="majorHAnsi"/>
-          <w:b/>
-          <w:bCs/>
-          <w:color w:val="FF0000"/>
-          <w:sz w:val="16"/>
-          <w:szCs w:val="16"/>
-          <w:u w:val="single"/>
-          <w:lang w:val="en-GB"/>
-        </w:rPr>
-        <w:t>DONE</w:t>
-      </w:r>
+          <w:sz w:val="24"/>
+          <w:szCs w:val="24"/>
+          <w:lang w:val="en-GB"/>
+        </w:rPr>
+        <w:t>1.</w:t>
+      </w:r>
+      <w:r>
+        <w:rPr>
+          <w:rFonts w:asciiTheme="majorHAnsi" w:hAnsiTheme="majorHAnsi" w:cstheme="majorHAnsi"/>
+          <w:sz w:val="24"/>
+          <w:szCs w:val="24"/>
+          <w:lang w:val="en-GB"/>
+        </w:rPr>
+        <w:tab/>
+        <w:t>REQUIREMENTS / SETUP</w:t>
+      </w:r>
+      <w:r>
+        <w:rPr>
+          <w:rFonts w:asciiTheme="majorHAnsi" w:hAnsiTheme="majorHAnsi" w:cstheme="majorHAnsi"/>
+          <w:sz w:val="24"/>
+          <w:szCs w:val="24"/>
+          <w:lang w:val="en-GB"/>
+        </w:rPr>
+        <w:t xml:space="preserve"> </w:t>
+      </w:r>
+      <w:proofErr w:type="spellStart"/>
+      <w:r>
+        <w:rPr>
+          <w:rFonts w:asciiTheme="majorHAnsi" w:hAnsiTheme="majorHAnsi" w:cstheme="majorHAnsi"/>
+          <w:sz w:val="24"/>
+          <w:szCs w:val="24"/>
+          <w:lang w:val="en-GB"/>
+        </w:rPr>
+        <w:t>kismini</w:t>
+      </w:r>
+      <w:proofErr w:type="spellEnd"/>
+      <w:r>
+        <w:rPr>
+          <w:rFonts w:asciiTheme="majorHAnsi" w:hAnsiTheme="majorHAnsi" w:cstheme="majorHAnsi"/>
+          <w:sz w:val="24"/>
+          <w:szCs w:val="24"/>
+          <w:lang w:val="en-GB"/>
+        </w:rPr>
+        <w:t xml:space="preserve"> </w:t>
+      </w:r>
+      <w:proofErr w:type="spellStart"/>
+      <w:r>
+        <w:rPr>
+          <w:rFonts w:asciiTheme="majorHAnsi" w:hAnsiTheme="majorHAnsi" w:cstheme="majorHAnsi"/>
+          <w:sz w:val="24"/>
+          <w:szCs w:val="24"/>
+          <w:lang w:val="en-GB"/>
+        </w:rPr>
+        <w:t>yaz</w:t>
+      </w:r>
+      <w:proofErr w:type="spellEnd"/>
     </w:p>
     <w:p>
       <w:pPr>
-        <w:pStyle w:val="Listenabsatz"/>
-        <w:numPr>
-          <w:ilvl w:val="0"/>
-          <w:numId w:val="1"/>
-        </w:numPr>
-        <w:rPr>
-          <w:rFonts w:asciiTheme="majorHAnsi" w:eastAsia="Times New Roman" w:hAnsiTheme="majorHAnsi" w:cstheme="majorHAnsi"/>
-          <w:sz w:val="16"/>
-          <w:szCs w:val="16"/>
+        <w:rPr>
+          <w:rFonts w:asciiTheme="majorHAnsi" w:hAnsiTheme="majorHAnsi" w:cstheme="majorHAnsi"/>
+          <w:sz w:val="24"/>
+          <w:szCs w:val="24"/>
           <w:lang w:val="en-GB" w:eastAsia="de-DE"/>
         </w:rPr>
       </w:pPr>
       <w:r>
         <w:rPr>
           <w:rFonts w:asciiTheme="majorHAnsi" w:hAnsiTheme="majorHAnsi" w:cstheme="majorHAnsi"/>
-          <w:sz w:val="16"/>
-          <w:szCs w:val="16"/>
-          <w:lang w:val="en-GB"/>
-        </w:rPr>
-        <w:t xml:space="preserve">Germany map : </w:t>
-      </w:r>
-      <w:r>
-        <w:rPr>
-          <w:rFonts w:asciiTheme="majorHAnsi" w:hAnsiTheme="majorHAnsi" w:cstheme="majorHAnsi"/>
-          <w:sz w:val="16"/>
-          <w:szCs w:val="16"/>
-          <w:lang w:val="en-GB"/>
-        </w:rPr>
-        <w:t>(power icin GW kulan)</w:t>
+          <w:sz w:val="24"/>
+          <w:szCs w:val="24"/>
+          <w:lang w:val="en-GB"/>
+        </w:rPr>
+        <w:t>*</w:t>
+      </w:r>
+      <w:proofErr w:type="gramStart"/>
+      <w:r>
+        <w:rPr>
+          <w:rFonts w:asciiTheme="majorHAnsi" w:hAnsiTheme="majorHAnsi" w:cstheme="majorHAnsi"/>
+          <w:sz w:val="24"/>
+          <w:szCs w:val="24"/>
+          <w:lang w:val="en-GB"/>
+        </w:rPr>
+        <w:t>runbook</w:t>
+      </w:r>
+      <w:proofErr w:type="gramEnd"/>
+      <w:r>
+        <w:rPr>
+          <w:rFonts w:asciiTheme="majorHAnsi" w:hAnsiTheme="majorHAnsi" w:cstheme="majorHAnsi"/>
+          <w:sz w:val="24"/>
+          <w:szCs w:val="24"/>
+          <w:lang w:val="en-GB"/>
+        </w:rPr>
+        <w:t xml:space="preserve"> doc control et </w:t>
+      </w:r>
+      <w:proofErr w:type="spellStart"/>
+      <w:r>
+        <w:rPr>
+          <w:rFonts w:asciiTheme="majorHAnsi" w:hAnsiTheme="majorHAnsi" w:cstheme="majorHAnsi"/>
+          <w:sz w:val="24"/>
+          <w:szCs w:val="24"/>
+          <w:lang w:val="en-GB"/>
+        </w:rPr>
+        <w:t>oku</w:t>
+      </w:r>
+      <w:proofErr w:type="spellEnd"/>
+      <w:r>
+        <w:rPr>
+          <w:rFonts w:asciiTheme="majorHAnsi" w:hAnsiTheme="majorHAnsi" w:cstheme="majorHAnsi"/>
+          <w:sz w:val="24"/>
+          <w:szCs w:val="24"/>
+          <w:lang w:val="en-GB" w:eastAsia="de-DE"/>
+        </w:rPr>
+        <w:t xml:space="preserve"> </w:t>
       </w:r>
     </w:p>
     <w:p>
       <w:pPr>
-        <w:pStyle w:val="Listenabsatz"/>
-        <w:numPr>
-          <w:ilvl w:val="2"/>
-          <w:numId w:val="1"/>
-        </w:numPr>
-        <w:rPr>
-          <w:rFonts w:asciiTheme="majorHAnsi" w:eastAsia="Times New Roman" w:hAnsiTheme="majorHAnsi" w:cstheme="majorHAnsi"/>
-          <w:sz w:val="16"/>
-          <w:szCs w:val="16"/>
-          <w:lang w:val="en-GB" w:eastAsia="de-DE"/>
-        </w:rPr>
-      </w:pPr>
-      <w:r>
-        <w:rPr>
-          <w:rFonts w:asciiTheme="majorHAnsi" w:hAnsiTheme="majorHAnsi" w:cstheme="majorHAnsi"/>
-          <w:sz w:val="16"/>
-          <w:szCs w:val="16"/>
-          <w:lang w:val="en-GB"/>
-        </w:rPr>
-        <w:t>S</w:t>
-      </w:r>
-      <w:r>
-        <w:rPr>
-          <w:rFonts w:asciiTheme="majorHAnsi" w:hAnsiTheme="majorHAnsi" w:cstheme="majorHAnsi"/>
-          <w:sz w:val="16"/>
-          <w:szCs w:val="16"/>
-          <w:lang w:val="en-GB"/>
-        </w:rPr>
-        <w:t>tate</w:t>
-      </w:r>
-      <w:r>
-        <w:rPr>
-          <w:rFonts w:asciiTheme="majorHAnsi" w:hAnsiTheme="majorHAnsi" w:cstheme="majorHAnsi"/>
-          <w:sz w:val="16"/>
-          <w:szCs w:val="16"/>
-          <w:lang w:val="en-GB"/>
-        </w:rPr>
-        <w:t xml:space="preserve"> </w:t>
-      </w:r>
-      <w:r>
-        <w:rPr>
-          <w:rFonts w:asciiTheme="majorHAnsi" w:hAnsiTheme="majorHAnsi" w:cstheme="majorHAnsi"/>
-          <w:b/>
-          <w:bCs/>
-          <w:color w:val="FF0000"/>
-          <w:sz w:val="16"/>
-          <w:szCs w:val="16"/>
-          <w:u w:val="single"/>
-          <w:lang w:val="en-GB"/>
-        </w:rPr>
-        <w:t>DONE</w:t>
-      </w:r>
+        <w:rPr>
+          <w:rFonts w:asciiTheme="majorHAnsi" w:hAnsiTheme="majorHAnsi" w:cstheme="majorHAnsi"/>
+          <w:sz w:val="24"/>
+          <w:szCs w:val="24"/>
+          <w:lang w:val="en-GB"/>
+        </w:rPr>
+      </w:pPr>
     </w:p>
     <w:p>
       <w:pPr>
-        <w:pStyle w:val="Listenabsatz"/>
-        <w:numPr>
-          <w:ilvl w:val="3"/>
-          <w:numId w:val="1"/>
-        </w:numPr>
-        <w:rPr>
-          <w:rFonts w:asciiTheme="majorHAnsi" w:eastAsia="Times New Roman" w:hAnsiTheme="majorHAnsi" w:cstheme="majorHAnsi"/>
-          <w:sz w:val="16"/>
-          <w:szCs w:val="16"/>
-          <w:lang w:val="en-GB" w:eastAsia="de-DE"/>
-        </w:rPr>
-      </w:pPr>
-      <w:r>
-        <w:rPr>
-          <w:rFonts w:asciiTheme="majorHAnsi" w:hAnsiTheme="majorHAnsi" w:cstheme="majorHAnsi"/>
-          <w:sz w:val="16"/>
-          <w:szCs w:val="16"/>
-          <w:lang w:val="en-GB"/>
-        </w:rPr>
-        <w:t xml:space="preserve">gif </w:t>
-      </w:r>
-      <w:bookmarkStart w:id="0" w:name="_Hlk223011174"/>
-      <w:r>
-        <w:rPr>
-          <w:rFonts w:asciiTheme="majorHAnsi" w:hAnsiTheme="majorHAnsi" w:cstheme="majorHAnsi"/>
-          <w:b/>
-          <w:bCs/>
-          <w:color w:val="FF0000"/>
-          <w:sz w:val="16"/>
-          <w:szCs w:val="16"/>
-          <w:u w:val="single"/>
-          <w:lang w:val="en-GB"/>
-        </w:rPr>
-        <w:t>DONE</w:t>
-      </w:r>
-      <w:bookmarkEnd w:id="0"/>
-    </w:p>
-    <w:p>
-      <w:pPr>
-        <w:pStyle w:val="Listenabsatz"/>
-        <w:numPr>
-          <w:ilvl w:val="2"/>
-          <w:numId w:val="1"/>
-        </w:numPr>
-        <w:rPr>
-          <w:rFonts w:asciiTheme="majorHAnsi" w:eastAsia="Times New Roman" w:hAnsiTheme="majorHAnsi" w:cstheme="majorHAnsi"/>
-          <w:sz w:val="16"/>
-          <w:szCs w:val="16"/>
-          <w:lang w:eastAsia="de-DE"/>
-        </w:rPr>
-      </w:pPr>
-      <w:r>
-        <w:rPr>
-          <w:rFonts w:asciiTheme="majorHAnsi" w:hAnsiTheme="majorHAnsi" w:cstheme="majorHAnsi"/>
-          <w:sz w:val="16"/>
-          <w:szCs w:val="16"/>
-        </w:rPr>
-        <w:t>statewise landkreis</w:t>
-      </w:r>
-      <w:r>
-        <w:rPr>
-          <w:rFonts w:asciiTheme="majorHAnsi" w:hAnsiTheme="majorHAnsi" w:cstheme="majorHAnsi"/>
-          <w:sz w:val="16"/>
-          <w:szCs w:val="16"/>
+        <w:rPr>
+          <w:rFonts w:asciiTheme="majorHAnsi" w:hAnsiTheme="majorHAnsi" w:cstheme="majorHAnsi"/>
+          <w:sz w:val="24"/>
+          <w:szCs w:val="24"/>
+          <w:lang w:val="en-GB"/>
+        </w:rPr>
+      </w:pPr>
+      <w:r>
+        <w:rPr>
+          <w:rFonts w:asciiTheme="majorHAnsi" w:hAnsiTheme="majorHAnsi" w:cstheme="majorHAnsi"/>
+          <w:sz w:val="24"/>
+          <w:szCs w:val="24"/>
+          <w:lang w:val="en-GB"/>
+        </w:rPr>
+        <w:t>*</w:t>
+      </w:r>
+      <w:proofErr w:type="spellStart"/>
+      <w:r>
+        <w:rPr>
+          <w:rFonts w:asciiTheme="majorHAnsi" w:hAnsiTheme="majorHAnsi" w:cstheme="majorHAnsi"/>
+          <w:sz w:val="24"/>
+          <w:szCs w:val="24"/>
+          <w:lang w:val="en-GB"/>
+        </w:rPr>
+        <w:t>Ayrica</w:t>
+      </w:r>
+      <w:proofErr w:type="spellEnd"/>
+      <w:r>
+        <w:rPr>
+          <w:rFonts w:asciiTheme="majorHAnsi" w:hAnsiTheme="majorHAnsi" w:cstheme="majorHAnsi"/>
+          <w:sz w:val="24"/>
+          <w:szCs w:val="24"/>
+          <w:lang w:val="en-GB"/>
         </w:rPr>
         <w:t xml:space="preserve"> </w:t>
       </w:r>
-      <w:r>
-        <w:rPr>
-          <w:rFonts w:asciiTheme="majorHAnsi" w:hAnsiTheme="majorHAnsi" w:cstheme="majorHAnsi"/>
-          <w:b/>
-          <w:bCs/>
-          <w:color w:val="FF0000"/>
-          <w:sz w:val="16"/>
-          <w:szCs w:val="16"/>
-          <w:u w:val="single"/>
-          <w:lang w:val="en-GB"/>
-        </w:rPr>
-        <w:t>DONE</w:t>
-      </w:r>
-    </w:p>
-    <w:p>
-      <w:pPr>
-        <w:pStyle w:val="Listenabsatz"/>
-        <w:numPr>
-          <w:ilvl w:val="3"/>
-          <w:numId w:val="1"/>
-        </w:numPr>
-        <w:rPr>
-          <w:rFonts w:asciiTheme="majorHAnsi" w:eastAsia="Times New Roman" w:hAnsiTheme="majorHAnsi" w:cstheme="majorHAnsi"/>
-          <w:sz w:val="16"/>
-          <w:szCs w:val="16"/>
-          <w:lang w:eastAsia="de-DE"/>
-        </w:rPr>
-      </w:pPr>
-      <w:r>
-        <w:rPr>
-          <w:rFonts w:asciiTheme="majorHAnsi" w:hAnsiTheme="majorHAnsi" w:cstheme="majorHAnsi"/>
-          <w:sz w:val="16"/>
-          <w:szCs w:val="16"/>
-        </w:rPr>
-        <w:t xml:space="preserve">gif </w:t>
-      </w:r>
-      <w:r>
-        <w:rPr>
-          <w:rFonts w:asciiTheme="majorHAnsi" w:hAnsiTheme="majorHAnsi" w:cstheme="majorHAnsi"/>
-          <w:b/>
-          <w:bCs/>
-          <w:color w:val="FF0000"/>
-          <w:sz w:val="16"/>
-          <w:szCs w:val="16"/>
-          <w:u w:val="single"/>
-          <w:lang w:val="en-GB"/>
-        </w:rPr>
-        <w:t>DONE</w:t>
-      </w:r>
-    </w:p>
-    <w:p>
-      <w:pPr>
-        <w:pStyle w:val="Listenabsatz"/>
-        <w:numPr>
-          <w:ilvl w:val="2"/>
-          <w:numId w:val="1"/>
-        </w:numPr>
-        <w:rPr>
-          <w:rFonts w:asciiTheme="majorHAnsi" w:eastAsia="Times New Roman" w:hAnsiTheme="majorHAnsi" w:cstheme="majorHAnsi"/>
-          <w:sz w:val="16"/>
-          <w:szCs w:val="16"/>
-          <w:lang w:eastAsia="de-DE"/>
-        </w:rPr>
-      </w:pPr>
-      <w:r>
-        <w:rPr>
-          <w:rFonts w:asciiTheme="majorHAnsi" w:hAnsiTheme="majorHAnsi" w:cstheme="majorHAnsi"/>
-          <w:sz w:val="16"/>
-          <w:szCs w:val="16"/>
-        </w:rPr>
-        <w:t>nationwide landkreis</w:t>
-      </w:r>
-      <w:r>
-        <w:rPr>
-          <w:rFonts w:asciiTheme="majorHAnsi" w:hAnsiTheme="majorHAnsi" w:cstheme="majorHAnsi"/>
-          <w:sz w:val="16"/>
-          <w:szCs w:val="16"/>
+      <w:proofErr w:type="spellStart"/>
+      <w:r>
+        <w:rPr>
+          <w:rFonts w:asciiTheme="majorHAnsi" w:hAnsiTheme="majorHAnsi" w:cstheme="majorHAnsi"/>
+          <w:sz w:val="24"/>
+          <w:szCs w:val="24"/>
+          <w:lang w:val="en-GB"/>
+        </w:rPr>
+        <w:t>statelerdeki</w:t>
+      </w:r>
+      <w:proofErr w:type="spellEnd"/>
+      <w:r>
+        <w:rPr>
+          <w:rFonts w:asciiTheme="majorHAnsi" w:hAnsiTheme="majorHAnsi" w:cstheme="majorHAnsi"/>
+          <w:sz w:val="24"/>
+          <w:szCs w:val="24"/>
+          <w:lang w:val="en-GB"/>
+        </w:rPr>
+        <w:t xml:space="preserve"> max power min power installed </w:t>
+      </w:r>
+      <w:proofErr w:type="spellStart"/>
+      <w:r>
+        <w:rPr>
+          <w:rFonts w:asciiTheme="majorHAnsi" w:hAnsiTheme="majorHAnsi" w:cstheme="majorHAnsi"/>
+          <w:sz w:val="24"/>
+          <w:szCs w:val="24"/>
+          <w:lang w:val="en-GB"/>
+        </w:rPr>
+        <w:t>yillari</w:t>
+      </w:r>
+      <w:proofErr w:type="spellEnd"/>
+      <w:r>
+        <w:rPr>
+          <w:rFonts w:asciiTheme="majorHAnsi" w:hAnsiTheme="majorHAnsi" w:cstheme="majorHAnsi"/>
+          <w:sz w:val="24"/>
+          <w:szCs w:val="24"/>
+          <w:lang w:val="en-GB"/>
         </w:rPr>
         <w:t xml:space="preserve"> </w:t>
       </w:r>
-      <w:r>
-        <w:rPr>
-          <w:rFonts w:asciiTheme="majorHAnsi" w:hAnsiTheme="majorHAnsi" w:cstheme="majorHAnsi"/>
-          <w:b/>
-          <w:bCs/>
-          <w:color w:val="FF0000"/>
-          <w:sz w:val="16"/>
-          <w:szCs w:val="16"/>
-          <w:u w:val="single"/>
-          <w:lang w:val="en-GB"/>
-        </w:rPr>
-        <w:t>DONE</w:t>
-      </w:r>
-    </w:p>
-    <w:p>
-      <w:pPr>
-        <w:pStyle w:val="Listenabsatz"/>
-        <w:numPr>
-          <w:ilvl w:val="3"/>
-          <w:numId w:val="1"/>
-        </w:numPr>
-        <w:rPr>
-          <w:rFonts w:asciiTheme="majorHAnsi" w:eastAsia="Times New Roman" w:hAnsiTheme="majorHAnsi" w:cstheme="majorHAnsi"/>
-          <w:sz w:val="16"/>
-          <w:szCs w:val="16"/>
-          <w:lang w:eastAsia="de-DE"/>
-        </w:rPr>
-      </w:pPr>
-      <w:r>
-        <w:rPr>
-          <w:rFonts w:asciiTheme="majorHAnsi" w:hAnsiTheme="majorHAnsi" w:cstheme="majorHAnsi"/>
-          <w:sz w:val="16"/>
-          <w:szCs w:val="16"/>
-        </w:rPr>
-        <w:t xml:space="preserve">gif </w:t>
-      </w:r>
-      <w:r>
-        <w:rPr>
-          <w:rFonts w:asciiTheme="majorHAnsi" w:hAnsiTheme="majorHAnsi" w:cstheme="majorHAnsi"/>
-          <w:b/>
-          <w:bCs/>
-          <w:color w:val="FF0000"/>
-          <w:sz w:val="16"/>
-          <w:szCs w:val="16"/>
-          <w:u w:val="single"/>
-          <w:lang w:val="en-GB"/>
-        </w:rPr>
-        <w:t>DONE</w:t>
-      </w:r>
-    </w:p>
-    <w:p>
-      <w:pPr>
-        <w:pStyle w:val="Listenabsatz"/>
-        <w:numPr>
-          <w:ilvl w:val="0"/>
-          <w:numId w:val="1"/>
-        </w:numPr>
-        <w:rPr>
-          <w:rFonts w:asciiTheme="majorHAnsi" w:eastAsia="Times New Roman" w:hAnsiTheme="majorHAnsi" w:cstheme="majorHAnsi"/>
-          <w:sz w:val="16"/>
-          <w:szCs w:val="16"/>
-          <w:lang w:eastAsia="de-DE"/>
-        </w:rPr>
-      </w:pPr>
-      <w:r>
-        <w:rPr>
-          <w:rFonts w:asciiTheme="majorHAnsi" w:hAnsiTheme="majorHAnsi" w:cstheme="majorHAnsi"/>
-          <w:sz w:val="16"/>
-          <w:szCs w:val="16"/>
-          <w:u w:val="single"/>
-        </w:rPr>
-        <w:t>t</w:t>
-      </w:r>
-      <w:r>
-        <w:rPr>
-          <w:rFonts w:asciiTheme="majorHAnsi" w:hAnsiTheme="majorHAnsi" w:cstheme="majorHAnsi"/>
-          <w:sz w:val="16"/>
-          <w:szCs w:val="16"/>
-          <w:u w:val="single"/>
-        </w:rPr>
-        <w:t>hüringen</w:t>
-      </w:r>
-      <w:r>
-        <w:rPr>
-          <w:rFonts w:asciiTheme="majorHAnsi" w:hAnsiTheme="majorHAnsi" w:cstheme="majorHAnsi"/>
-          <w:sz w:val="16"/>
-          <w:szCs w:val="16"/>
-        </w:rPr>
-        <w:t xml:space="preserve"> map </w:t>
-      </w:r>
-      <w:r>
-        <w:rPr>
-          <w:rFonts w:asciiTheme="majorHAnsi" w:hAnsiTheme="majorHAnsi" w:cstheme="majorHAnsi"/>
-          <w:sz w:val="16"/>
-          <w:szCs w:val="16"/>
-        </w:rPr>
-        <w:t xml:space="preserve">: </w:t>
-      </w:r>
-      <w:r>
-        <w:rPr>
-          <w:rFonts w:asciiTheme="majorHAnsi" w:hAnsiTheme="majorHAnsi" w:cstheme="majorHAnsi"/>
-          <w:sz w:val="16"/>
-          <w:szCs w:val="16"/>
-        </w:rPr>
-        <w:t>(power icin MW kulan)</w:t>
-      </w:r>
-    </w:p>
-    <w:p>
-      <w:pPr>
-        <w:pStyle w:val="Listenabsatz"/>
-        <w:numPr>
-          <w:ilvl w:val="2"/>
-          <w:numId w:val="1"/>
-        </w:numPr>
-        <w:rPr>
-          <w:rFonts w:asciiTheme="majorHAnsi" w:eastAsia="Times New Roman" w:hAnsiTheme="majorHAnsi" w:cstheme="majorHAnsi"/>
-          <w:sz w:val="16"/>
-          <w:szCs w:val="16"/>
-          <w:lang w:eastAsia="de-DE"/>
-        </w:rPr>
-      </w:pPr>
-      <w:r>
-        <w:rPr>
-          <w:rFonts w:asciiTheme="majorHAnsi" w:hAnsiTheme="majorHAnsi" w:cstheme="majorHAnsi"/>
-          <w:sz w:val="16"/>
-          <w:szCs w:val="16"/>
-        </w:rPr>
-        <w:t>state</w:t>
-      </w:r>
-      <w:r>
-        <w:rPr>
-          <w:rFonts w:asciiTheme="majorHAnsi" w:hAnsiTheme="majorHAnsi" w:cstheme="majorHAnsi"/>
-          <w:sz w:val="16"/>
-          <w:szCs w:val="16"/>
+      <w:proofErr w:type="spellStart"/>
+      <w:r>
+        <w:rPr>
+          <w:rFonts w:asciiTheme="majorHAnsi" w:hAnsiTheme="majorHAnsi" w:cstheme="majorHAnsi"/>
+          <w:sz w:val="24"/>
+          <w:szCs w:val="24"/>
+          <w:lang w:val="en-GB"/>
+        </w:rPr>
+        <w:t>ve</w:t>
+      </w:r>
+      <w:proofErr w:type="spellEnd"/>
+      <w:r>
+        <w:rPr>
+          <w:rFonts w:asciiTheme="majorHAnsi" w:hAnsiTheme="majorHAnsi" w:cstheme="majorHAnsi"/>
+          <w:sz w:val="24"/>
+          <w:szCs w:val="24"/>
+          <w:lang w:val="en-GB"/>
         </w:rPr>
         <w:t xml:space="preserve"> </w:t>
       </w:r>
-      <w:r>
-        <w:rPr>
-          <w:rFonts w:asciiTheme="majorHAnsi" w:hAnsiTheme="majorHAnsi" w:cstheme="majorHAnsi"/>
-          <w:b/>
-          <w:bCs/>
-          <w:color w:val="FF0000"/>
-          <w:sz w:val="16"/>
-          <w:szCs w:val="16"/>
-          <w:u w:val="single"/>
-          <w:lang w:val="en-GB"/>
-        </w:rPr>
-        <w:t>DONE</w:t>
-      </w:r>
-    </w:p>
-    <w:p>
-      <w:pPr>
-        <w:pStyle w:val="Listenabsatz"/>
-        <w:numPr>
-          <w:ilvl w:val="3"/>
-          <w:numId w:val="1"/>
-        </w:numPr>
-        <w:rPr>
-          <w:rFonts w:asciiTheme="majorHAnsi" w:eastAsia="Times New Roman" w:hAnsiTheme="majorHAnsi" w:cstheme="majorHAnsi"/>
-          <w:sz w:val="16"/>
-          <w:szCs w:val="16"/>
-          <w:lang w:eastAsia="de-DE"/>
-        </w:rPr>
-      </w:pPr>
-      <w:r>
-        <w:rPr>
-          <w:rFonts w:asciiTheme="majorHAnsi" w:hAnsiTheme="majorHAnsi" w:cstheme="majorHAnsi"/>
-          <w:sz w:val="16"/>
-          <w:szCs w:val="16"/>
-        </w:rPr>
-        <w:t xml:space="preserve">gif </w:t>
-      </w:r>
-      <w:r>
-        <w:rPr>
-          <w:rFonts w:asciiTheme="majorHAnsi" w:hAnsiTheme="majorHAnsi" w:cstheme="majorHAnsi"/>
-          <w:b/>
-          <w:bCs/>
-          <w:color w:val="FF0000"/>
-          <w:sz w:val="16"/>
-          <w:szCs w:val="16"/>
-          <w:u w:val="single"/>
-          <w:lang w:val="en-GB"/>
-        </w:rPr>
-        <w:t>DONE</w:t>
-      </w:r>
-    </w:p>
-    <w:p>
-      <w:pPr>
-        <w:pStyle w:val="Listenabsatz"/>
-        <w:numPr>
-          <w:ilvl w:val="2"/>
-          <w:numId w:val="1"/>
-        </w:numPr>
-        <w:rPr>
-          <w:rFonts w:asciiTheme="majorHAnsi" w:eastAsia="Times New Roman" w:hAnsiTheme="majorHAnsi" w:cstheme="majorHAnsi"/>
-          <w:sz w:val="16"/>
-          <w:szCs w:val="16"/>
-          <w:lang w:eastAsia="de-DE"/>
-        </w:rPr>
-      </w:pPr>
-      <w:r>
-        <w:rPr>
-          <w:rFonts w:asciiTheme="majorHAnsi" w:hAnsiTheme="majorHAnsi" w:cstheme="majorHAnsi"/>
-          <w:sz w:val="16"/>
-          <w:szCs w:val="16"/>
-        </w:rPr>
-        <w:t>statewise landkreis</w:t>
-      </w:r>
-      <w:r>
-        <w:rPr>
-          <w:rFonts w:asciiTheme="majorHAnsi" w:hAnsiTheme="majorHAnsi" w:cstheme="majorHAnsi"/>
-          <w:sz w:val="16"/>
-          <w:szCs w:val="16"/>
+      <w:proofErr w:type="spellStart"/>
+      <w:r>
+        <w:rPr>
+          <w:rFonts w:asciiTheme="majorHAnsi" w:hAnsiTheme="majorHAnsi" w:cstheme="majorHAnsi"/>
+          <w:sz w:val="24"/>
+          <w:szCs w:val="24"/>
+          <w:lang w:val="en-GB"/>
+        </w:rPr>
+        <w:t>güc</w:t>
+      </w:r>
+      <w:proofErr w:type="spellEnd"/>
+      <w:r>
+        <w:rPr>
+          <w:rFonts w:asciiTheme="majorHAnsi" w:hAnsiTheme="majorHAnsi" w:cstheme="majorHAnsi"/>
+          <w:sz w:val="24"/>
+          <w:szCs w:val="24"/>
+          <w:lang w:val="en-GB"/>
         </w:rPr>
         <w:t xml:space="preserve"> </w:t>
       </w:r>
-      <w:r>
-        <w:rPr>
-          <w:rFonts w:asciiTheme="majorHAnsi" w:hAnsiTheme="majorHAnsi" w:cstheme="majorHAnsi"/>
-          <w:b/>
-          <w:bCs/>
-          <w:color w:val="FF0000"/>
-          <w:sz w:val="16"/>
-          <w:szCs w:val="16"/>
-          <w:u w:val="single"/>
-          <w:lang w:val="en-GB"/>
-        </w:rPr>
-        <w:t>DONE</w:t>
-      </w:r>
-    </w:p>
-    <w:p>
-      <w:pPr>
-        <w:pStyle w:val="Listenabsatz"/>
-        <w:numPr>
-          <w:ilvl w:val="3"/>
-          <w:numId w:val="1"/>
-        </w:numPr>
-        <w:rPr>
-          <w:rFonts w:asciiTheme="majorHAnsi" w:eastAsia="Times New Roman" w:hAnsiTheme="majorHAnsi" w:cstheme="majorHAnsi"/>
-          <w:sz w:val="16"/>
-          <w:szCs w:val="16"/>
-          <w:lang w:eastAsia="de-DE"/>
-        </w:rPr>
-      </w:pPr>
-      <w:r>
-        <w:rPr>
-          <w:rFonts w:asciiTheme="majorHAnsi" w:hAnsiTheme="majorHAnsi" w:cstheme="majorHAnsi"/>
-          <w:sz w:val="16"/>
-          <w:szCs w:val="16"/>
-        </w:rPr>
-        <w:t xml:space="preserve">gif </w:t>
-      </w:r>
-      <w:r>
-        <w:rPr>
-          <w:rFonts w:asciiTheme="majorHAnsi" w:hAnsiTheme="majorHAnsi" w:cstheme="majorHAnsi"/>
-          <w:b/>
-          <w:bCs/>
-          <w:color w:val="FF0000"/>
-          <w:sz w:val="16"/>
-          <w:szCs w:val="16"/>
-          <w:u w:val="single"/>
-          <w:lang w:val="en-GB"/>
-        </w:rPr>
-        <w:t>DONE</w:t>
-      </w:r>
-    </w:p>
-    <w:p>
-      <w:pPr>
-        <w:rPr>
-          <w:rFonts w:asciiTheme="majorHAnsi" w:hAnsiTheme="majorHAnsi" w:cstheme="majorHAnsi"/>
-          <w:sz w:val="16"/>
-          <w:szCs w:val="16"/>
-          <w:lang w:val="en-GB"/>
-        </w:rPr>
-      </w:pPr>
-      <w:r>
-        <w:rPr>
-          <w:rFonts w:asciiTheme="majorHAnsi" w:hAnsiTheme="majorHAnsi" w:cstheme="majorHAnsi"/>
-          <w:sz w:val="16"/>
-          <w:szCs w:val="16"/>
-        </w:rPr>
-        <w:t xml:space="preserve">* 2_5 ve 2_ Thüringen falan degistirdim onlari da </w:t>
-      </w:r>
-      <w:r>
-        <w:rPr>
-          <w:rFonts w:asciiTheme="majorHAnsi" w:hAnsiTheme="majorHAnsi" w:cstheme="majorHAnsi"/>
-          <w:sz w:val="16"/>
-          <w:szCs w:val="16"/>
-        </w:rPr>
-        <w:t xml:space="preserve">Runbookta </w:t>
-      </w:r>
-      <w:r>
-        <w:rPr>
-          <w:rFonts w:asciiTheme="majorHAnsi" w:hAnsiTheme="majorHAnsi" w:cstheme="majorHAnsi"/>
-          <w:sz w:val="16"/>
-          <w:szCs w:val="16"/>
-        </w:rPr>
-        <w:t>update edelim.</w:t>
-      </w:r>
-      <w:r>
-        <w:rPr>
-          <w:rFonts w:asciiTheme="majorHAnsi" w:hAnsiTheme="majorHAnsi" w:cstheme="majorHAnsi"/>
-          <w:sz w:val="16"/>
-          <w:szCs w:val="16"/>
+      <w:proofErr w:type="spellStart"/>
+      <w:r>
+        <w:rPr>
+          <w:rFonts w:asciiTheme="majorHAnsi" w:hAnsiTheme="majorHAnsi" w:cstheme="majorHAnsi"/>
+          <w:sz w:val="24"/>
+          <w:szCs w:val="24"/>
+          <w:lang w:val="en-GB"/>
+        </w:rPr>
+        <w:t>degerini</w:t>
+      </w:r>
+      <w:proofErr w:type="spellEnd"/>
+      <w:r>
+        <w:rPr>
+          <w:rFonts w:asciiTheme="majorHAnsi" w:hAnsiTheme="majorHAnsi" w:cstheme="majorHAnsi"/>
+          <w:sz w:val="24"/>
+          <w:szCs w:val="24"/>
+          <w:lang w:val="en-GB"/>
         </w:rPr>
         <w:t xml:space="preserve"> </w:t>
       </w:r>
-      <w:r>
-        <w:rPr>
-          <w:rFonts w:asciiTheme="majorHAnsi" w:hAnsiTheme="majorHAnsi" w:cstheme="majorHAnsi"/>
-          <w:b/>
-          <w:bCs/>
-          <w:color w:val="FF0000"/>
-          <w:sz w:val="16"/>
-          <w:szCs w:val="16"/>
-          <w:u w:val="single"/>
-          <w:lang w:val="en-GB"/>
-        </w:rPr>
-        <w:t>DONE</w:t>
-      </w:r>
-    </w:p>
-    <w:p>
-      <w:pPr>
-        <w:rPr>
-          <w:rFonts w:asciiTheme="majorHAnsi" w:hAnsiTheme="majorHAnsi" w:cstheme="majorHAnsi"/>
-          <w:sz w:val="16"/>
-          <w:szCs w:val="16"/>
-          <w:lang w:val="en-GB"/>
-        </w:rPr>
-      </w:pPr>
-      <w:r>
-        <w:rPr>
-          <w:rFonts w:asciiTheme="majorHAnsi" w:hAnsiTheme="majorHAnsi" w:cstheme="majorHAnsi"/>
-          <w:sz w:val="16"/>
-          <w:szCs w:val="16"/>
-          <w:lang w:val="en-GB"/>
-        </w:rPr>
-        <w:t>Step 6a 6b step 7 acttive json kismi update et</w:t>
-      </w:r>
-      <w:r>
-        <w:rPr>
-          <w:rFonts w:asciiTheme="majorHAnsi" w:hAnsiTheme="majorHAnsi" w:cstheme="majorHAnsi"/>
-          <w:sz w:val="16"/>
-          <w:szCs w:val="16"/>
+      <w:proofErr w:type="spellStart"/>
+      <w:r>
+        <w:rPr>
+          <w:rFonts w:asciiTheme="majorHAnsi" w:hAnsiTheme="majorHAnsi" w:cstheme="majorHAnsi"/>
+          <w:sz w:val="24"/>
+          <w:szCs w:val="24"/>
+          <w:lang w:val="en-GB"/>
+        </w:rPr>
+        <w:t>sagda</w:t>
+      </w:r>
+      <w:proofErr w:type="spellEnd"/>
+      <w:r>
+        <w:rPr>
+          <w:rFonts w:asciiTheme="majorHAnsi" w:hAnsiTheme="majorHAnsi" w:cstheme="majorHAnsi"/>
+          <w:sz w:val="24"/>
+          <w:szCs w:val="24"/>
           <w:lang w:val="en-GB"/>
         </w:rPr>
         <w:t xml:space="preserve"> </w:t>
       </w:r>
-      <w:r>
-        <w:rPr>
-          <w:rFonts w:asciiTheme="majorHAnsi" w:hAnsiTheme="majorHAnsi" w:cstheme="majorHAnsi"/>
-          <w:b/>
-          <w:bCs/>
-          <w:color w:val="FF0000"/>
-          <w:sz w:val="16"/>
-          <w:szCs w:val="16"/>
-          <w:u w:val="single"/>
-          <w:lang w:val="en-GB"/>
-        </w:rPr>
-        <w:t>DONE</w:t>
-      </w:r>
-    </w:p>
-    <w:p>
-      <w:pPr>
-        <w:rPr>
-          <w:rFonts w:asciiTheme="majorHAnsi" w:hAnsiTheme="majorHAnsi" w:cstheme="majorHAnsi"/>
-          <w:sz w:val="16"/>
-          <w:szCs w:val="16"/>
-          <w:lang w:val="en-GB"/>
-        </w:rPr>
-      </w:pPr>
-      <w:r>
-        <w:rPr>
-          <w:rFonts w:asciiTheme="majorHAnsi" w:hAnsiTheme="majorHAnsi" w:cstheme="majorHAnsi"/>
-          <w:sz w:val="16"/>
-          <w:szCs w:val="16"/>
-          <w:lang w:val="en-GB"/>
-        </w:rPr>
-        <w:t>*Unit tests tamamla.</w:t>
-      </w:r>
-      <w:r>
-        <w:rPr>
-          <w:rFonts w:asciiTheme="majorHAnsi" w:hAnsiTheme="majorHAnsi" w:cstheme="majorHAnsi"/>
-          <w:sz w:val="16"/>
-          <w:szCs w:val="16"/>
+      <w:proofErr w:type="spellStart"/>
+      <w:r>
+        <w:rPr>
+          <w:rFonts w:asciiTheme="majorHAnsi" w:hAnsiTheme="majorHAnsi" w:cstheme="majorHAnsi"/>
+          <w:sz w:val="24"/>
+          <w:szCs w:val="24"/>
+          <w:lang w:val="en-GB"/>
+        </w:rPr>
+        <w:t>layerda</w:t>
+      </w:r>
+      <w:proofErr w:type="spellEnd"/>
+      <w:r>
+        <w:rPr>
+          <w:rFonts w:asciiTheme="majorHAnsi" w:hAnsiTheme="majorHAnsi" w:cstheme="majorHAnsi"/>
+          <w:sz w:val="24"/>
+          <w:szCs w:val="24"/>
           <w:lang w:val="en-GB"/>
         </w:rPr>
         <w:t xml:space="preserve"> </w:t>
       </w:r>
-      <w:r>
-        <w:rPr>
-          <w:rFonts w:asciiTheme="majorHAnsi" w:hAnsiTheme="majorHAnsi" w:cstheme="majorHAnsi"/>
-          <w:sz w:val="16"/>
-          <w:szCs w:val="16"/>
-          <w:lang w:val="en-GB"/>
-        </w:rPr>
-        <w:t xml:space="preserve">– scripts folder </w:t>
-      </w:r>
-      <w:r>
-        <w:rPr>
-          <w:rFonts w:asciiTheme="majorHAnsi" w:hAnsiTheme="majorHAnsi" w:cstheme="majorHAnsi"/>
-          <w:sz w:val="16"/>
-          <w:szCs w:val="16"/>
-          <w:lang w:val="en-GB"/>
-        </w:rPr>
-        <w:t xml:space="preserve"> </w:t>
-      </w:r>
-      <w:r>
-        <w:rPr>
-          <w:rFonts w:asciiTheme="majorHAnsi" w:hAnsiTheme="majorHAnsi" w:cstheme="majorHAnsi"/>
-          <w:b/>
-          <w:bCs/>
-          <w:color w:val="FF0000"/>
-          <w:sz w:val="16"/>
-          <w:szCs w:val="16"/>
-          <w:u w:val="single"/>
-          <w:lang w:val="en-GB"/>
-        </w:rPr>
-        <w:t>DONE</w:t>
-      </w:r>
-      <w:r>
-        <w:rPr>
-          <w:rFonts w:asciiTheme="majorHAnsi" w:hAnsiTheme="majorHAnsi" w:cstheme="majorHAnsi"/>
-          <w:sz w:val="16"/>
-          <w:szCs w:val="16"/>
-          <w:lang w:val="en-GB"/>
-        </w:rPr>
-        <w:t xml:space="preserve"> </w:t>
-      </w:r>
-    </w:p>
-    <w:p>
-      <w:pPr>
-        <w:rPr>
-          <w:rFonts w:asciiTheme="majorHAnsi" w:hAnsiTheme="majorHAnsi" w:cstheme="majorHAnsi"/>
-          <w:sz w:val="24"/>
-          <w:szCs w:val="24"/>
-          <w:lang w:val="en-GB"/>
-        </w:rPr>
-      </w:pPr>
-      <w:r>
-        <w:rPr>
-          <w:rFonts w:asciiTheme="majorHAnsi" w:hAnsiTheme="majorHAnsi" w:cstheme="majorHAnsi"/>
-          <w:sz w:val="16"/>
-          <w:szCs w:val="16"/>
-          <w:lang w:val="en-GB"/>
-        </w:rPr>
-        <w:t xml:space="preserve">* unit test </w:t>
-      </w:r>
-      <w:r>
-        <w:rPr>
-          <w:rFonts w:asciiTheme="majorHAnsi" w:hAnsiTheme="majorHAnsi" w:cstheme="majorHAnsi"/>
-          <w:sz w:val="16"/>
-          <w:szCs w:val="16"/>
-          <w:lang w:val="en-GB"/>
-        </w:rPr>
-        <w:t>6b.</w:t>
-      </w:r>
-      <w:r>
-        <w:rPr>
-          <w:rFonts w:asciiTheme="majorHAnsi" w:hAnsiTheme="majorHAnsi" w:cstheme="majorHAnsi"/>
-          <w:sz w:val="16"/>
-          <w:szCs w:val="16"/>
-          <w:lang w:val="en-GB"/>
-        </w:rPr>
-        <w:t xml:space="preserve"> </w:t>
-      </w:r>
-      <w:r>
-        <w:rPr>
-          <w:rFonts w:asciiTheme="majorHAnsi" w:hAnsiTheme="majorHAnsi" w:cstheme="majorHAnsi"/>
-          <w:b/>
-          <w:bCs/>
-          <w:color w:val="FF0000"/>
-          <w:sz w:val="16"/>
-          <w:szCs w:val="16"/>
-          <w:u w:val="single"/>
-          <w:lang w:val="en-GB"/>
-        </w:rPr>
-        <w:t>DONE</w:t>
-      </w:r>
-    </w:p>
-    <w:p>
-      <w:pPr>
-        <w:rPr>
-          <w:rFonts w:asciiTheme="majorHAnsi" w:hAnsiTheme="majorHAnsi" w:cstheme="majorHAnsi"/>
-          <w:sz w:val="24"/>
-          <w:szCs w:val="24"/>
-          <w:lang w:val="en-GB"/>
-        </w:rPr>
-      </w:pPr>
-      <w:r>
-        <w:rPr>
-          <w:rFonts w:asciiTheme="majorHAnsi" w:hAnsiTheme="majorHAnsi" w:cstheme="majorHAnsi"/>
-          <w:sz w:val="24"/>
-          <w:szCs w:val="24"/>
-          <w:lang w:val="en-GB"/>
-        </w:rPr>
-        <w:t>*</w:t>
-      </w:r>
-      <w:r>
-        <w:rPr>
-          <w:rFonts w:asciiTheme="majorHAnsi" w:hAnsiTheme="majorHAnsi" w:cstheme="majorHAnsi"/>
-          <w:sz w:val="24"/>
-          <w:szCs w:val="24"/>
-          <w:lang w:val="en-GB"/>
-        </w:rPr>
-        <w:t xml:space="preserve">Unit tests </w:t>
-      </w:r>
-      <w:r>
-        <w:rPr>
-          <w:rFonts w:asciiTheme="majorHAnsi" w:hAnsiTheme="majorHAnsi" w:cstheme="majorHAnsi"/>
-          <w:sz w:val="24"/>
-          <w:szCs w:val="24"/>
-          <w:lang w:val="en-GB"/>
-        </w:rPr>
-        <w:t>tamamla</w:t>
-      </w:r>
-      <w:r>
-        <w:rPr>
-          <w:rFonts w:asciiTheme="majorHAnsi" w:hAnsiTheme="majorHAnsi" w:cstheme="majorHAnsi"/>
-          <w:sz w:val="24"/>
-          <w:szCs w:val="24"/>
-          <w:lang w:val="en-GB"/>
-        </w:rPr>
-        <w:t>.</w:t>
-      </w:r>
-      <w:r>
-        <w:rPr>
-          <w:rFonts w:asciiTheme="majorHAnsi" w:hAnsiTheme="majorHAnsi" w:cstheme="majorHAnsi"/>
-          <w:sz w:val="24"/>
-          <w:szCs w:val="24"/>
-          <w:lang w:val="en-GB"/>
-        </w:rPr>
-        <w:t xml:space="preserve"> (</w:t>
-      </w:r>
-      <w:r>
-        <w:rPr>
-          <w:rFonts w:asciiTheme="majorHAnsi" w:hAnsiTheme="majorHAnsi" w:cstheme="majorHAnsi"/>
-          <w:sz w:val="24"/>
-          <w:szCs w:val="24"/>
-          <w:lang w:val="en-GB"/>
-        </w:rPr>
-        <w:t>test_zQGIS</w:t>
-      </w:r>
-      <w:r>
-        <w:rPr>
-          <w:rFonts w:asciiTheme="majorHAnsi" w:hAnsiTheme="majorHAnsi" w:cstheme="majorHAnsi"/>
-          <w:sz w:val="24"/>
-          <w:szCs w:val="24"/>
-          <w:lang w:val="en-GB"/>
-        </w:rPr>
-        <w:t xml:space="preserve">2_ thueringen </w:t>
-      </w:r>
-      <w:r>
-        <w:rPr>
-          <w:rFonts w:asciiTheme="majorHAnsi" w:hAnsiTheme="majorHAnsi" w:cstheme="majorHAnsi"/>
-          <w:sz w:val="24"/>
-          <w:szCs w:val="24"/>
-          <w:lang w:val="en-GB"/>
-        </w:rPr>
-        <w:t>kaldım</w:t>
-      </w:r>
-      <w:r>
-        <w:rPr>
-          <w:rFonts w:asciiTheme="majorHAnsi" w:hAnsiTheme="majorHAnsi" w:cstheme="majorHAnsi"/>
-          <w:sz w:val="24"/>
-          <w:szCs w:val="24"/>
-          <w:lang w:val="en-GB"/>
-        </w:rPr>
-        <w:t>)</w:t>
-      </w:r>
-    </w:p>
-    <w:p>
-      <w:pPr>
-        <w:rPr>
-          <w:rFonts w:asciiTheme="majorHAnsi" w:hAnsiTheme="majorHAnsi" w:cstheme="majorHAnsi"/>
-          <w:sz w:val="24"/>
-          <w:szCs w:val="24"/>
-          <w:lang w:val="en-GB"/>
-        </w:rPr>
-      </w:pPr>
-      <w:r>
-        <w:rPr>
-          <w:rFonts w:asciiTheme="majorHAnsi" w:hAnsiTheme="majorHAnsi" w:cstheme="majorHAnsi"/>
-          <w:sz w:val="24"/>
-          <w:szCs w:val="24"/>
-          <w:lang w:val="en-GB"/>
-        </w:rPr>
-        <w:t>*</w:t>
-      </w:r>
-      <w:r>
-        <w:rPr>
-          <w:rFonts w:asciiTheme="majorHAnsi" w:hAnsiTheme="majorHAnsi" w:cstheme="majorHAnsi"/>
-          <w:sz w:val="24"/>
-          <w:szCs w:val="24"/>
-          <w:lang w:val="en-GB"/>
-        </w:rPr>
-        <w:t>Unit tests runbook doc a ekle</w:t>
-      </w:r>
-    </w:p>
-    <w:p>
-      <w:pPr>
-        <w:rPr>
-          <w:rFonts w:asciiTheme="majorHAnsi" w:hAnsiTheme="majorHAnsi" w:cstheme="majorHAnsi"/>
-          <w:sz w:val="16"/>
-          <w:szCs w:val="16"/>
-          <w:lang w:val="en-GB"/>
-        </w:rPr>
-      </w:pPr>
-      <w:r>
-        <w:rPr>
-          <w:rFonts w:asciiTheme="majorHAnsi" w:hAnsiTheme="majorHAnsi" w:cstheme="majorHAnsi"/>
-          <w:sz w:val="24"/>
-          <w:szCs w:val="24"/>
-          <w:lang w:val="en-GB"/>
-        </w:rPr>
-        <w:t xml:space="preserve">*runbook </w:t>
-      </w:r>
-      <w:r>
-        <w:rPr>
-          <w:rFonts w:asciiTheme="majorHAnsi" w:hAnsiTheme="majorHAnsi" w:cstheme="majorHAnsi"/>
-          <w:sz w:val="24"/>
-          <w:szCs w:val="24"/>
-          <w:lang w:val="en-GB"/>
-        </w:rPr>
-        <w:t>1.</w:t>
-      </w:r>
-      <w:r>
-        <w:rPr>
-          <w:rFonts w:asciiTheme="majorHAnsi" w:hAnsiTheme="majorHAnsi" w:cstheme="majorHAnsi"/>
-          <w:sz w:val="24"/>
-          <w:szCs w:val="24"/>
-          <w:lang w:val="en-GB"/>
-        </w:rPr>
-        <w:tab/>
-        <w:t>REQUIREMENTS / SETUP</w:t>
-      </w:r>
-      <w:r>
-        <w:rPr>
-          <w:rFonts w:asciiTheme="majorHAnsi" w:hAnsiTheme="majorHAnsi" w:cstheme="majorHAnsi"/>
-          <w:sz w:val="24"/>
-          <w:szCs w:val="24"/>
-          <w:lang w:val="en-GB"/>
-        </w:rPr>
-        <w:t xml:space="preserve"> kismini yaz</w:t>
-      </w:r>
-    </w:p>
-    <w:p>
-      <w:pPr>
-        <w:rPr>
-          <w:rFonts w:asciiTheme="majorHAnsi" w:hAnsiTheme="majorHAnsi" w:cstheme="majorHAnsi"/>
-          <w:sz w:val="24"/>
-          <w:szCs w:val="24"/>
-          <w:lang w:val="en-GB"/>
-        </w:rPr>
-      </w:pPr>
-      <w:r>
-        <w:rPr>
-          <w:rFonts w:asciiTheme="majorHAnsi" w:hAnsiTheme="majorHAnsi" w:cstheme="majorHAnsi"/>
-          <w:sz w:val="24"/>
-          <w:szCs w:val="24"/>
-          <w:lang w:val="en-GB"/>
-        </w:rPr>
-        <w:t>*runbook doc control et oku</w:t>
-      </w:r>
-    </w:p>
-    <w:p>
-      <w:pPr>
-        <w:rPr>
-          <w:rFonts w:asciiTheme="majorHAnsi" w:eastAsia="Times New Roman" w:hAnsiTheme="majorHAnsi" w:cstheme="majorHAnsi"/>
-          <w:b/>
-          <w:bCs/>
-          <w:strike/>
-          <w:color w:val="FF0000"/>
-          <w:sz w:val="24"/>
-          <w:szCs w:val="24"/>
-          <w:lang w:val="en-GB" w:eastAsia="de-DE"/>
-        </w:rPr>
-      </w:pPr>
-      <w:r>
-        <w:rPr>
-          <w:rFonts w:asciiTheme="majorHAnsi" w:eastAsia="Times New Roman" w:hAnsiTheme="majorHAnsi" w:cstheme="majorHAnsi"/>
-          <w:sz w:val="24"/>
-          <w:szCs w:val="24"/>
-          <w:lang w:val="en-GB" w:eastAsia="de-DE"/>
-        </w:rPr>
-        <w:t>*Pictograms</w:t>
-      </w:r>
-      <w:r>
-        <w:rPr>
-          <w:rFonts w:asciiTheme="majorHAnsi" w:eastAsia="Times New Roman" w:hAnsiTheme="majorHAnsi" w:cstheme="majorHAnsi"/>
-          <w:sz w:val="24"/>
-          <w:szCs w:val="24"/>
-          <w:lang w:val="en-GB" w:eastAsia="de-DE"/>
-        </w:rPr>
-        <w:t xml:space="preserve"> </w:t>
-      </w:r>
-      <w:r>
-        <w:rPr>
-          <w:rFonts w:asciiTheme="majorHAnsi" w:eastAsia="Times New Roman" w:hAnsiTheme="majorHAnsi" w:cstheme="majorHAnsi"/>
-          <w:b/>
-          <w:bCs/>
-          <w:strike/>
-          <w:color w:val="FF0000"/>
-          <w:sz w:val="24"/>
-          <w:szCs w:val="24"/>
-          <w:highlight w:val="yellow"/>
-          <w:lang w:val="en-GB" w:eastAsia="de-DE"/>
-        </w:rPr>
-        <w:t>PROBLEM!!</w:t>
-      </w:r>
-    </w:p>
-    <w:p>
-      <w:pPr>
-        <w:rPr>
-          <w:rFonts w:asciiTheme="majorHAnsi" w:hAnsiTheme="majorHAnsi" w:cstheme="majorHAnsi"/>
-          <w:sz w:val="24"/>
-          <w:szCs w:val="24"/>
-          <w:lang w:val="en-GB" w:eastAsia="de-DE"/>
-        </w:rPr>
-      </w:pPr>
-      <w:r>
-        <w:rPr>
-          <w:rFonts w:asciiTheme="majorHAnsi" w:hAnsiTheme="majorHAnsi" w:cstheme="majorHAnsi"/>
-          <w:lang w:val="en-GB" w:eastAsia="de-DE"/>
-        </w:rPr>
-        <w:t xml:space="preserve">*QGIS </w:t>
-      </w:r>
-      <w:r>
-        <w:rPr>
-          <w:rFonts w:asciiTheme="majorHAnsi" w:hAnsiTheme="majorHAnsi" w:cstheme="majorHAnsi"/>
-          <w:sz w:val="24"/>
-          <w:szCs w:val="24"/>
-          <w:lang w:val="en-GB" w:eastAsia="de-DE"/>
-        </w:rPr>
-        <w:t xml:space="preserve">version konusunda tüm pcler aynı versiyona sahip olmalı mı? </w:t>
-      </w:r>
-    </w:p>
-    <w:p>
-      <w:pPr>
-        <w:rPr>
-          <w:rFonts w:asciiTheme="majorHAnsi" w:hAnsiTheme="majorHAnsi" w:cstheme="majorHAnsi"/>
-          <w:sz w:val="24"/>
-          <w:szCs w:val="24"/>
-          <w:lang w:val="en-GB"/>
-        </w:rPr>
-      </w:pPr>
-      <w:r>
-        <w:rPr>
-          <w:rFonts w:asciiTheme="majorHAnsi" w:hAnsiTheme="majorHAnsi" w:cstheme="majorHAnsi"/>
-          <w:sz w:val="24"/>
-          <w:szCs w:val="24"/>
-          <w:lang w:val="en-GB" w:eastAsia="de-DE"/>
-        </w:rPr>
-        <w:t>* unit test comment e aldığım kısımlarda, testin ait olduğu kodlarda nereyi düzeltmek gerekiyorsa bi el at bakalım. Qgis sonuçlarını etkiliyor mu?</w:t>
-      </w:r>
-      <w:r>
-        <w:rPr>
-          <w:rFonts w:asciiTheme="majorHAnsi" w:hAnsiTheme="majorHAnsi" w:cstheme="majorHAnsi"/>
-          <w:sz w:val="24"/>
-          <w:szCs w:val="24"/>
-          <w:lang w:val="en-GB" w:eastAsia="de-DE"/>
-        </w:rPr>
-        <w:t xml:space="preserve"> (step1_4, step1_5</w:t>
-      </w:r>
-      <w:r>
-        <w:rPr>
-          <w:rFonts w:asciiTheme="majorHAnsi" w:hAnsiTheme="majorHAnsi" w:cstheme="majorHAnsi"/>
-          <w:sz w:val="24"/>
-          <w:szCs w:val="24"/>
-          <w:lang w:val="en-GB" w:eastAsia="de-DE"/>
-        </w:rPr>
-        <w:t>,</w:t>
-      </w:r>
-      <w:r>
-        <w:rPr>
-          <w:rFonts w:asciiTheme="majorHAnsi" w:hAnsiTheme="majorHAnsi" w:cstheme="majorHAnsi"/>
-          <w:sz w:val="24"/>
-          <w:szCs w:val="24"/>
-          <w:lang w:val="en-GB" w:eastAsia="de-DE"/>
-        </w:rPr>
-        <w:t xml:space="preserve"> ve sonrası)</w:t>
-      </w:r>
-    </w:p>
-    <w:p>
-      <w:pPr>
-        <w:rPr>
-          <w:rFonts w:asciiTheme="majorHAnsi" w:hAnsiTheme="majorHAnsi" w:cstheme="majorHAnsi"/>
-          <w:sz w:val="24"/>
-          <w:szCs w:val="24"/>
-          <w:lang w:val="en-GB"/>
-        </w:rPr>
-      </w:pPr>
-    </w:p>
-    <w:p>
-      <w:pPr>
-        <w:rPr>
-          <w:rFonts w:asciiTheme="majorHAnsi" w:hAnsiTheme="majorHAnsi" w:cstheme="majorHAnsi"/>
-          <w:sz w:val="24"/>
-          <w:szCs w:val="24"/>
-          <w:lang w:val="en-GB"/>
-        </w:rPr>
-      </w:pPr>
-      <w:r>
-        <w:rPr>
-          <w:rFonts w:asciiTheme="majorHAnsi" w:hAnsiTheme="majorHAnsi" w:cstheme="majorHAnsi"/>
-          <w:sz w:val="24"/>
-          <w:szCs w:val="24"/>
-          <w:lang w:val="en-GB"/>
-        </w:rPr>
-        <w:t>*</w:t>
-      </w:r>
-      <w:r>
-        <w:rPr>
-          <w:rFonts w:asciiTheme="majorHAnsi" w:hAnsiTheme="majorHAnsi" w:cstheme="majorHAnsi"/>
-          <w:sz w:val="24"/>
-          <w:szCs w:val="24"/>
-          <w:lang w:val="en-GB"/>
-        </w:rPr>
-        <w:t>Ayrica statelerdeki max power min power installed yillari ve güc degerini sagda layerda yazabilirz</w:t>
-      </w:r>
+      <w:proofErr w:type="spellStart"/>
+      <w:r>
+        <w:rPr>
+          <w:rFonts w:asciiTheme="majorHAnsi" w:hAnsiTheme="majorHAnsi" w:cstheme="majorHAnsi"/>
+          <w:sz w:val="24"/>
+          <w:szCs w:val="24"/>
+          <w:lang w:val="en-GB"/>
+        </w:rPr>
+        <w:t>yazabilirz</w:t>
+      </w:r>
+      <w:proofErr w:type="spellEnd"/>
       <w:r>
         <w:rPr>
           <w:rFonts w:asciiTheme="majorHAnsi" w:hAnsiTheme="majorHAnsi" w:cstheme="majorHAnsi"/>
@@ -2579,15 +1836,15 @@
     <w:lsdException w:name="Unresolved Mention" w:semiHidden="1" w:unhideWhenUsed="1"/>
     <w:lsdException w:name="Smart Link" w:semiHidden="1" w:unhideWhenUsed="1"/>
   </w:latentStyles>
-  <w:style w:type="paragraph" w:default="1" w:styleId="Standard">
+  <w:style w:type="paragraph" w:default="1" w:styleId="Normal">
     <w:name w:val="Normal"/>
     <w:qFormat/>
     <w:rsid w:val="00D737E4"/>
   </w:style>
-  <w:style w:type="paragraph" w:styleId="berschrift2">
+  <w:style w:type="paragraph" w:styleId="Heading2">
     <w:name w:val="heading 2"/>
-    <w:basedOn w:val="Standard"/>
-    <w:link w:val="berschrift2Zchn"/>
+    <w:basedOn w:val="Normal"/>
+    <w:link w:val="Heading2Char"/>
     <w:uiPriority w:val="9"/>
     <w:qFormat/>
     <w:rsid w:val="00343CBD"/>
@@ -2604,13 +1861,13 @@
       <w:lang w:eastAsia="de-DE"/>
     </w:rPr>
   </w:style>
-  <w:style w:type="character" w:default="1" w:styleId="Absatz-Standardschriftart">
+  <w:style w:type="character" w:default="1" w:styleId="DefaultParagraphFont">
     <w:name w:val="Default Paragraph Font"/>
     <w:uiPriority w:val="1"/>
     <w:semiHidden/>
     <w:unhideWhenUsed/>
   </w:style>
-  <w:style w:type="table" w:default="1" w:styleId="NormaleTabelle">
+  <w:style w:type="table" w:default="1" w:styleId="TableNormal">
     <w:name w:val="Normal Table"/>
     <w:uiPriority w:val="99"/>
     <w:semiHidden/>
@@ -2625,15 +1882,15 @@
       </w:tblCellMar>
     </w:tblPr>
   </w:style>
-  <w:style w:type="numbering" w:default="1" w:styleId="KeineListe">
+  <w:style w:type="numbering" w:default="1" w:styleId="NoList">
     <w:name w:val="No List"/>
     <w:uiPriority w:val="99"/>
     <w:semiHidden/>
     <w:unhideWhenUsed/>
   </w:style>
-  <w:style w:type="paragraph" w:styleId="Listenabsatz">
+  <w:style w:type="paragraph" w:styleId="ListParagraph">
     <w:name w:val="List Paragraph"/>
-    <w:basedOn w:val="Standard"/>
+    <w:basedOn w:val="Normal"/>
     <w:uiPriority w:val="34"/>
     <w:qFormat/>
     <w:rsid w:val="0092792F"/>
@@ -2642,9 +1899,9 @@
       <w:contextualSpacing/>
     </w:pPr>
   </w:style>
-  <w:style w:type="paragraph" w:styleId="StandardWeb">
+  <w:style w:type="paragraph" w:styleId="NormalWeb">
     <w:name w:val="Normal (Web)"/>
-    <w:basedOn w:val="Standard"/>
+    <w:basedOn w:val="Normal"/>
     <w:uiPriority w:val="99"/>
     <w:unhideWhenUsed/>
     <w:rsid w:val="00B900AF"/>
@@ -2658,9 +1915,9 @@
       <w:lang w:eastAsia="de-DE"/>
     </w:rPr>
   </w:style>
-  <w:style w:type="character" w:styleId="Fett">
+  <w:style w:type="character" w:styleId="Strong">
     <w:name w:val="Strong"/>
-    <w:basedOn w:val="Absatz-Standardschriftart"/>
+    <w:basedOn w:val="DefaultParagraphFont"/>
     <w:uiPriority w:val="22"/>
     <w:qFormat/>
     <w:rsid w:val="007D54F0"/>
@@ -2669,10 +1926,10 @@
       <w:bCs/>
     </w:rPr>
   </w:style>
-  <w:style w:type="character" w:customStyle="1" w:styleId="berschrift2Zchn">
-    <w:name w:val="Überschrift 2 Zchn"/>
-    <w:basedOn w:val="Absatz-Standardschriftart"/>
-    <w:link w:val="berschrift2"/>
+  <w:style w:type="character" w:customStyle="1" w:styleId="Heading2Char">
+    <w:name w:val="Heading 2 Char"/>
+    <w:basedOn w:val="DefaultParagraphFont"/>
+    <w:link w:val="Heading2"/>
     <w:uiPriority w:val="9"/>
     <w:rsid w:val="00343CBD"/>
     <w:rPr>
@@ -2686,7 +1943,7 @@
   </w:style>
   <w:style w:type="paragraph" w:customStyle="1" w:styleId="ilclistitemstandardlistitem">
     <w:name w:val="ilc_list_item_standardlistitem"/>
-    <w:basedOn w:val="Standard"/>
+    <w:basedOn w:val="Normal"/>
     <w:rsid w:val="00343CBD"/>
     <w:pPr>
       <w:spacing w:before="100" w:beforeAutospacing="1" w:after="100" w:afterAutospacing="1" w:line="240" w:lineRule="auto"/>
@@ -2700,7 +1957,7 @@
   </w:style>
   <w:style w:type="paragraph" w:customStyle="1" w:styleId="ilcparagraph">
     <w:name w:val="ilc_paragraph"/>
-    <w:basedOn w:val="Standard"/>
+    <w:basedOn w:val="Normal"/>
     <w:rsid w:val="00343CBD"/>
     <w:pPr>
       <w:spacing w:before="100" w:beforeAutospacing="1" w:after="100" w:afterAutospacing="1" w:line="240" w:lineRule="auto"/>
@@ -2714,7 +1971,7 @@
   </w:style>
   <w:style w:type="character" w:styleId="Hyperlink">
     <w:name w:val="Hyperlink"/>
-    <w:basedOn w:val="Absatz-Standardschriftart"/>
+    <w:basedOn w:val="DefaultParagraphFont"/>
     <w:uiPriority w:val="99"/>
     <w:unhideWhenUsed/>
     <w:rsid w:val="00ED58A2"/>
@@ -2723,9 +1980,9 @@
       <w:u w:val="single"/>
     </w:rPr>
   </w:style>
-  <w:style w:type="character" w:styleId="NichtaufgelsteErwhnung">
+  <w:style w:type="character" w:styleId="UnresolvedMention">
     <w:name w:val="Unresolved Mention"/>
-    <w:basedOn w:val="Absatz-Standardschriftart"/>
+    <w:basedOn w:val="DefaultParagraphFont"/>
     <w:uiPriority w:val="99"/>
     <w:semiHidden/>
     <w:unhideWhenUsed/>
